--- a/Doc.docx
+++ b/Doc.docx
@@ -5,26 +5,60 @@
     <w:p>
       <w:pPr>
         <w:rPr>
-          <w:rFonts w:ascii="Arial" w:hAnsi="Arial"/>
-          <w:sz w:val="28"/>
-          <w:szCs w:val="28"/>
-          <w:shd w:val="clear" w:color="auto" w:fill="FFFFFF"/>
-        </w:rPr>
-      </w:pPr>
-      <w:r>
-        <w:rPr>
-          <w:rFonts w:ascii="Arial" w:hAnsi="Arial"/>
-          <w:sz w:val="28"/>
-          <w:szCs w:val="28"/>
-          <w:shd w:val="clear" w:color="auto" w:fill="FFFFFF"/>
-        </w:rPr>
-        <w:t>Task 4: Graph Database Engineering using Neo4j</w:t>
-      </w:r>
-    </w:p>
-    <w:p>
-      <w:pPr>
-        <w:rPr>
-          <w:rFonts w:ascii="Arial" w:hAnsi="Arial" w:cs="Arial"/>
+          <w:shd w:val="clear" w:color="auto" w:fill="FFFFFF"/>
+        </w:rPr>
+      </w:pPr>
+      <w:r>
+        <w:rPr>
+          <w:shd w:val="clear" w:color="auto" w:fill="FFFFFF"/>
+        </w:rPr>
+        <w:t>Task 1: Distributed Time-Series Data Management</w:t>
+      </w:r>
+      <w:r>
+        <w:rPr>
+          <w:shd w:val="clear" w:color="auto" w:fill="FFFFFF"/>
+        </w:rPr>
+        <w:t xml:space="preserve"> </w:t>
+      </w:r>
+      <w:r>
+        <w:rPr>
+          <w:shd w:val="clear" w:color="auto" w:fill="FFFFFF"/>
+        </w:rPr>
+        <w:t>using InfluxDB</w:t>
+      </w:r>
+    </w:p>
+    <w:p>
+      <w:pPr>
+        <w:rPr>
+          <w:rFonts w:cs="Arial"/>
+          <w:sz w:val="28"/>
+          <w:szCs w:val="28"/>
+          <w:shd w:val="clear" w:color="auto" w:fill="FFFFFF"/>
+        </w:rPr>
+      </w:pPr>
+      <w:r>
+        <w:rPr>
+          <w:rFonts w:cs="Arial"/>
+          <w:sz w:val="28"/>
+          <w:szCs w:val="28"/>
+          <w:shd w:val="clear" w:color="auto" w:fill="FFFFFF"/>
+        </w:rPr>
+        <w:t xml:space="preserve">Step 1.1 </w:t>
+      </w:r>
+      <w:r>
+        <w:rPr>
+          <w:rFonts w:cs="Arial"/>
+          <w:sz w:val="28"/>
+          <w:szCs w:val="28"/>
+          <w:shd w:val="clear" w:color="auto" w:fill="FFFFFF"/>
+        </w:rPr>
+        <w:t>Containerized Environment Provisioning</w:t>
+      </w:r>
+    </w:p>
+    <w:p>
+      <w:pPr>
+        <w:rPr>
+          <w:rFonts w:cs="Arial"/>
           <w:sz w:val="17"/>
           <w:szCs w:val="17"/>
           <w:shd w:val="clear" w:color="auto" w:fill="FFFFFF"/>
@@ -32,64 +66,2034 @@
       </w:pPr>
       <w:r>
         <w:rPr>
-          <w:rFonts w:ascii="Arial" w:hAnsi="Arial" w:cs="Arial"/>
+          <w:rFonts w:cs="Arial"/>
           <w:sz w:val="17"/>
           <w:szCs w:val="17"/>
           <w:shd w:val="clear" w:color="auto" w:fill="FFFFFF"/>
         </w:rPr>
-        <w:t>Step 4.1: Neo4j Docker Provisioning</w:t>
-      </w:r>
-    </w:p>
-    <w:p>
-      <w:pPr>
-        <w:rPr>
-          <w:rFonts w:ascii="Arial" w:hAnsi="Arial" w:cs="Arial"/>
+        <w:t xml:space="preserve">Figure </w:t>
+      </w:r>
+      <w:r>
+        <w:rPr>
+          <w:rFonts w:cs="Arial"/>
           <w:sz w:val="17"/>
           <w:szCs w:val="17"/>
           <w:shd w:val="clear" w:color="auto" w:fill="FFFFFF"/>
         </w:rPr>
-      </w:pPr>
-      <w:r>
-        <w:rPr>
-          <w:rFonts w:ascii="Arial" w:hAnsi="Arial" w:cs="Arial"/>
+        <w:t>1</w:t>
+      </w:r>
+      <w:r>
+        <w:rPr>
+          <w:rFonts w:cs="Arial"/>
           <w:sz w:val="17"/>
           <w:szCs w:val="17"/>
           <w:shd w:val="clear" w:color="auto" w:fill="FFFFFF"/>
         </w:rPr>
-        <w:t>.env File</w:t>
-      </w:r>
-    </w:p>
-    <w:p>
-      <w:pPr>
-        <w:rPr>
-          <w:rFonts w:ascii="Arial" w:hAnsi="Arial" w:cs="Arial"/>
+        <w:t xml:space="preserve">.1 below ilustrates .env configurations and figure </w:t>
+      </w:r>
+      <w:r>
+        <w:rPr>
+          <w:rFonts w:cs="Arial"/>
           <w:sz w:val="17"/>
           <w:szCs w:val="17"/>
           <w:shd w:val="clear" w:color="auto" w:fill="FFFFFF"/>
         </w:rPr>
-      </w:pPr>
-      <w:r>
-        <w:rPr>
-          <w:rFonts w:ascii="Arial" w:hAnsi="Arial" w:cs="Arial"/>
+        <w:t>1</w:t>
+      </w:r>
+      <w:r>
+        <w:rPr>
+          <w:rFonts w:cs="Arial"/>
           <w:sz w:val="17"/>
           <w:szCs w:val="17"/>
           <w:shd w:val="clear" w:color="auto" w:fill="FFFFFF"/>
         </w:rPr>
-        <w:t>Figure 4.1 below ilustrates .env configurations and figure 4.2 below is the docker compsoe file</w:t>
-      </w:r>
-    </w:p>
-    <w:p>
-      <w:pPr>
-        <w:rPr>
-          <w:rFonts w:ascii="Arial" w:hAnsi="Arial" w:cs="Arial"/>
+        <w:t xml:space="preserve">.2 below </w:t>
+      </w:r>
+      <w:r>
+        <w:rPr>
+          <w:rFonts w:cs="Arial"/>
           <w:sz w:val="17"/>
           <w:szCs w:val="17"/>
           <w:shd w:val="clear" w:color="auto" w:fill="FFFFFF"/>
         </w:rPr>
-      </w:pPr>
-      <w:r>
+        <w:t>depicts the</w:t>
+      </w:r>
+      <w:r>
+        <w:rPr>
+          <w:rFonts w:cs="Arial"/>
+          <w:sz w:val="17"/>
+          <w:szCs w:val="17"/>
+          <w:shd w:val="clear" w:color="auto" w:fill="FFFFFF"/>
+        </w:rPr>
+        <w:t xml:space="preserve"> docker compsoe file</w:t>
+      </w:r>
+    </w:p>
+    <w:p>
+      <w:pPr>
+        <w:rPr>
+          <w:shd w:val="clear" w:color="auto" w:fill="FFFFFF"/>
+        </w:rPr>
+      </w:pPr>
+      <w:r>
+        <w:rPr>
+          <w:shd w:val="clear" w:color="auto" w:fill="FFFFFF"/>
+        </w:rPr>
+        <w:drawing>
+          <wp:inline distT="0" distB="0" distL="0" distR="0" wp14:anchorId="30CD25FE" wp14:editId="26690CA6">
+            <wp:extent cx="2798620" cy="1292219"/>
+            <wp:effectExtent l="0" t="0" r="0" b="3810"/>
+            <wp:docPr id="472167597" name="Picture 1" descr="A screen shot of a computer program&#10;&#10;AI-generated content may be incorrect."/>
+            <wp:cNvGraphicFramePr>
+              <a:graphicFrameLocks xmlns:a="http://schemas.openxmlformats.org/drawingml/2006/main" noChangeAspect="1"/>
+            </wp:cNvGraphicFramePr>
+            <a:graphic xmlns:a="http://schemas.openxmlformats.org/drawingml/2006/main">
+              <a:graphicData uri="http://schemas.openxmlformats.org/drawingml/2006/picture">
+                <pic:pic xmlns:pic="http://schemas.openxmlformats.org/drawingml/2006/picture">
+                  <pic:nvPicPr>
+                    <pic:cNvPr id="472167597" name="Picture 1" descr="A screen shot of a computer program&#10;&#10;AI-generated content may be incorrect."/>
+                    <pic:cNvPicPr/>
+                  </pic:nvPicPr>
+                  <pic:blipFill>
+                    <a:blip r:embed="rId5"/>
+                    <a:stretch>
+                      <a:fillRect/>
+                    </a:stretch>
+                  </pic:blipFill>
+                  <pic:spPr>
+                    <a:xfrm>
+                      <a:off x="0" y="0"/>
+                      <a:ext cx="2855964" cy="1318697"/>
+                    </a:xfrm>
+                    <a:prstGeom prst="rect">
+                      <a:avLst/>
+                    </a:prstGeom>
+                  </pic:spPr>
+                </pic:pic>
+              </a:graphicData>
+            </a:graphic>
+          </wp:inline>
+        </w:drawing>
+      </w:r>
+    </w:p>
+    <w:p>
+      <w:pPr>
+        <w:rPr>
+          <w:shd w:val="clear" w:color="auto" w:fill="FFFFFF"/>
+        </w:rPr>
+      </w:pPr>
+      <w:r>
+        <w:rPr>
+          <w:shd w:val="clear" w:color="auto" w:fill="FFFFFF"/>
+        </w:rPr>
+        <w:t>Figure 1.1: .env</w:t>
+      </w:r>
+    </w:p>
+    <w:p>
+      <w:pPr>
+        <w:rPr>
+          <w:shd w:val="clear" w:color="auto" w:fill="FFFFFF"/>
+        </w:rPr>
+      </w:pPr>
+      <w:r>
+        <w:rPr>
+          <w:shd w:val="clear" w:color="auto" w:fill="FFFFFF"/>
+        </w:rPr>
+        <w:drawing>
+          <wp:inline distT="0" distB="0" distL="0" distR="0" wp14:anchorId="45C52736" wp14:editId="0B6E7B43">
+            <wp:extent cx="3815246" cy="2688341"/>
+            <wp:effectExtent l="0" t="0" r="0" b="4445"/>
+            <wp:docPr id="1246502297" name="Picture 1" descr="A screen shot of a computer&#10;&#10;AI-generated content may be incorrect."/>
+            <wp:cNvGraphicFramePr>
+              <a:graphicFrameLocks xmlns:a="http://schemas.openxmlformats.org/drawingml/2006/main" noChangeAspect="1"/>
+            </wp:cNvGraphicFramePr>
+            <a:graphic xmlns:a="http://schemas.openxmlformats.org/drawingml/2006/main">
+              <a:graphicData uri="http://schemas.openxmlformats.org/drawingml/2006/picture">
+                <pic:pic xmlns:pic="http://schemas.openxmlformats.org/drawingml/2006/picture">
+                  <pic:nvPicPr>
+                    <pic:cNvPr id="1246502297" name="Picture 1" descr="A screen shot of a computer&#10;&#10;AI-generated content may be incorrect."/>
+                    <pic:cNvPicPr/>
+                  </pic:nvPicPr>
+                  <pic:blipFill>
+                    <a:blip r:embed="rId6"/>
+                    <a:stretch>
+                      <a:fillRect/>
+                    </a:stretch>
+                  </pic:blipFill>
+                  <pic:spPr>
+                    <a:xfrm>
+                      <a:off x="0" y="0"/>
+                      <a:ext cx="3860576" cy="2720282"/>
+                    </a:xfrm>
+                    <a:prstGeom prst="rect">
+                      <a:avLst/>
+                    </a:prstGeom>
+                  </pic:spPr>
+                </pic:pic>
+              </a:graphicData>
+            </a:graphic>
+          </wp:inline>
+        </w:drawing>
+      </w:r>
+    </w:p>
+    <w:p>
+      <w:pPr>
+        <w:rPr>
+          <w:shd w:val="clear" w:color="auto" w:fill="FFFFFF"/>
+        </w:rPr>
+      </w:pPr>
+      <w:r>
+        <w:rPr>
+          <w:shd w:val="clear" w:color="auto" w:fill="FFFFFF"/>
+        </w:rPr>
+        <w:t>Figure 1.</w:t>
+      </w:r>
+      <w:r>
+        <w:rPr>
+          <w:shd w:val="clear" w:color="auto" w:fill="FFFFFF"/>
+        </w:rPr>
+        <w:t>2</w:t>
+      </w:r>
+      <w:r>
+        <w:rPr>
+          <w:shd w:val="clear" w:color="auto" w:fill="FFFFFF"/>
+        </w:rPr>
+        <w:t xml:space="preserve">: </w:t>
+      </w:r>
+      <w:r>
+        <w:rPr>
+          <w:shd w:val="clear" w:color="auto" w:fill="FFFFFF"/>
+        </w:rPr>
+        <w:t>Docekr Compose File</w:t>
+      </w:r>
+    </w:p>
+    <w:p>
+      <w:pPr>
+        <w:rPr>
+          <w:shd w:val="clear" w:color="auto" w:fill="FFFFFF"/>
+        </w:rPr>
+      </w:pPr>
+      <w:r>
+        <w:rPr>
+          <w:rFonts w:cs="Arial"/>
+          <w:sz w:val="28"/>
+          <w:szCs w:val="28"/>
+          <w:shd w:val="clear" w:color="auto" w:fill="FFFFFF"/>
+        </w:rPr>
+        <w:t>Step 1.2: Database Schema &amp; Ingestion Scripting</w:t>
+      </w:r>
+    </w:p>
+    <w:p>
+      <w:pPr>
+        <w:rPr>
+          <w:shd w:val="clear" w:color="auto" w:fill="FFFFFF"/>
+        </w:rPr>
+      </w:pPr>
+      <w:r>
+        <w:rPr>
+          <w:shd w:val="clear" w:color="auto" w:fill="FFFFFF"/>
+        </w:rPr>
+        <w:t>Implementation Highlights</w:t>
+      </w:r>
+    </w:p>
+    <w:p>
+      <w:pPr>
+        <w:rPr>
+          <w:shd w:val="clear" w:color="auto" w:fill="FFFFFF"/>
+        </w:rPr>
+      </w:pPr>
+      <w:r>
+        <w:rPr>
+          <w:shd w:val="clear" w:color="auto" w:fill="FFFFFF"/>
+        </w:rPr>
+        <w:t>Python Program</w:t>
+      </w:r>
+    </w:p>
+    <w:p>
+      <w:pPr>
+        <w:rPr>
+          <w:shd w:val="clear" w:color="auto" w:fill="FFFFFF"/>
+        </w:rPr>
+      </w:pPr>
+      <w:r>
+        <w:rPr>
+          <w:shd w:val="clear" w:color="auto" w:fill="FFFFFF"/>
+        </w:rPr>
+        <w:t>Clean Architecture (Domain/Data seperation and usecases)</w:t>
+      </w:r>
+    </w:p>
+    <w:p>
+      <w:pPr>
+        <w:rPr>
+          <w:shd w:val="clear" w:color="auto" w:fill="FFFFFF"/>
+        </w:rPr>
+      </w:pPr>
+      <w:r>
+        <w:rPr>
+          <w:shd w:val="clear" w:color="auto" w:fill="FFFFFF"/>
+        </w:rPr>
+        <w:t>Dependency Injection</w:t>
+      </w:r>
+    </w:p>
+    <w:p>
+      <w:pPr>
+        <w:rPr>
+          <w:shd w:val="clear" w:color="auto" w:fill="FFFFFF"/>
+        </w:rPr>
+      </w:pPr>
+      <w:r>
+        <w:rPr>
+          <w:shd w:val="clear" w:color="auto" w:fill="FFFFFF"/>
+        </w:rPr>
+        <w:t>Logger</w:t>
+      </w:r>
+    </w:p>
+    <w:p>
+      <w:pPr>
+        <w:rPr>
+          <w:sz w:val="28"/>
+          <w:szCs w:val="28"/>
+          <w:shd w:val="clear" w:color="auto" w:fill="FFFFFF"/>
+        </w:rPr>
+      </w:pPr>
+      <w:r>
+        <w:rPr>
+          <w:sz w:val="28"/>
+          <w:szCs w:val="28"/>
+          <w:shd w:val="clear" w:color="auto" w:fill="FFFFFF"/>
+        </w:rPr>
+        <w:t>Usecases</w:t>
+      </w:r>
+    </w:p>
+    <w:p>
+      <w:pPr>
+        <w:rPr>
+          <w:sz w:val="28"/>
+          <w:szCs w:val="28"/>
+          <w:shd w:val="clear" w:color="auto" w:fill="FFFFFF"/>
+        </w:rPr>
+      </w:pPr>
+      <w:r>
+        <w:rPr>
+          <w:sz w:val="28"/>
+          <w:szCs w:val="28"/>
+          <w:shd w:val="clear" w:color="auto" w:fill="FFFFFF"/>
+        </w:rPr>
+        <w:t>Load Data</w:t>
+      </w:r>
+    </w:p>
+    <w:p>
+      <w:pPr>
+        <w:rPr>
+          <w:sz w:val="28"/>
+          <w:szCs w:val="28"/>
+          <w:shd w:val="clear" w:color="auto" w:fill="FFFFFF"/>
+        </w:rPr>
+      </w:pPr>
+      <w:r>
+        <w:rPr>
+          <w:sz w:val="28"/>
+          <w:szCs w:val="28"/>
+          <w:shd w:val="clear" w:color="auto" w:fill="FFFFFF"/>
+        </w:rPr>
+        <w:t>Crate Bucket</w:t>
+      </w:r>
+    </w:p>
+    <w:p>
+      <w:pPr>
+        <w:rPr>
+          <w:sz w:val="28"/>
+          <w:szCs w:val="28"/>
+          <w:shd w:val="clear" w:color="auto" w:fill="FFFFFF"/>
+        </w:rPr>
+      </w:pPr>
+      <w:r>
+        <w:rPr>
+          <w:sz w:val="28"/>
+          <w:szCs w:val="28"/>
+          <w:shd w:val="clear" w:color="auto" w:fill="FFFFFF"/>
+        </w:rPr>
+        <w:lastRenderedPageBreak/>
+        <w:t>Drop Bucket</w:t>
+      </w:r>
+    </w:p>
+    <w:p>
+      <w:pPr>
+        <w:rPr>
+          <w:sz w:val="28"/>
+          <w:szCs w:val="28"/>
+          <w:shd w:val="clear" w:color="auto" w:fill="FFFFFF"/>
+        </w:rPr>
+      </w:pPr>
+      <w:r>
+        <w:rPr>
+          <w:sz w:val="28"/>
+          <w:szCs w:val="28"/>
+          <w:shd w:val="clear" w:color="auto" w:fill="FFFFFF"/>
+        </w:rPr>
+        <w:t>Open Connection</w:t>
+      </w:r>
+    </w:p>
+    <w:p>
+      <w:pPr>
+        <w:rPr>
+          <w:sz w:val="28"/>
+          <w:szCs w:val="28"/>
+          <w:shd w:val="clear" w:color="auto" w:fill="FFFFFF"/>
+        </w:rPr>
+      </w:pPr>
+      <w:r>
+        <w:rPr>
+          <w:sz w:val="28"/>
+          <w:szCs w:val="28"/>
+          <w:shd w:val="clear" w:color="auto" w:fill="FFFFFF"/>
+        </w:rPr>
+        <w:t>Close Connection</w:t>
+      </w:r>
+    </w:p>
+    <w:p>
+      <w:pPr>
+        <w:rPr>
+          <w:sz w:val="28"/>
+          <w:szCs w:val="28"/>
+          <w:shd w:val="clear" w:color="auto" w:fill="FFFFFF"/>
+        </w:rPr>
+      </w:pPr>
+      <w:r>
+        <w:rPr>
+          <w:sz w:val="28"/>
+          <w:szCs w:val="28"/>
+          <w:shd w:val="clear" w:color="auto" w:fill="FFFFFF"/>
+        </w:rPr>
+        <w:t>Load CSV</w:t>
+      </w:r>
+    </w:p>
+    <w:p>
+      <w:pPr>
+        <w:rPr>
+          <w:sz w:val="28"/>
+          <w:szCs w:val="28"/>
+          <w:shd w:val="clear" w:color="auto" w:fill="FFFFFF"/>
+        </w:rPr>
+      </w:pPr>
+      <w:r>
+        <w:rPr>
+          <w:sz w:val="28"/>
+          <w:szCs w:val="28"/>
+          <w:shd w:val="clear" w:color="auto" w:fill="FFFFFF"/>
+        </w:rPr>
+        <w:t>Write Records</w:t>
+      </w:r>
+      <w:r>
+        <w:rPr>
+          <w:sz w:val="28"/>
+          <w:szCs w:val="28"/>
+          <w:shd w:val="clear" w:color="auto" w:fill="FFFFFF"/>
+        </w:rPr>
+        <w:t xml:space="preserve"> – Writing to Database</w:t>
+      </w:r>
+    </w:p>
+    <w:p>
+      <w:pPr>
+        <w:rPr>
+          <w:sz w:val="28"/>
+          <w:szCs w:val="28"/>
+          <w:shd w:val="clear" w:color="auto" w:fill="FFFFFF"/>
+        </w:rPr>
+      </w:pPr>
+      <w:r>
+        <w:rPr>
+          <w:sz w:val="28"/>
+          <w:szCs w:val="28"/>
+          <w:shd w:val="clear" w:color="auto" w:fill="FFFFFF"/>
+        </w:rPr>
+        <w:t xml:space="preserve">Writing Records </w:t>
+      </w:r>
+    </w:p>
+    <w:p>
+      <w:pPr>
+        <w:rPr>
+          <w:sz w:val="28"/>
+          <w:szCs w:val="28"/>
+          <w:shd w:val="clear" w:color="auto" w:fill="FFFFFF"/>
+        </w:rPr>
+      </w:pPr>
+      <w:r>
+        <w:rPr>
+          <w:sz w:val="28"/>
+          <w:szCs w:val="28"/>
+          <w:shd w:val="clear" w:color="auto" w:fill="FFFFFF"/>
+        </w:rPr>
+        <w:t xml:space="preserve">We write both </w:t>
+      </w:r>
+      <w:r>
+        <w:rPr>
+          <w:sz w:val="28"/>
+          <w:szCs w:val="28"/>
+          <w:shd w:val="clear" w:color="auto" w:fill="FFFFFF"/>
+        </w:rPr>
+        <w:t>szeged_weather</w:t>
+      </w:r>
+      <w:r>
+        <w:rPr>
+          <w:sz w:val="28"/>
+          <w:szCs w:val="28"/>
+          <w:shd w:val="clear" w:color="auto" w:fill="FFFFFF"/>
+        </w:rPr>
+        <w:t xml:space="preserve"> and </w:t>
+      </w:r>
+      <w:r>
+        <w:rPr>
+          <w:sz w:val="28"/>
+          <w:szCs w:val="28"/>
+          <w:shd w:val="clear" w:color="auto" w:fill="FFFFFF"/>
+        </w:rPr>
+        <w:t>weather_data</w:t>
+      </w:r>
+      <w:r>
+        <w:rPr>
+          <w:sz w:val="28"/>
+          <w:szCs w:val="28"/>
+          <w:shd w:val="clear" w:color="auto" w:fill="FFFFFF"/>
+        </w:rPr>
+        <w:t xml:space="preserve"> to same bucket. We destingushed them by measurement as depicted in the code segment in figure 1.3 below.</w:t>
+      </w:r>
+    </w:p>
+    <w:p>
+      <w:pPr>
+        <w:rPr>
+          <w:rFonts w:eastAsia="Times New Roman" w:cs="Menlo"/>
+          <w:color w:val="CCCCCC"/>
+          <w:kern w:val="0"/>
+          <w:sz w:val="18"/>
+          <w:szCs w:val="18"/>
+          <w:lang w:eastAsia="en-GB"/>
+          <w14:ligatures w14:val="none"/>
+        </w:rPr>
+      </w:pPr>
+      <w:r>
+        <w:rPr>
+          <w:rFonts w:eastAsia="Times New Roman" w:cs="Menlo"/>
+          <w:color w:val="9CDCFE"/>
+          <w:kern w:val="0"/>
+          <w:sz w:val="18"/>
+          <w:szCs w:val="18"/>
+          <w:lang w:eastAsia="en-GB"/>
+          <w14:ligatures w14:val="none"/>
+        </w:rPr>
+        <w:t>self</w:t>
+      </w:r>
+      <w:r>
+        <w:rPr>
+          <w:rFonts w:eastAsia="Times New Roman" w:cs="Menlo"/>
+          <w:color w:val="CCCCCC"/>
+          <w:kern w:val="0"/>
+          <w:sz w:val="18"/>
+          <w:szCs w:val="18"/>
+          <w:lang w:eastAsia="en-GB"/>
+          <w14:ligatures w14:val="none"/>
+        </w:rPr>
+        <w:t>.</w:t>
+      </w:r>
+      <w:r>
+        <w:rPr>
+          <w:rFonts w:eastAsia="Times New Roman" w:cs="Menlo"/>
+          <w:color w:val="9CDCFE"/>
+          <w:kern w:val="0"/>
+          <w:sz w:val="18"/>
+          <w:szCs w:val="18"/>
+          <w:lang w:eastAsia="en-GB"/>
+          <w14:ligatures w14:val="none"/>
+        </w:rPr>
+        <w:t>measurement_szeged</w:t>
+      </w:r>
+      <w:r>
+        <w:rPr>
+          <w:rFonts w:eastAsia="Times New Roman" w:cs="Menlo"/>
+          <w:color w:val="CCCCCC"/>
+          <w:kern w:val="0"/>
+          <w:sz w:val="18"/>
+          <w:szCs w:val="18"/>
+          <w:lang w:eastAsia="en-GB"/>
+          <w14:ligatures w14:val="none"/>
+        </w:rPr>
+        <w:t xml:space="preserve"> </w:t>
+      </w:r>
+      <w:r>
+        <w:rPr>
+          <w:rFonts w:eastAsia="Times New Roman" w:cs="Menlo"/>
+          <w:color w:val="D4D4D4"/>
+          <w:kern w:val="0"/>
+          <w:sz w:val="18"/>
+          <w:szCs w:val="18"/>
+          <w:lang w:eastAsia="en-GB"/>
+          <w14:ligatures w14:val="none"/>
+        </w:rPr>
+        <w:t>=</w:t>
+      </w:r>
+      <w:r>
+        <w:rPr>
+          <w:rFonts w:eastAsia="Times New Roman" w:cs="Menlo"/>
+          <w:color w:val="CCCCCC"/>
+          <w:kern w:val="0"/>
+          <w:sz w:val="18"/>
+          <w:szCs w:val="18"/>
+          <w:lang w:eastAsia="en-GB"/>
+          <w14:ligatures w14:val="none"/>
+        </w:rPr>
+        <w:t xml:space="preserve"> </w:t>
+      </w:r>
+      <w:r>
+        <w:rPr>
+          <w:rFonts w:eastAsia="Times New Roman" w:cs="Menlo"/>
+          <w:color w:val="4EC9B0"/>
+          <w:kern w:val="0"/>
+          <w:sz w:val="18"/>
+          <w:szCs w:val="18"/>
+          <w:lang w:eastAsia="en-GB"/>
+          <w14:ligatures w14:val="none"/>
+        </w:rPr>
+        <w:t>os</w:t>
+      </w:r>
+      <w:r>
+        <w:rPr>
+          <w:rFonts w:eastAsia="Times New Roman" w:cs="Menlo"/>
+          <w:color w:val="CCCCCC"/>
+          <w:kern w:val="0"/>
+          <w:sz w:val="18"/>
+          <w:szCs w:val="18"/>
+          <w:lang w:eastAsia="en-GB"/>
+          <w14:ligatures w14:val="none"/>
+        </w:rPr>
+        <w:t>.</w:t>
+      </w:r>
+      <w:r>
+        <w:rPr>
+          <w:rFonts w:eastAsia="Times New Roman" w:cs="Menlo"/>
+          <w:color w:val="9CDCFE"/>
+          <w:kern w:val="0"/>
+          <w:sz w:val="18"/>
+          <w:szCs w:val="18"/>
+          <w:lang w:eastAsia="en-GB"/>
+          <w14:ligatures w14:val="none"/>
+        </w:rPr>
+        <w:t>environ</w:t>
+      </w:r>
+      <w:r>
+        <w:rPr>
+          <w:rFonts w:eastAsia="Times New Roman" w:cs="Menlo"/>
+          <w:color w:val="CCCCCC"/>
+          <w:kern w:val="0"/>
+          <w:sz w:val="18"/>
+          <w:szCs w:val="18"/>
+          <w:lang w:eastAsia="en-GB"/>
+          <w14:ligatures w14:val="none"/>
+        </w:rPr>
+        <w:t>.</w:t>
+      </w:r>
+      <w:r>
+        <w:rPr>
+          <w:rFonts w:eastAsia="Times New Roman" w:cs="Menlo"/>
+          <w:color w:val="DCDCAA"/>
+          <w:kern w:val="0"/>
+          <w:sz w:val="18"/>
+          <w:szCs w:val="18"/>
+          <w:lang w:eastAsia="en-GB"/>
+          <w14:ligatures w14:val="none"/>
+        </w:rPr>
+        <w:t>get</w:t>
+      </w:r>
+      <w:r>
+        <w:rPr>
+          <w:rFonts w:eastAsia="Times New Roman" w:cs="Menlo"/>
+          <w:color w:val="CCCCCC"/>
+          <w:kern w:val="0"/>
+          <w:sz w:val="18"/>
+          <w:szCs w:val="18"/>
+          <w:lang w:eastAsia="en-GB"/>
+          <w14:ligatures w14:val="none"/>
+        </w:rPr>
+        <w:t>(</w:t>
+      </w:r>
+      <w:r>
+        <w:rPr>
+          <w:rFonts w:eastAsia="Times New Roman" w:cs="Menlo"/>
+          <w:color w:val="CE9178"/>
+          <w:kern w:val="0"/>
+          <w:sz w:val="18"/>
+          <w:szCs w:val="18"/>
+          <w:lang w:eastAsia="en-GB"/>
+          <w14:ligatures w14:val="none"/>
+        </w:rPr>
+        <w:t>"INFLUXDB_MEASUREMENT_SZEGED"</w:t>
+      </w:r>
+      <w:r>
+        <w:rPr>
+          <w:rFonts w:eastAsia="Times New Roman" w:cs="Menlo"/>
+          <w:color w:val="CCCCCC"/>
+          <w:kern w:val="0"/>
+          <w:sz w:val="18"/>
+          <w:szCs w:val="18"/>
+          <w:lang w:eastAsia="en-GB"/>
+          <w14:ligatures w14:val="none"/>
+        </w:rPr>
+        <w:t xml:space="preserve">, </w:t>
+      </w:r>
+      <w:r>
+        <w:rPr>
+          <w:rFonts w:eastAsia="Times New Roman" w:cs="Menlo"/>
+          <w:color w:val="CE9178"/>
+          <w:kern w:val="0"/>
+          <w:sz w:val="18"/>
+          <w:szCs w:val="18"/>
+          <w:lang w:eastAsia="en-GB"/>
+          <w14:ligatures w14:val="none"/>
+        </w:rPr>
+        <w:t>"szeged_weather"</w:t>
+      </w:r>
+      <w:r>
+        <w:rPr>
+          <w:rFonts w:eastAsia="Times New Roman" w:cs="Menlo"/>
+          <w:color w:val="CCCCCC"/>
+          <w:kern w:val="0"/>
+          <w:sz w:val="18"/>
+          <w:szCs w:val="18"/>
+          <w:lang w:eastAsia="en-GB"/>
+          <w14:ligatures w14:val="none"/>
+        </w:rPr>
+        <w:t xml:space="preserve">) </w:t>
+      </w:r>
+      <w:r>
+        <w:rPr>
+          <w:rFonts w:eastAsia="Times New Roman" w:cs="Menlo"/>
+          <w:color w:val="9CDCFE"/>
+          <w:kern w:val="0"/>
+          <w:sz w:val="18"/>
+          <w:szCs w:val="18"/>
+          <w:lang w:eastAsia="en-GB"/>
+          <w14:ligatures w14:val="none"/>
+        </w:rPr>
+        <w:t>self</w:t>
+      </w:r>
+      <w:r>
+        <w:rPr>
+          <w:rFonts w:eastAsia="Times New Roman" w:cs="Menlo"/>
+          <w:color w:val="CCCCCC"/>
+          <w:kern w:val="0"/>
+          <w:sz w:val="18"/>
+          <w:szCs w:val="18"/>
+          <w:lang w:eastAsia="en-GB"/>
+          <w14:ligatures w14:val="none"/>
+        </w:rPr>
+        <w:t>.</w:t>
+      </w:r>
+      <w:r>
+        <w:rPr>
+          <w:rFonts w:eastAsia="Times New Roman" w:cs="Menlo"/>
+          <w:color w:val="9CDCFE"/>
+          <w:kern w:val="0"/>
+          <w:sz w:val="18"/>
+          <w:szCs w:val="18"/>
+          <w:lang w:eastAsia="en-GB"/>
+          <w14:ligatures w14:val="none"/>
+        </w:rPr>
+        <w:t>measurement_weather</w:t>
+      </w:r>
+      <w:r>
+        <w:rPr>
+          <w:rFonts w:eastAsia="Times New Roman" w:cs="Menlo"/>
+          <w:color w:val="CCCCCC"/>
+          <w:kern w:val="0"/>
+          <w:sz w:val="18"/>
+          <w:szCs w:val="18"/>
+          <w:lang w:eastAsia="en-GB"/>
+          <w14:ligatures w14:val="none"/>
+        </w:rPr>
+        <w:t xml:space="preserve"> </w:t>
+      </w:r>
+      <w:r>
+        <w:rPr>
+          <w:rFonts w:eastAsia="Times New Roman" w:cs="Menlo"/>
+          <w:color w:val="D4D4D4"/>
+          <w:kern w:val="0"/>
+          <w:sz w:val="18"/>
+          <w:szCs w:val="18"/>
+          <w:lang w:eastAsia="en-GB"/>
+          <w14:ligatures w14:val="none"/>
+        </w:rPr>
+        <w:t>=</w:t>
+      </w:r>
+      <w:r>
+        <w:rPr>
+          <w:rFonts w:eastAsia="Times New Roman" w:cs="Menlo"/>
+          <w:color w:val="CCCCCC"/>
+          <w:kern w:val="0"/>
+          <w:sz w:val="18"/>
+          <w:szCs w:val="18"/>
+          <w:lang w:eastAsia="en-GB"/>
+          <w14:ligatures w14:val="none"/>
+        </w:rPr>
+        <w:t xml:space="preserve"> </w:t>
+      </w:r>
+      <w:r>
+        <w:rPr>
+          <w:rFonts w:eastAsia="Times New Roman" w:cs="Menlo"/>
+          <w:color w:val="4EC9B0"/>
+          <w:kern w:val="0"/>
+          <w:sz w:val="18"/>
+          <w:szCs w:val="18"/>
+          <w:lang w:eastAsia="en-GB"/>
+          <w14:ligatures w14:val="none"/>
+        </w:rPr>
+        <w:t>os</w:t>
+      </w:r>
+      <w:r>
+        <w:rPr>
+          <w:rFonts w:eastAsia="Times New Roman" w:cs="Menlo"/>
+          <w:color w:val="CCCCCC"/>
+          <w:kern w:val="0"/>
+          <w:sz w:val="18"/>
+          <w:szCs w:val="18"/>
+          <w:lang w:eastAsia="en-GB"/>
+          <w14:ligatures w14:val="none"/>
+        </w:rPr>
+        <w:t>.</w:t>
+      </w:r>
+      <w:r>
+        <w:rPr>
+          <w:rFonts w:eastAsia="Times New Roman" w:cs="Menlo"/>
+          <w:color w:val="9CDCFE"/>
+          <w:kern w:val="0"/>
+          <w:sz w:val="18"/>
+          <w:szCs w:val="18"/>
+          <w:lang w:eastAsia="en-GB"/>
+          <w14:ligatures w14:val="none"/>
+        </w:rPr>
+        <w:t>environ</w:t>
+      </w:r>
+      <w:r>
+        <w:rPr>
+          <w:rFonts w:eastAsia="Times New Roman" w:cs="Menlo"/>
+          <w:color w:val="CCCCCC"/>
+          <w:kern w:val="0"/>
+          <w:sz w:val="18"/>
+          <w:szCs w:val="18"/>
+          <w:lang w:eastAsia="en-GB"/>
+          <w14:ligatures w14:val="none"/>
+        </w:rPr>
+        <w:t>.</w:t>
+      </w:r>
+      <w:r>
+        <w:rPr>
+          <w:rFonts w:eastAsia="Times New Roman" w:cs="Menlo"/>
+          <w:color w:val="DCDCAA"/>
+          <w:kern w:val="0"/>
+          <w:sz w:val="18"/>
+          <w:szCs w:val="18"/>
+          <w:lang w:eastAsia="en-GB"/>
+          <w14:ligatures w14:val="none"/>
+        </w:rPr>
+        <w:t>get</w:t>
+      </w:r>
+      <w:r>
+        <w:rPr>
+          <w:rFonts w:eastAsia="Times New Roman" w:cs="Menlo"/>
+          <w:color w:val="CCCCCC"/>
+          <w:kern w:val="0"/>
+          <w:sz w:val="18"/>
+          <w:szCs w:val="18"/>
+          <w:lang w:eastAsia="en-GB"/>
+          <w14:ligatures w14:val="none"/>
+        </w:rPr>
+        <w:t>(</w:t>
+      </w:r>
+      <w:r>
+        <w:rPr>
+          <w:rFonts w:eastAsia="Times New Roman" w:cs="Menlo"/>
+          <w:color w:val="CE9178"/>
+          <w:kern w:val="0"/>
+          <w:sz w:val="18"/>
+          <w:szCs w:val="18"/>
+          <w:lang w:eastAsia="en-GB"/>
+          <w14:ligatures w14:val="none"/>
+        </w:rPr>
+        <w:t>"INFLUXDB_MEASUREMENT_WEATHER"</w:t>
+      </w:r>
+      <w:r>
+        <w:rPr>
+          <w:rFonts w:eastAsia="Times New Roman" w:cs="Menlo"/>
+          <w:color w:val="CCCCCC"/>
+          <w:kern w:val="0"/>
+          <w:sz w:val="18"/>
+          <w:szCs w:val="18"/>
+          <w:lang w:eastAsia="en-GB"/>
+          <w14:ligatures w14:val="none"/>
+        </w:rPr>
+        <w:t xml:space="preserve">, </w:t>
+      </w:r>
+      <w:r>
+        <w:rPr>
+          <w:rFonts w:eastAsia="Times New Roman" w:cs="Menlo"/>
+          <w:color w:val="CE9178"/>
+          <w:kern w:val="0"/>
+          <w:sz w:val="18"/>
+          <w:szCs w:val="18"/>
+          <w:lang w:eastAsia="en-GB"/>
+          <w14:ligatures w14:val="none"/>
+        </w:rPr>
+        <w:t>"weather_data"</w:t>
+      </w:r>
+      <w:r>
+        <w:rPr>
+          <w:rFonts w:eastAsia="Times New Roman" w:cs="Menlo"/>
+          <w:color w:val="CCCCCC"/>
+          <w:kern w:val="0"/>
+          <w:sz w:val="18"/>
+          <w:szCs w:val="18"/>
+          <w:lang w:eastAsia="en-GB"/>
+          <w14:ligatures w14:val="none"/>
+        </w:rPr>
+        <w:t>)</w:t>
+      </w:r>
+    </w:p>
+    <w:p>
+      <w:pPr>
+        <w:rPr>
+          <w:sz w:val="28"/>
+          <w:szCs w:val="28"/>
+          <w:shd w:val="clear" w:color="auto" w:fill="FFFFFF"/>
+        </w:rPr>
+      </w:pPr>
+      <w:r>
+        <w:rPr>
+          <w:sz w:val="28"/>
+          <w:szCs w:val="28"/>
+          <w:shd w:val="clear" w:color="auto" w:fill="FFFFFF"/>
+        </w:rPr>
+        <w:t>Figure 1.3: Measurements to distiguish Points</w:t>
+      </w:r>
+    </w:p>
+    <w:p>
+      <w:pPr>
+        <w:rPr>
+          <w:sz w:val="28"/>
+          <w:szCs w:val="28"/>
+          <w:shd w:val="clear" w:color="auto" w:fill="FFFFFF"/>
+        </w:rPr>
+      </w:pPr>
+      <w:r>
+        <w:rPr>
+          <w:sz w:val="28"/>
+          <w:szCs w:val="28"/>
+          <w:shd w:val="clear" w:color="auto" w:fill="FFFFFF"/>
+        </w:rPr>
+        <w:t>Program Execution</w:t>
+      </w:r>
+    </w:p>
+    <w:p>
+      <w:pPr>
+        <w:rPr>
+          <w:sz w:val="28"/>
+          <w:szCs w:val="28"/>
+          <w:shd w:val="clear" w:color="auto" w:fill="FFFFFF"/>
+        </w:rPr>
+      </w:pPr>
+      <w:r>
+        <w:rPr>
+          <w:sz w:val="28"/>
+          <w:szCs w:val="28"/>
+          <w:shd w:val="clear" w:color="auto" w:fill="FFFFFF"/>
+        </w:rPr>
+        <w:t xml:space="preserve">python3 src/main.py </w:t>
+      </w:r>
+      <w:r>
+        <w:rPr>
+          <w:sz w:val="28"/>
+          <w:szCs w:val="28"/>
+          <w:shd w:val="clear" w:color="auto" w:fill="FFFFFF"/>
+        </w:rPr>
+        <w:t>&lt;PARAM&gt;</w:t>
+      </w:r>
+    </w:p>
+    <w:tbl>
+      <w:tblPr>
+        <w:tblStyle w:val="TableGrid"/>
+        <w:tblW w:w="0" w:type="auto"/>
+        <w:tblLook w:val="04A0" w:firstRow="1" w:lastRow="0" w:firstColumn="1" w:lastColumn="0" w:noHBand="0" w:noVBand="1"/>
+      </w:tblPr>
+      <w:tblGrid>
+        <w:gridCol w:w="1413"/>
+        <w:gridCol w:w="7603"/>
+      </w:tblGrid>
+      <w:tr>
+        <w:tc>
+          <w:tcPr>
+            <w:tcW w:w="1413" w:type="dxa"/>
+          </w:tcPr>
+          <w:p>
+            <w:pPr>
+              <w:rPr>
+                <w:sz w:val="28"/>
+                <w:szCs w:val="28"/>
+                <w:shd w:val="clear" w:color="auto" w:fill="FFFFFF"/>
+              </w:rPr>
+            </w:pPr>
+            <w:r>
+              <w:rPr>
+                <w:sz w:val="28"/>
+                <w:szCs w:val="28"/>
+                <w:shd w:val="clear" w:color="auto" w:fill="FFFFFF"/>
+              </w:rPr>
+              <w:t>PARAM</w:t>
+            </w:r>
+          </w:p>
+        </w:tc>
+        <w:tc>
+          <w:tcPr>
+            <w:tcW w:w="7603" w:type="dxa"/>
+          </w:tcPr>
+          <w:p>
+            <w:pPr>
+              <w:rPr>
+                <w:sz w:val="28"/>
+                <w:szCs w:val="28"/>
+                <w:shd w:val="clear" w:color="auto" w:fill="FFFFFF"/>
+              </w:rPr>
+            </w:pPr>
+            <w:r>
+              <w:rPr>
+                <w:sz w:val="28"/>
+                <w:szCs w:val="28"/>
+                <w:shd w:val="clear" w:color="auto" w:fill="FFFFFF"/>
+              </w:rPr>
+              <w:t>Description</w:t>
+            </w:r>
+          </w:p>
+        </w:tc>
+      </w:tr>
+      <w:tr>
+        <w:tc>
+          <w:tcPr>
+            <w:tcW w:w="1413" w:type="dxa"/>
+          </w:tcPr>
+          <w:p>
+            <w:pPr>
+              <w:rPr>
+                <w:sz w:val="28"/>
+                <w:szCs w:val="28"/>
+                <w:shd w:val="clear" w:color="auto" w:fill="FFFFFF"/>
+              </w:rPr>
+            </w:pPr>
+            <w:r>
+              <w:rPr>
+                <w:sz w:val="28"/>
+                <w:szCs w:val="28"/>
+                <w:shd w:val="clear" w:color="auto" w:fill="FFFFFF"/>
+              </w:rPr>
+              <w:t>-1</w:t>
+            </w:r>
+          </w:p>
+        </w:tc>
+        <w:tc>
+          <w:tcPr>
+            <w:tcW w:w="7603" w:type="dxa"/>
+          </w:tcPr>
+          <w:p>
+            <w:pPr>
+              <w:rPr>
+                <w:sz w:val="28"/>
+                <w:szCs w:val="28"/>
+                <w:shd w:val="clear" w:color="auto" w:fill="FFFFFF"/>
+              </w:rPr>
+            </w:pPr>
+            <w:r>
+              <w:rPr>
+                <w:sz w:val="28"/>
+                <w:szCs w:val="28"/>
+                <w:shd w:val="clear" w:color="auto" w:fill="FFFFFF"/>
+              </w:rPr>
+              <w:t xml:space="preserve">Drop Bucket configured in .env  </w:t>
+            </w:r>
+            <w:r>
+              <w:rPr>
+                <w:sz w:val="28"/>
+                <w:szCs w:val="28"/>
+                <w:shd w:val="clear" w:color="auto" w:fill="FFFFFF"/>
+              </w:rPr>
+              <w:t>INFLUXDB_BUCKET</w:t>
+            </w:r>
+          </w:p>
+        </w:tc>
+      </w:tr>
+      <w:tr>
+        <w:tc>
+          <w:tcPr>
+            <w:tcW w:w="1413" w:type="dxa"/>
+          </w:tcPr>
+          <w:p>
+            <w:pPr>
+              <w:rPr>
+                <w:sz w:val="28"/>
+                <w:szCs w:val="28"/>
+                <w:shd w:val="clear" w:color="auto" w:fill="FFFFFF"/>
+              </w:rPr>
+            </w:pPr>
+            <w:r>
+              <w:rPr>
+                <w:sz w:val="28"/>
+                <w:szCs w:val="28"/>
+                <w:shd w:val="clear" w:color="auto" w:fill="FFFFFF"/>
+              </w:rPr>
+              <w:t>0</w:t>
+            </w:r>
+          </w:p>
+        </w:tc>
+        <w:tc>
+          <w:tcPr>
+            <w:tcW w:w="7603" w:type="dxa"/>
+          </w:tcPr>
+          <w:p>
+            <w:pPr>
+              <w:rPr>
+                <w:sz w:val="28"/>
+                <w:szCs w:val="28"/>
+                <w:shd w:val="clear" w:color="auto" w:fill="FFFFFF"/>
+              </w:rPr>
+            </w:pPr>
+            <w:r>
+              <w:rPr>
+                <w:sz w:val="28"/>
+                <w:szCs w:val="28"/>
+                <w:shd w:val="clear" w:color="auto" w:fill="FFFFFF"/>
+              </w:rPr>
+              <w:t>Crete Bucket</w:t>
+            </w:r>
+          </w:p>
+        </w:tc>
+      </w:tr>
+      <w:tr>
+        <w:tc>
+          <w:tcPr>
+            <w:tcW w:w="1413" w:type="dxa"/>
+          </w:tcPr>
+          <w:p>
+            <w:pPr>
+              <w:rPr>
+                <w:sz w:val="28"/>
+                <w:szCs w:val="28"/>
+                <w:shd w:val="clear" w:color="auto" w:fill="FFFFFF"/>
+              </w:rPr>
+            </w:pPr>
+            <w:r>
+              <w:rPr>
+                <w:sz w:val="28"/>
+                <w:szCs w:val="28"/>
+                <w:shd w:val="clear" w:color="auto" w:fill="FFFFFF"/>
+              </w:rPr>
+              <w:t>1</w:t>
+            </w:r>
+          </w:p>
+        </w:tc>
+        <w:tc>
+          <w:tcPr>
+            <w:tcW w:w="7603" w:type="dxa"/>
+          </w:tcPr>
+          <w:p>
+            <w:pPr>
+              <w:rPr>
+                <w:sz w:val="28"/>
+                <w:szCs w:val="28"/>
+                <w:shd w:val="clear" w:color="auto" w:fill="FFFFFF"/>
+              </w:rPr>
+            </w:pPr>
+            <w:r>
+              <w:rPr>
+                <w:sz w:val="28"/>
+                <w:szCs w:val="28"/>
+                <w:shd w:val="clear" w:color="auto" w:fill="FFFFFF"/>
+              </w:rPr>
+              <w:t xml:space="preserve">Write </w:t>
+            </w:r>
+            <w:r>
+              <w:rPr>
+                <w:sz w:val="28"/>
+                <w:szCs w:val="28"/>
+                <w:shd w:val="clear" w:color="auto" w:fill="FFFFFF"/>
+              </w:rPr>
+              <w:t>weatherHistory.csv</w:t>
+            </w:r>
+            <w:r>
+              <w:rPr>
+                <w:sz w:val="28"/>
+                <w:szCs w:val="28"/>
+                <w:shd w:val="clear" w:color="auto" w:fill="FFFFFF"/>
+              </w:rPr>
+              <w:t xml:space="preserve"> </w:t>
+            </w:r>
+            <w:r>
+              <w:rPr>
+                <w:sz w:val="28"/>
+                <w:szCs w:val="28"/>
+                <w:shd w:val="clear" w:color="auto" w:fill="FFFFFF"/>
+              </w:rPr>
+              <w:t xml:space="preserve">as 1000 </w:t>
+            </w:r>
+            <w:r>
+              <w:rPr>
+                <w:sz w:val="28"/>
+                <w:szCs w:val="28"/>
+                <w:shd w:val="clear" w:color="auto" w:fill="FFFFFF"/>
+              </w:rPr>
+              <w:t>batches</w:t>
+            </w:r>
+            <w:r>
+              <w:rPr>
+                <w:sz w:val="28"/>
+                <w:szCs w:val="28"/>
+                <w:shd w:val="clear" w:color="auto" w:fill="FFFFFF"/>
+              </w:rPr>
+              <w:t xml:space="preserve"> </w:t>
+            </w:r>
+          </w:p>
+        </w:tc>
+      </w:tr>
+      <w:tr>
+        <w:tc>
+          <w:tcPr>
+            <w:tcW w:w="1413" w:type="dxa"/>
+          </w:tcPr>
+          <w:p>
+            <w:pPr>
+              <w:rPr>
+                <w:sz w:val="28"/>
+                <w:szCs w:val="28"/>
+                <w:shd w:val="clear" w:color="auto" w:fill="FFFFFF"/>
+              </w:rPr>
+            </w:pPr>
+            <w:r>
+              <w:rPr>
+                <w:sz w:val="28"/>
+                <w:szCs w:val="28"/>
+                <w:shd w:val="clear" w:color="auto" w:fill="FFFFFF"/>
+              </w:rPr>
+              <w:t>2</w:t>
+            </w:r>
+          </w:p>
+        </w:tc>
+        <w:tc>
+          <w:tcPr>
+            <w:tcW w:w="7603" w:type="dxa"/>
+          </w:tcPr>
+          <w:p>
+            <w:pPr>
+              <w:rPr>
+                <w:sz w:val="28"/>
+                <w:szCs w:val="28"/>
+                <w:shd w:val="clear" w:color="auto" w:fill="FFFFFF"/>
+              </w:rPr>
+            </w:pPr>
+            <w:r>
+              <w:rPr>
+                <w:sz w:val="28"/>
+                <w:szCs w:val="28"/>
+                <w:shd w:val="clear" w:color="auto" w:fill="FFFFFF"/>
+              </w:rPr>
+              <w:t>Write Project 1 - Weather Dataset.csv</w:t>
+            </w:r>
+            <w:r>
+              <w:rPr>
+                <w:sz w:val="28"/>
+                <w:szCs w:val="28"/>
+                <w:shd w:val="clear" w:color="auto" w:fill="FFFFFF"/>
+              </w:rPr>
+              <w:t xml:space="preserve"> </w:t>
+            </w:r>
+            <w:r>
+              <w:rPr>
+                <w:sz w:val="28"/>
+                <w:szCs w:val="28"/>
+                <w:shd w:val="clear" w:color="auto" w:fill="FFFFFF"/>
+              </w:rPr>
+              <w:t xml:space="preserve">as 1000 batches </w:t>
+            </w:r>
+          </w:p>
+        </w:tc>
+      </w:tr>
+    </w:tbl>
+    <w:p>
+      <w:pPr>
+        <w:rPr>
+          <w:sz w:val="28"/>
+          <w:szCs w:val="28"/>
+          <w:shd w:val="clear" w:color="auto" w:fill="FFFFFF"/>
+        </w:rPr>
+      </w:pPr>
+      <w:r>
+        <w:rPr>
+          <w:sz w:val="28"/>
+          <w:szCs w:val="28"/>
+          <w:shd w:val="clear" w:color="auto" w:fill="FFFFFF"/>
+        </w:rPr>
+        <w:t>Table 1.1 : Program execution</w:t>
+      </w:r>
+    </w:p>
+    <w:p>
+      <w:pPr>
+        <w:rPr>
+          <w:sz w:val="28"/>
+          <w:szCs w:val="28"/>
+          <w:shd w:val="clear" w:color="auto" w:fill="FFFFFF"/>
+        </w:rPr>
+      </w:pPr>
+      <w:r>
+        <w:rPr>
+          <w:sz w:val="28"/>
+          <w:szCs w:val="28"/>
+          <w:shd w:val="clear" w:color="auto" w:fill="FFFFFF"/>
+        </w:rPr>
+        <w:t>Maintain the Historial TimeStamp</w:t>
+      </w:r>
+    </w:p>
+    <w:p>
+      <w:pPr>
+        <w:rPr>
+          <w:sz w:val="28"/>
+          <w:szCs w:val="28"/>
+          <w:shd w:val="clear" w:color="auto" w:fill="FFFFFF"/>
+        </w:rPr>
+      </w:pPr>
+      <w:r>
+        <w:rPr>
+          <w:sz w:val="28"/>
+          <w:szCs w:val="28"/>
+          <w:shd w:val="clear" w:color="auto" w:fill="FFFFFF"/>
+        </w:rPr>
+        <w:drawing>
+          <wp:inline distT="0" distB="0" distL="0" distR="0" wp14:anchorId="3D92D024" wp14:editId="1E851891">
+            <wp:extent cx="5731510" cy="972820"/>
+            <wp:effectExtent l="0" t="0" r="0" b="5080"/>
+            <wp:docPr id="1436915228" name="Picture 1" descr="A black screen with text&#10;&#10;AI-generated content may be incorrect."/>
+            <wp:cNvGraphicFramePr>
+              <a:graphicFrameLocks xmlns:a="http://schemas.openxmlformats.org/drawingml/2006/main" noChangeAspect="1"/>
+            </wp:cNvGraphicFramePr>
+            <a:graphic xmlns:a="http://schemas.openxmlformats.org/drawingml/2006/main">
+              <a:graphicData uri="http://schemas.openxmlformats.org/drawingml/2006/picture">
+                <pic:pic xmlns:pic="http://schemas.openxmlformats.org/drawingml/2006/picture">
+                  <pic:nvPicPr>
+                    <pic:cNvPr id="1436915228" name="Picture 1" descr="A black screen with text&#10;&#10;AI-generated content may be incorrect."/>
+                    <pic:cNvPicPr/>
+                  </pic:nvPicPr>
+                  <pic:blipFill>
+                    <a:blip r:embed="rId7"/>
+                    <a:stretch>
+                      <a:fillRect/>
+                    </a:stretch>
+                  </pic:blipFill>
+                  <pic:spPr>
+                    <a:xfrm>
+                      <a:off x="0" y="0"/>
+                      <a:ext cx="5731510" cy="972820"/>
+                    </a:xfrm>
+                    <a:prstGeom prst="rect">
+                      <a:avLst/>
+                    </a:prstGeom>
+                  </pic:spPr>
+                </pic:pic>
+              </a:graphicData>
+            </a:graphic>
+          </wp:inline>
+        </w:drawing>
+      </w:r>
+    </w:p>
+    <w:p>
+      <w:pPr>
+        <w:rPr>
+          <w:sz w:val="28"/>
+          <w:szCs w:val="28"/>
+          <w:shd w:val="clear" w:color="auto" w:fill="FFFFFF"/>
+        </w:rPr>
+      </w:pPr>
+      <w:r>
+        <w:rPr>
+          <w:sz w:val="28"/>
+          <w:szCs w:val="28"/>
+          <w:shd w:val="clear" w:color="auto" w:fill="FFFFFF"/>
+        </w:rPr>
+        <w:t>Figure 1.4: Keep Historial Timestamp</w:t>
+      </w:r>
+    </w:p>
+    <w:p>
+      <w:pPr>
+        <w:rPr>
+          <w:rFonts w:cs="Arial"/>
+          <w:shd w:val="clear" w:color="auto" w:fill="FFFFFF"/>
+        </w:rPr>
+      </w:pPr>
+      <w:r>
+        <w:rPr>
+          <w:rFonts w:cs="Arial"/>
+          <w:shd w:val="clear" w:color="auto" w:fill="FFFFFF"/>
+        </w:rPr>
+        <w:t>Step 1.3: Flux Time-Series Analytical Querying</w:t>
+      </w:r>
+    </w:p>
+    <w:p>
+      <w:pPr>
+        <w:rPr>
+          <w:rFonts w:cs="Arial"/>
+          <w:shd w:val="clear" w:color="auto" w:fill="FFFFFF"/>
+        </w:rPr>
+      </w:pPr>
+      <w:r>
+        <w:rPr>
+          <w:rFonts w:cs="Arial"/>
+          <w:shd w:val="clear" w:color="auto" w:fill="FFFFFF"/>
+        </w:rPr>
+        <w:t>Window Aggregation to compute sliding</w:t>
+      </w:r>
+      <w:r>
+        <w:rPr>
+          <w:rFonts w:cs="Arial"/>
+          <w:shd w:val="clear" w:color="auto" w:fill="FFFFFF"/>
+        </w:rPr>
+        <w:t xml:space="preserve"> </w:t>
+      </w:r>
+      <w:r>
+        <w:rPr>
+          <w:rFonts w:cs="Arial"/>
+          <w:shd w:val="clear" w:color="auto" w:fill="FFFFFF"/>
+        </w:rPr>
+        <w:t>hourly averages across an extended observation span</w:t>
+      </w:r>
+    </w:p>
+    <w:p>
+      <w:pPr>
+        <w:rPr>
+          <w:rFonts w:cs="Arial"/>
+          <w:shd w:val="clear" w:color="auto" w:fill="FFFFFF"/>
+        </w:rPr>
+      </w:pPr>
+      <w:r>
+        <w:rPr>
+          <w:rFonts w:cs="Arial"/>
+          <w:shd w:val="clear" w:color="auto" w:fill="FFFFFF"/>
+        </w:rPr>
+        <w:lastRenderedPageBreak/>
+        <w:t xml:space="preserve">Here we </w:t>
+      </w:r>
+      <w:r>
+        <w:rPr>
+          <w:rFonts w:cs="Arial"/>
+          <w:shd w:val="clear" w:color="auto" w:fill="FFFFFF"/>
+        </w:rPr>
+        <w:t>group all data points into 1</w:t>
+      </w:r>
+      <w:r>
+        <w:rPr>
+          <w:rFonts w:cs="Arial"/>
+          <w:shd w:val="clear" w:color="auto" w:fill="FFFFFF"/>
+        </w:rPr>
+        <w:t xml:space="preserve"> </w:t>
+      </w:r>
+      <w:r>
+        <w:rPr>
+          <w:rFonts w:cs="Arial"/>
+          <w:shd w:val="clear" w:color="auto" w:fill="FFFFFF"/>
+        </w:rPr>
+        <w:t>hour windows and computes the mean temperature for each window.</w:t>
+      </w:r>
+      <w:r>
+        <w:rPr>
+          <w:rFonts w:cs="Arial"/>
+          <w:shd w:val="clear" w:color="auto" w:fill="FFFFFF"/>
+        </w:rPr>
+        <w:t xml:space="preserve"> And we get a time series of hourly temperatures for Szeged from 2016 January to December. Figure 1.5 depictes the related InFlux query.</w:t>
+      </w:r>
+    </w:p>
+    <w:p>
+      <w:pPr>
+        <w:rPr>
+          <w:rFonts w:cs="Arial"/>
+          <w:shd w:val="clear" w:color="auto" w:fill="FFFFFF"/>
+        </w:rPr>
+      </w:pPr>
+      <w:r>
+        <w:rPr>
+          <w:rFonts w:cs="Arial"/>
+          <w:shd w:val="clear" w:color="auto" w:fill="FFFFFF"/>
+        </w:rPr>
+        <w:drawing>
+          <wp:inline distT="0" distB="0" distL="0" distR="0" wp14:anchorId="257214E9" wp14:editId="633002FC">
+            <wp:extent cx="5731510" cy="1603375"/>
+            <wp:effectExtent l="0" t="0" r="0" b="0"/>
+            <wp:docPr id="750536735" name="Picture 1" descr="A screenshot of a computer program&#10;&#10;AI-generated content may be incorrect."/>
+            <wp:cNvGraphicFramePr>
+              <a:graphicFrameLocks xmlns:a="http://schemas.openxmlformats.org/drawingml/2006/main" noChangeAspect="1"/>
+            </wp:cNvGraphicFramePr>
+            <a:graphic xmlns:a="http://schemas.openxmlformats.org/drawingml/2006/main">
+              <a:graphicData uri="http://schemas.openxmlformats.org/drawingml/2006/picture">
+                <pic:pic xmlns:pic="http://schemas.openxmlformats.org/drawingml/2006/picture">
+                  <pic:nvPicPr>
+                    <pic:cNvPr id="750536735" name="Picture 1" descr="A screenshot of a computer program&#10;&#10;AI-generated content may be incorrect."/>
+                    <pic:cNvPicPr/>
+                  </pic:nvPicPr>
+                  <pic:blipFill>
+                    <a:blip r:embed="rId8"/>
+                    <a:stretch>
+                      <a:fillRect/>
+                    </a:stretch>
+                  </pic:blipFill>
+                  <pic:spPr>
+                    <a:xfrm>
+                      <a:off x="0" y="0"/>
+                      <a:ext cx="5731510" cy="1603375"/>
+                    </a:xfrm>
+                    <a:prstGeom prst="rect">
+                      <a:avLst/>
+                    </a:prstGeom>
+                  </pic:spPr>
+                </pic:pic>
+              </a:graphicData>
+            </a:graphic>
+          </wp:inline>
+        </w:drawing>
+      </w:r>
+    </w:p>
+    <w:p>
+      <w:pPr>
+        <w:rPr>
+          <w:shd w:val="clear" w:color="auto" w:fill="FFFFFF"/>
+        </w:rPr>
+      </w:pPr>
+      <w:r>
+        <w:rPr>
+          <w:shd w:val="clear" w:color="auto" w:fill="FFFFFF"/>
+        </w:rPr>
+        <w:t>Anomaly Isolation filters to</w:t>
+      </w:r>
+      <w:r>
+        <w:rPr>
+          <w:shd w:val="clear" w:color="auto" w:fill="FFFFFF"/>
+        </w:rPr>
+        <w:t xml:space="preserve"> </w:t>
+      </w:r>
+      <w:r>
+        <w:rPr>
+          <w:shd w:val="clear" w:color="auto" w:fill="FFFFFF"/>
+        </w:rPr>
+        <w:t>capture observations exceeding two standard deviations from the dataset mean</w:t>
+      </w:r>
+    </w:p>
+    <w:p>
+      <w:pPr>
+        <w:rPr>
+          <w:shd w:val="clear" w:color="auto" w:fill="FFFFFF"/>
+        </w:rPr>
+      </w:pPr>
+      <w:r>
+        <w:rPr>
+          <w:shd w:val="clear" w:color="auto" w:fill="FFFFFF"/>
+        </w:rPr>
+        <w:t>Figure 1.6 depicts the related Influx Query.</w:t>
+      </w:r>
+    </w:p>
+    <w:p>
+      <w:pPr>
+        <w:rPr>
+          <w:rFonts w:cs="Arial"/>
+          <w:sz w:val="14"/>
+          <w:szCs w:val="14"/>
+          <w:shd w:val="clear" w:color="auto" w:fill="FFFFFF"/>
+        </w:rPr>
+      </w:pPr>
+    </w:p>
+    <w:p>
+      <w:pPr>
+        <w:rPr>
+          <w:rFonts w:cs="Arial"/>
+          <w:sz w:val="14"/>
+          <w:szCs w:val="14"/>
+          <w:shd w:val="clear" w:color="auto" w:fill="FFFFFF"/>
+        </w:rPr>
+      </w:pPr>
+      <w:r>
+        <w:rPr>
+          <w:rFonts w:cs="Arial"/>
+          <w:sz w:val="14"/>
+          <w:szCs w:val="14"/>
+          <w:shd w:val="clear" w:color="auto" w:fill="FFFFFF"/>
+        </w:rPr>
+        <w:drawing>
+          <wp:inline distT="0" distB="0" distL="0" distR="0" wp14:anchorId="3C8E83C7" wp14:editId="3BA12B33">
+            <wp:extent cx="5731510" cy="2236470"/>
+            <wp:effectExtent l="0" t="0" r="0" b="0"/>
+            <wp:docPr id="1713931125" name="Picture 1" descr="A screen shot of a computer program&#10;&#10;AI-generated content may be incorrect."/>
+            <wp:cNvGraphicFramePr>
+              <a:graphicFrameLocks xmlns:a="http://schemas.openxmlformats.org/drawingml/2006/main" noChangeAspect="1"/>
+            </wp:cNvGraphicFramePr>
+            <a:graphic xmlns:a="http://schemas.openxmlformats.org/drawingml/2006/main">
+              <a:graphicData uri="http://schemas.openxmlformats.org/drawingml/2006/picture">
+                <pic:pic xmlns:pic="http://schemas.openxmlformats.org/drawingml/2006/picture">
+                  <pic:nvPicPr>
+                    <pic:cNvPr id="1713931125" name="Picture 1" descr="A screen shot of a computer program&#10;&#10;AI-generated content may be incorrect."/>
+                    <pic:cNvPicPr/>
+                  </pic:nvPicPr>
+                  <pic:blipFill>
+                    <a:blip r:embed="rId9"/>
+                    <a:stretch>
+                      <a:fillRect/>
+                    </a:stretch>
+                  </pic:blipFill>
+                  <pic:spPr>
+                    <a:xfrm>
+                      <a:off x="0" y="0"/>
+                      <a:ext cx="5731510" cy="2236470"/>
+                    </a:xfrm>
+                    <a:prstGeom prst="rect">
+                      <a:avLst/>
+                    </a:prstGeom>
+                  </pic:spPr>
+                </pic:pic>
+              </a:graphicData>
+            </a:graphic>
+          </wp:inline>
+        </w:drawing>
+      </w:r>
+    </w:p>
+    <w:p>
+      <w:pPr>
+        <w:rPr>
+          <w:shd w:val="clear" w:color="auto" w:fill="FFFFFF"/>
+        </w:rPr>
+      </w:pPr>
+      <w:r>
+        <w:rPr>
+          <w:shd w:val="clear" w:color="auto" w:fill="FFFFFF"/>
+        </w:rPr>
+        <w:t>Figure 1.6: Influx query for anomaly isolation exceeding two Std deviation from mean</w:t>
+      </w:r>
+    </w:p>
+    <w:p>
+      <w:pPr>
+        <w:rPr>
+          <w:shd w:val="clear" w:color="auto" w:fill="FFFFFF"/>
+        </w:rPr>
+      </w:pPr>
+      <w:r>
+        <w:rPr>
+          <w:shd w:val="clear" w:color="auto" w:fill="FFFFFF"/>
+        </w:rPr>
+        <w:t xml:space="preserve">Finally We put visualize in the dashbaord as shown in figure 1.7 below </w:t>
+      </w:r>
+    </w:p>
+    <w:p>
+      <w:pPr>
+        <w:rPr>
+          <w:rFonts w:cs="Arial"/>
+          <w:shd w:val="clear" w:color="auto" w:fill="FFFFFF"/>
+        </w:rPr>
+      </w:pPr>
+    </w:p>
+    <w:p>
+      <w:pPr>
+        <w:rPr>
+          <w:sz w:val="28"/>
+          <w:szCs w:val="28"/>
+          <w:shd w:val="clear" w:color="auto" w:fill="FFFFFF"/>
+        </w:rPr>
+      </w:pPr>
+    </w:p>
+    <w:p>
+      <w:pPr>
+        <w:rPr>
+          <w:sz w:val="28"/>
+          <w:szCs w:val="28"/>
+          <w:shd w:val="clear" w:color="auto" w:fill="FFFFFF"/>
+        </w:rPr>
+      </w:pPr>
+      <w:r>
+        <w:rPr>
+          <w:noProof/>
+          <w:sz w:val="28"/>
+          <w:szCs w:val="28"/>
+          <w:shd w:val="clear" w:color="auto" w:fill="FFFFFF"/>
+        </w:rPr>
+        <w:lastRenderedPageBreak/>
+        <w:drawing>
+          <wp:inline distT="0" distB="0" distL="0" distR="0" wp14:anchorId="7F14E863" wp14:editId="32A94D02">
+            <wp:extent cx="5731510" cy="3777615"/>
+            <wp:effectExtent l="0" t="0" r="0" b="0"/>
+            <wp:docPr id="2137103413" name="Picture 1" descr="A screenshot of a computer&#10;&#10;AI-generated content may be incorrect."/>
+            <wp:cNvGraphicFramePr>
+              <a:graphicFrameLocks xmlns:a="http://schemas.openxmlformats.org/drawingml/2006/main" noChangeAspect="1"/>
+            </wp:cNvGraphicFramePr>
+            <a:graphic xmlns:a="http://schemas.openxmlformats.org/drawingml/2006/main">
+              <a:graphicData uri="http://schemas.openxmlformats.org/drawingml/2006/picture">
+                <pic:pic xmlns:pic="http://schemas.openxmlformats.org/drawingml/2006/picture">
+                  <pic:nvPicPr>
+                    <pic:cNvPr id="2137103413" name="Picture 1" descr="A screenshot of a computer&#10;&#10;AI-generated content may be incorrect."/>
+                    <pic:cNvPicPr/>
+                  </pic:nvPicPr>
+                  <pic:blipFill>
+                    <a:blip r:embed="rId10">
+                      <a:extLst>
+                        <a:ext uri="{28A0092B-C50C-407E-A947-70E740481C1C}">
+                          <a14:useLocalDpi xmlns:a14="http://schemas.microsoft.com/office/drawing/2010/main" val="0"/>
+                        </a:ext>
+                      </a:extLst>
+                    </a:blip>
+                    <a:stretch>
+                      <a:fillRect/>
+                    </a:stretch>
+                  </pic:blipFill>
+                  <pic:spPr>
+                    <a:xfrm>
+                      <a:off x="0" y="0"/>
+                      <a:ext cx="5731510" cy="3777615"/>
+                    </a:xfrm>
+                    <a:prstGeom prst="rect">
+                      <a:avLst/>
+                    </a:prstGeom>
+                  </pic:spPr>
+                </pic:pic>
+              </a:graphicData>
+            </a:graphic>
+          </wp:inline>
+        </w:drawing>
+      </w:r>
+    </w:p>
+    <w:p>
+      <w:pPr>
+        <w:rPr>
+          <w:sz w:val="28"/>
+          <w:szCs w:val="28"/>
+          <w:shd w:val="clear" w:color="auto" w:fill="FFFFFF"/>
+        </w:rPr>
+      </w:pPr>
+      <w:r>
+        <w:rPr>
+          <w:sz w:val="28"/>
+          <w:szCs w:val="28"/>
+          <w:shd w:val="clear" w:color="auto" w:fill="FFFFFF"/>
+        </w:rPr>
+        <w:t>Figure 1.7: Dashboard Visualization</w:t>
+      </w:r>
+    </w:p>
+    <w:p>
+      <w:pPr>
+        <w:rPr>
+          <w:sz w:val="28"/>
+          <w:szCs w:val="28"/>
+          <w:shd w:val="clear" w:color="auto" w:fill="FFFFFF"/>
+        </w:rPr>
+      </w:pPr>
+      <w:r>
+        <w:rPr>
+          <w:sz w:val="28"/>
+          <w:szCs w:val="28"/>
+          <w:shd w:val="clear" w:color="auto" w:fill="FFFFFF"/>
+        </w:rPr>
+        <w:t>Downsampling tasks that continuously summarize historical data into an auxiliary bucket governed by an explicit 30-day retention rule</w:t>
+      </w:r>
+    </w:p>
+    <w:p>
+      <w:pPr>
+        <w:rPr>
+          <w:sz w:val="28"/>
+          <w:szCs w:val="28"/>
+          <w:shd w:val="clear" w:color="auto" w:fill="FFFFFF"/>
+        </w:rPr>
+      </w:pPr>
+      <w:r>
+        <w:rPr>
+          <w:sz w:val="28"/>
+          <w:szCs w:val="28"/>
+          <w:shd w:val="clear" w:color="auto" w:fill="FFFFFF"/>
+        </w:rPr>
+        <w:t>Figure 1.8 depcts the downsamplig task runs everyday 1hour after midnight and get daily average data and write to separate bucket named “</w:t>
+      </w:r>
+      <w:r>
+        <w:rPr>
+          <w:sz w:val="28"/>
+          <w:szCs w:val="28"/>
+          <w:shd w:val="clear" w:color="auto" w:fill="FFFFFF"/>
+        </w:rPr>
+        <w:t>weather_data_downsampled</w:t>
+      </w:r>
+      <w:r>
+        <w:rPr>
+          <w:sz w:val="28"/>
+          <w:szCs w:val="28"/>
+          <w:shd w:val="clear" w:color="auto" w:fill="FFFFFF"/>
+        </w:rPr>
+        <w:t>”, the bucket has 30 day retention policy as shown in figure 1.9 (&gt;30 days automatically get deleted).</w:t>
+      </w:r>
+    </w:p>
+    <w:p>
+      <w:pPr>
+        <w:rPr>
+          <w:sz w:val="28"/>
+          <w:szCs w:val="28"/>
+          <w:shd w:val="clear" w:color="auto" w:fill="FFFFFF"/>
+        </w:rPr>
+      </w:pPr>
+      <w:r>
+        <w:rPr>
+          <w:sz w:val="28"/>
+          <w:szCs w:val="28"/>
+          <w:shd w:val="clear" w:color="auto" w:fill="FFFFFF"/>
+        </w:rPr>
+        <w:drawing>
+          <wp:inline distT="0" distB="0" distL="0" distR="0" wp14:anchorId="42579772" wp14:editId="298DCC12">
+            <wp:extent cx="5731510" cy="2172970"/>
+            <wp:effectExtent l="0" t="0" r="0" b="0"/>
+            <wp:docPr id="460695908" name="Picture 1" descr="A screenshot of a computer program&#10;&#10;AI-generated content may be incorrect."/>
+            <wp:cNvGraphicFramePr>
+              <a:graphicFrameLocks xmlns:a="http://schemas.openxmlformats.org/drawingml/2006/main" noChangeAspect="1"/>
+            </wp:cNvGraphicFramePr>
+            <a:graphic xmlns:a="http://schemas.openxmlformats.org/drawingml/2006/main">
+              <a:graphicData uri="http://schemas.openxmlformats.org/drawingml/2006/picture">
+                <pic:pic xmlns:pic="http://schemas.openxmlformats.org/drawingml/2006/picture">
+                  <pic:nvPicPr>
+                    <pic:cNvPr id="460695908" name="Picture 1" descr="A screenshot of a computer program&#10;&#10;AI-generated content may be incorrect."/>
+                    <pic:cNvPicPr/>
+                  </pic:nvPicPr>
+                  <pic:blipFill>
+                    <a:blip r:embed="rId11"/>
+                    <a:stretch>
+                      <a:fillRect/>
+                    </a:stretch>
+                  </pic:blipFill>
+                  <pic:spPr>
+                    <a:xfrm>
+                      <a:off x="0" y="0"/>
+                      <a:ext cx="5731510" cy="2172970"/>
+                    </a:xfrm>
+                    <a:prstGeom prst="rect">
+                      <a:avLst/>
+                    </a:prstGeom>
+                  </pic:spPr>
+                </pic:pic>
+              </a:graphicData>
+            </a:graphic>
+          </wp:inline>
+        </w:drawing>
+      </w:r>
+    </w:p>
+    <w:p>
+      <w:pPr>
+        <w:rPr>
+          <w:sz w:val="28"/>
+          <w:szCs w:val="28"/>
+          <w:shd w:val="clear" w:color="auto" w:fill="FFFFFF"/>
+        </w:rPr>
+      </w:pPr>
+      <w:r>
+        <w:rPr>
+          <w:sz w:val="28"/>
+          <w:szCs w:val="28"/>
+          <w:shd w:val="clear" w:color="auto" w:fill="FFFFFF"/>
+        </w:rPr>
+        <w:t>Figure 1.8: Sheduled Task</w:t>
+      </w:r>
+    </w:p>
+    <w:p>
+      <w:pPr>
+        <w:rPr>
+          <w:sz w:val="28"/>
+          <w:szCs w:val="28"/>
+          <w:shd w:val="clear" w:color="auto" w:fill="FFFFFF"/>
+        </w:rPr>
+      </w:pPr>
+      <w:r>
+        <w:rPr>
+          <w:noProof/>
+          <w:sz w:val="28"/>
+          <w:szCs w:val="28"/>
+          <w:shd w:val="clear" w:color="auto" w:fill="FFFFFF"/>
+        </w:rPr>
+        <w:lastRenderedPageBreak/>
+        <w:drawing>
+          <wp:inline distT="0" distB="0" distL="0" distR="0" wp14:anchorId="6D0FD0E3" wp14:editId="7B73AEE5">
+            <wp:extent cx="4127500" cy="1371600"/>
+            <wp:effectExtent l="0" t="0" r="0" b="0"/>
+            <wp:docPr id="1718753793" name="Picture 2" descr="A screen shot of a computer&#10;&#10;AI-generated content may be incorrect."/>
+            <wp:cNvGraphicFramePr>
+              <a:graphicFrameLocks xmlns:a="http://schemas.openxmlformats.org/drawingml/2006/main" noChangeAspect="1"/>
+            </wp:cNvGraphicFramePr>
+            <a:graphic xmlns:a="http://schemas.openxmlformats.org/drawingml/2006/main">
+              <a:graphicData uri="http://schemas.openxmlformats.org/drawingml/2006/picture">
+                <pic:pic xmlns:pic="http://schemas.openxmlformats.org/drawingml/2006/picture">
+                  <pic:nvPicPr>
+                    <pic:cNvPr id="1718753793" name="Picture 2" descr="A screen shot of a computer&#10;&#10;AI-generated content may be incorrect."/>
+                    <pic:cNvPicPr/>
+                  </pic:nvPicPr>
+                  <pic:blipFill>
+                    <a:blip r:embed="rId12">
+                      <a:extLst>
+                        <a:ext uri="{28A0092B-C50C-407E-A947-70E740481C1C}">
+                          <a14:useLocalDpi xmlns:a14="http://schemas.microsoft.com/office/drawing/2010/main" val="0"/>
+                        </a:ext>
+                      </a:extLst>
+                    </a:blip>
+                    <a:stretch>
+                      <a:fillRect/>
+                    </a:stretch>
+                  </pic:blipFill>
+                  <pic:spPr>
+                    <a:xfrm>
+                      <a:off x="0" y="0"/>
+                      <a:ext cx="4127500" cy="1371600"/>
+                    </a:xfrm>
+                    <a:prstGeom prst="rect">
+                      <a:avLst/>
+                    </a:prstGeom>
+                  </pic:spPr>
+                </pic:pic>
+              </a:graphicData>
+            </a:graphic>
+          </wp:inline>
+        </w:drawing>
+      </w:r>
+    </w:p>
+    <w:p>
+      <w:pPr>
+        <w:rPr>
+          <w:sz w:val="28"/>
+          <w:szCs w:val="28"/>
+          <w:shd w:val="clear" w:color="auto" w:fill="FFFFFF"/>
+        </w:rPr>
+      </w:pPr>
+      <w:r>
+        <w:rPr>
+          <w:sz w:val="28"/>
+          <w:szCs w:val="28"/>
+          <w:shd w:val="clear" w:color="auto" w:fill="FFFFFF"/>
+        </w:rPr>
+        <w:t>Figure 1.9: Retention period 30 days</w:t>
+      </w:r>
+    </w:p>
+    <w:p>
+      <w:pPr>
         <w:rPr>
           <w:rFonts w:ascii="Arial" w:hAnsi="Arial" w:cs="Arial"/>
+          <w:sz w:val="34"/>
+          <w:szCs w:val="34"/>
+          <w:shd w:val="clear" w:color="auto" w:fill="FFFFFF"/>
+        </w:rPr>
+      </w:pPr>
+      <w:r>
+        <w:rPr>
+          <w:rFonts w:ascii="Arial" w:hAnsi="Arial" w:cs="Arial"/>
+          <w:sz w:val="34"/>
+          <w:szCs w:val="34"/>
+          <w:shd w:val="clear" w:color="auto" w:fill="FFFFFF"/>
+        </w:rPr>
+        <w:t>Task 2: Real-Time Stream Ingestion &amp; Processing with</w:t>
+      </w:r>
+      <w:r>
+        <w:rPr>
+          <w:rFonts w:ascii="Arial" w:hAnsi="Arial" w:cs="Arial"/>
+          <w:sz w:val="20"/>
+          <w:szCs w:val="20"/>
+        </w:rPr>
+        <w:br/>
+      </w:r>
+      <w:r>
+        <w:rPr>
+          <w:rFonts w:ascii="Arial" w:hAnsi="Arial" w:cs="Arial"/>
+          <w:sz w:val="34"/>
+          <w:szCs w:val="34"/>
+          <w:shd w:val="clear" w:color="auto" w:fill="FFFFFF"/>
+        </w:rPr>
+        <w:t>Apache Kafka and Apache Flink</w:t>
+      </w:r>
+    </w:p>
+    <w:p>
+      <w:pPr>
+        <w:rPr>
+          <w:sz w:val="28"/>
+          <w:szCs w:val="28"/>
+          <w:shd w:val="clear" w:color="auto" w:fill="FFFFFF"/>
+        </w:rPr>
+      </w:pPr>
+    </w:p>
+    <w:p>
+      <w:pPr>
+        <w:rPr>
+          <w:sz w:val="28"/>
+          <w:szCs w:val="28"/>
+          <w:shd w:val="clear" w:color="auto" w:fill="FFFFFF"/>
+        </w:rPr>
+      </w:pPr>
+      <w:r>
+        <w:rPr>
+          <w:sz w:val="28"/>
+          <w:szCs w:val="28"/>
+          <w:shd w:val="clear" w:color="auto" w:fill="FFFFFF"/>
+        </w:rPr>
+        <w:t>Task 4: Graph Database Engineering using Neo4j</w:t>
+      </w:r>
+    </w:p>
+    <w:p>
+      <w:pPr>
+        <w:rPr>
+          <w:rFonts w:cs="Arial"/>
+          <w:sz w:val="17"/>
+          <w:szCs w:val="17"/>
+          <w:shd w:val="clear" w:color="auto" w:fill="FFFFFF"/>
+        </w:rPr>
+      </w:pPr>
+      <w:r>
+        <w:rPr>
+          <w:rFonts w:cs="Arial"/>
+          <w:sz w:val="17"/>
+          <w:szCs w:val="17"/>
+          <w:shd w:val="clear" w:color="auto" w:fill="FFFFFF"/>
+        </w:rPr>
+        <w:t>Step 4.1: Neo4j Docker Provisioning</w:t>
+      </w:r>
+    </w:p>
+    <w:p>
+      <w:pPr>
+        <w:rPr>
+          <w:rFonts w:cs="Arial"/>
+          <w:sz w:val="17"/>
+          <w:szCs w:val="17"/>
+          <w:shd w:val="clear" w:color="auto" w:fill="FFFFFF"/>
+        </w:rPr>
+      </w:pPr>
+      <w:r>
+        <w:rPr>
+          <w:rFonts w:cs="Arial"/>
+          <w:sz w:val="17"/>
+          <w:szCs w:val="17"/>
+          <w:shd w:val="clear" w:color="auto" w:fill="FFFFFF"/>
+        </w:rPr>
+        <w:t>Figure 4.1 below ilustrates .env configurations and figure 4.2 below is the docker compsoe file</w:t>
+      </w:r>
+      <w:r>
+        <w:rPr>
+          <w:rFonts w:cs="Arial"/>
+          <w:sz w:val="17"/>
+          <w:szCs w:val="17"/>
+          <w:shd w:val="clear" w:color="auto" w:fill="FFFFFF"/>
+        </w:rPr>
+        <w:t>.</w:t>
+      </w:r>
+    </w:p>
+    <w:p>
+      <w:pPr>
+        <w:rPr>
+          <w:rFonts w:cs="Arial"/>
+          <w:sz w:val="17"/>
+          <w:szCs w:val="17"/>
+          <w:shd w:val="clear" w:color="auto" w:fill="FFFFFF"/>
+        </w:rPr>
+      </w:pPr>
+      <w:r>
+        <w:rPr>
+          <w:rFonts w:cs="Arial"/>
+          <w:noProof/>
           <w:sz w:val="17"/>
           <w:szCs w:val="17"/>
           <w:shd w:val="clear" w:color="auto" w:fill="FFFFFF"/>
@@ -110,7 +2114,7 @@
                     <pic:cNvPicPr/>
                   </pic:nvPicPr>
                   <pic:blipFill>
-                    <a:blip r:embed="rId4"/>
+                    <a:blip r:embed="rId13"/>
                     <a:stretch>
                       <a:fillRect/>
                     </a:stretch>
@@ -134,7 +2138,7 @@
     <w:p>
       <w:pPr>
         <w:rPr>
-          <w:rFonts w:ascii="Arial" w:hAnsi="Arial" w:cs="Arial"/>
+          <w:rFonts w:cs="Arial"/>
           <w:sz w:val="17"/>
           <w:szCs w:val="17"/>
           <w:shd w:val="clear" w:color="auto" w:fill="FFFFFF"/>
@@ -142,7 +2146,7 @@
       </w:pPr>
       <w:r>
         <w:rPr>
-          <w:rFonts w:ascii="Arial" w:hAnsi="Arial" w:cs="Arial"/>
+          <w:rFonts w:cs="Arial"/>
           <w:sz w:val="17"/>
           <w:szCs w:val="17"/>
           <w:shd w:val="clear" w:color="auto" w:fill="FFFFFF"/>
@@ -151,7 +2155,21 @@
       </w:r>
     </w:p>
     <w:p>
-      <w:r>
+      <w:pPr>
+        <w:rPr>
+          <w:rFonts w:cs="Arial"/>
+          <w:sz w:val="17"/>
+          <w:szCs w:val="17"/>
+          <w:shd w:val="clear" w:color="auto" w:fill="FFFFFF"/>
+        </w:rPr>
+      </w:pPr>
+    </w:p>
+    <w:p>
+      <w:r>
+        <w:rPr>
+          <w:noProof/>
+        </w:rPr>
+        <w:lastRenderedPageBreak/>
         <w:drawing>
           <wp:inline distT="0" distB="0" distL="0" distR="0" wp14:anchorId="3CA22701" wp14:editId="4F8C3A18">
             <wp:extent cx="4157152" cy="4871965"/>
@@ -168,7 +2186,7 @@
                     <pic:cNvPicPr/>
                   </pic:nvPicPr>
                   <pic:blipFill>
-                    <a:blip r:embed="rId5"/>
+                    <a:blip r:embed="rId14"/>
                     <a:stretch>
                       <a:fillRect/>
                     </a:stretch>
@@ -197,35 +2215,28 @@
     <w:p>
       <w:pPr>
         <w:rPr>
-          <w:rFonts w:ascii="Arial" w:hAnsi="Arial" w:cs="Arial"/>
-          <w:shd w:val="clear" w:color="auto" w:fill="FFFFFF"/>
-        </w:rPr>
-      </w:pPr>
-      <w:r>
-        <w:rPr>
-          <w:rFonts w:ascii="Arial" w:hAnsi="Arial" w:cs="Arial"/>
-          <w:shd w:val="clear" w:color="auto" w:fill="FFFFFF"/>
-        </w:rPr>
-        <w:t>Step 4.2: Cypher Graph Ingestio</w:t>
-      </w:r>
-      <w:r>
-        <w:rPr>
-          <w:rFonts w:ascii="Arial" w:hAnsi="Arial" w:cs="Arial"/>
-          <w:shd w:val="clear" w:color="auto" w:fill="FFFFFF"/>
-        </w:rPr>
-        <w:t>n</w:t>
-      </w:r>
-    </w:p>
-    <w:p>
-      <w:pPr>
-        <w:rPr>
-          <w:rFonts w:ascii="Arial" w:hAnsi="Arial" w:cs="Arial"/>
-          <w:shd w:val="clear" w:color="auto" w:fill="FFFFFF"/>
-        </w:rPr>
-      </w:pPr>
-      <w:r>
-        <w:rPr>
-          <w:rFonts w:ascii="Arial" w:hAnsi="Arial" w:cs="Arial"/>
+          <w:rFonts w:cs="Arial"/>
+          <w:shd w:val="clear" w:color="auto" w:fill="FFFFFF"/>
+        </w:rPr>
+      </w:pPr>
+      <w:r>
+        <w:rPr>
+          <w:rFonts w:cs="Arial"/>
+          <w:shd w:val="clear" w:color="auto" w:fill="FFFFFF"/>
+        </w:rPr>
+        <w:t>Step 4.2: Cypher Graph Ingestion</w:t>
+      </w:r>
+    </w:p>
+    <w:p>
+      <w:pPr>
+        <w:rPr>
+          <w:rFonts w:cs="Arial"/>
+          <w:shd w:val="clear" w:color="auto" w:fill="FFFFFF"/>
+        </w:rPr>
+      </w:pPr>
+      <w:r>
+        <w:rPr>
+          <w:rFonts w:cs="Arial"/>
           <w:shd w:val="clear" w:color="auto" w:fill="FFFFFF"/>
         </w:rPr>
         <w:t>Data Extraction</w:t>
@@ -234,31 +2245,32 @@
     <w:p>
       <w:pPr>
         <w:rPr>
-          <w:rFonts w:ascii="Arial" w:hAnsi="Arial" w:cs="Arial"/>
-          <w:shd w:val="clear" w:color="auto" w:fill="FFFFFF"/>
-        </w:rPr>
-      </w:pPr>
-      <w:r>
-        <w:rPr>
-          <w:rFonts w:ascii="Arial" w:hAnsi="Arial" w:cs="Arial"/>
+          <w:rFonts w:cs="Arial"/>
+          <w:shd w:val="clear" w:color="auto" w:fill="FFFFFF"/>
+        </w:rPr>
+      </w:pPr>
+      <w:r>
+        <w:rPr>
+          <w:rFonts w:cs="Arial"/>
+          <w:shd w:val="clear" w:color="auto" w:fill="FFFFFF"/>
+        </w:rPr>
+        <w:t xml:space="preserve">Figure 4.3 illustrates the python implementation of subsetting of downloaded patent text structure, number of records(5000) to be extrated would be input by cmd line param. </w:t>
+      </w:r>
+    </w:p>
+    <w:p>
+      <w:pPr>
+        <w:rPr>
+          <w:rFonts w:cs="Arial"/>
+          <w:shd w:val="clear" w:color="auto" w:fill="FFFFFF"/>
+        </w:rPr>
+      </w:pPr>
+      <w:r>
+        <w:rPr>
+          <w:rFonts w:cs="Arial"/>
+          <w:noProof/>
           <w:shd w:val="clear" w:color="auto" w:fill="FFFFFF"/>
         </w:rPr>
         <w:lastRenderedPageBreak/>
-        <w:t xml:space="preserve">Figure 4.3 illustrates the python implementation of subsetting of downloaded patent text structure, number of records(5000) to be extrated would be input by cmd line param. </w:t>
-      </w:r>
-    </w:p>
-    <w:p>
-      <w:pPr>
-        <w:rPr>
-          <w:rFonts w:ascii="Arial" w:hAnsi="Arial" w:cs="Arial"/>
-          <w:shd w:val="clear" w:color="auto" w:fill="FFFFFF"/>
-        </w:rPr>
-      </w:pPr>
-      <w:r>
-        <w:rPr>
-          <w:rFonts w:ascii="Arial" w:hAnsi="Arial" w:cs="Arial"/>
-          <w:shd w:val="clear" w:color="auto" w:fill="FFFFFF"/>
-        </w:rPr>
         <w:drawing>
           <wp:inline distT="0" distB="0" distL="0" distR="0" wp14:anchorId="75047DDD" wp14:editId="7D4F1C7F">
             <wp:extent cx="4085590" cy="2447009"/>
@@ -275,7 +2287,7 @@
                     <pic:cNvPicPr/>
                   </pic:nvPicPr>
                   <pic:blipFill>
-                    <a:blip r:embed="rId6"/>
+                    <a:blip r:embed="rId15"/>
                     <a:stretch>
                       <a:fillRect/>
                     </a:stretch>
@@ -299,13 +2311,13 @@
     <w:p>
       <w:pPr>
         <w:rPr>
-          <w:rFonts w:ascii="Arial" w:hAnsi="Arial" w:cs="Arial"/>
-          <w:shd w:val="clear" w:color="auto" w:fill="FFFFFF"/>
-        </w:rPr>
-      </w:pPr>
-      <w:r>
-        <w:rPr>
-          <w:rFonts w:ascii="Arial" w:hAnsi="Arial" w:cs="Arial"/>
+          <w:rFonts w:cs="Arial"/>
+          <w:shd w:val="clear" w:color="auto" w:fill="FFFFFF"/>
+        </w:rPr>
+      </w:pPr>
+      <w:r>
+        <w:rPr>
+          <w:rFonts w:cs="Arial"/>
           <w:shd w:val="clear" w:color="auto" w:fill="FFFFFF"/>
         </w:rPr>
         <w:t>Fifure 4.3: Data Extraction</w:t>
@@ -314,13 +2326,13 @@
     <w:p>
       <w:pPr>
         <w:rPr>
-          <w:rFonts w:ascii="Arial" w:hAnsi="Arial" w:cs="Arial"/>
-          <w:shd w:val="clear" w:color="auto" w:fill="FFFFFF"/>
-        </w:rPr>
-      </w:pPr>
-      <w:r>
-        <w:rPr>
-          <w:rFonts w:ascii="Arial" w:hAnsi="Arial" w:cs="Arial"/>
+          <w:rFonts w:cs="Arial"/>
+          <w:shd w:val="clear" w:color="auto" w:fill="FFFFFF"/>
+        </w:rPr>
+      </w:pPr>
+      <w:r>
+        <w:rPr>
+          <w:rFonts w:cs="Arial"/>
           <w:shd w:val="clear" w:color="auto" w:fill="FFFFFF"/>
         </w:rPr>
         <w:t>Import Logics</w:t>
@@ -329,13 +2341,13 @@
     <w:p>
       <w:pPr>
         <w:rPr>
-          <w:rFonts w:ascii="Arial" w:hAnsi="Arial" w:cs="Arial"/>
-          <w:shd w:val="clear" w:color="auto" w:fill="FFFFFF"/>
-        </w:rPr>
-      </w:pPr>
-      <w:r>
-        <w:rPr>
-          <w:rFonts w:ascii="Arial" w:hAnsi="Arial" w:cs="Arial"/>
+          <w:rFonts w:cs="Arial"/>
+          <w:shd w:val="clear" w:color="auto" w:fill="FFFFFF"/>
+        </w:rPr>
+      </w:pPr>
+      <w:r>
+        <w:rPr>
+          <w:rFonts w:cs="Arial"/>
           <w:shd w:val="clear" w:color="auto" w:fill="FFFFFF"/>
         </w:rPr>
         <w:t xml:space="preserve">Here we used LOAD CSV procedures to convert raw textual records to structured graph node set with directed relationships. </w:t>
@@ -344,13 +2356,13 @@
     <w:p>
       <w:pPr>
         <w:rPr>
-          <w:rFonts w:ascii="Arial" w:hAnsi="Arial" w:cs="Arial"/>
-          <w:shd w:val="clear" w:color="auto" w:fill="FFFFFF"/>
-        </w:rPr>
-      </w:pPr>
-      <w:r>
-        <w:rPr>
-          <w:rFonts w:ascii="Arial" w:hAnsi="Arial" w:cs="Arial"/>
+          <w:rFonts w:cs="Arial"/>
+          <w:shd w:val="clear" w:color="auto" w:fill="FFFFFF"/>
+        </w:rPr>
+      </w:pPr>
+      <w:r>
+        <w:rPr>
+          <w:rFonts w:cs="Arial"/>
           <w:shd w:val="clear" w:color="auto" w:fill="FFFFFF"/>
         </w:rPr>
         <w:t>Create Nodes</w:t>
@@ -359,13 +2371,13 @@
     <w:p>
       <w:pPr>
         <w:rPr>
-          <w:rFonts w:ascii="Arial" w:hAnsi="Arial" w:cs="Arial"/>
-          <w:shd w:val="clear" w:color="auto" w:fill="FFFFFF"/>
-        </w:rPr>
-      </w:pPr>
-      <w:r>
-        <w:rPr>
-          <w:rFonts w:ascii="Arial" w:hAnsi="Arial" w:cs="Arial"/>
+          <w:rFonts w:cs="Arial"/>
+          <w:shd w:val="clear" w:color="auto" w:fill="FFFFFF"/>
+        </w:rPr>
+      </w:pPr>
+      <w:r>
+        <w:rPr>
+          <w:rFonts w:cs="Arial"/>
           <w:shd w:val="clear" w:color="auto" w:fill="FFFFFF"/>
         </w:rPr>
         <w:t>Figure 4.5 below illustrates the cypher script to create the patent nodes as depicted in figure 4.4</w:t>
@@ -374,13 +2386,13 @@
     <w:p>
       <w:pPr>
         <w:rPr>
-          <w:rFonts w:ascii="Arial" w:hAnsi="Arial" w:cs="Arial"/>
-          <w:shd w:val="clear" w:color="auto" w:fill="FFFFFF"/>
-        </w:rPr>
-      </w:pPr>
-      <w:r>
-        <w:rPr>
-          <w:rFonts w:ascii="Arial" w:hAnsi="Arial" w:cs="Arial"/>
+          <w:rFonts w:cs="Arial"/>
+          <w:shd w:val="clear" w:color="auto" w:fill="FFFFFF"/>
+        </w:rPr>
+      </w:pPr>
+      <w:r>
+        <w:rPr>
+          <w:rFonts w:cs="Arial"/>
           <w:noProof/>
           <w:shd w:val="clear" w:color="auto" w:fill="FFFFFF"/>
         </w:rPr>
@@ -400,7 +2412,7 @@
                     <pic:cNvPicPr/>
                   </pic:nvPicPr>
                   <pic:blipFill>
-                    <a:blip r:embed="rId7" cstate="print">
+                    <a:blip r:embed="rId16" cstate="print">
                       <a:extLst>
                         <a:ext uri="{28A0092B-C50C-407E-A947-70E740481C1C}">
                           <a14:useLocalDpi xmlns:a14="http://schemas.microsoft.com/office/drawing/2010/main" val="0"/>
@@ -430,13 +2442,13 @@
     <w:p>
       <w:pPr>
         <w:rPr>
-          <w:rFonts w:ascii="Arial" w:hAnsi="Arial" w:cs="Arial"/>
-          <w:shd w:val="clear" w:color="auto" w:fill="FFFFFF"/>
-        </w:rPr>
-      </w:pPr>
-      <w:r>
-        <w:rPr>
-          <w:rFonts w:ascii="Arial" w:hAnsi="Arial" w:cs="Arial"/>
+          <w:rFonts w:cs="Arial"/>
+          <w:shd w:val="clear" w:color="auto" w:fill="FFFFFF"/>
+        </w:rPr>
+      </w:pPr>
+      <w:r>
+        <w:rPr>
+          <w:rFonts w:cs="Arial"/>
           <w:shd w:val="clear" w:color="auto" w:fill="FFFFFF"/>
         </w:rPr>
         <w:t>Figure 4.4: Patent Nodes</w:t>
@@ -445,13 +2457,14 @@
     <w:p>
       <w:pPr>
         <w:rPr>
-          <w:rFonts w:ascii="Arial" w:hAnsi="Arial" w:cs="Arial"/>
-          <w:shd w:val="clear" w:color="auto" w:fill="FFFFFF"/>
-        </w:rPr>
-      </w:pPr>
-      <w:r>
-        <w:rPr>
-          <w:rFonts w:ascii="Arial" w:hAnsi="Arial" w:cs="Arial"/>
+          <w:rFonts w:cs="Arial"/>
+          <w:shd w:val="clear" w:color="auto" w:fill="FFFFFF"/>
+        </w:rPr>
+      </w:pPr>
+      <w:r>
+        <w:rPr>
+          <w:rFonts w:cs="Arial"/>
+          <w:noProof/>
           <w:shd w:val="clear" w:color="auto" w:fill="FFFFFF"/>
         </w:rPr>
         <w:lastRenderedPageBreak/>
@@ -471,7 +2484,7 @@
                     <pic:cNvPicPr/>
                   </pic:nvPicPr>
                   <pic:blipFill>
-                    <a:blip r:embed="rId8"/>
+                    <a:blip r:embed="rId17"/>
                     <a:stretch>
                       <a:fillRect/>
                     </a:stretch>
@@ -495,49 +2508,28 @@
     <w:p>
       <w:pPr>
         <w:rPr>
-          <w:rFonts w:ascii="Arial" w:hAnsi="Arial" w:cs="Arial"/>
-          <w:shd w:val="clear" w:color="auto" w:fill="FFFFFF"/>
-        </w:rPr>
-      </w:pPr>
-      <w:r>
-        <w:rPr>
-          <w:rFonts w:ascii="Arial" w:hAnsi="Arial" w:cs="Arial"/>
-          <w:shd w:val="clear" w:color="auto" w:fill="FFFFFF"/>
-        </w:rPr>
-        <w:t>Figure 4.</w:t>
-      </w:r>
-      <w:r>
-        <w:rPr>
-          <w:rFonts w:ascii="Arial" w:hAnsi="Arial" w:cs="Arial"/>
-          <w:shd w:val="clear" w:color="auto" w:fill="FFFFFF"/>
-        </w:rPr>
-        <w:t>5</w:t>
-      </w:r>
-      <w:r>
-        <w:rPr>
-          <w:rFonts w:ascii="Arial" w:hAnsi="Arial" w:cs="Arial"/>
-          <w:shd w:val="clear" w:color="auto" w:fill="FFFFFF"/>
-        </w:rPr>
-        <w:t xml:space="preserve">: </w:t>
-      </w:r>
-      <w:r>
-        <w:rPr>
-          <w:rFonts w:ascii="Arial" w:hAnsi="Arial" w:cs="Arial"/>
-          <w:shd w:val="clear" w:color="auto" w:fill="FFFFFF"/>
-        </w:rPr>
-        <w:t>Cypher Text for creating the nodes</w:t>
-      </w:r>
-    </w:p>
-    <w:p>
-      <w:pPr>
-        <w:rPr>
-          <w:rFonts w:ascii="Arial" w:hAnsi="Arial" w:cs="Arial"/>
-          <w:shd w:val="clear" w:color="auto" w:fill="FFFFFF"/>
-        </w:rPr>
-      </w:pPr>
-      <w:r>
-        <w:rPr>
-          <w:rFonts w:ascii="Arial" w:hAnsi="Arial" w:cs="Arial"/>
+          <w:rFonts w:cs="Arial"/>
+          <w:shd w:val="clear" w:color="auto" w:fill="FFFFFF"/>
+        </w:rPr>
+      </w:pPr>
+      <w:r>
+        <w:rPr>
+          <w:rFonts w:cs="Arial"/>
+          <w:shd w:val="clear" w:color="auto" w:fill="FFFFFF"/>
+        </w:rPr>
+        <w:t>Figure 4.5: Cypher Text for creating the nodes</w:t>
+      </w:r>
+    </w:p>
+    <w:p>
+      <w:pPr>
+        <w:rPr>
+          <w:rFonts w:cs="Arial"/>
+          <w:shd w:val="clear" w:color="auto" w:fill="FFFFFF"/>
+        </w:rPr>
+      </w:pPr>
+      <w:r>
+        <w:rPr>
+          <w:rFonts w:cs="Arial"/>
           <w:shd w:val="clear" w:color="auto" w:fill="FFFFFF"/>
         </w:rPr>
         <w:t>Create Links</w:t>
@@ -546,13 +2538,13 @@
     <w:p>
       <w:pPr>
         <w:rPr>
-          <w:rFonts w:ascii="Arial" w:hAnsi="Arial" w:cs="Arial"/>
-          <w:shd w:val="clear" w:color="auto" w:fill="FFFFFF"/>
-        </w:rPr>
-      </w:pPr>
-      <w:r>
-        <w:rPr>
-          <w:rFonts w:ascii="Arial" w:hAnsi="Arial" w:cs="Arial"/>
+          <w:rFonts w:cs="Arial"/>
+          <w:shd w:val="clear" w:color="auto" w:fill="FFFFFF"/>
+        </w:rPr>
+      </w:pPr>
+      <w:r>
+        <w:rPr>
+          <w:rFonts w:cs="Arial"/>
           <w:shd w:val="clear" w:color="auto" w:fill="FFFFFF"/>
         </w:rPr>
         <w:t>Figure 4.6 illustrates the patent reference relationships which is drawn by the cypher script illustrated in figure 4.7</w:t>
@@ -561,13 +2553,13 @@
     <w:p>
       <w:pPr>
         <w:rPr>
-          <w:rFonts w:ascii="Arial" w:hAnsi="Arial" w:cs="Arial"/>
-          <w:shd w:val="clear" w:color="auto" w:fill="FFFFFF"/>
-        </w:rPr>
-      </w:pPr>
-      <w:r>
-        <w:rPr>
-          <w:rFonts w:ascii="Arial" w:hAnsi="Arial" w:cs="Arial"/>
+          <w:rFonts w:cs="Arial"/>
+          <w:shd w:val="clear" w:color="auto" w:fill="FFFFFF"/>
+        </w:rPr>
+      </w:pPr>
+      <w:r>
+        <w:rPr>
+          <w:rFonts w:cs="Arial"/>
           <w:noProof/>
           <w:shd w:val="clear" w:color="auto" w:fill="FFFFFF"/>
         </w:rPr>
@@ -587,7 +2579,7 @@
                     <pic:cNvPicPr/>
                   </pic:nvPicPr>
                   <pic:blipFill>
-                    <a:blip r:embed="rId9" cstate="print">
+                    <a:blip r:embed="rId18" cstate="print">
                       <a:extLst>
                         <a:ext uri="{28A0092B-C50C-407E-A947-70E740481C1C}">
                           <a14:useLocalDpi xmlns:a14="http://schemas.microsoft.com/office/drawing/2010/main" val="0"/>
@@ -617,20 +2609,20 @@
     <w:p>
       <w:pPr>
         <w:rPr>
-          <w:rFonts w:ascii="Arial" w:hAnsi="Arial" w:cs="Arial"/>
-          <w:shd w:val="clear" w:color="auto" w:fill="FFFFFF"/>
-        </w:rPr>
-      </w:pPr>
-      <w:r>
-        <w:rPr>
-          <w:rFonts w:ascii="Arial" w:hAnsi="Arial" w:cs="Arial"/>
+          <w:rFonts w:cs="Arial"/>
+          <w:shd w:val="clear" w:color="auto" w:fill="FFFFFF"/>
+        </w:rPr>
+      </w:pPr>
+      <w:r>
+        <w:rPr>
+          <w:rFonts w:cs="Arial"/>
           <w:shd w:val="clear" w:color="auto" w:fill="FFFFFF"/>
         </w:rPr>
         <w:t xml:space="preserve">Figure 4.6: Patent Reference </w:t>
       </w:r>
       <w:r>
         <w:rPr>
-          <w:rFonts w:ascii="Arial" w:hAnsi="Arial" w:cs="Arial"/>
+          <w:rFonts w:cs="Arial"/>
           <w:shd w:val="clear" w:color="auto" w:fill="FFFFFF"/>
         </w:rPr>
         <w:t>drawing</w:t>
@@ -639,13 +2631,14 @@
     <w:p>
       <w:pPr>
         <w:rPr>
-          <w:rFonts w:ascii="Arial" w:hAnsi="Arial" w:cs="Arial"/>
-          <w:shd w:val="clear" w:color="auto" w:fill="FFFFFF"/>
-        </w:rPr>
-      </w:pPr>
-      <w:r>
-        <w:rPr>
-          <w:rFonts w:ascii="Arial" w:hAnsi="Arial" w:cs="Arial"/>
+          <w:rFonts w:cs="Arial"/>
+          <w:shd w:val="clear" w:color="auto" w:fill="FFFFFF"/>
+        </w:rPr>
+      </w:pPr>
+      <w:r>
+        <w:rPr>
+          <w:rFonts w:cs="Arial"/>
+          <w:noProof/>
           <w:shd w:val="clear" w:color="auto" w:fill="FFFFFF"/>
         </w:rPr>
         <w:drawing>
@@ -664,7 +2657,7 @@
                     <pic:cNvPicPr/>
                   </pic:nvPicPr>
                   <pic:blipFill>
-                    <a:blip r:embed="rId10"/>
+                    <a:blip r:embed="rId19"/>
                     <a:stretch>
                       <a:fillRect/>
                     </a:stretch>
@@ -688,13 +2681,13 @@
     <w:p>
       <w:pPr>
         <w:rPr>
-          <w:rFonts w:ascii="Arial" w:hAnsi="Arial" w:cs="Arial"/>
-          <w:shd w:val="clear" w:color="auto" w:fill="FFFFFF"/>
-        </w:rPr>
-      </w:pPr>
-      <w:r>
-        <w:rPr>
-          <w:rFonts w:ascii="Arial" w:hAnsi="Arial" w:cs="Arial"/>
+          <w:rFonts w:cs="Arial"/>
+          <w:shd w:val="clear" w:color="auto" w:fill="FFFFFF"/>
+        </w:rPr>
+      </w:pPr>
+      <w:r>
+        <w:rPr>
+          <w:rFonts w:cs="Arial"/>
           <w:shd w:val="clear" w:color="auto" w:fill="FFFFFF"/>
         </w:rPr>
         <w:t>Figure 4.7: Cypher script for creating the patent node links</w:t>
@@ -703,21 +2696,21 @@
     <w:p>
       <w:pPr>
         <w:rPr>
-          <w:rFonts w:ascii="Arial" w:hAnsi="Arial" w:cs="Arial"/>
-          <w:shd w:val="clear" w:color="auto" w:fill="FFFFFF"/>
-        </w:rPr>
-      </w:pPr>
-    </w:p>
-    <w:p>
-      <w:pPr>
-        <w:rPr>
-          <w:rFonts w:ascii="Arial" w:hAnsi="Arial" w:cs="Arial"/>
-          <w:shd w:val="clear" w:color="auto" w:fill="FFFFFF"/>
-        </w:rPr>
-      </w:pPr>
-      <w:r>
-        <w:rPr>
-          <w:rFonts w:ascii="Arial" w:hAnsi="Arial" w:cs="Arial"/>
+          <w:rFonts w:cs="Arial"/>
+          <w:shd w:val="clear" w:color="auto" w:fill="FFFFFF"/>
+        </w:rPr>
+      </w:pPr>
+    </w:p>
+    <w:p>
+      <w:pPr>
+        <w:rPr>
+          <w:rFonts w:cs="Arial"/>
+          <w:shd w:val="clear" w:color="auto" w:fill="FFFFFF"/>
+        </w:rPr>
+      </w:pPr>
+      <w:r>
+        <w:rPr>
+          <w:rFonts w:cs="Arial"/>
           <w:shd w:val="clear" w:color="auto" w:fill="FFFFFF"/>
         </w:rPr>
         <w:lastRenderedPageBreak/>
@@ -727,34 +2720,34 @@
     <w:p>
       <w:pPr>
         <w:rPr>
-          <w:rFonts w:ascii="Arial" w:hAnsi="Arial" w:cs="Arial"/>
-          <w:shd w:val="clear" w:color="auto" w:fill="FFFFFF"/>
-        </w:rPr>
-      </w:pPr>
-      <w:r>
-        <w:rPr>
-          <w:rFonts w:ascii="Arial" w:hAnsi="Arial" w:cs="Arial"/>
+          <w:rFonts w:cs="Arial"/>
+          <w:shd w:val="clear" w:color="auto" w:fill="FFFFFF"/>
+        </w:rPr>
+      </w:pPr>
+      <w:r>
+        <w:rPr>
+          <w:rFonts w:cs="Arial"/>
           <w:shd w:val="clear" w:color="auto" w:fill="FFFFFF"/>
         </w:rPr>
         <w:t xml:space="preserve">Identify </w:t>
       </w:r>
       <w:r>
         <w:rPr>
-          <w:rFonts w:ascii="Arial" w:hAnsi="Arial" w:cs="Arial"/>
+          <w:rFonts w:cs="Arial"/>
           <w:shd w:val="clear" w:color="auto" w:fill="FFFFFF"/>
         </w:rPr>
         <w:t>connected nodes of a</w:t>
       </w:r>
       <w:r>
         <w:rPr>
-          <w:rFonts w:ascii="Arial" w:hAnsi="Arial" w:cs="Arial"/>
+          <w:rFonts w:cs="Arial"/>
           <w:shd w:val="clear" w:color="auto" w:fill="FFFFFF"/>
         </w:rPr>
         <w:t xml:space="preserve"> </w:t>
       </w:r>
       <w:r>
         <w:rPr>
-          <w:rFonts w:ascii="Arial" w:hAnsi="Arial" w:cs="Arial"/>
+          <w:rFonts w:cs="Arial"/>
           <w:shd w:val="clear" w:color="auto" w:fill="FFFFFF"/>
         </w:rPr>
         <w:t>target patent</w:t>
@@ -763,27 +2756,20 @@
     <w:p>
       <w:pPr>
         <w:rPr>
-          <w:rFonts w:ascii="Arial" w:hAnsi="Arial" w:cs="Arial"/>
-          <w:shd w:val="clear" w:color="auto" w:fill="FFFFFF"/>
-        </w:rPr>
-      </w:pPr>
-      <w:r>
-        <w:rPr>
-          <w:rFonts w:ascii="Arial" w:hAnsi="Arial" w:cs="Arial"/>
-          <w:shd w:val="clear" w:color="auto" w:fill="FFFFFF"/>
-        </w:rPr>
-        <w:t xml:space="preserve">Figure 4.8 depicts the cypher script to identify direct neighbours of patent id </w:t>
-      </w:r>
-      <w:r>
-        <w:rPr>
-          <w:rFonts w:ascii="Arial" w:hAnsi="Arial" w:cs="Arial"/>
-          <w:shd w:val="clear" w:color="auto" w:fill="FFFFFF"/>
-        </w:rPr>
-        <w:t>3858243</w:t>
-      </w:r>
-      <w:r>
-        <w:rPr>
-          <w:rFonts w:ascii="Arial" w:hAnsi="Arial" w:cs="Arial"/>
+          <w:rFonts w:cs="Arial"/>
+          <w:shd w:val="clear" w:color="auto" w:fill="FFFFFF"/>
+        </w:rPr>
+      </w:pPr>
+      <w:r>
+        <w:rPr>
+          <w:rFonts w:cs="Arial"/>
+          <w:shd w:val="clear" w:color="auto" w:fill="FFFFFF"/>
+        </w:rPr>
+        <w:t>Figure 4.8 depicts the cypher script to identify direct neighbours of patent id 3858243</w:t>
+      </w:r>
+      <w:r>
+        <w:rPr>
+          <w:rFonts w:cs="Arial"/>
           <w:shd w:val="clear" w:color="auto" w:fill="FFFFFF"/>
         </w:rPr>
         <w:t xml:space="preserve"> and figure 4.9 depicts the results.</w:t>
@@ -792,13 +2778,14 @@
     <w:p>
       <w:pPr>
         <w:rPr>
-          <w:rFonts w:ascii="Arial" w:hAnsi="Arial" w:cs="Arial"/>
-          <w:shd w:val="clear" w:color="auto" w:fill="FFFFFF"/>
-        </w:rPr>
-      </w:pPr>
-      <w:r>
-        <w:rPr>
-          <w:rFonts w:ascii="Arial" w:hAnsi="Arial" w:cs="Arial"/>
+          <w:rFonts w:cs="Arial"/>
+          <w:shd w:val="clear" w:color="auto" w:fill="FFFFFF"/>
+        </w:rPr>
+      </w:pPr>
+      <w:r>
+        <w:rPr>
+          <w:rFonts w:cs="Arial"/>
+          <w:noProof/>
           <w:shd w:val="clear" w:color="auto" w:fill="FFFFFF"/>
         </w:rPr>
         <w:drawing>
@@ -817,7 +2804,7 @@
                     <pic:cNvPicPr/>
                   </pic:nvPicPr>
                   <pic:blipFill>
-                    <a:blip r:embed="rId11"/>
+                    <a:blip r:embed="rId20"/>
                     <a:stretch>
                       <a:fillRect/>
                     </a:stretch>
@@ -841,13 +2828,13 @@
     <w:p>
       <w:pPr>
         <w:rPr>
-          <w:rFonts w:ascii="Arial" w:hAnsi="Arial" w:cs="Arial"/>
-          <w:shd w:val="clear" w:color="auto" w:fill="FFFFFF"/>
-        </w:rPr>
-      </w:pPr>
-      <w:r>
-        <w:rPr>
-          <w:rFonts w:ascii="Arial" w:hAnsi="Arial" w:cs="Arial"/>
+          <w:rFonts w:cs="Arial"/>
+          <w:shd w:val="clear" w:color="auto" w:fill="FFFFFF"/>
+        </w:rPr>
+      </w:pPr>
+      <w:r>
+        <w:rPr>
+          <w:rFonts w:cs="Arial"/>
           <w:shd w:val="clear" w:color="auto" w:fill="FFFFFF"/>
         </w:rPr>
         <w:t>Figure 4.8: Cypher scripts to find all referenced patents</w:t>
@@ -856,13 +2843,13 @@
     <w:p>
       <w:pPr>
         <w:rPr>
-          <w:rFonts w:ascii="Arial" w:hAnsi="Arial" w:cs="Arial"/>
-          <w:shd w:val="clear" w:color="auto" w:fill="FFFFFF"/>
-        </w:rPr>
-      </w:pPr>
-      <w:r>
-        <w:rPr>
-          <w:rFonts w:ascii="Arial" w:hAnsi="Arial" w:cs="Arial"/>
+          <w:rFonts w:cs="Arial"/>
+          <w:shd w:val="clear" w:color="auto" w:fill="FFFFFF"/>
+        </w:rPr>
+      </w:pPr>
+      <w:r>
+        <w:rPr>
+          <w:rFonts w:cs="Arial"/>
           <w:noProof/>
           <w:shd w:val="clear" w:color="auto" w:fill="FFFFFF"/>
         </w:rPr>
@@ -882,7 +2869,7 @@
                     <pic:cNvPicPr/>
                   </pic:nvPicPr>
                   <pic:blipFill>
-                    <a:blip r:embed="rId12">
+                    <a:blip r:embed="rId21">
                       <a:extLst>
                         <a:ext uri="{28A0092B-C50C-407E-A947-70E740481C1C}">
                           <a14:useLocalDpi xmlns:a14="http://schemas.microsoft.com/office/drawing/2010/main" val="0"/>
@@ -912,13 +2899,13 @@
     <w:p>
       <w:pPr>
         <w:rPr>
-          <w:rFonts w:ascii="Arial" w:hAnsi="Arial" w:cs="Arial"/>
-          <w:shd w:val="clear" w:color="auto" w:fill="FFFFFF"/>
-        </w:rPr>
-      </w:pPr>
-      <w:r>
-        <w:rPr>
-          <w:rFonts w:ascii="Arial" w:hAnsi="Arial" w:cs="Arial"/>
+          <w:rFonts w:cs="Arial"/>
+          <w:shd w:val="clear" w:color="auto" w:fill="FFFFFF"/>
+        </w:rPr>
+      </w:pPr>
+      <w:r>
+        <w:rPr>
+          <w:rFonts w:cs="Arial"/>
           <w:shd w:val="clear" w:color="auto" w:fill="FFFFFF"/>
         </w:rPr>
         <w:t>Figure 4.9: Find all referenced parents</w:t>
@@ -927,50 +2914,36 @@
     <w:p>
       <w:pPr>
         <w:rPr>
-          <w:rFonts w:ascii="Arial" w:hAnsi="Arial" w:cs="Arial"/>
-          <w:shd w:val="clear" w:color="auto" w:fill="FFFFFF"/>
-        </w:rPr>
-      </w:pPr>
-    </w:p>
-    <w:p>
-      <w:pPr>
-        <w:rPr>
-          <w:rFonts w:ascii="Arial" w:hAnsi="Arial" w:cs="Arial"/>
-          <w:shd w:val="clear" w:color="auto" w:fill="FFFFFF"/>
-        </w:rPr>
-      </w:pPr>
-      <w:r>
-        <w:rPr>
-          <w:rFonts w:ascii="Arial" w:hAnsi="Arial" w:cs="Arial"/>
-          <w:shd w:val="clear" w:color="auto" w:fill="FFFFFF"/>
-        </w:rPr>
-        <w:t>top-tier patent</w:t>
-      </w:r>
-      <w:r>
-        <w:rPr>
-          <w:rFonts w:ascii="Arial" w:hAnsi="Arial" w:cs="Arial"/>
-          <w:shd w:val="clear" w:color="auto" w:fill="FFFFFF"/>
-        </w:rPr>
-        <w:t xml:space="preserve"> </w:t>
-      </w:r>
-      <w:r>
-        <w:rPr>
-          <w:rFonts w:ascii="Arial" w:hAnsi="Arial" w:cs="Arial"/>
-          <w:shd w:val="clear" w:color="auto" w:fill="FFFFFF"/>
-        </w:rPr>
-        <w:t>records</w:t>
-      </w:r>
-    </w:p>
-    <w:p>
-      <w:pPr>
-        <w:rPr>
-          <w:rFonts w:ascii="Arial" w:hAnsi="Arial" w:cs="Arial"/>
-          <w:shd w:val="clear" w:color="auto" w:fill="FFFFFF"/>
-        </w:rPr>
-      </w:pPr>
-      <w:r>
-        <w:rPr>
-          <w:rFonts w:ascii="Arial" w:hAnsi="Arial" w:cs="Arial"/>
+          <w:rFonts w:cs="Arial"/>
+          <w:shd w:val="clear" w:color="auto" w:fill="FFFFFF"/>
+        </w:rPr>
+      </w:pPr>
+    </w:p>
+    <w:p>
+      <w:pPr>
+        <w:rPr>
+          <w:rFonts w:cs="Arial"/>
+          <w:shd w:val="clear" w:color="auto" w:fill="FFFFFF"/>
+        </w:rPr>
+      </w:pPr>
+      <w:r>
+        <w:rPr>
+          <w:rFonts w:cs="Arial"/>
+          <w:shd w:val="clear" w:color="auto" w:fill="FFFFFF"/>
+        </w:rPr>
+        <w:t>top-tier patent records</w:t>
+      </w:r>
+    </w:p>
+    <w:p>
+      <w:pPr>
+        <w:rPr>
+          <w:rFonts w:cs="Arial"/>
+          <w:shd w:val="clear" w:color="auto" w:fill="FFFFFF"/>
+        </w:rPr>
+      </w:pPr>
+      <w:r>
+        <w:rPr>
+          <w:rFonts w:cs="Arial"/>
           <w:shd w:val="clear" w:color="auto" w:fill="FFFFFF"/>
         </w:rPr>
         <w:t>Figure 4.10 below depicts the cypher text to find top 5 patent. All top 5 referenced patents has more than 3 citations as shown in figure 4.11 below.</w:t>
@@ -979,13 +2952,14 @@
     <w:p>
       <w:pPr>
         <w:rPr>
-          <w:rFonts w:ascii="Arial" w:hAnsi="Arial" w:cs="Arial"/>
-          <w:shd w:val="clear" w:color="auto" w:fill="FFFFFF"/>
-        </w:rPr>
-      </w:pPr>
-      <w:r>
-        <w:rPr>
-          <w:rFonts w:ascii="Arial" w:hAnsi="Arial" w:cs="Arial"/>
+          <w:rFonts w:cs="Arial"/>
+          <w:shd w:val="clear" w:color="auto" w:fill="FFFFFF"/>
+        </w:rPr>
+      </w:pPr>
+      <w:r>
+        <w:rPr>
+          <w:rFonts w:cs="Arial"/>
+          <w:noProof/>
           <w:shd w:val="clear" w:color="auto" w:fill="FFFFFF"/>
         </w:rPr>
         <w:drawing>
@@ -1004,7 +2978,7 @@
                     <pic:cNvPicPr/>
                   </pic:nvPicPr>
                   <pic:blipFill>
-                    <a:blip r:embed="rId13"/>
+                    <a:blip r:embed="rId22"/>
                     <a:stretch>
                       <a:fillRect/>
                     </a:stretch>
@@ -1028,13 +3002,13 @@
     <w:p>
       <w:pPr>
         <w:rPr>
-          <w:rFonts w:ascii="Arial" w:hAnsi="Arial" w:cs="Arial"/>
-          <w:shd w:val="clear" w:color="auto" w:fill="FFFFFF"/>
-        </w:rPr>
-      </w:pPr>
-      <w:r>
-        <w:rPr>
-          <w:rFonts w:ascii="Arial" w:hAnsi="Arial" w:cs="Arial"/>
+          <w:rFonts w:cs="Arial"/>
+          <w:shd w:val="clear" w:color="auto" w:fill="FFFFFF"/>
+        </w:rPr>
+      </w:pPr>
+      <w:r>
+        <w:rPr>
+          <w:rFonts w:cs="Arial"/>
           <w:shd w:val="clear" w:color="auto" w:fill="FFFFFF"/>
         </w:rPr>
         <w:t>Figure 4.10: Cypher script to find top 5 referenced patents</w:t>
@@ -1043,13 +3017,14 @@
     <w:p>
       <w:pPr>
         <w:rPr>
-          <w:rFonts w:ascii="Arial" w:hAnsi="Arial" w:cs="Arial"/>
-          <w:shd w:val="clear" w:color="auto" w:fill="FFFFFF"/>
-        </w:rPr>
-      </w:pPr>
-      <w:r>
-        <w:rPr>
-          <w:rFonts w:ascii="Arial" w:hAnsi="Arial" w:cs="Arial"/>
+          <w:rFonts w:cs="Arial"/>
+          <w:shd w:val="clear" w:color="auto" w:fill="FFFFFF"/>
+        </w:rPr>
+      </w:pPr>
+      <w:r>
+        <w:rPr>
+          <w:rFonts w:cs="Arial"/>
+          <w:noProof/>
           <w:shd w:val="clear" w:color="auto" w:fill="FFFFFF"/>
         </w:rPr>
         <w:lastRenderedPageBreak/>
@@ -1069,7 +3044,7 @@
                     <pic:cNvPicPr/>
                   </pic:nvPicPr>
                   <pic:blipFill>
-                    <a:blip r:embed="rId14"/>
+                    <a:blip r:embed="rId23"/>
                     <a:stretch>
                       <a:fillRect/>
                     </a:stretch>
@@ -1093,13 +3068,13 @@
     <w:p>
       <w:pPr>
         <w:rPr>
-          <w:rFonts w:ascii="Arial" w:hAnsi="Arial" w:cs="Arial"/>
-          <w:shd w:val="clear" w:color="auto" w:fill="FFFFFF"/>
-        </w:rPr>
-      </w:pPr>
-      <w:r>
-        <w:rPr>
-          <w:rFonts w:ascii="Arial" w:hAnsi="Arial" w:cs="Arial"/>
+          <w:rFonts w:cs="Arial"/>
+          <w:shd w:val="clear" w:color="auto" w:fill="FFFFFF"/>
+        </w:rPr>
+      </w:pPr>
+      <w:r>
+        <w:rPr>
+          <w:rFonts w:cs="Arial"/>
           <w:shd w:val="clear" w:color="auto" w:fill="FFFFFF"/>
         </w:rPr>
         <w:t>Figure 4.11: Top 5 cited patents</w:t>
@@ -1108,77 +3083,77 @@
     <w:p>
       <w:pPr>
         <w:rPr>
-          <w:rFonts w:ascii="Arial" w:hAnsi="Arial" w:cs="Arial"/>
-          <w:shd w:val="clear" w:color="auto" w:fill="FFFFFF"/>
-        </w:rPr>
-      </w:pPr>
-    </w:p>
-    <w:p>
-      <w:pPr>
-        <w:rPr>
-          <w:rFonts w:ascii="Arial" w:hAnsi="Arial" w:cs="Arial"/>
-          <w:shd w:val="clear" w:color="auto" w:fill="FFFFFF"/>
-        </w:rPr>
-      </w:pPr>
-      <w:r>
-        <w:rPr>
-          <w:rFonts w:ascii="Arial" w:hAnsi="Arial" w:cs="Arial"/>
+          <w:rFonts w:cs="Arial"/>
+          <w:shd w:val="clear" w:color="auto" w:fill="FFFFFF"/>
+        </w:rPr>
+      </w:pPr>
+    </w:p>
+    <w:p>
+      <w:pPr>
+        <w:rPr>
+          <w:rFonts w:cs="Arial"/>
+          <w:shd w:val="clear" w:color="auto" w:fill="FFFFFF"/>
+        </w:rPr>
+      </w:pPr>
+      <w:r>
+        <w:rPr>
+          <w:rFonts w:cs="Arial"/>
           <w:shd w:val="clear" w:color="auto" w:fill="FFFFFF"/>
         </w:rPr>
         <w:t>Figure 4.12 depicts the cypher script to find hidden relatioships. It searching upto 3 hops</w:t>
       </w:r>
       <w:r>
         <w:rPr>
-          <w:rFonts w:ascii="Arial" w:hAnsi="Arial" w:cs="Arial"/>
+          <w:rFonts w:cs="Arial"/>
           <w:shd w:val="clear" w:color="auto" w:fill="FFFFFF"/>
         </w:rPr>
         <w:t xml:space="preserve"> (4 patent nodes) and return with maxium hop count length</w:t>
       </w:r>
       <w:r>
         <w:rPr>
-          <w:rFonts w:ascii="Arial" w:hAnsi="Arial" w:cs="Arial"/>
+          <w:rFonts w:cs="Arial"/>
           <w:shd w:val="clear" w:color="auto" w:fill="FFFFFF"/>
         </w:rPr>
         <w:t>.</w:t>
       </w:r>
       <w:r>
         <w:rPr>
-          <w:rFonts w:ascii="Arial" w:hAnsi="Arial" w:cs="Arial"/>
+          <w:rFonts w:cs="Arial"/>
           <w:shd w:val="clear" w:color="auto" w:fill="FFFFFF"/>
         </w:rPr>
         <w:t xml:space="preserve"> As </w:t>
       </w:r>
       <w:r>
         <w:rPr>
-          <w:rFonts w:ascii="Arial" w:hAnsi="Arial" w:cs="Arial"/>
+          <w:rFonts w:cs="Arial"/>
           <w:shd w:val="clear" w:color="auto" w:fill="FFFFFF"/>
         </w:rPr>
         <w:t xml:space="preserve">the result </w:t>
       </w:r>
       <w:r>
         <w:rPr>
-          <w:rFonts w:ascii="Arial" w:hAnsi="Arial" w:cs="Arial"/>
+          <w:rFonts w:cs="Arial"/>
           <w:shd w:val="clear" w:color="auto" w:fill="FFFFFF"/>
         </w:rPr>
         <w:t>de</w:t>
       </w:r>
       <w:r>
         <w:rPr>
-          <w:rFonts w:ascii="Arial" w:hAnsi="Arial" w:cs="Arial"/>
+          <w:rFonts w:cs="Arial"/>
           <w:shd w:val="clear" w:color="auto" w:fill="FFFFFF"/>
         </w:rPr>
         <w:t>p</w:t>
       </w:r>
       <w:r>
         <w:rPr>
-          <w:rFonts w:ascii="Arial" w:hAnsi="Arial" w:cs="Arial"/>
+          <w:rFonts w:cs="Arial"/>
           <w:shd w:val="clear" w:color="auto" w:fill="FFFFFF"/>
         </w:rPr>
         <w:t>icted in the figure 4.13</w:t>
       </w:r>
       <w:r>
         <w:rPr>
-          <w:rFonts w:ascii="Arial" w:hAnsi="Arial" w:cs="Arial"/>
+          <w:rFonts w:cs="Arial"/>
           <w:shd w:val="clear" w:color="auto" w:fill="FFFFFF"/>
         </w:rPr>
         <w:t xml:space="preserve"> Patent 2807431 and 3176316 are seperated by 4 nodes. The direct search wont return anything which leaves theire relatioship hidden.</w:t>
@@ -1187,13 +3162,14 @@
     <w:p>
       <w:pPr>
         <w:rPr>
-          <w:rFonts w:ascii="Arial" w:hAnsi="Arial" w:cs="Arial"/>
-          <w:shd w:val="clear" w:color="auto" w:fill="FFFFFF"/>
-        </w:rPr>
-      </w:pPr>
-      <w:r>
-        <w:rPr>
-          <w:rFonts w:ascii="Arial" w:hAnsi="Arial" w:cs="Arial"/>
+          <w:rFonts w:cs="Arial"/>
+          <w:shd w:val="clear" w:color="auto" w:fill="FFFFFF"/>
+        </w:rPr>
+      </w:pPr>
+      <w:r>
+        <w:rPr>
+          <w:rFonts w:cs="Arial"/>
+          <w:noProof/>
           <w:shd w:val="clear" w:color="auto" w:fill="FFFFFF"/>
         </w:rPr>
         <w:drawing>
@@ -1212,7 +3188,7 @@
                     <pic:cNvPicPr/>
                   </pic:nvPicPr>
                   <pic:blipFill>
-                    <a:blip r:embed="rId15"/>
+                    <a:blip r:embed="rId24"/>
                     <a:stretch>
                       <a:fillRect/>
                     </a:stretch>
@@ -1236,13 +3212,13 @@
     <w:p>
       <w:pPr>
         <w:rPr>
-          <w:rFonts w:ascii="Arial" w:hAnsi="Arial" w:cs="Arial"/>
-          <w:shd w:val="clear" w:color="auto" w:fill="FFFFFF"/>
-        </w:rPr>
-      </w:pPr>
-      <w:r>
-        <w:rPr>
-          <w:rFonts w:ascii="Arial" w:hAnsi="Arial" w:cs="Arial"/>
+          <w:rFonts w:cs="Arial"/>
+          <w:shd w:val="clear" w:color="auto" w:fill="FFFFFF"/>
+        </w:rPr>
+      </w:pPr>
+      <w:r>
+        <w:rPr>
+          <w:rFonts w:cs="Arial"/>
           <w:shd w:val="clear" w:color="auto" w:fill="FFFFFF"/>
         </w:rPr>
         <w:t>Figure 4.12: Find links with 3 hops</w:t>
@@ -1251,13 +3227,13 @@
     <w:p>
       <w:pPr>
         <w:rPr>
-          <w:rFonts w:ascii="Arial" w:hAnsi="Arial" w:cs="Arial"/>
-          <w:shd w:val="clear" w:color="auto" w:fill="FFFFFF"/>
-        </w:rPr>
-      </w:pPr>
-      <w:r>
-        <w:rPr>
-          <w:rFonts w:ascii="Arial" w:hAnsi="Arial" w:cs="Arial"/>
+          <w:rFonts w:cs="Arial"/>
+          <w:shd w:val="clear" w:color="auto" w:fill="FFFFFF"/>
+        </w:rPr>
+      </w:pPr>
+      <w:r>
+        <w:rPr>
+          <w:rFonts w:cs="Arial"/>
           <w:noProof/>
           <w:shd w:val="clear" w:color="auto" w:fill="FFFFFF"/>
         </w:rPr>
@@ -1277,7 +3253,7 @@
                     <pic:cNvPicPr/>
                   </pic:nvPicPr>
                   <pic:blipFill>
-                    <a:blip r:embed="rId16">
+                    <a:blip r:embed="rId25">
                       <a:extLst>
                         <a:ext uri="{28A0092B-C50C-407E-A947-70E740481C1C}">
                           <a14:useLocalDpi xmlns:a14="http://schemas.microsoft.com/office/drawing/2010/main" val="0"/>
@@ -1307,93 +3283,45 @@
     <w:p>
       <w:pPr>
         <w:rPr>
-          <w:rFonts w:ascii="Arial" w:hAnsi="Arial" w:cs="Arial"/>
-          <w:shd w:val="clear" w:color="auto" w:fill="FFFFFF"/>
-        </w:rPr>
-      </w:pPr>
-      <w:r>
-        <w:rPr>
-          <w:rFonts w:ascii="Arial" w:hAnsi="Arial" w:cs="Arial"/>
-          <w:shd w:val="clear" w:color="auto" w:fill="FFFFFF"/>
-        </w:rPr>
-        <w:t>Figure 4.1</w:t>
-      </w:r>
-      <w:r>
-        <w:rPr>
-          <w:rFonts w:ascii="Arial" w:hAnsi="Arial" w:cs="Arial"/>
-          <w:shd w:val="clear" w:color="auto" w:fill="FFFFFF"/>
-        </w:rPr>
-        <w:t>3</w:t>
-      </w:r>
-      <w:r>
-        <w:rPr>
-          <w:rFonts w:ascii="Arial" w:hAnsi="Arial" w:cs="Arial"/>
-          <w:shd w:val="clear" w:color="auto" w:fill="FFFFFF"/>
-        </w:rPr>
-        <w:t xml:space="preserve">: </w:t>
-      </w:r>
-      <w:r>
-        <w:rPr>
-          <w:rFonts w:ascii="Arial" w:hAnsi="Arial" w:cs="Arial"/>
-          <w:shd w:val="clear" w:color="auto" w:fill="FFFFFF"/>
-        </w:rPr>
-        <w:t>Patents links upto 3 hops</w:t>
-      </w:r>
-    </w:p>
-    <w:p>
-      <w:pPr>
-        <w:rPr>
-          <w:rFonts w:ascii="Arial" w:hAnsi="Arial" w:cs="Arial"/>
-          <w:shd w:val="clear" w:color="auto" w:fill="FFFFFF"/>
-        </w:rPr>
-      </w:pPr>
-      <w:r>
-        <w:rPr>
-          <w:rFonts w:ascii="Arial" w:hAnsi="Arial" w:cs="Arial"/>
+          <w:rFonts w:cs="Arial"/>
+          <w:shd w:val="clear" w:color="auto" w:fill="FFFFFF"/>
+        </w:rPr>
+      </w:pPr>
+      <w:r>
+        <w:rPr>
+          <w:rFonts w:cs="Arial"/>
           <w:shd w:val="clear" w:color="auto" w:fill="FFFFFF"/>
         </w:rPr>
         <w:lastRenderedPageBreak/>
-        <w:t xml:space="preserve">Shortest Path diplay Between nodes </w:t>
-      </w:r>
-      <w:r>
-        <w:rPr>
-          <w:rFonts w:ascii="Arial" w:hAnsi="Arial" w:cs="Arial"/>
-          <w:shd w:val="clear" w:color="auto" w:fill="FFFFFF"/>
-        </w:rPr>
-        <w:t xml:space="preserve">2807431 </w:t>
-      </w:r>
-      <w:r>
-        <w:rPr>
-          <w:rFonts w:ascii="Arial" w:hAnsi="Arial" w:cs="Arial"/>
-          <w:shd w:val="clear" w:color="auto" w:fill="FFFFFF"/>
-        </w:rPr>
-        <w:t xml:space="preserve">and </w:t>
-      </w:r>
-      <w:r>
-        <w:rPr>
-          <w:rFonts w:ascii="Arial" w:hAnsi="Arial" w:cs="Arial"/>
-          <w:shd w:val="clear" w:color="auto" w:fill="FFFFFF"/>
-        </w:rPr>
-        <w:t xml:space="preserve">3176316 </w:t>
-      </w:r>
-      <w:r>
-        <w:rPr>
-          <w:rFonts w:ascii="Arial" w:hAnsi="Arial" w:cs="Arial"/>
-          <w:shd w:val="clear" w:color="auto" w:fill="FFFFFF"/>
-        </w:rPr>
-        <w:t>searching upto depth of 5 hops.</w:t>
-      </w:r>
-    </w:p>
-    <w:p>
-      <w:pPr>
-        <w:rPr>
-          <w:rFonts w:ascii="Arial" w:hAnsi="Arial" w:cs="Arial"/>
-          <w:shd w:val="clear" w:color="auto" w:fill="FFFFFF"/>
-        </w:rPr>
-      </w:pPr>
-      <w:r>
-        <w:rPr>
-          <w:rFonts w:ascii="Arial" w:hAnsi="Arial" w:cs="Arial"/>
+        <w:t>Figure 4.13: Patents links upto 3 hops</w:t>
+      </w:r>
+    </w:p>
+    <w:p>
+      <w:pPr>
+        <w:rPr>
+          <w:rFonts w:cs="Arial"/>
+          <w:shd w:val="clear" w:color="auto" w:fill="FFFFFF"/>
+        </w:rPr>
+      </w:pPr>
+      <w:r>
+        <w:rPr>
+          <w:rFonts w:cs="Arial"/>
+          <w:shd w:val="clear" w:color="auto" w:fill="FFFFFF"/>
+        </w:rPr>
+        <w:t>Shortest Path diplay Between nodes 2807431 and 3176316 searching upto depth of 5 hops.</w:t>
+      </w:r>
+    </w:p>
+    <w:p>
+      <w:pPr>
+        <w:rPr>
+          <w:rFonts w:cs="Arial"/>
+          <w:shd w:val="clear" w:color="auto" w:fill="FFFFFF"/>
+        </w:rPr>
+      </w:pPr>
+      <w:r>
+        <w:rPr>
+          <w:rFonts w:cs="Arial"/>
+          <w:noProof/>
           <w:shd w:val="clear" w:color="auto" w:fill="FFFFFF"/>
         </w:rPr>
         <w:drawing>
@@ -1412,7 +3340,7 @@
                     <pic:cNvPicPr/>
                   </pic:nvPicPr>
                   <pic:blipFill>
-                    <a:blip r:embed="rId17"/>
+                    <a:blip r:embed="rId26"/>
                     <a:stretch>
                       <a:fillRect/>
                     </a:stretch>
@@ -1436,13 +3364,13 @@
     <w:p>
       <w:pPr>
         <w:rPr>
-          <w:rFonts w:ascii="Arial" w:hAnsi="Arial" w:cs="Arial"/>
-          <w:shd w:val="clear" w:color="auto" w:fill="FFFFFF"/>
-        </w:rPr>
-      </w:pPr>
-      <w:r>
-        <w:rPr>
-          <w:rFonts w:ascii="Arial" w:hAnsi="Arial" w:cs="Arial"/>
+          <w:rFonts w:cs="Arial"/>
+          <w:shd w:val="clear" w:color="auto" w:fill="FFFFFF"/>
+        </w:rPr>
+      </w:pPr>
+      <w:r>
+        <w:rPr>
+          <w:rFonts w:cs="Arial"/>
           <w:shd w:val="clear" w:color="auto" w:fill="FFFFFF"/>
         </w:rPr>
         <w:t>Figure 4.14: Find shortest paths between 2 nodes</w:t>
@@ -1451,13 +3379,13 @@
     <w:p>
       <w:pPr>
         <w:rPr>
-          <w:rFonts w:ascii="Arial" w:hAnsi="Arial" w:cs="Arial"/>
-          <w:shd w:val="clear" w:color="auto" w:fill="FFFFFF"/>
-        </w:rPr>
-      </w:pPr>
-      <w:r>
-        <w:rPr>
-          <w:rFonts w:ascii="Arial" w:hAnsi="Arial" w:cs="Arial"/>
+          <w:rFonts w:cs="Arial"/>
+          <w:shd w:val="clear" w:color="auto" w:fill="FFFFFF"/>
+        </w:rPr>
+      </w:pPr>
+      <w:r>
+        <w:rPr>
+          <w:rFonts w:cs="Arial"/>
           <w:noProof/>
           <w:shd w:val="clear" w:color="auto" w:fill="FFFFFF"/>
         </w:rPr>
@@ -1477,7 +3405,7 @@
                     <pic:cNvPicPr/>
                   </pic:nvPicPr>
                   <pic:blipFill>
-                    <a:blip r:embed="rId18">
+                    <a:blip r:embed="rId27">
                       <a:extLst>
                         <a:ext uri="{28A0092B-C50C-407E-A947-70E740481C1C}">
                           <a14:useLocalDpi xmlns:a14="http://schemas.microsoft.com/office/drawing/2010/main" val="0"/>
@@ -1507,13 +3435,13 @@
     <w:p>
       <w:pPr>
         <w:rPr>
-          <w:rFonts w:ascii="Arial" w:hAnsi="Arial" w:cs="Arial"/>
-          <w:shd w:val="clear" w:color="auto" w:fill="FFFFFF"/>
-        </w:rPr>
-      </w:pPr>
-      <w:r>
-        <w:rPr>
-          <w:rFonts w:ascii="Arial" w:hAnsi="Arial" w:cs="Arial"/>
+          <w:rFonts w:cs="Arial"/>
+          <w:shd w:val="clear" w:color="auto" w:fill="FFFFFF"/>
+        </w:rPr>
+      </w:pPr>
+      <w:r>
+        <w:rPr>
+          <w:rFonts w:cs="Arial"/>
           <w:shd w:val="clear" w:color="auto" w:fill="FFFFFF"/>
         </w:rPr>
         <w:t>Figure 4.15: Node Graph of shortest path drawn</w:t>
@@ -1527,6 +3455,195 @@
     </w:sectPr>
   </w:body>
 </w:document>
+</file>
+
+<file path=word/numbering.xml><?xml version="1.0" encoding="utf-8"?>
+<w:numbering xmlns:wpc="http://schemas.microsoft.com/office/word/2010/wordprocessingCanvas" xmlns:cx="http://schemas.microsoft.com/office/drawing/2014/chartex" xmlns:cx1="http://schemas.microsoft.com/office/drawing/2015/9/8/chartex" xmlns:cx2="http://schemas.microsoft.com/office/drawing/2015/10/21/chartex" xmlns:cx3="http://schemas.microsoft.com/office/drawing/2016/5/9/chartex" xmlns:cx4="http://schemas.microsoft.com/office/drawing/2016/5/10/chartex" xmlns:cx5="http://schemas.microsoft.com/office/drawing/2016/5/11/chartex" xmlns:cx6="http://schemas.microsoft.com/office/drawing/2016/5/12/chartex" xmlns:cx7="http://schemas.microsoft.com/office/drawing/2016/5/13/chartex" xmlns:cx8="http://schemas.microsoft.com/office/drawing/2016/5/14/chartex" xmlns:mc="http://schemas.openxmlformats.org/markup-compatibility/2006" xmlns:aink="http://schemas.microsoft.com/office/drawing/2016/ink" xmlns:am3d="http://schemas.microsoft.com/office/drawing/2017/model3d" xmlns:o="urn:schemas-microsoft-com:office:office" xmlns:oel="http://schemas.microsoft.com/office/2019/extlst" xmlns:r="http://schemas.openxmlformats.org/officeDocument/2006/relationships" xmlns:m="http://schemas.openxmlformats.org/officeDocument/2006/math" xmlns:v="urn:schemas-microsoft-com:vml" xmlns:wp14="http://schemas.microsoft.com/office/word/2010/wordprocessingDrawing" xmlns:wp="http://schemas.openxmlformats.org/drawingml/2006/wordprocessingDrawing" xmlns:w10="urn:schemas-microsoft-com:office:word" xmlns:w="http://schemas.openxmlformats.org/wordprocessingml/2006/main" xmlns:w14="http://schemas.microsoft.com/office/word/2010/wordml" xmlns:w15="http://schemas.microsoft.com/office/word/2012/wordml" xmlns:w16cex="http://schemas.microsoft.com/office/word/2018/wordml/cex" xmlns:w16cid="http://schemas.microsoft.com/office/word/2016/wordml/cid" xmlns:w16="http://schemas.microsoft.com/office/word/2018/wordml" xmlns:w16du="http://schemas.microsoft.com/office/word/2023/wordml/word16du" xmlns:w16sdtdh="http://schemas.microsoft.com/office/word/2020/wordml/sdtdatahash" xmlns:w16sdtfl="http://schemas.microsoft.com/office/word/2024/wordml/sdtformatlock" xmlns:w16se="http://schemas.microsoft.com/office/word/2015/wordml/symex" xmlns:wpg="http://schemas.microsoft.com/office/word/2010/wordprocessingGroup" xmlns:wpi="http://schemas.microsoft.com/office/word/2010/wordprocessingInk" xmlns:wne="http://schemas.microsoft.com/office/word/2006/wordml" xmlns:wps="http://schemas.microsoft.com/office/word/2010/wordprocessingShape" mc:Ignorable="w14 w15 w16se w16cid w16 w16cex w16sdtdh w16sdtfl w16du wp14">
+  <w:abstractNum w:abstractNumId="0" w15:restartNumberingAfterBreak="0">
+    <w:nsid w:val="2C6961B1"/>
+    <w:multiLevelType w:val="hybridMultilevel"/>
+    <w:tmpl w:val="3C04E65C"/>
+    <w:lvl w:ilvl="0" w:tplc="0809000F">
+      <w:start w:val="1"/>
+      <w:numFmt w:val="decimal"/>
+      <w:lvlText w:val="%1."/>
+      <w:lvlJc w:val="left"/>
+      <w:pPr>
+        <w:ind w:left="720" w:hanging="360"/>
+      </w:pPr>
+      <w:rPr>
+        <w:rFonts w:hint="default"/>
+      </w:rPr>
+    </w:lvl>
+    <w:lvl w:ilvl="1" w:tplc="08090019" w:tentative="1">
+      <w:start w:val="1"/>
+      <w:numFmt w:val="lowerLetter"/>
+      <w:lvlText w:val="%2."/>
+      <w:lvlJc w:val="left"/>
+      <w:pPr>
+        <w:ind w:left="1440" w:hanging="360"/>
+      </w:pPr>
+    </w:lvl>
+    <w:lvl w:ilvl="2" w:tplc="0809001B" w:tentative="1">
+      <w:start w:val="1"/>
+      <w:numFmt w:val="lowerRoman"/>
+      <w:lvlText w:val="%3."/>
+      <w:lvlJc w:val="right"/>
+      <w:pPr>
+        <w:ind w:left="2160" w:hanging="180"/>
+      </w:pPr>
+    </w:lvl>
+    <w:lvl w:ilvl="3" w:tplc="0809000F" w:tentative="1">
+      <w:start w:val="1"/>
+      <w:numFmt w:val="decimal"/>
+      <w:lvlText w:val="%4."/>
+      <w:lvlJc w:val="left"/>
+      <w:pPr>
+        <w:ind w:left="2880" w:hanging="360"/>
+      </w:pPr>
+    </w:lvl>
+    <w:lvl w:ilvl="4" w:tplc="08090019" w:tentative="1">
+      <w:start w:val="1"/>
+      <w:numFmt w:val="lowerLetter"/>
+      <w:lvlText w:val="%5."/>
+      <w:lvlJc w:val="left"/>
+      <w:pPr>
+        <w:ind w:left="3600" w:hanging="360"/>
+      </w:pPr>
+    </w:lvl>
+    <w:lvl w:ilvl="5" w:tplc="0809001B" w:tentative="1">
+      <w:start w:val="1"/>
+      <w:numFmt w:val="lowerRoman"/>
+      <w:lvlText w:val="%6."/>
+      <w:lvlJc w:val="right"/>
+      <w:pPr>
+        <w:ind w:left="4320" w:hanging="180"/>
+      </w:pPr>
+    </w:lvl>
+    <w:lvl w:ilvl="6" w:tplc="0809000F" w:tentative="1">
+      <w:start w:val="1"/>
+      <w:numFmt w:val="decimal"/>
+      <w:lvlText w:val="%7."/>
+      <w:lvlJc w:val="left"/>
+      <w:pPr>
+        <w:ind w:left="5040" w:hanging="360"/>
+      </w:pPr>
+    </w:lvl>
+    <w:lvl w:ilvl="7" w:tplc="08090019" w:tentative="1">
+      <w:start w:val="1"/>
+      <w:numFmt w:val="lowerLetter"/>
+      <w:lvlText w:val="%8."/>
+      <w:lvlJc w:val="left"/>
+      <w:pPr>
+        <w:ind w:left="5760" w:hanging="360"/>
+      </w:pPr>
+    </w:lvl>
+    <w:lvl w:ilvl="8" w:tplc="0809001B" w:tentative="1">
+      <w:start w:val="1"/>
+      <w:numFmt w:val="lowerRoman"/>
+      <w:lvlText w:val="%9."/>
+      <w:lvlJc w:val="right"/>
+      <w:pPr>
+        <w:ind w:left="6480" w:hanging="180"/>
+      </w:pPr>
+    </w:lvl>
+  </w:abstractNum>
+  <w:abstractNum w:abstractNumId="1" w15:restartNumberingAfterBreak="0">
+    <w:nsid w:val="63ED423D"/>
+    <w:multiLevelType w:val="hybridMultilevel"/>
+    <w:tmpl w:val="7E0AEC6C"/>
+    <w:lvl w:ilvl="0" w:tplc="0809000F">
+      <w:start w:val="1"/>
+      <w:numFmt w:val="decimal"/>
+      <w:lvlText w:val="%1."/>
+      <w:lvlJc w:val="left"/>
+      <w:pPr>
+        <w:ind w:left="720" w:hanging="360"/>
+      </w:pPr>
+      <w:rPr>
+        <w:rFonts w:hint="default"/>
+      </w:rPr>
+    </w:lvl>
+    <w:lvl w:ilvl="1" w:tplc="08090019" w:tentative="1">
+      <w:start w:val="1"/>
+      <w:numFmt w:val="lowerLetter"/>
+      <w:lvlText w:val="%2."/>
+      <w:lvlJc w:val="left"/>
+      <w:pPr>
+        <w:ind w:left="1440" w:hanging="360"/>
+      </w:pPr>
+    </w:lvl>
+    <w:lvl w:ilvl="2" w:tplc="0809001B" w:tentative="1">
+      <w:start w:val="1"/>
+      <w:numFmt w:val="lowerRoman"/>
+      <w:lvlText w:val="%3."/>
+      <w:lvlJc w:val="right"/>
+      <w:pPr>
+        <w:ind w:left="2160" w:hanging="180"/>
+      </w:pPr>
+    </w:lvl>
+    <w:lvl w:ilvl="3" w:tplc="0809000F" w:tentative="1">
+      <w:start w:val="1"/>
+      <w:numFmt w:val="decimal"/>
+      <w:lvlText w:val="%4."/>
+      <w:lvlJc w:val="left"/>
+      <w:pPr>
+        <w:ind w:left="2880" w:hanging="360"/>
+      </w:pPr>
+    </w:lvl>
+    <w:lvl w:ilvl="4" w:tplc="08090019" w:tentative="1">
+      <w:start w:val="1"/>
+      <w:numFmt w:val="lowerLetter"/>
+      <w:lvlText w:val="%5."/>
+      <w:lvlJc w:val="left"/>
+      <w:pPr>
+        <w:ind w:left="3600" w:hanging="360"/>
+      </w:pPr>
+    </w:lvl>
+    <w:lvl w:ilvl="5" w:tplc="0809001B" w:tentative="1">
+      <w:start w:val="1"/>
+      <w:numFmt w:val="lowerRoman"/>
+      <w:lvlText w:val="%6."/>
+      <w:lvlJc w:val="right"/>
+      <w:pPr>
+        <w:ind w:left="4320" w:hanging="180"/>
+      </w:pPr>
+    </w:lvl>
+    <w:lvl w:ilvl="6" w:tplc="0809000F" w:tentative="1">
+      <w:start w:val="1"/>
+      <w:numFmt w:val="decimal"/>
+      <w:lvlText w:val="%7."/>
+      <w:lvlJc w:val="left"/>
+      <w:pPr>
+        <w:ind w:left="5040" w:hanging="360"/>
+      </w:pPr>
+    </w:lvl>
+    <w:lvl w:ilvl="7" w:tplc="08090019" w:tentative="1">
+      <w:start w:val="1"/>
+      <w:numFmt w:val="lowerLetter"/>
+      <w:lvlText w:val="%8."/>
+      <w:lvlJc w:val="left"/>
+      <w:pPr>
+        <w:ind w:left="5760" w:hanging="360"/>
+      </w:pPr>
+    </w:lvl>
+    <w:lvl w:ilvl="8" w:tplc="0809001B" w:tentative="1">
+      <w:start w:val="1"/>
+      <w:numFmt w:val="lowerRoman"/>
+      <w:lvlText w:val="%9."/>
+      <w:lvlJc w:val="right"/>
+      <w:pPr>
+        <w:ind w:left="6480" w:hanging="180"/>
+      </w:pPr>
+    </w:lvl>
+  </w:abstractNum>
+  <w:num w:numId="1" w16cid:durableId="1388216218">
+    <w:abstractNumId w:val="0"/>
+  </w:num>
+  <w:num w:numId="2" w16cid:durableId="1139372481">
+    <w:abstractNumId w:val="1"/>
+  </w:num>
+</w:numbering>
 </file>
 
 <file path=word/styles.xml><?xml version="1.0" encoding="utf-8"?>
@@ -2446,6 +4563,25 @@
       <w:spacing w:val="5"/>
     </w:rPr>
   </w:style>
+  <w:style w:type="table" w:styleId="TableGrid">
+    <w:name w:val="Table Grid"/>
+    <w:basedOn w:val="TableNormal"/>
+    <w:uiPriority w:val="39"/>
+    <w:rsid w:val="00523951"/>
+    <w:pPr>
+      <w:spacing w:after="0" w:line="240" w:lineRule="auto"/>
+    </w:pPr>
+    <w:tblPr>
+      <w:tblBorders>
+        <w:top w:val="single" w:sz="4" w:space="0" w:color="auto"/>
+        <w:left w:val="single" w:sz="4" w:space="0" w:color="auto"/>
+        <w:bottom w:val="single" w:sz="4" w:space="0" w:color="auto"/>
+        <w:right w:val="single" w:sz="4" w:space="0" w:color="auto"/>
+        <w:insideH w:val="single" w:sz="4" w:space="0" w:color="auto"/>
+        <w:insideV w:val="single" w:sz="4" w:space="0" w:color="auto"/>
+      </w:tblBorders>
+    </w:tblPr>
+  </w:style>
 </w:styles>
 </file>
 

--- a/Doc.docx
+++ b/Doc.docx
@@ -4,6 +4,7 @@
   <w:body>
     <w:p>
       <w:pPr>
+        <w:pStyle w:val="Heading1"/>
         <w:rPr>
           <w:shd w:val="clear" w:color="auto" w:fill="FFFFFF"/>
         </w:rPr>
@@ -31,16 +32,12 @@
       <w:pPr>
         <w:rPr>
           <w:rFonts w:cs="Arial"/>
-          <w:sz w:val="28"/>
-          <w:szCs w:val="28"/>
-          <w:shd w:val="clear" w:color="auto" w:fill="FFFFFF"/>
-        </w:rPr>
-      </w:pPr>
-      <w:r>
-        <w:rPr>
-          <w:rFonts w:cs="Arial"/>
-          <w:sz w:val="28"/>
-          <w:szCs w:val="28"/>
+          <w:shd w:val="clear" w:color="auto" w:fill="FFFFFF"/>
+        </w:rPr>
+      </w:pPr>
+      <w:r>
+        <w:rPr>
+          <w:rFonts w:cs="Arial"/>
           <w:shd w:val="clear" w:color="auto" w:fill="FFFFFF"/>
         </w:rPr>
         <w:t xml:space="preserve">Step 1.1 </w:t>
@@ -48,8 +45,6 @@
       <w:r>
         <w:rPr>
           <w:rFonts w:cs="Arial"/>
-          <w:sz w:val="28"/>
-          <w:szCs w:val="28"/>
           <w:shd w:val="clear" w:color="auto" w:fill="FFFFFF"/>
         </w:rPr>
         <w:t>Containerized Environment Provisioning</w:t>
@@ -59,16 +54,12 @@
       <w:pPr>
         <w:rPr>
           <w:rFonts w:cs="Arial"/>
-          <w:sz w:val="17"/>
-          <w:szCs w:val="17"/>
-          <w:shd w:val="clear" w:color="auto" w:fill="FFFFFF"/>
-        </w:rPr>
-      </w:pPr>
-      <w:r>
-        <w:rPr>
-          <w:rFonts w:cs="Arial"/>
-          <w:sz w:val="17"/>
-          <w:szCs w:val="17"/>
+          <w:shd w:val="clear" w:color="auto" w:fill="FFFFFF"/>
+        </w:rPr>
+      </w:pPr>
+      <w:r>
+        <w:rPr>
+          <w:rFonts w:cs="Arial"/>
           <w:shd w:val="clear" w:color="auto" w:fill="FFFFFF"/>
         </w:rPr>
         <w:t xml:space="preserve">Figure </w:t>
@@ -76,8 +67,6 @@
       <w:r>
         <w:rPr>
           <w:rFonts w:cs="Arial"/>
-          <w:sz w:val="17"/>
-          <w:szCs w:val="17"/>
           <w:shd w:val="clear" w:color="auto" w:fill="FFFFFF"/>
         </w:rPr>
         <w:t>1</w:t>
@@ -85,8 +74,6 @@
       <w:r>
         <w:rPr>
           <w:rFonts w:cs="Arial"/>
-          <w:sz w:val="17"/>
-          <w:szCs w:val="17"/>
           <w:shd w:val="clear" w:color="auto" w:fill="FFFFFF"/>
         </w:rPr>
         <w:t xml:space="preserve">.1 below ilustrates .env configurations and figure </w:t>
@@ -94,8 +81,6 @@
       <w:r>
         <w:rPr>
           <w:rFonts w:cs="Arial"/>
-          <w:sz w:val="17"/>
-          <w:szCs w:val="17"/>
           <w:shd w:val="clear" w:color="auto" w:fill="FFFFFF"/>
         </w:rPr>
         <w:t>1</w:t>
@@ -103,8 +88,6 @@
       <w:r>
         <w:rPr>
           <w:rFonts w:cs="Arial"/>
-          <w:sz w:val="17"/>
-          <w:szCs w:val="17"/>
           <w:shd w:val="clear" w:color="auto" w:fill="FFFFFF"/>
         </w:rPr>
         <w:t xml:space="preserve">.2 below </w:t>
@@ -112,8 +95,6 @@
       <w:r>
         <w:rPr>
           <w:rFonts w:cs="Arial"/>
-          <w:sz w:val="17"/>
-          <w:szCs w:val="17"/>
           <w:shd w:val="clear" w:color="auto" w:fill="FFFFFF"/>
         </w:rPr>
         <w:t>depicts the</w:t>
@@ -121,8 +102,6 @@
       <w:r>
         <w:rPr>
           <w:rFonts w:cs="Arial"/>
-          <w:sz w:val="17"/>
-          <w:szCs w:val="17"/>
           <w:shd w:val="clear" w:color="auto" w:fill="FFFFFF"/>
         </w:rPr>
         <w:t xml:space="preserve"> docker compsoe file</w:t>
@@ -275,8 +254,6 @@
       <w:r>
         <w:rPr>
           <w:rFonts w:cs="Arial"/>
-          <w:sz w:val="28"/>
-          <w:szCs w:val="28"/>
           <w:shd w:val="clear" w:color="auto" w:fill="FFFFFF"/>
         </w:rPr>
         <w:t>Step 1.2: Database Schema &amp; Ingestion Scripting</w:t>
@@ -350,15 +327,11 @@
     <w:p>
       <w:pPr>
         <w:rPr>
-          <w:sz w:val="28"/>
-          <w:szCs w:val="28"/>
-          <w:shd w:val="clear" w:color="auto" w:fill="FFFFFF"/>
-        </w:rPr>
-      </w:pPr>
-      <w:r>
-        <w:rPr>
-          <w:sz w:val="28"/>
-          <w:szCs w:val="28"/>
+          <w:shd w:val="clear" w:color="auto" w:fill="FFFFFF"/>
+        </w:rPr>
+      </w:pPr>
+      <w:r>
+        <w:rPr>
           <w:shd w:val="clear" w:color="auto" w:fill="FFFFFF"/>
         </w:rPr>
         <w:t>Usecases</w:t>
@@ -366,33 +339,36 @@
     </w:p>
     <w:p>
       <w:pPr>
-        <w:rPr>
-          <w:sz w:val="28"/>
-          <w:szCs w:val="28"/>
-          <w:shd w:val="clear" w:color="auto" w:fill="FFFFFF"/>
-        </w:rPr>
-      </w:pPr>
-      <w:r>
-        <w:rPr>
-          <w:sz w:val="28"/>
-          <w:szCs w:val="28"/>
-          <w:shd w:val="clear" w:color="auto" w:fill="FFFFFF"/>
-        </w:rPr>
+        <w:pStyle w:val="ListParagraph"/>
+        <w:numPr>
+          <w:ilvl w:val="0"/>
+          <w:numId w:val="5"/>
+        </w:numPr>
+        <w:rPr>
+          <w:shd w:val="clear" w:color="auto" w:fill="FFFFFF"/>
+        </w:rPr>
+      </w:pPr>
+      <w:r>
+        <w:rPr>
+          <w:shd w:val="clear" w:color="auto" w:fill="FFFFFF"/>
+        </w:rPr>
+        <w:lastRenderedPageBreak/>
         <w:t>Load Data</w:t>
       </w:r>
     </w:p>
     <w:p>
       <w:pPr>
-        <w:rPr>
-          <w:sz w:val="28"/>
-          <w:szCs w:val="28"/>
-          <w:shd w:val="clear" w:color="auto" w:fill="FFFFFF"/>
-        </w:rPr>
-      </w:pPr>
-      <w:r>
-        <w:rPr>
-          <w:sz w:val="28"/>
-          <w:szCs w:val="28"/>
+        <w:pStyle w:val="ListParagraph"/>
+        <w:numPr>
+          <w:ilvl w:val="0"/>
+          <w:numId w:val="5"/>
+        </w:numPr>
+        <w:rPr>
+          <w:shd w:val="clear" w:color="auto" w:fill="FFFFFF"/>
+        </w:rPr>
+      </w:pPr>
+      <w:r>
+        <w:rPr>
           <w:shd w:val="clear" w:color="auto" w:fill="FFFFFF"/>
         </w:rPr>
         <w:t>Crate Bucket</w:t>
@@ -400,34 +376,35 @@
     </w:p>
     <w:p>
       <w:pPr>
-        <w:rPr>
-          <w:sz w:val="28"/>
-          <w:szCs w:val="28"/>
-          <w:shd w:val="clear" w:color="auto" w:fill="FFFFFF"/>
-        </w:rPr>
-      </w:pPr>
-      <w:r>
-        <w:rPr>
-          <w:sz w:val="28"/>
-          <w:szCs w:val="28"/>
-          <w:shd w:val="clear" w:color="auto" w:fill="FFFFFF"/>
-        </w:rPr>
-        <w:lastRenderedPageBreak/>
+        <w:pStyle w:val="ListParagraph"/>
+        <w:numPr>
+          <w:ilvl w:val="0"/>
+          <w:numId w:val="5"/>
+        </w:numPr>
+        <w:rPr>
+          <w:shd w:val="clear" w:color="auto" w:fill="FFFFFF"/>
+        </w:rPr>
+      </w:pPr>
+      <w:r>
+        <w:rPr>
+          <w:shd w:val="clear" w:color="auto" w:fill="FFFFFF"/>
+        </w:rPr>
         <w:t>Drop Bucket</w:t>
       </w:r>
     </w:p>
     <w:p>
       <w:pPr>
-        <w:rPr>
-          <w:sz w:val="28"/>
-          <w:szCs w:val="28"/>
-          <w:shd w:val="clear" w:color="auto" w:fill="FFFFFF"/>
-        </w:rPr>
-      </w:pPr>
-      <w:r>
-        <w:rPr>
-          <w:sz w:val="28"/>
-          <w:szCs w:val="28"/>
+        <w:pStyle w:val="ListParagraph"/>
+        <w:numPr>
+          <w:ilvl w:val="0"/>
+          <w:numId w:val="5"/>
+        </w:numPr>
+        <w:rPr>
+          <w:shd w:val="clear" w:color="auto" w:fill="FFFFFF"/>
+        </w:rPr>
+      </w:pPr>
+      <w:r>
+        <w:rPr>
           <w:shd w:val="clear" w:color="auto" w:fill="FFFFFF"/>
         </w:rPr>
         <w:t>Open Connection</w:t>
@@ -435,16 +412,17 @@
     </w:p>
     <w:p>
       <w:pPr>
-        <w:rPr>
-          <w:sz w:val="28"/>
-          <w:szCs w:val="28"/>
-          <w:shd w:val="clear" w:color="auto" w:fill="FFFFFF"/>
-        </w:rPr>
-      </w:pPr>
-      <w:r>
-        <w:rPr>
-          <w:sz w:val="28"/>
-          <w:szCs w:val="28"/>
+        <w:pStyle w:val="ListParagraph"/>
+        <w:numPr>
+          <w:ilvl w:val="0"/>
+          <w:numId w:val="5"/>
+        </w:numPr>
+        <w:rPr>
+          <w:shd w:val="clear" w:color="auto" w:fill="FFFFFF"/>
+        </w:rPr>
+      </w:pPr>
+      <w:r>
+        <w:rPr>
           <w:shd w:val="clear" w:color="auto" w:fill="FFFFFF"/>
         </w:rPr>
         <w:t>Close Connection</w:t>
@@ -452,16 +430,17 @@
     </w:p>
     <w:p>
       <w:pPr>
-        <w:rPr>
-          <w:sz w:val="28"/>
-          <w:szCs w:val="28"/>
-          <w:shd w:val="clear" w:color="auto" w:fill="FFFFFF"/>
-        </w:rPr>
-      </w:pPr>
-      <w:r>
-        <w:rPr>
-          <w:sz w:val="28"/>
-          <w:szCs w:val="28"/>
+        <w:pStyle w:val="ListParagraph"/>
+        <w:numPr>
+          <w:ilvl w:val="0"/>
+          <w:numId w:val="5"/>
+        </w:numPr>
+        <w:rPr>
+          <w:shd w:val="clear" w:color="auto" w:fill="FFFFFF"/>
+        </w:rPr>
+      </w:pPr>
+      <w:r>
+        <w:rPr>
           <w:shd w:val="clear" w:color="auto" w:fill="FFFFFF"/>
         </w:rPr>
         <w:t>Load CSV</w:t>
@@ -469,24 +448,23 @@
     </w:p>
     <w:p>
       <w:pPr>
-        <w:rPr>
-          <w:sz w:val="28"/>
-          <w:szCs w:val="28"/>
-          <w:shd w:val="clear" w:color="auto" w:fill="FFFFFF"/>
-        </w:rPr>
-      </w:pPr>
-      <w:r>
-        <w:rPr>
-          <w:sz w:val="28"/>
-          <w:szCs w:val="28"/>
+        <w:pStyle w:val="ListParagraph"/>
+        <w:numPr>
+          <w:ilvl w:val="0"/>
+          <w:numId w:val="5"/>
+        </w:numPr>
+        <w:rPr>
+          <w:shd w:val="clear" w:color="auto" w:fill="FFFFFF"/>
+        </w:rPr>
+      </w:pPr>
+      <w:r>
+        <w:rPr>
           <w:shd w:val="clear" w:color="auto" w:fill="FFFFFF"/>
         </w:rPr>
         <w:t>Write Records</w:t>
       </w:r>
       <w:r>
         <w:rPr>
-          <w:sz w:val="28"/>
-          <w:szCs w:val="28"/>
           <w:shd w:val="clear" w:color="auto" w:fill="FFFFFF"/>
         </w:rPr>
         <w:t xml:space="preserve"> – Writing to Database</w:t>
@@ -494,16 +472,17 @@
     </w:p>
     <w:p>
       <w:pPr>
-        <w:rPr>
-          <w:sz w:val="28"/>
-          <w:szCs w:val="28"/>
-          <w:shd w:val="clear" w:color="auto" w:fill="FFFFFF"/>
-        </w:rPr>
-      </w:pPr>
-      <w:r>
-        <w:rPr>
-          <w:sz w:val="28"/>
-          <w:szCs w:val="28"/>
+        <w:pStyle w:val="ListParagraph"/>
+        <w:numPr>
+          <w:ilvl w:val="0"/>
+          <w:numId w:val="5"/>
+        </w:numPr>
+        <w:rPr>
+          <w:shd w:val="clear" w:color="auto" w:fill="FFFFFF"/>
+        </w:rPr>
+      </w:pPr>
+      <w:r>
+        <w:rPr>
           <w:shd w:val="clear" w:color="auto" w:fill="FFFFFF"/>
         </w:rPr>
         <w:t xml:space="preserve">Writing Records </w:t>
@@ -512,47 +491,35 @@
     <w:p>
       <w:pPr>
         <w:rPr>
-          <w:sz w:val="28"/>
-          <w:szCs w:val="28"/>
-          <w:shd w:val="clear" w:color="auto" w:fill="FFFFFF"/>
-        </w:rPr>
-      </w:pPr>
-      <w:r>
-        <w:rPr>
-          <w:sz w:val="28"/>
-          <w:szCs w:val="28"/>
+          <w:shd w:val="clear" w:color="auto" w:fill="FFFFFF"/>
+        </w:rPr>
+      </w:pPr>
+      <w:r>
+        <w:rPr>
           <w:shd w:val="clear" w:color="auto" w:fill="FFFFFF"/>
         </w:rPr>
         <w:t xml:space="preserve">We write both </w:t>
       </w:r>
       <w:r>
         <w:rPr>
-          <w:sz w:val="28"/>
-          <w:szCs w:val="28"/>
           <w:shd w:val="clear" w:color="auto" w:fill="FFFFFF"/>
         </w:rPr>
         <w:t>szeged_weather</w:t>
       </w:r>
       <w:r>
         <w:rPr>
-          <w:sz w:val="28"/>
-          <w:szCs w:val="28"/>
           <w:shd w:val="clear" w:color="auto" w:fill="FFFFFF"/>
         </w:rPr>
         <w:t xml:space="preserve"> and </w:t>
       </w:r>
       <w:r>
         <w:rPr>
-          <w:sz w:val="28"/>
-          <w:szCs w:val="28"/>
           <w:shd w:val="clear" w:color="auto" w:fill="FFFFFF"/>
         </w:rPr>
         <w:t>weather_data</w:t>
       </w:r>
       <w:r>
         <w:rPr>
-          <w:sz w:val="28"/>
-          <w:szCs w:val="28"/>
           <w:shd w:val="clear" w:color="auto" w:fill="FFFFFF"/>
         </w:rPr>
         <w:t xml:space="preserve"> to same bucket. We destingushed them by measurement as depicted in the code segment in figure 1.3 below.</w:t>
@@ -564,8 +531,6 @@
           <w:rFonts w:eastAsia="Times New Roman" w:cs="Menlo"/>
           <w:color w:val="CCCCCC"/>
           <w:kern w:val="0"/>
-          <w:sz w:val="18"/>
-          <w:szCs w:val="18"/>
           <w:lang w:eastAsia="en-GB"/>
           <w14:ligatures w14:val="none"/>
         </w:rPr>
@@ -575,8 +540,6 @@
           <w:rFonts w:eastAsia="Times New Roman" w:cs="Menlo"/>
           <w:color w:val="9CDCFE"/>
           <w:kern w:val="0"/>
-          <w:sz w:val="18"/>
-          <w:szCs w:val="18"/>
           <w:lang w:eastAsia="en-GB"/>
           <w14:ligatures w14:val="none"/>
         </w:rPr>
@@ -587,8 +550,6 @@
           <w:rFonts w:eastAsia="Times New Roman" w:cs="Menlo"/>
           <w:color w:val="CCCCCC"/>
           <w:kern w:val="0"/>
-          <w:sz w:val="18"/>
-          <w:szCs w:val="18"/>
           <w:lang w:eastAsia="en-GB"/>
           <w14:ligatures w14:val="none"/>
         </w:rPr>
@@ -599,8 +560,6 @@
           <w:rFonts w:eastAsia="Times New Roman" w:cs="Menlo"/>
           <w:color w:val="9CDCFE"/>
           <w:kern w:val="0"/>
-          <w:sz w:val="18"/>
-          <w:szCs w:val="18"/>
           <w:lang w:eastAsia="en-GB"/>
           <w14:ligatures w14:val="none"/>
         </w:rPr>
@@ -611,8 +570,6 @@
           <w:rFonts w:eastAsia="Times New Roman" w:cs="Menlo"/>
           <w:color w:val="CCCCCC"/>
           <w:kern w:val="0"/>
-          <w:sz w:val="18"/>
-          <w:szCs w:val="18"/>
           <w:lang w:eastAsia="en-GB"/>
           <w14:ligatures w14:val="none"/>
         </w:rPr>
@@ -623,8 +580,6 @@
           <w:rFonts w:eastAsia="Times New Roman" w:cs="Menlo"/>
           <w:color w:val="D4D4D4"/>
           <w:kern w:val="0"/>
-          <w:sz w:val="18"/>
-          <w:szCs w:val="18"/>
           <w:lang w:eastAsia="en-GB"/>
           <w14:ligatures w14:val="none"/>
         </w:rPr>
@@ -635,8 +590,6 @@
           <w:rFonts w:eastAsia="Times New Roman" w:cs="Menlo"/>
           <w:color w:val="CCCCCC"/>
           <w:kern w:val="0"/>
-          <w:sz w:val="18"/>
-          <w:szCs w:val="18"/>
           <w:lang w:eastAsia="en-GB"/>
           <w14:ligatures w14:val="none"/>
         </w:rPr>
@@ -647,8 +600,6 @@
           <w:rFonts w:eastAsia="Times New Roman" w:cs="Menlo"/>
           <w:color w:val="4EC9B0"/>
           <w:kern w:val="0"/>
-          <w:sz w:val="18"/>
-          <w:szCs w:val="18"/>
           <w:lang w:eastAsia="en-GB"/>
           <w14:ligatures w14:val="none"/>
         </w:rPr>
@@ -659,8 +610,6 @@
           <w:rFonts w:eastAsia="Times New Roman" w:cs="Menlo"/>
           <w:color w:val="CCCCCC"/>
           <w:kern w:val="0"/>
-          <w:sz w:val="18"/>
-          <w:szCs w:val="18"/>
           <w:lang w:eastAsia="en-GB"/>
           <w14:ligatures w14:val="none"/>
         </w:rPr>
@@ -671,8 +620,6 @@
           <w:rFonts w:eastAsia="Times New Roman" w:cs="Menlo"/>
           <w:color w:val="9CDCFE"/>
           <w:kern w:val="0"/>
-          <w:sz w:val="18"/>
-          <w:szCs w:val="18"/>
           <w:lang w:eastAsia="en-GB"/>
           <w14:ligatures w14:val="none"/>
         </w:rPr>
@@ -683,8 +630,6 @@
           <w:rFonts w:eastAsia="Times New Roman" w:cs="Menlo"/>
           <w:color w:val="CCCCCC"/>
           <w:kern w:val="0"/>
-          <w:sz w:val="18"/>
-          <w:szCs w:val="18"/>
           <w:lang w:eastAsia="en-GB"/>
           <w14:ligatures w14:val="none"/>
         </w:rPr>
@@ -695,8 +640,6 @@
           <w:rFonts w:eastAsia="Times New Roman" w:cs="Menlo"/>
           <w:color w:val="DCDCAA"/>
           <w:kern w:val="0"/>
-          <w:sz w:val="18"/>
-          <w:szCs w:val="18"/>
           <w:lang w:eastAsia="en-GB"/>
           <w14:ligatures w14:val="none"/>
         </w:rPr>
@@ -707,8 +650,6 @@
           <w:rFonts w:eastAsia="Times New Roman" w:cs="Menlo"/>
           <w:color w:val="CCCCCC"/>
           <w:kern w:val="0"/>
-          <w:sz w:val="18"/>
-          <w:szCs w:val="18"/>
           <w:lang w:eastAsia="en-GB"/>
           <w14:ligatures w14:val="none"/>
         </w:rPr>
@@ -719,8 +660,6 @@
           <w:rFonts w:eastAsia="Times New Roman" w:cs="Menlo"/>
           <w:color w:val="CE9178"/>
           <w:kern w:val="0"/>
-          <w:sz w:val="18"/>
-          <w:szCs w:val="18"/>
           <w:lang w:eastAsia="en-GB"/>
           <w14:ligatures w14:val="none"/>
         </w:rPr>
@@ -731,8 +670,6 @@
           <w:rFonts w:eastAsia="Times New Roman" w:cs="Menlo"/>
           <w:color w:val="CCCCCC"/>
           <w:kern w:val="0"/>
-          <w:sz w:val="18"/>
-          <w:szCs w:val="18"/>
           <w:lang w:eastAsia="en-GB"/>
           <w14:ligatures w14:val="none"/>
         </w:rPr>
@@ -743,8 +680,6 @@
           <w:rFonts w:eastAsia="Times New Roman" w:cs="Menlo"/>
           <w:color w:val="CE9178"/>
           <w:kern w:val="0"/>
-          <w:sz w:val="18"/>
-          <w:szCs w:val="18"/>
           <w:lang w:eastAsia="en-GB"/>
           <w14:ligatures w14:val="none"/>
         </w:rPr>
@@ -755,8 +690,6 @@
           <w:rFonts w:eastAsia="Times New Roman" w:cs="Menlo"/>
           <w:color w:val="CCCCCC"/>
           <w:kern w:val="0"/>
-          <w:sz w:val="18"/>
-          <w:szCs w:val="18"/>
           <w:lang w:eastAsia="en-GB"/>
           <w14:ligatures w14:val="none"/>
         </w:rPr>
@@ -767,8 +700,6 @@
           <w:rFonts w:eastAsia="Times New Roman" w:cs="Menlo"/>
           <w:color w:val="9CDCFE"/>
           <w:kern w:val="0"/>
-          <w:sz w:val="18"/>
-          <w:szCs w:val="18"/>
           <w:lang w:eastAsia="en-GB"/>
           <w14:ligatures w14:val="none"/>
         </w:rPr>
@@ -779,8 +710,6 @@
           <w:rFonts w:eastAsia="Times New Roman" w:cs="Menlo"/>
           <w:color w:val="CCCCCC"/>
           <w:kern w:val="0"/>
-          <w:sz w:val="18"/>
-          <w:szCs w:val="18"/>
           <w:lang w:eastAsia="en-GB"/>
           <w14:ligatures w14:val="none"/>
         </w:rPr>
@@ -791,8 +720,6 @@
           <w:rFonts w:eastAsia="Times New Roman" w:cs="Menlo"/>
           <w:color w:val="9CDCFE"/>
           <w:kern w:val="0"/>
-          <w:sz w:val="18"/>
-          <w:szCs w:val="18"/>
           <w:lang w:eastAsia="en-GB"/>
           <w14:ligatures w14:val="none"/>
         </w:rPr>
@@ -803,8 +730,6 @@
           <w:rFonts w:eastAsia="Times New Roman" w:cs="Menlo"/>
           <w:color w:val="CCCCCC"/>
           <w:kern w:val="0"/>
-          <w:sz w:val="18"/>
-          <w:szCs w:val="18"/>
           <w:lang w:eastAsia="en-GB"/>
           <w14:ligatures w14:val="none"/>
         </w:rPr>
@@ -815,8 +740,6 @@
           <w:rFonts w:eastAsia="Times New Roman" w:cs="Menlo"/>
           <w:color w:val="D4D4D4"/>
           <w:kern w:val="0"/>
-          <w:sz w:val="18"/>
-          <w:szCs w:val="18"/>
           <w:lang w:eastAsia="en-GB"/>
           <w14:ligatures w14:val="none"/>
         </w:rPr>
@@ -827,8 +750,6 @@
           <w:rFonts w:eastAsia="Times New Roman" w:cs="Menlo"/>
           <w:color w:val="CCCCCC"/>
           <w:kern w:val="0"/>
-          <w:sz w:val="18"/>
-          <w:szCs w:val="18"/>
           <w:lang w:eastAsia="en-GB"/>
           <w14:ligatures w14:val="none"/>
         </w:rPr>
@@ -839,8 +760,6 @@
           <w:rFonts w:eastAsia="Times New Roman" w:cs="Menlo"/>
           <w:color w:val="4EC9B0"/>
           <w:kern w:val="0"/>
-          <w:sz w:val="18"/>
-          <w:szCs w:val="18"/>
           <w:lang w:eastAsia="en-GB"/>
           <w14:ligatures w14:val="none"/>
         </w:rPr>
@@ -851,8 +770,6 @@
           <w:rFonts w:eastAsia="Times New Roman" w:cs="Menlo"/>
           <w:color w:val="CCCCCC"/>
           <w:kern w:val="0"/>
-          <w:sz w:val="18"/>
-          <w:szCs w:val="18"/>
           <w:lang w:eastAsia="en-GB"/>
           <w14:ligatures w14:val="none"/>
         </w:rPr>
@@ -863,8 +780,6 @@
           <w:rFonts w:eastAsia="Times New Roman" w:cs="Menlo"/>
           <w:color w:val="9CDCFE"/>
           <w:kern w:val="0"/>
-          <w:sz w:val="18"/>
-          <w:szCs w:val="18"/>
           <w:lang w:eastAsia="en-GB"/>
           <w14:ligatures w14:val="none"/>
         </w:rPr>
@@ -875,8 +790,6 @@
           <w:rFonts w:eastAsia="Times New Roman" w:cs="Menlo"/>
           <w:color w:val="CCCCCC"/>
           <w:kern w:val="0"/>
-          <w:sz w:val="18"/>
-          <w:szCs w:val="18"/>
           <w:lang w:eastAsia="en-GB"/>
           <w14:ligatures w14:val="none"/>
         </w:rPr>
@@ -887,8 +800,6 @@
           <w:rFonts w:eastAsia="Times New Roman" w:cs="Menlo"/>
           <w:color w:val="DCDCAA"/>
           <w:kern w:val="0"/>
-          <w:sz w:val="18"/>
-          <w:szCs w:val="18"/>
           <w:lang w:eastAsia="en-GB"/>
           <w14:ligatures w14:val="none"/>
         </w:rPr>
@@ -899,8 +810,6 @@
           <w:rFonts w:eastAsia="Times New Roman" w:cs="Menlo"/>
           <w:color w:val="CCCCCC"/>
           <w:kern w:val="0"/>
-          <w:sz w:val="18"/>
-          <w:szCs w:val="18"/>
           <w:lang w:eastAsia="en-GB"/>
           <w14:ligatures w14:val="none"/>
         </w:rPr>
@@ -911,8 +820,6 @@
           <w:rFonts w:eastAsia="Times New Roman" w:cs="Menlo"/>
           <w:color w:val="CE9178"/>
           <w:kern w:val="0"/>
-          <w:sz w:val="18"/>
-          <w:szCs w:val="18"/>
           <w:lang w:eastAsia="en-GB"/>
           <w14:ligatures w14:val="none"/>
         </w:rPr>
@@ -923,8 +830,6 @@
           <w:rFonts w:eastAsia="Times New Roman" w:cs="Menlo"/>
           <w:color w:val="CCCCCC"/>
           <w:kern w:val="0"/>
-          <w:sz w:val="18"/>
-          <w:szCs w:val="18"/>
           <w:lang w:eastAsia="en-GB"/>
           <w14:ligatures w14:val="none"/>
         </w:rPr>
@@ -935,8 +840,6 @@
           <w:rFonts w:eastAsia="Times New Roman" w:cs="Menlo"/>
           <w:color w:val="CE9178"/>
           <w:kern w:val="0"/>
-          <w:sz w:val="18"/>
-          <w:szCs w:val="18"/>
           <w:lang w:eastAsia="en-GB"/>
           <w14:ligatures w14:val="none"/>
         </w:rPr>
@@ -947,8 +850,6 @@
           <w:rFonts w:eastAsia="Times New Roman" w:cs="Menlo"/>
           <w:color w:val="CCCCCC"/>
           <w:kern w:val="0"/>
-          <w:sz w:val="18"/>
-          <w:szCs w:val="18"/>
           <w:lang w:eastAsia="en-GB"/>
           <w14:ligatures w14:val="none"/>
         </w:rPr>
@@ -958,15 +859,11 @@
     <w:p>
       <w:pPr>
         <w:rPr>
-          <w:sz w:val="28"/>
-          <w:szCs w:val="28"/>
-          <w:shd w:val="clear" w:color="auto" w:fill="FFFFFF"/>
-        </w:rPr>
-      </w:pPr>
-      <w:r>
-        <w:rPr>
-          <w:sz w:val="28"/>
-          <w:szCs w:val="28"/>
+          <w:shd w:val="clear" w:color="auto" w:fill="FFFFFF"/>
+        </w:rPr>
+      </w:pPr>
+      <w:r>
+        <w:rPr>
           <w:shd w:val="clear" w:color="auto" w:fill="FFFFFF"/>
         </w:rPr>
         <w:t>Figure 1.3: Measurements to distiguish Points</w:t>
@@ -975,15 +872,11 @@
     <w:p>
       <w:pPr>
         <w:rPr>
-          <w:sz w:val="28"/>
-          <w:szCs w:val="28"/>
-          <w:shd w:val="clear" w:color="auto" w:fill="FFFFFF"/>
-        </w:rPr>
-      </w:pPr>
-      <w:r>
-        <w:rPr>
-          <w:sz w:val="28"/>
-          <w:szCs w:val="28"/>
+          <w:shd w:val="clear" w:color="auto" w:fill="FFFFFF"/>
+        </w:rPr>
+      </w:pPr>
+      <w:r>
+        <w:rPr>
           <w:shd w:val="clear" w:color="auto" w:fill="FFFFFF"/>
         </w:rPr>
         <w:t>Program Execution</w:t>
@@ -992,23 +885,17 @@
     <w:p>
       <w:pPr>
         <w:rPr>
-          <w:sz w:val="28"/>
-          <w:szCs w:val="28"/>
-          <w:shd w:val="clear" w:color="auto" w:fill="FFFFFF"/>
-        </w:rPr>
-      </w:pPr>
-      <w:r>
-        <w:rPr>
-          <w:sz w:val="28"/>
-          <w:szCs w:val="28"/>
+          <w:shd w:val="clear" w:color="auto" w:fill="FFFFFF"/>
+        </w:rPr>
+      </w:pPr>
+      <w:r>
+        <w:rPr>
           <w:shd w:val="clear" w:color="auto" w:fill="FFFFFF"/>
         </w:rPr>
         <w:t xml:space="preserve">python3 src/main.py </w:t>
       </w:r>
       <w:r>
         <w:rPr>
-          <w:sz w:val="28"/>
-          <w:szCs w:val="28"/>
           <w:shd w:val="clear" w:color="auto" w:fill="FFFFFF"/>
         </w:rPr>
         <w:t>&lt;PARAM&gt;</w:t>
@@ -1032,15 +919,11 @@
           <w:p>
             <w:pPr>
               <w:rPr>
-                <w:sz w:val="28"/>
-                <w:szCs w:val="28"/>
                 <w:shd w:val="clear" w:color="auto" w:fill="FFFFFF"/>
               </w:rPr>
             </w:pPr>
             <w:r>
               <w:rPr>
-                <w:sz w:val="28"/>
-                <w:szCs w:val="28"/>
                 <w:shd w:val="clear" w:color="auto" w:fill="FFFFFF"/>
               </w:rPr>
               <w:t>PARAM</w:t>
@@ -1054,15 +937,11 @@
           <w:p>
             <w:pPr>
               <w:rPr>
-                <w:sz w:val="28"/>
-                <w:szCs w:val="28"/>
                 <w:shd w:val="clear" w:color="auto" w:fill="FFFFFF"/>
               </w:rPr>
             </w:pPr>
             <w:r>
               <w:rPr>
-                <w:sz w:val="28"/>
-                <w:szCs w:val="28"/>
                 <w:shd w:val="clear" w:color="auto" w:fill="FFFFFF"/>
               </w:rPr>
               <w:t>Description</w:t>
@@ -1078,15 +957,11 @@
           <w:p>
             <w:pPr>
               <w:rPr>
-                <w:sz w:val="28"/>
-                <w:szCs w:val="28"/>
                 <w:shd w:val="clear" w:color="auto" w:fill="FFFFFF"/>
               </w:rPr>
             </w:pPr>
             <w:r>
               <w:rPr>
-                <w:sz w:val="28"/>
-                <w:szCs w:val="28"/>
                 <w:shd w:val="clear" w:color="auto" w:fill="FFFFFF"/>
               </w:rPr>
               <w:t>-1</w:t>
@@ -1100,23 +975,17 @@
           <w:p>
             <w:pPr>
               <w:rPr>
-                <w:sz w:val="28"/>
-                <w:szCs w:val="28"/>
                 <w:shd w:val="clear" w:color="auto" w:fill="FFFFFF"/>
               </w:rPr>
             </w:pPr>
             <w:r>
               <w:rPr>
-                <w:sz w:val="28"/>
-                <w:szCs w:val="28"/>
                 <w:shd w:val="clear" w:color="auto" w:fill="FFFFFF"/>
               </w:rPr>
               <w:t xml:space="preserve">Drop Bucket configured in .env  </w:t>
             </w:r>
             <w:r>
               <w:rPr>
-                <w:sz w:val="28"/>
-                <w:szCs w:val="28"/>
                 <w:shd w:val="clear" w:color="auto" w:fill="FFFFFF"/>
               </w:rPr>
               <w:t>INFLUXDB_BUCKET</w:t>
@@ -1132,15 +1001,11 @@
           <w:p>
             <w:pPr>
               <w:rPr>
-                <w:sz w:val="28"/>
-                <w:szCs w:val="28"/>
                 <w:shd w:val="clear" w:color="auto" w:fill="FFFFFF"/>
               </w:rPr>
             </w:pPr>
             <w:r>
               <w:rPr>
-                <w:sz w:val="28"/>
-                <w:szCs w:val="28"/>
                 <w:shd w:val="clear" w:color="auto" w:fill="FFFFFF"/>
               </w:rPr>
               <w:t>0</w:t>
@@ -1154,15 +1019,11 @@
           <w:p>
             <w:pPr>
               <w:rPr>
-                <w:sz w:val="28"/>
-                <w:szCs w:val="28"/>
                 <w:shd w:val="clear" w:color="auto" w:fill="FFFFFF"/>
               </w:rPr>
             </w:pPr>
             <w:r>
               <w:rPr>
-                <w:sz w:val="28"/>
-                <w:szCs w:val="28"/>
                 <w:shd w:val="clear" w:color="auto" w:fill="FFFFFF"/>
               </w:rPr>
               <w:t>Crete Bucket</w:t>
@@ -1178,15 +1039,11 @@
           <w:p>
             <w:pPr>
               <w:rPr>
-                <w:sz w:val="28"/>
-                <w:szCs w:val="28"/>
                 <w:shd w:val="clear" w:color="auto" w:fill="FFFFFF"/>
               </w:rPr>
             </w:pPr>
             <w:r>
               <w:rPr>
-                <w:sz w:val="28"/>
-                <w:szCs w:val="28"/>
                 <w:shd w:val="clear" w:color="auto" w:fill="FFFFFF"/>
               </w:rPr>
               <w:t>1</w:t>
@@ -1200,55 +1057,41 @@
           <w:p>
             <w:pPr>
               <w:rPr>
-                <w:sz w:val="28"/>
-                <w:szCs w:val="28"/>
                 <w:shd w:val="clear" w:color="auto" w:fill="FFFFFF"/>
               </w:rPr>
             </w:pPr>
             <w:r>
               <w:rPr>
-                <w:sz w:val="28"/>
-                <w:szCs w:val="28"/>
                 <w:shd w:val="clear" w:color="auto" w:fill="FFFFFF"/>
               </w:rPr>
               <w:t xml:space="preserve">Write </w:t>
             </w:r>
             <w:r>
               <w:rPr>
-                <w:sz w:val="28"/>
-                <w:szCs w:val="28"/>
                 <w:shd w:val="clear" w:color="auto" w:fill="FFFFFF"/>
               </w:rPr>
               <w:t>weatherHistory.csv</w:t>
             </w:r>
             <w:r>
               <w:rPr>
-                <w:sz w:val="28"/>
-                <w:szCs w:val="28"/>
                 <w:shd w:val="clear" w:color="auto" w:fill="FFFFFF"/>
               </w:rPr>
               <w:t xml:space="preserve"> </w:t>
             </w:r>
             <w:r>
               <w:rPr>
-                <w:sz w:val="28"/>
-                <w:szCs w:val="28"/>
                 <w:shd w:val="clear" w:color="auto" w:fill="FFFFFF"/>
               </w:rPr>
               <w:t xml:space="preserve">as 1000 </w:t>
             </w:r>
             <w:r>
               <w:rPr>
-                <w:sz w:val="28"/>
-                <w:szCs w:val="28"/>
                 <w:shd w:val="clear" w:color="auto" w:fill="FFFFFF"/>
               </w:rPr>
               <w:t>batches</w:t>
             </w:r>
             <w:r>
               <w:rPr>
-                <w:sz w:val="28"/>
-                <w:szCs w:val="28"/>
                 <w:shd w:val="clear" w:color="auto" w:fill="FFFFFF"/>
               </w:rPr>
               <w:t xml:space="preserve"> </w:t>
@@ -1264,15 +1107,11 @@
           <w:p>
             <w:pPr>
               <w:rPr>
-                <w:sz w:val="28"/>
-                <w:szCs w:val="28"/>
                 <w:shd w:val="clear" w:color="auto" w:fill="FFFFFF"/>
               </w:rPr>
             </w:pPr>
             <w:r>
               <w:rPr>
-                <w:sz w:val="28"/>
-                <w:szCs w:val="28"/>
                 <w:shd w:val="clear" w:color="auto" w:fill="FFFFFF"/>
               </w:rPr>
               <w:t>2</w:t>
@@ -1286,31 +1125,23 @@
           <w:p>
             <w:pPr>
               <w:rPr>
-                <w:sz w:val="28"/>
-                <w:szCs w:val="28"/>
                 <w:shd w:val="clear" w:color="auto" w:fill="FFFFFF"/>
               </w:rPr>
             </w:pPr>
             <w:r>
               <w:rPr>
-                <w:sz w:val="28"/>
-                <w:szCs w:val="28"/>
                 <w:shd w:val="clear" w:color="auto" w:fill="FFFFFF"/>
               </w:rPr>
               <w:t>Write Project 1 - Weather Dataset.csv</w:t>
             </w:r>
             <w:r>
               <w:rPr>
-                <w:sz w:val="28"/>
-                <w:szCs w:val="28"/>
                 <w:shd w:val="clear" w:color="auto" w:fill="FFFFFF"/>
               </w:rPr>
               <w:t xml:space="preserve"> </w:t>
             </w:r>
             <w:r>
               <w:rPr>
-                <w:sz w:val="28"/>
-                <w:szCs w:val="28"/>
                 <w:shd w:val="clear" w:color="auto" w:fill="FFFFFF"/>
               </w:rPr>
               <w:t xml:space="preserve">as 1000 batches </w:t>
@@ -1322,15 +1153,11 @@
     <w:p>
       <w:pPr>
         <w:rPr>
-          <w:sz w:val="28"/>
-          <w:szCs w:val="28"/>
-          <w:shd w:val="clear" w:color="auto" w:fill="FFFFFF"/>
-        </w:rPr>
-      </w:pPr>
-      <w:r>
-        <w:rPr>
-          <w:sz w:val="28"/>
-          <w:szCs w:val="28"/>
+          <w:shd w:val="clear" w:color="auto" w:fill="FFFFFF"/>
+        </w:rPr>
+      </w:pPr>
+      <w:r>
+        <w:rPr>
           <w:shd w:val="clear" w:color="auto" w:fill="FFFFFF"/>
         </w:rPr>
         <w:t>Table 1.1 : Program execution</w:t>
@@ -1339,15 +1166,11 @@
     <w:p>
       <w:pPr>
         <w:rPr>
-          <w:sz w:val="28"/>
-          <w:szCs w:val="28"/>
-          <w:shd w:val="clear" w:color="auto" w:fill="FFFFFF"/>
-        </w:rPr>
-      </w:pPr>
-      <w:r>
-        <w:rPr>
-          <w:sz w:val="28"/>
-          <w:szCs w:val="28"/>
+          <w:shd w:val="clear" w:color="auto" w:fill="FFFFFF"/>
+        </w:rPr>
+      </w:pPr>
+      <w:r>
+        <w:rPr>
           <w:shd w:val="clear" w:color="auto" w:fill="FFFFFF"/>
         </w:rPr>
         <w:t>Maintain the Historial TimeStamp</w:t>
@@ -1356,15 +1179,11 @@
     <w:p>
       <w:pPr>
         <w:rPr>
-          <w:sz w:val="28"/>
-          <w:szCs w:val="28"/>
-          <w:shd w:val="clear" w:color="auto" w:fill="FFFFFF"/>
-        </w:rPr>
-      </w:pPr>
-      <w:r>
-        <w:rPr>
-          <w:sz w:val="28"/>
-          <w:szCs w:val="28"/>
+          <w:shd w:val="clear" w:color="auto" w:fill="FFFFFF"/>
+        </w:rPr>
+      </w:pPr>
+      <w:r>
+        <w:rPr>
           <w:shd w:val="clear" w:color="auto" w:fill="FFFFFF"/>
         </w:rPr>
         <w:drawing>
@@ -1407,15 +1226,11 @@
     <w:p>
       <w:pPr>
         <w:rPr>
-          <w:sz w:val="28"/>
-          <w:szCs w:val="28"/>
-          <w:shd w:val="clear" w:color="auto" w:fill="FFFFFF"/>
-        </w:rPr>
-      </w:pPr>
-      <w:r>
-        <w:rPr>
-          <w:sz w:val="28"/>
-          <w:szCs w:val="28"/>
+          <w:shd w:val="clear" w:color="auto" w:fill="FFFFFF"/>
+        </w:rPr>
+      </w:pPr>
+      <w:r>
+        <w:rPr>
           <w:shd w:val="clear" w:color="auto" w:fill="FFFFFF"/>
         </w:rPr>
         <w:t>Figure 1.4: Keep Historial Timestamp</w:t>
@@ -1477,50 +1292,50 @@
           <w:rFonts w:cs="Arial"/>
           <w:shd w:val="clear" w:color="auto" w:fill="FFFFFF"/>
         </w:rPr>
+        <w:t xml:space="preserve">Here we </w:t>
+      </w:r>
+      <w:r>
+        <w:rPr>
+          <w:rFonts w:cs="Arial"/>
+          <w:shd w:val="clear" w:color="auto" w:fill="FFFFFF"/>
+        </w:rPr>
+        <w:t>group all data points into 1</w:t>
+      </w:r>
+      <w:r>
+        <w:rPr>
+          <w:rFonts w:cs="Arial"/>
+          <w:shd w:val="clear" w:color="auto" w:fill="FFFFFF"/>
+        </w:rPr>
+        <w:t xml:space="preserve"> </w:t>
+      </w:r>
+      <w:r>
+        <w:rPr>
+          <w:rFonts w:cs="Arial"/>
+          <w:shd w:val="clear" w:color="auto" w:fill="FFFFFF"/>
+        </w:rPr>
+        <w:t>hour windows and computes the mean temperature for each window.</w:t>
+      </w:r>
+      <w:r>
+        <w:rPr>
+          <w:rFonts w:cs="Arial"/>
+          <w:shd w:val="clear" w:color="auto" w:fill="FFFFFF"/>
+        </w:rPr>
+        <w:t xml:space="preserve"> And we get a time series of hourly temperatures for Szeged from 2016 January to December. Figure 1.5 depictes the related InFlux query.</w:t>
+      </w:r>
+    </w:p>
+    <w:p>
+      <w:pPr>
+        <w:rPr>
+          <w:rFonts w:cs="Arial"/>
+          <w:shd w:val="clear" w:color="auto" w:fill="FFFFFF"/>
+        </w:rPr>
+      </w:pPr>
+      <w:r>
+        <w:rPr>
+          <w:rFonts w:cs="Arial"/>
+          <w:shd w:val="clear" w:color="auto" w:fill="FFFFFF"/>
+        </w:rPr>
         <w:lastRenderedPageBreak/>
-        <w:t xml:space="preserve">Here we </w:t>
-      </w:r>
-      <w:r>
-        <w:rPr>
-          <w:rFonts w:cs="Arial"/>
-          <w:shd w:val="clear" w:color="auto" w:fill="FFFFFF"/>
-        </w:rPr>
-        <w:t>group all data points into 1</w:t>
-      </w:r>
-      <w:r>
-        <w:rPr>
-          <w:rFonts w:cs="Arial"/>
-          <w:shd w:val="clear" w:color="auto" w:fill="FFFFFF"/>
-        </w:rPr>
-        <w:t xml:space="preserve"> </w:t>
-      </w:r>
-      <w:r>
-        <w:rPr>
-          <w:rFonts w:cs="Arial"/>
-          <w:shd w:val="clear" w:color="auto" w:fill="FFFFFF"/>
-        </w:rPr>
-        <w:t>hour windows and computes the mean temperature for each window.</w:t>
-      </w:r>
-      <w:r>
-        <w:rPr>
-          <w:rFonts w:cs="Arial"/>
-          <w:shd w:val="clear" w:color="auto" w:fill="FFFFFF"/>
-        </w:rPr>
-        <w:t xml:space="preserve"> And we get a time series of hourly temperatures for Szeged from 2016 January to December. Figure 1.5 depictes the related InFlux query.</w:t>
-      </w:r>
-    </w:p>
-    <w:p>
-      <w:pPr>
-        <w:rPr>
-          <w:rFonts w:cs="Arial"/>
-          <w:shd w:val="clear" w:color="auto" w:fill="FFFFFF"/>
-        </w:rPr>
-      </w:pPr>
-      <w:r>
-        <w:rPr>
-          <w:rFonts w:cs="Arial"/>
-          <w:shd w:val="clear" w:color="auto" w:fill="FFFFFF"/>
-        </w:rPr>
         <w:drawing>
           <wp:inline distT="0" distB="0" distL="0" distR="0" wp14:anchorId="257214E9" wp14:editId="633002FC">
             <wp:extent cx="5731510" cy="1603375"/>
@@ -1600,26 +1415,20 @@
       <w:pPr>
         <w:rPr>
           <w:rFonts w:cs="Arial"/>
-          <w:sz w:val="14"/>
-          <w:szCs w:val="14"/>
-          <w:shd w:val="clear" w:color="auto" w:fill="FFFFFF"/>
-        </w:rPr>
-      </w:pPr>
-    </w:p>
-    <w:p>
-      <w:pPr>
-        <w:rPr>
-          <w:rFonts w:cs="Arial"/>
-          <w:sz w:val="14"/>
-          <w:szCs w:val="14"/>
-          <w:shd w:val="clear" w:color="auto" w:fill="FFFFFF"/>
-        </w:rPr>
-      </w:pPr>
-      <w:r>
-        <w:rPr>
-          <w:rFonts w:cs="Arial"/>
-          <w:sz w:val="14"/>
-          <w:szCs w:val="14"/>
+          <w:shd w:val="clear" w:color="auto" w:fill="FFFFFF"/>
+        </w:rPr>
+      </w:pPr>
+    </w:p>
+    <w:p>
+      <w:pPr>
+        <w:rPr>
+          <w:rFonts w:cs="Arial"/>
+          <w:shd w:val="clear" w:color="auto" w:fill="FFFFFF"/>
+        </w:rPr>
+      </w:pPr>
+      <w:r>
+        <w:rPr>
+          <w:rFonts w:cs="Arial"/>
           <w:shd w:val="clear" w:color="auto" w:fill="FFFFFF"/>
         </w:rPr>
         <w:drawing>
@@ -1696,25 +1505,19 @@
     <w:p>
       <w:pPr>
         <w:rPr>
-          <w:sz w:val="28"/>
-          <w:szCs w:val="28"/>
-          <w:shd w:val="clear" w:color="auto" w:fill="FFFFFF"/>
-        </w:rPr>
-      </w:pPr>
-    </w:p>
-    <w:p>
-      <w:pPr>
-        <w:rPr>
-          <w:sz w:val="28"/>
-          <w:szCs w:val="28"/>
+          <w:shd w:val="clear" w:color="auto" w:fill="FFFFFF"/>
+        </w:rPr>
+      </w:pPr>
+    </w:p>
+    <w:p>
+      <w:pPr>
+        <w:rPr>
           <w:shd w:val="clear" w:color="auto" w:fill="FFFFFF"/>
         </w:rPr>
       </w:pPr>
       <w:r>
         <w:rPr>
           <w:noProof/>
-          <w:sz w:val="28"/>
-          <w:szCs w:val="28"/>
           <w:shd w:val="clear" w:color="auto" w:fill="FFFFFF"/>
         </w:rPr>
         <w:lastRenderedPageBreak/>
@@ -1764,15 +1567,11 @@
     <w:p>
       <w:pPr>
         <w:rPr>
-          <w:sz w:val="28"/>
-          <w:szCs w:val="28"/>
-          <w:shd w:val="clear" w:color="auto" w:fill="FFFFFF"/>
-        </w:rPr>
-      </w:pPr>
-      <w:r>
-        <w:rPr>
-          <w:sz w:val="28"/>
-          <w:szCs w:val="28"/>
+          <w:shd w:val="clear" w:color="auto" w:fill="FFFFFF"/>
+        </w:rPr>
+      </w:pPr>
+      <w:r>
+        <w:rPr>
           <w:shd w:val="clear" w:color="auto" w:fill="FFFFFF"/>
         </w:rPr>
         <w:t>Figure 1.7: Dashboard Visualization</w:t>
@@ -1781,15 +1580,11 @@
     <w:p>
       <w:pPr>
         <w:rPr>
-          <w:sz w:val="28"/>
-          <w:szCs w:val="28"/>
-          <w:shd w:val="clear" w:color="auto" w:fill="FFFFFF"/>
-        </w:rPr>
-      </w:pPr>
-      <w:r>
-        <w:rPr>
-          <w:sz w:val="28"/>
-          <w:szCs w:val="28"/>
+          <w:shd w:val="clear" w:color="auto" w:fill="FFFFFF"/>
+        </w:rPr>
+      </w:pPr>
+      <w:r>
+        <w:rPr>
           <w:shd w:val="clear" w:color="auto" w:fill="FFFFFF"/>
         </w:rPr>
         <w:t>Downsampling tasks that continuously summarize historical data into an auxiliary bucket governed by an explicit 30-day retention rule</w:t>
@@ -1798,31 +1593,23 @@
     <w:p>
       <w:pPr>
         <w:rPr>
-          <w:sz w:val="28"/>
-          <w:szCs w:val="28"/>
-          <w:shd w:val="clear" w:color="auto" w:fill="FFFFFF"/>
-        </w:rPr>
-      </w:pPr>
-      <w:r>
-        <w:rPr>
-          <w:sz w:val="28"/>
-          <w:szCs w:val="28"/>
+          <w:shd w:val="clear" w:color="auto" w:fill="FFFFFF"/>
+        </w:rPr>
+      </w:pPr>
+      <w:r>
+        <w:rPr>
           <w:shd w:val="clear" w:color="auto" w:fill="FFFFFF"/>
         </w:rPr>
         <w:t>Figure 1.8 depcts the downsamplig task runs everyday 1hour after midnight and get daily average data and write to separate bucket named “</w:t>
       </w:r>
       <w:r>
         <w:rPr>
-          <w:sz w:val="28"/>
-          <w:szCs w:val="28"/>
           <w:shd w:val="clear" w:color="auto" w:fill="FFFFFF"/>
         </w:rPr>
         <w:t>weather_data_downsampled</w:t>
       </w:r>
       <w:r>
         <w:rPr>
-          <w:sz w:val="28"/>
-          <w:szCs w:val="28"/>
           <w:shd w:val="clear" w:color="auto" w:fill="FFFFFF"/>
         </w:rPr>
         <w:t>”, the bucket has 30 day retention policy as shown in figure 1.9 (&gt;30 days automatically get deleted).</w:t>
@@ -1831,15 +1618,11 @@
     <w:p>
       <w:pPr>
         <w:rPr>
-          <w:sz w:val="28"/>
-          <w:szCs w:val="28"/>
-          <w:shd w:val="clear" w:color="auto" w:fill="FFFFFF"/>
-        </w:rPr>
-      </w:pPr>
-      <w:r>
-        <w:rPr>
-          <w:sz w:val="28"/>
-          <w:szCs w:val="28"/>
+          <w:shd w:val="clear" w:color="auto" w:fill="FFFFFF"/>
+        </w:rPr>
+      </w:pPr>
+      <w:r>
+        <w:rPr>
           <w:shd w:val="clear" w:color="auto" w:fill="FFFFFF"/>
         </w:rPr>
         <w:drawing>
@@ -1882,15 +1665,11 @@
     <w:p>
       <w:pPr>
         <w:rPr>
-          <w:sz w:val="28"/>
-          <w:szCs w:val="28"/>
-          <w:shd w:val="clear" w:color="auto" w:fill="FFFFFF"/>
-        </w:rPr>
-      </w:pPr>
-      <w:r>
-        <w:rPr>
-          <w:sz w:val="28"/>
-          <w:szCs w:val="28"/>
+          <w:shd w:val="clear" w:color="auto" w:fill="FFFFFF"/>
+        </w:rPr>
+      </w:pPr>
+      <w:r>
+        <w:rPr>
           <w:shd w:val="clear" w:color="auto" w:fill="FFFFFF"/>
         </w:rPr>
         <w:t>Figure 1.8: Sheduled Task</w:t>
@@ -1899,16 +1678,12 @@
     <w:p>
       <w:pPr>
         <w:rPr>
-          <w:sz w:val="28"/>
-          <w:szCs w:val="28"/>
           <w:shd w:val="clear" w:color="auto" w:fill="FFFFFF"/>
         </w:rPr>
       </w:pPr>
       <w:r>
         <w:rPr>
           <w:noProof/>
-          <w:sz w:val="28"/>
-          <w:szCs w:val="28"/>
           <w:shd w:val="clear" w:color="auto" w:fill="FFFFFF"/>
         </w:rPr>
         <w:lastRenderedPageBreak/>
@@ -1958,15 +1733,11 @@
     <w:p>
       <w:pPr>
         <w:rPr>
-          <w:sz w:val="28"/>
-          <w:szCs w:val="28"/>
-          <w:shd w:val="clear" w:color="auto" w:fill="FFFFFF"/>
-        </w:rPr>
-      </w:pPr>
-      <w:r>
-        <w:rPr>
-          <w:sz w:val="28"/>
-          <w:szCs w:val="28"/>
+          <w:shd w:val="clear" w:color="auto" w:fill="FFFFFF"/>
+        </w:rPr>
+      </w:pPr>
+      <w:r>
+        <w:rPr>
           <w:shd w:val="clear" w:color="auto" w:fill="FFFFFF"/>
         </w:rPr>
         <w:t>Figure 1.9: Retention period 30 days</w:t>
@@ -1975,60 +1746,1158 @@
     <w:p>
       <w:pPr>
         <w:rPr>
+          <w:rFonts w:asciiTheme="majorHAnsi" w:eastAsiaTheme="majorEastAsia" w:hAnsiTheme="majorHAnsi" w:cstheme="majorBidi"/>
+          <w:color w:val="0F4761" w:themeColor="accent1" w:themeShade="BF"/>
+          <w:sz w:val="40"/>
+          <w:szCs w:val="40"/>
+          <w:shd w:val="clear" w:color="auto" w:fill="FFFFFF"/>
+        </w:rPr>
+      </w:pPr>
+      <w:r>
+        <w:rPr>
+          <w:shd w:val="clear" w:color="auto" w:fill="FFFFFF"/>
+        </w:rPr>
+        <w:br w:type="page"/>
+      </w:r>
+    </w:p>
+    <w:p>
+      <w:pPr>
+        <w:pStyle w:val="Heading1"/>
+        <w:rPr>
+          <w:shd w:val="clear" w:color="auto" w:fill="FFFFFF"/>
+        </w:rPr>
+      </w:pPr>
+      <w:r>
+        <w:rPr>
+          <w:shd w:val="clear" w:color="auto" w:fill="FFFFFF"/>
+        </w:rPr>
+        <w:lastRenderedPageBreak/>
+        <w:t>Task 2: Real-Time Stream Ingestion &amp; Processing with</w:t>
+      </w:r>
+      <w:r>
+        <w:br/>
+      </w:r>
+      <w:r>
+        <w:rPr>
+          <w:shd w:val="clear" w:color="auto" w:fill="FFFFFF"/>
+        </w:rPr>
+        <w:t>Apache Kafka and Apache Flink</w:t>
+      </w:r>
+    </w:p>
+    <w:p>
+      <w:pPr>
+        <w:rPr>
+          <w:rFonts w:cs="Arial"/>
+          <w:shd w:val="clear" w:color="auto" w:fill="FFFFFF"/>
+        </w:rPr>
+      </w:pPr>
+      <w:r>
+        <w:rPr>
+          <w:rFonts w:cs="Arial"/>
+          <w:shd w:val="clear" w:color="auto" w:fill="FFFFFF"/>
+        </w:rPr>
+        <w:t>Components</w:t>
+      </w:r>
+    </w:p>
+    <w:p>
+      <w:pPr>
+        <w:pStyle w:val="ListParagraph"/>
+        <w:numPr>
+          <w:ilvl w:val="0"/>
+          <w:numId w:val="3"/>
+        </w:numPr>
+        <w:rPr>
+          <w:rFonts w:cs="Arial"/>
+          <w:shd w:val="clear" w:color="auto" w:fill="FFFFFF"/>
+        </w:rPr>
+      </w:pPr>
+      <w:r>
+        <w:rPr>
+          <w:rFonts w:cs="Arial"/>
+          <w:shd w:val="clear" w:color="auto" w:fill="FFFFFF"/>
+        </w:rPr>
+        <w:t>Live Telemetey Data Producer</w:t>
+      </w:r>
+    </w:p>
+    <w:p>
+      <w:pPr>
+        <w:pStyle w:val="ListParagraph"/>
+        <w:numPr>
+          <w:ilvl w:val="0"/>
+          <w:numId w:val="3"/>
+        </w:numPr>
+        <w:rPr>
+          <w:rFonts w:cs="Arial"/>
+          <w:shd w:val="clear" w:color="auto" w:fill="FFFFFF"/>
+        </w:rPr>
+      </w:pPr>
+      <w:r>
+        <w:rPr>
+          <w:rFonts w:cs="Arial"/>
+          <w:shd w:val="clear" w:color="auto" w:fill="FFFFFF"/>
+        </w:rPr>
+        <w:t xml:space="preserve">Flink Processing and </w:t>
+      </w:r>
+      <w:r>
+        <w:rPr>
+          <w:rFonts w:cs="Arial"/>
+          <w:shd w:val="clear" w:color="auto" w:fill="FFFFFF"/>
+        </w:rPr>
+        <w:t>Sink to InfluxDB</w:t>
+      </w:r>
+    </w:p>
+    <w:p>
+      <w:pPr>
+        <w:pStyle w:val="ListParagraph"/>
+        <w:numPr>
+          <w:ilvl w:val="0"/>
+          <w:numId w:val="3"/>
+        </w:numPr>
+        <w:rPr>
+          <w:rFonts w:cs="Arial"/>
+          <w:shd w:val="clear" w:color="auto" w:fill="FFFFFF"/>
+        </w:rPr>
+      </w:pPr>
+      <w:r>
+        <w:rPr>
+          <w:rFonts w:cs="Arial"/>
+          <w:shd w:val="clear" w:color="auto" w:fill="FFFFFF"/>
+        </w:rPr>
+        <w:t>Influx Time Series Traffic Data Visualize</w:t>
+      </w:r>
+    </w:p>
+    <w:p>
+      <w:pPr>
+        <w:rPr>
+          <w:rFonts w:cs="Arial"/>
+          <w:shd w:val="clear" w:color="auto" w:fill="FFFFFF"/>
+        </w:rPr>
+      </w:pPr>
+      <w:r>
+        <w:rPr>
+          <w:rFonts w:cs="Arial"/>
+          <w:shd w:val="clear" w:color="auto" w:fill="FFFFFF"/>
+        </w:rPr>
+        <w:t>Implmentation with Python and Kotlin on containerlized environment with clean architecture with proper dependency injection for scalability.</w:t>
+      </w:r>
+    </w:p>
+    <w:p>
+      <w:pPr>
+        <w:pStyle w:val="Heading2"/>
+        <w:rPr>
+          <w:shd w:val="clear" w:color="auto" w:fill="FFFFFF"/>
+        </w:rPr>
+      </w:pPr>
+      <w:r>
+        <w:rPr>
+          <w:shd w:val="clear" w:color="auto" w:fill="FFFFFF"/>
+        </w:rPr>
+        <w:t>Step 2.1: Multi-Container Orchestration Setup</w:t>
+      </w:r>
+    </w:p>
+    <w:p>
+      <w:pPr>
+        <w:rPr>
+          <w:rFonts w:cs="Arial"/>
+          <w:shd w:val="clear" w:color="auto" w:fill="FFFFFF"/>
+        </w:rPr>
+      </w:pPr>
+      <w:r>
+        <w:rPr>
+          <w:rFonts w:cs="Arial"/>
+          <w:shd w:val="clear" w:color="auto" w:fill="FFFFFF"/>
+        </w:rPr>
+        <w:t xml:space="preserve">Figure </w:t>
+      </w:r>
+      <w:r>
+        <w:rPr>
+          <w:rFonts w:cs="Arial"/>
+          <w:shd w:val="clear" w:color="auto" w:fill="FFFFFF"/>
+        </w:rPr>
+        <w:t>2</w:t>
+      </w:r>
+      <w:r>
+        <w:rPr>
+          <w:rFonts w:cs="Arial"/>
+          <w:shd w:val="clear" w:color="auto" w:fill="FFFFFF"/>
+        </w:rPr>
+        <w:t xml:space="preserve">.1 below ilustrates .env configurations and figure </w:t>
+      </w:r>
+      <w:r>
+        <w:rPr>
+          <w:rFonts w:cs="Arial"/>
+          <w:shd w:val="clear" w:color="auto" w:fill="FFFFFF"/>
+        </w:rPr>
+        <w:t>2</w:t>
+      </w:r>
+      <w:r>
+        <w:rPr>
+          <w:rFonts w:cs="Arial"/>
+          <w:shd w:val="clear" w:color="auto" w:fill="FFFFFF"/>
+        </w:rPr>
+        <w:t xml:space="preserve">.2 below is the docker </w:t>
+      </w:r>
+      <w:r>
+        <w:rPr>
+          <w:rFonts w:cs="Arial"/>
+          <w:shd w:val="clear" w:color="auto" w:fill="FFFFFF"/>
+        </w:rPr>
+        <w:t>container</w:t>
+      </w:r>
+      <w:r>
+        <w:rPr>
+          <w:rFonts w:cs="Arial"/>
+          <w:shd w:val="clear" w:color="auto" w:fill="FFFFFF"/>
+        </w:rPr>
+        <w:t>.</w:t>
+      </w:r>
+    </w:p>
+    <w:p>
+      <w:pPr>
+        <w:rPr>
+          <w:rFonts w:cs="Arial"/>
+          <w:shd w:val="clear" w:color="auto" w:fill="FFFFFF"/>
+        </w:rPr>
+      </w:pPr>
+      <w:r>
+        <w:rPr>
+          <w:rFonts w:cs="Arial"/>
+          <w:shd w:val="clear" w:color="auto" w:fill="FFFFFF"/>
+        </w:rPr>
+        <w:drawing>
+          <wp:inline distT="0" distB="0" distL="0" distR="0" wp14:anchorId="6C4CA65E" wp14:editId="620FA3C2">
+            <wp:extent cx="3385875" cy="3097779"/>
+            <wp:effectExtent l="0" t="0" r="5080" b="1270"/>
+            <wp:docPr id="800858039" name="Picture 1"/>
+            <wp:cNvGraphicFramePr>
+              <a:graphicFrameLocks xmlns:a="http://schemas.openxmlformats.org/drawingml/2006/main" noChangeAspect="1"/>
+            </wp:cNvGraphicFramePr>
+            <a:graphic xmlns:a="http://schemas.openxmlformats.org/drawingml/2006/main">
+              <a:graphicData uri="http://schemas.openxmlformats.org/drawingml/2006/picture">
+                <pic:pic xmlns:pic="http://schemas.openxmlformats.org/drawingml/2006/picture">
+                  <pic:nvPicPr>
+                    <pic:cNvPr id="800858039" name=""/>
+                    <pic:cNvPicPr/>
+                  </pic:nvPicPr>
+                  <pic:blipFill>
+                    <a:blip r:embed="rId13"/>
+                    <a:stretch>
+                      <a:fillRect/>
+                    </a:stretch>
+                  </pic:blipFill>
+                  <pic:spPr>
+                    <a:xfrm>
+                      <a:off x="0" y="0"/>
+                      <a:ext cx="3426020" cy="3134508"/>
+                    </a:xfrm>
+                    <a:prstGeom prst="rect">
+                      <a:avLst/>
+                    </a:prstGeom>
+                  </pic:spPr>
+                </pic:pic>
+              </a:graphicData>
+            </a:graphic>
+          </wp:inline>
+        </w:drawing>
+      </w:r>
+    </w:p>
+    <w:p>
+      <w:pPr>
+        <w:rPr>
+          <w:rFonts w:cs="Arial"/>
+          <w:shd w:val="clear" w:color="auto" w:fill="FFFFFF"/>
+        </w:rPr>
+      </w:pPr>
+      <w:r>
+        <w:rPr>
+          <w:rFonts w:cs="Arial"/>
+          <w:shd w:val="clear" w:color="auto" w:fill="FFFFFF"/>
+        </w:rPr>
+        <w:t>Figure 2.1: .env config for docker and programs</w:t>
+      </w:r>
+    </w:p>
+    <w:p>
+      <w:pPr>
+        <w:rPr>
+          <w:rFonts w:cs="Arial"/>
+          <w:shd w:val="clear" w:color="auto" w:fill="FFFFFF"/>
+        </w:rPr>
+      </w:pPr>
+      <w:r>
+        <w:rPr>
+          <w:rFonts w:cs="Arial"/>
+          <w:shd w:val="clear" w:color="auto" w:fill="FFFFFF"/>
+        </w:rPr>
+        <w:drawing>
+          <wp:inline distT="0" distB="0" distL="0" distR="0" wp14:anchorId="5E51F08A" wp14:editId="2ED3ADCD">
+            <wp:extent cx="5731510" cy="1273175"/>
+            <wp:effectExtent l="0" t="0" r="0" b="0"/>
+            <wp:docPr id="2086208758" name="Picture 1" descr="A screenshot of a computer&#10;&#10;AI-generated content may be incorrect."/>
+            <wp:cNvGraphicFramePr>
+              <a:graphicFrameLocks xmlns:a="http://schemas.openxmlformats.org/drawingml/2006/main" noChangeAspect="1"/>
+            </wp:cNvGraphicFramePr>
+            <a:graphic xmlns:a="http://schemas.openxmlformats.org/drawingml/2006/main">
+              <a:graphicData uri="http://schemas.openxmlformats.org/drawingml/2006/picture">
+                <pic:pic xmlns:pic="http://schemas.openxmlformats.org/drawingml/2006/picture">
+                  <pic:nvPicPr>
+                    <pic:cNvPr id="2086208758" name="Picture 1" descr="A screenshot of a computer&#10;&#10;AI-generated content may be incorrect."/>
+                    <pic:cNvPicPr/>
+                  </pic:nvPicPr>
+                  <pic:blipFill>
+                    <a:blip r:embed="rId14"/>
+                    <a:stretch>
+                      <a:fillRect/>
+                    </a:stretch>
+                  </pic:blipFill>
+                  <pic:spPr>
+                    <a:xfrm>
+                      <a:off x="0" y="0"/>
+                      <a:ext cx="5731510" cy="1273175"/>
+                    </a:xfrm>
+                    <a:prstGeom prst="rect">
+                      <a:avLst/>
+                    </a:prstGeom>
+                  </pic:spPr>
+                </pic:pic>
+              </a:graphicData>
+            </a:graphic>
+          </wp:inline>
+        </w:drawing>
+      </w:r>
+    </w:p>
+    <w:p>
+      <w:pPr>
+        <w:rPr>
+          <w:rFonts w:cs="Arial"/>
+          <w:shd w:val="clear" w:color="auto" w:fill="FFFFFF"/>
+        </w:rPr>
+      </w:pPr>
+      <w:r>
+        <w:rPr>
+          <w:rFonts w:cs="Arial"/>
+          <w:shd w:val="clear" w:color="auto" w:fill="FFFFFF"/>
+        </w:rPr>
+        <w:t>Figure 2.2: Docker Container</w:t>
+      </w:r>
+    </w:p>
+    <w:p>
+      <w:pPr>
+        <w:pStyle w:val="Heading2"/>
+        <w:rPr>
+          <w:shd w:val="clear" w:color="auto" w:fill="FFFFFF"/>
+        </w:rPr>
+      </w:pPr>
+      <w:r>
+        <w:rPr>
+          <w:shd w:val="clear" w:color="auto" w:fill="FFFFFF"/>
+        </w:rPr>
+        <w:lastRenderedPageBreak/>
+        <w:t>Step 2.2: Kafka Topic Architecture &amp; Live Simulation</w:t>
+      </w:r>
+    </w:p>
+    <w:p>
+      <w:pPr>
+        <w:rPr>
           <w:rFonts w:ascii="Arial" w:hAnsi="Arial" w:cs="Arial"/>
-          <w:sz w:val="34"/>
-          <w:szCs w:val="34"/>
+          <w:sz w:val="21"/>
+          <w:szCs w:val="21"/>
           <w:shd w:val="clear" w:color="auto" w:fill="FFFFFF"/>
         </w:rPr>
       </w:pPr>
       <w:r>
         <w:rPr>
           <w:rFonts w:ascii="Arial" w:hAnsi="Arial" w:cs="Arial"/>
-          <w:sz w:val="34"/>
-          <w:szCs w:val="34"/>
-          <w:shd w:val="clear" w:color="auto" w:fill="FFFFFF"/>
-        </w:rPr>
-        <w:t>Task 2: Real-Time Stream Ingestion &amp; Processing with</w:t>
+          <w:sz w:val="21"/>
+          <w:szCs w:val="21"/>
+          <w:shd w:val="clear" w:color="auto" w:fill="FFFFFF"/>
+        </w:rPr>
+        <w:t xml:space="preserve">This is python implementation for retrive traffic telemetry data from camera </w:t>
       </w:r>
       <w:r>
         <w:rPr>
           <w:rFonts w:ascii="Arial" w:hAnsi="Arial" w:cs="Arial"/>
-          <w:sz w:val="20"/>
-          <w:szCs w:val="20"/>
-        </w:rPr>
-        <w:br/>
+          <w:sz w:val="21"/>
+          <w:szCs w:val="21"/>
+          <w:shd w:val="clear" w:color="auto" w:fill="FFFFFF"/>
+        </w:rPr>
+        <w:t xml:space="preserve">traffic </w:t>
       </w:r>
       <w:r>
         <w:rPr>
           <w:rFonts w:ascii="Arial" w:hAnsi="Arial" w:cs="Arial"/>
-          <w:sz w:val="34"/>
-          <w:szCs w:val="34"/>
-          <w:shd w:val="clear" w:color="auto" w:fill="FFFFFF"/>
-        </w:rPr>
-        <w:t>Apache Kafka and Apache Flink</w:t>
-      </w:r>
-    </w:p>
-    <w:p>
-      <w:pPr>
-        <w:rPr>
-          <w:sz w:val="28"/>
-          <w:szCs w:val="28"/>
-          <w:shd w:val="clear" w:color="auto" w:fill="FFFFFF"/>
-        </w:rPr>
-      </w:pPr>
-    </w:p>
-    <w:p>
-      <w:pPr>
-        <w:rPr>
-          <w:sz w:val="28"/>
-          <w:szCs w:val="28"/>
-          <w:shd w:val="clear" w:color="auto" w:fill="FFFFFF"/>
-        </w:rPr>
-      </w:pPr>
-      <w:r>
-        <w:rPr>
-          <w:sz w:val="28"/>
-          <w:szCs w:val="28"/>
+          <w:sz w:val="21"/>
+          <w:szCs w:val="21"/>
+          <w:shd w:val="clear" w:color="auto" w:fill="FFFFFF"/>
+        </w:rPr>
+        <w:t>api</w:t>
+      </w:r>
+      <w:r>
+        <w:rPr>
+          <w:rFonts w:ascii="Arial" w:hAnsi="Arial" w:cs="Arial"/>
+          <w:sz w:val="21"/>
+          <w:szCs w:val="21"/>
+          <w:shd w:val="clear" w:color="auto" w:fill="FFFFFF"/>
+        </w:rPr>
+        <w:t xml:space="preserve"> and send to kafka topic “traffic-telemetry” every 2 second.</w:t>
+      </w:r>
+    </w:p>
+    <w:p>
+      <w:pPr>
+        <w:rPr>
+          <w:rFonts w:ascii="Arial" w:hAnsi="Arial" w:cs="Arial"/>
+          <w:sz w:val="21"/>
+          <w:szCs w:val="21"/>
+          <w:shd w:val="clear" w:color="auto" w:fill="FFFFFF"/>
+        </w:rPr>
+      </w:pPr>
+      <w:r>
+        <w:rPr>
+          <w:rFonts w:ascii="Arial" w:hAnsi="Arial" w:cs="Arial"/>
+          <w:sz w:val="21"/>
+          <w:szCs w:val="21"/>
+          <w:shd w:val="clear" w:color="auto" w:fill="FFFFFF"/>
+        </w:rPr>
+        <w:t>Usecases</w:t>
+      </w:r>
+    </w:p>
+    <w:p>
+      <w:pPr>
+        <w:pStyle w:val="ListParagraph"/>
+        <w:numPr>
+          <w:ilvl w:val="0"/>
+          <w:numId w:val="4"/>
+        </w:numPr>
+        <w:rPr>
+          <w:rFonts w:cs="Arial"/>
+          <w:shd w:val="clear" w:color="auto" w:fill="FFFFFF"/>
+        </w:rPr>
+      </w:pPr>
+      <w:r>
+        <w:rPr>
+          <w:rFonts w:cs="Arial"/>
+          <w:shd w:val="clear" w:color="auto" w:fill="FFFFFF"/>
+        </w:rPr>
+        <w:t>Fetch Telemetry</w:t>
+      </w:r>
+      <w:r>
+        <w:rPr>
+          <w:rFonts w:cs="Arial"/>
+          <w:shd w:val="clear" w:color="auto" w:fill="FFFFFF"/>
+        </w:rPr>
+        <w:t xml:space="preserve"> – Fetch Records</w:t>
+      </w:r>
+    </w:p>
+    <w:p>
+      <w:pPr>
+        <w:pStyle w:val="ListParagraph"/>
+        <w:numPr>
+          <w:ilvl w:val="0"/>
+          <w:numId w:val="4"/>
+        </w:numPr>
+        <w:rPr>
+          <w:rFonts w:cs="Arial"/>
+          <w:shd w:val="clear" w:color="auto" w:fill="FFFFFF"/>
+        </w:rPr>
+      </w:pPr>
+      <w:r>
+        <w:rPr>
+          <w:rFonts w:cs="Arial"/>
+          <w:shd w:val="clear" w:color="auto" w:fill="FFFFFF"/>
+        </w:rPr>
+        <w:t>Parse Telemetry</w:t>
+      </w:r>
+      <w:r>
+        <w:rPr>
+          <w:rFonts w:cs="Arial"/>
+          <w:shd w:val="clear" w:color="auto" w:fill="FFFFFF"/>
+        </w:rPr>
+        <w:t xml:space="preserve"> – Api Data to Json</w:t>
+      </w:r>
+    </w:p>
+    <w:p>
+      <w:pPr>
+        <w:pStyle w:val="ListParagraph"/>
+        <w:numPr>
+          <w:ilvl w:val="0"/>
+          <w:numId w:val="4"/>
+        </w:numPr>
+        <w:rPr>
+          <w:rFonts w:cs="Arial"/>
+          <w:shd w:val="clear" w:color="auto" w:fill="FFFFFF"/>
+        </w:rPr>
+      </w:pPr>
+      <w:r>
+        <w:rPr>
+          <w:rFonts w:cs="Arial"/>
+          <w:shd w:val="clear" w:color="auto" w:fill="FFFFFF"/>
+        </w:rPr>
+        <w:t>Connect Producer – Connect to Kafka broker</w:t>
+      </w:r>
+    </w:p>
+    <w:p>
+      <w:pPr>
+        <w:pStyle w:val="ListParagraph"/>
+        <w:numPr>
+          <w:ilvl w:val="0"/>
+          <w:numId w:val="4"/>
+        </w:numPr>
+        <w:rPr>
+          <w:rFonts w:cs="Arial"/>
+          <w:shd w:val="clear" w:color="auto" w:fill="FFFFFF"/>
+        </w:rPr>
+      </w:pPr>
+      <w:r>
+        <w:rPr>
+          <w:rFonts w:cs="Arial"/>
+          <w:shd w:val="clear" w:color="auto" w:fill="FFFFFF"/>
+        </w:rPr>
+        <w:t>Send Telemetry – Send Json to Kafka topic</w:t>
+      </w:r>
+    </w:p>
+    <w:p>
+      <w:pPr>
+        <w:pStyle w:val="ListParagraph"/>
+        <w:numPr>
+          <w:ilvl w:val="0"/>
+          <w:numId w:val="4"/>
+        </w:numPr>
+        <w:rPr>
+          <w:rFonts w:cs="Arial"/>
+          <w:shd w:val="clear" w:color="auto" w:fill="FFFFFF"/>
+        </w:rPr>
+      </w:pPr>
+      <w:r>
+        <w:rPr>
+          <w:rFonts w:cs="Arial"/>
+          <w:shd w:val="clear" w:color="auto" w:fill="FFFFFF"/>
+        </w:rPr>
+        <w:t>Close Producer – Closes and Release resources</w:t>
+      </w:r>
+    </w:p>
+    <w:p>
+      <w:pPr>
+        <w:rPr>
+          <w:rFonts w:cs="Arial"/>
+          <w:shd w:val="clear" w:color="auto" w:fill="FFFFFF"/>
+        </w:rPr>
+      </w:pPr>
+      <w:r>
+        <w:rPr>
+          <w:rFonts w:cs="Arial"/>
+          <w:shd w:val="clear" w:color="auto" w:fill="FFFFFF"/>
+        </w:rPr>
+        <w:t xml:space="preserve">Above are clealy dstributed to respective usecases with names as </w:t>
+      </w:r>
+      <w:r>
+        <w:rPr>
+          <w:rFonts w:cs="Arial"/>
+          <w:shd w:val="clear" w:color="auto" w:fill="FFFFFF"/>
+        </w:rPr>
+        <w:t xml:space="preserve">depicted in figure 2.3 below </w:t>
+      </w:r>
+    </w:p>
+    <w:p>
+      <w:pPr>
+        <w:rPr>
+          <w:rFonts w:cs="Arial"/>
+          <w:shd w:val="clear" w:color="auto" w:fill="FFFFFF"/>
+        </w:rPr>
+      </w:pPr>
+      <w:r>
+        <w:rPr>
+          <w:rFonts w:cs="Arial"/>
+          <w:shd w:val="clear" w:color="auto" w:fill="FFFFFF"/>
+        </w:rPr>
+        <w:drawing>
+          <wp:inline distT="0" distB="0" distL="0" distR="0" wp14:anchorId="0918FB10" wp14:editId="0B7BAD48">
+            <wp:extent cx="5731510" cy="2091690"/>
+            <wp:effectExtent l="0" t="0" r="0" b="3810"/>
+            <wp:docPr id="1663976420" name="Picture 1" descr="A computer screen shot of a program code&#10;&#10;AI-generated content may be incorrect."/>
+            <wp:cNvGraphicFramePr>
+              <a:graphicFrameLocks xmlns:a="http://schemas.openxmlformats.org/drawingml/2006/main" noChangeAspect="1"/>
+            </wp:cNvGraphicFramePr>
+            <a:graphic xmlns:a="http://schemas.openxmlformats.org/drawingml/2006/main">
+              <a:graphicData uri="http://schemas.openxmlformats.org/drawingml/2006/picture">
+                <pic:pic xmlns:pic="http://schemas.openxmlformats.org/drawingml/2006/picture">
+                  <pic:nvPicPr>
+                    <pic:cNvPr id="1663976420" name="Picture 1" descr="A computer screen shot of a program code&#10;&#10;AI-generated content may be incorrect."/>
+                    <pic:cNvPicPr/>
+                  </pic:nvPicPr>
+                  <pic:blipFill>
+                    <a:blip r:embed="rId15"/>
+                    <a:stretch>
+                      <a:fillRect/>
+                    </a:stretch>
+                  </pic:blipFill>
+                  <pic:spPr>
+                    <a:xfrm>
+                      <a:off x="0" y="0"/>
+                      <a:ext cx="5731510" cy="2091690"/>
+                    </a:xfrm>
+                    <a:prstGeom prst="rect">
+                      <a:avLst/>
+                    </a:prstGeom>
+                  </pic:spPr>
+                </pic:pic>
+              </a:graphicData>
+            </a:graphic>
+          </wp:inline>
+        </w:drawing>
+      </w:r>
+    </w:p>
+    <w:p>
+      <w:pPr>
+        <w:rPr>
+          <w:rFonts w:cs="Arial"/>
+          <w:shd w:val="clear" w:color="auto" w:fill="FFFFFF"/>
+        </w:rPr>
+      </w:pPr>
+      <w:r>
+        <w:rPr>
+          <w:rFonts w:cs="Arial"/>
+          <w:shd w:val="clear" w:color="auto" w:fill="FFFFFF"/>
+        </w:rPr>
+        <w:t>Figure 2.3: Parsing Telemetry api data</w:t>
+      </w:r>
+    </w:p>
+    <w:p>
+      <w:pPr>
+        <w:pStyle w:val="Heading2"/>
+        <w:rPr>
+          <w:shd w:val="clear" w:color="auto" w:fill="FFFFFF"/>
+        </w:rPr>
+      </w:pPr>
+      <w:r>
+        <w:rPr>
+          <w:shd w:val="clear" w:color="auto" w:fill="FFFFFF"/>
+        </w:rPr>
+        <w:t>Step 2.3: Stateful Flink Processing &amp; Out-of-Order Handling</w:t>
+      </w:r>
+    </w:p>
+    <w:p>
+      <w:pPr>
+        <w:rPr>
+          <w:rFonts w:cs="Arial"/>
+          <w:shd w:val="clear" w:color="auto" w:fill="FFFFFF"/>
+        </w:rPr>
+      </w:pPr>
+      <w:r>
+        <w:rPr>
+          <w:rFonts w:cs="Arial"/>
+          <w:shd w:val="clear" w:color="auto" w:fill="FFFFFF"/>
+        </w:rPr>
+        <w:t>This is a kotlin Flink stream processing implmentation that source is consime from Kafka Topic “</w:t>
+      </w:r>
+      <w:r>
+        <w:rPr>
+          <w:rFonts w:ascii="Arial" w:hAnsi="Arial" w:cs="Arial"/>
+          <w:sz w:val="21"/>
+          <w:szCs w:val="21"/>
+          <w:shd w:val="clear" w:color="auto" w:fill="FFFFFF"/>
+        </w:rPr>
+        <w:t>traffic-telemetry</w:t>
+      </w:r>
+      <w:r>
+        <w:rPr>
+          <w:rFonts w:cs="Arial"/>
+          <w:shd w:val="clear" w:color="auto" w:fill="FFFFFF"/>
+        </w:rPr>
+        <w:t>” and aggregate traffic data in 10 minutes window frames and sink the result to InfluxDB.</w:t>
+      </w:r>
+    </w:p>
+    <w:p>
+      <w:pPr>
+        <w:rPr>
+          <w:rFonts w:cs="Arial"/>
+          <w:shd w:val="clear" w:color="auto" w:fill="FFFFFF"/>
+        </w:rPr>
+      </w:pPr>
+      <w:r>
+        <w:rPr>
+          <w:rFonts w:cs="Arial"/>
+          <w:shd w:val="clear" w:color="auto" w:fill="FFFFFF"/>
+        </w:rPr>
+        <w:t>Watermark Strategy and Timing</w:t>
+      </w:r>
+    </w:p>
+    <w:p>
+      <w:pPr>
+        <w:rPr>
+          <w:rFonts w:cs="Arial"/>
+          <w:shd w:val="clear" w:color="auto" w:fill="FFFFFF"/>
+        </w:rPr>
+      </w:pPr>
+      <w:r>
+        <w:rPr>
+          <w:rFonts w:cs="Arial"/>
+          <w:shd w:val="clear" w:color="auto" w:fill="FFFFFF"/>
+        </w:rPr>
+        <w:t xml:space="preserve">We measure the progress of time at stream level not at the source level, therfore the kafka source is initialized with No Watermark Strategy. </w:t>
+      </w:r>
+    </w:p>
+    <w:p>
+      <w:pPr>
+        <w:rPr>
+          <w:rFonts w:cs="Arial"/>
+          <w:shd w:val="clear" w:color="auto" w:fill="FFFFFF"/>
+        </w:rPr>
+      </w:pPr>
+      <w:r>
+        <w:rPr>
+          <w:rFonts w:cs="Arial"/>
+          <w:shd w:val="clear" w:color="auto" w:fill="FFFFFF"/>
+        </w:rPr>
+        <w:t xml:space="preserve">After we receive the Json payload </w:t>
+      </w:r>
+      <w:r>
+        <w:rPr>
+          <w:rFonts w:cs="Arial"/>
+          <w:shd w:val="clear" w:color="auto" w:fill="FFFFFF"/>
+        </w:rPr>
+        <w:t xml:space="preserve">we assign timestamp and watermark strategy allowing 10 seconds daly (leaving space for netwrok delays). Finally stream key assigned with camera id and they grouped into 10 minutes window for summing up the vehicle count </w:t>
+      </w:r>
+      <w:r>
+        <w:rPr>
+          <w:rFonts w:cs="Arial"/>
+          <w:shd w:val="clear" w:color="auto" w:fill="FFFFFF"/>
+        </w:rPr>
+        <w:t>as shown in figure 2.4 below.</w:t>
+      </w:r>
+    </w:p>
+    <w:p>
+      <w:pPr>
+        <w:rPr>
+          <w:rFonts w:cs="Arial"/>
+          <w:shd w:val="clear" w:color="auto" w:fill="FFFFFF"/>
+        </w:rPr>
+      </w:pPr>
+      <w:r>
+        <w:rPr>
+          <w:rFonts w:cs="Arial"/>
+          <w:shd w:val="clear" w:color="auto" w:fill="FFFFFF"/>
+        </w:rPr>
+        <w:lastRenderedPageBreak/>
+        <w:drawing>
+          <wp:inline distT="0" distB="0" distL="0" distR="0" wp14:anchorId="5EEF2923" wp14:editId="2D9A58DB">
+            <wp:extent cx="5731510" cy="1963420"/>
+            <wp:effectExtent l="0" t="0" r="0" b="5080"/>
+            <wp:docPr id="773226898" name="Picture 1" descr="A screen shot of a computer program&#10;&#10;AI-generated content may be incorrect."/>
+            <wp:cNvGraphicFramePr>
+              <a:graphicFrameLocks xmlns:a="http://schemas.openxmlformats.org/drawingml/2006/main" noChangeAspect="1"/>
+            </wp:cNvGraphicFramePr>
+            <a:graphic xmlns:a="http://schemas.openxmlformats.org/drawingml/2006/main">
+              <a:graphicData uri="http://schemas.openxmlformats.org/drawingml/2006/picture">
+                <pic:pic xmlns:pic="http://schemas.openxmlformats.org/drawingml/2006/picture">
+                  <pic:nvPicPr>
+                    <pic:cNvPr id="773226898" name="Picture 1" descr="A screen shot of a computer program&#10;&#10;AI-generated content may be incorrect."/>
+                    <pic:cNvPicPr/>
+                  </pic:nvPicPr>
+                  <pic:blipFill>
+                    <a:blip r:embed="rId16"/>
+                    <a:stretch>
+                      <a:fillRect/>
+                    </a:stretch>
+                  </pic:blipFill>
+                  <pic:spPr>
+                    <a:xfrm>
+                      <a:off x="0" y="0"/>
+                      <a:ext cx="5731510" cy="1963420"/>
+                    </a:xfrm>
+                    <a:prstGeom prst="rect">
+                      <a:avLst/>
+                    </a:prstGeom>
+                  </pic:spPr>
+                </pic:pic>
+              </a:graphicData>
+            </a:graphic>
+          </wp:inline>
+        </w:drawing>
+      </w:r>
+    </w:p>
+    <w:p>
+      <w:pPr>
+        <w:rPr>
+          <w:rFonts w:cs="Arial"/>
+          <w:shd w:val="clear" w:color="auto" w:fill="FFFFFF"/>
+        </w:rPr>
+      </w:pPr>
+      <w:r>
+        <w:rPr>
+          <w:rFonts w:cs="Arial"/>
+          <w:shd w:val="clear" w:color="auto" w:fill="FFFFFF"/>
+        </w:rPr>
+        <w:t>Figure 2.4: Watermark strategy and Windowing</w:t>
+      </w:r>
+    </w:p>
+    <w:p>
+      <w:pPr>
+        <w:rPr>
+          <w:rFonts w:cs="Arial"/>
+          <w:shd w:val="clear" w:color="auto" w:fill="FFFFFF"/>
+        </w:rPr>
+      </w:pPr>
+      <w:r>
+        <w:rPr>
+          <w:rFonts w:cs="Arial"/>
+          <w:shd w:val="clear" w:color="auto" w:fill="FFFFFF"/>
+        </w:rPr>
+        <w:t>Deploying to Flink</w:t>
+      </w:r>
+    </w:p>
+    <w:p>
+      <w:pPr>
+        <w:rPr>
+          <w:rFonts w:cs="Arial"/>
+          <w:shd w:val="clear" w:color="auto" w:fill="FFFFFF"/>
+        </w:rPr>
+      </w:pPr>
+      <w:r>
+        <w:rPr>
+          <w:rFonts w:cs="Arial"/>
+          <w:shd w:val="clear" w:color="auto" w:fill="FFFFFF"/>
+        </w:rPr>
+        <w:t>We have created a kotlin helper Task to build jar and deploy to Job Manager as shown in figure 2.5 below. We can just execute “</w:t>
+      </w:r>
+      <w:r>
+        <w:rPr>
+          <w:rFonts w:cs="Arial"/>
+          <w:shd w:val="clear" w:color="auto" w:fill="FFFFFF"/>
+        </w:rPr>
+        <w:t>gradle deployToDocker</w:t>
+      </w:r>
+      <w:r>
+        <w:rPr>
+          <w:rFonts w:cs="Arial"/>
+          <w:shd w:val="clear" w:color="auto" w:fill="FFFFFF"/>
+        </w:rPr>
+        <w:t xml:space="preserve">” and </w:t>
+      </w:r>
+      <w:r>
+        <w:rPr>
+          <w:rFonts w:cs="Arial"/>
+          <w:shd w:val="clear" w:color="auto" w:fill="FFFFFF"/>
+        </w:rPr>
+        <w:t>jars would be build, copy to job manager and execute</w:t>
+      </w:r>
+      <w:r>
+        <w:rPr>
+          <w:rFonts w:cs="Arial"/>
+          <w:shd w:val="clear" w:color="auto" w:fill="FFFFFF"/>
+        </w:rPr>
+        <w:t>.</w:t>
+      </w:r>
+    </w:p>
+    <w:p>
+      <w:pPr>
+        <w:rPr>
+          <w:rFonts w:cs="Arial"/>
+          <w:shd w:val="clear" w:color="auto" w:fill="FFFFFF"/>
+        </w:rPr>
+      </w:pPr>
+      <w:r>
+        <w:rPr>
+          <w:rFonts w:cs="Arial"/>
+          <w:noProof/>
+          <w:shd w:val="clear" w:color="auto" w:fill="FFFFFF"/>
+        </w:rPr>
+        <w:drawing>
+          <wp:inline distT="0" distB="0" distL="0" distR="0" wp14:anchorId="75219683" wp14:editId="357B62A7">
+            <wp:extent cx="5454595" cy="2388274"/>
+            <wp:effectExtent l="0" t="0" r="0" b="0"/>
+            <wp:docPr id="216530313" name="Picture 3"/>
+            <wp:cNvGraphicFramePr>
+              <a:graphicFrameLocks xmlns:a="http://schemas.openxmlformats.org/drawingml/2006/main" noChangeAspect="1"/>
+            </wp:cNvGraphicFramePr>
+            <a:graphic xmlns:a="http://schemas.openxmlformats.org/drawingml/2006/main">
+              <a:graphicData uri="http://schemas.openxmlformats.org/drawingml/2006/picture">
+                <pic:pic xmlns:pic="http://schemas.openxmlformats.org/drawingml/2006/picture">
+                  <pic:nvPicPr>
+                    <pic:cNvPr id="216530313" name="Picture 216530313"/>
+                    <pic:cNvPicPr/>
+                  </pic:nvPicPr>
+                  <pic:blipFill>
+                    <a:blip r:embed="rId17">
+                      <a:extLst>
+                        <a:ext uri="{28A0092B-C50C-407E-A947-70E740481C1C}">
+                          <a14:useLocalDpi xmlns:a14="http://schemas.microsoft.com/office/drawing/2010/main" val="0"/>
+                        </a:ext>
+                      </a:extLst>
+                    </a:blip>
+                    <a:stretch>
+                      <a:fillRect/>
+                    </a:stretch>
+                  </pic:blipFill>
+                  <pic:spPr>
+                    <a:xfrm>
+                      <a:off x="0" y="0"/>
+                      <a:ext cx="5533172" cy="2422679"/>
+                    </a:xfrm>
+                    <a:prstGeom prst="rect">
+                      <a:avLst/>
+                    </a:prstGeom>
+                  </pic:spPr>
+                </pic:pic>
+              </a:graphicData>
+            </a:graphic>
+          </wp:inline>
+        </w:drawing>
+      </w:r>
+    </w:p>
+    <w:p>
+      <w:pPr>
+        <w:rPr>
+          <w:rFonts w:cs="Arial"/>
+          <w:shd w:val="clear" w:color="auto" w:fill="FFFFFF"/>
+        </w:rPr>
+      </w:pPr>
+      <w:r>
+        <w:rPr>
+          <w:rFonts w:cs="Arial"/>
+          <w:shd w:val="clear" w:color="auto" w:fill="FFFFFF"/>
+        </w:rPr>
+        <w:t>Figure 2.5: Gradle Task for execute Flink Processing with Job Manager</w:t>
+      </w:r>
+    </w:p>
+    <w:p>
+      <w:pPr>
+        <w:rPr>
+          <w:rFonts w:cs="Arial"/>
+          <w:shd w:val="clear" w:color="auto" w:fill="FFFFFF"/>
+        </w:rPr>
+      </w:pPr>
+      <w:r>
+        <w:rPr>
+          <w:rFonts w:cs="Arial"/>
+          <w:shd w:val="clear" w:color="auto" w:fill="FFFFFF"/>
+        </w:rPr>
+        <w:t xml:space="preserve">For the sink of the stream we add </w:t>
+      </w:r>
+      <w:r>
+        <w:rPr>
+          <w:rFonts w:cs="Arial"/>
+          <w:shd w:val="clear" w:color="auto" w:fill="FFFFFF"/>
+        </w:rPr>
+        <w:t xml:space="preserve">a InfluxDB </w:t>
+      </w:r>
+      <w:r>
+        <w:rPr>
+          <w:rFonts w:cs="Arial"/>
+          <w:shd w:val="clear" w:color="auto" w:fill="FFFFFF"/>
+        </w:rPr>
+        <w:t xml:space="preserve">sink </w:t>
+      </w:r>
+      <w:r>
+        <w:rPr>
+          <w:rFonts w:cs="Arial"/>
+          <w:shd w:val="clear" w:color="auto" w:fill="FFFFFF"/>
+        </w:rPr>
+        <w:t>and write the data to InfluxDB</w:t>
+      </w:r>
+      <w:r>
+        <w:rPr>
+          <w:rFonts w:cs="Arial"/>
+          <w:shd w:val="clear" w:color="auto" w:fill="FFFFFF"/>
+        </w:rPr>
+        <w:t xml:space="preserve"> as whown in figure 2.6</w:t>
+      </w:r>
+    </w:p>
+    <w:p>
+      <w:pPr>
+        <w:rPr>
+          <w:rFonts w:cs="Arial"/>
+          <w:shd w:val="clear" w:color="auto" w:fill="FFFFFF"/>
+        </w:rPr>
+      </w:pPr>
+      <w:r>
+        <w:rPr>
+          <w:rFonts w:cs="Arial"/>
+          <w:noProof/>
+          <w:shd w:val="clear" w:color="auto" w:fill="FFFFFF"/>
+        </w:rPr>
+        <w:lastRenderedPageBreak/>
+        <w:drawing>
+          <wp:inline distT="0" distB="0" distL="0" distR="0" wp14:anchorId="17C62A2F" wp14:editId="55C4A0AA">
+            <wp:extent cx="5731510" cy="2432050"/>
+            <wp:effectExtent l="0" t="0" r="0" b="6350"/>
+            <wp:docPr id="1201296432" name="Picture 4" descr="A screen shot of a computer program&#10;&#10;AI-generated content may be incorrect."/>
+            <wp:cNvGraphicFramePr>
+              <a:graphicFrameLocks xmlns:a="http://schemas.openxmlformats.org/drawingml/2006/main" noChangeAspect="1"/>
+            </wp:cNvGraphicFramePr>
+            <a:graphic xmlns:a="http://schemas.openxmlformats.org/drawingml/2006/main">
+              <a:graphicData uri="http://schemas.openxmlformats.org/drawingml/2006/picture">
+                <pic:pic xmlns:pic="http://schemas.openxmlformats.org/drawingml/2006/picture">
+                  <pic:nvPicPr>
+                    <pic:cNvPr id="1201296432" name="Picture 4" descr="A screen shot of a computer program&#10;&#10;AI-generated content may be incorrect."/>
+                    <pic:cNvPicPr/>
+                  </pic:nvPicPr>
+                  <pic:blipFill>
+                    <a:blip r:embed="rId18">
+                      <a:extLst>
+                        <a:ext uri="{28A0092B-C50C-407E-A947-70E740481C1C}">
+                          <a14:useLocalDpi xmlns:a14="http://schemas.microsoft.com/office/drawing/2010/main" val="0"/>
+                        </a:ext>
+                      </a:extLst>
+                    </a:blip>
+                    <a:stretch>
+                      <a:fillRect/>
+                    </a:stretch>
+                  </pic:blipFill>
+                  <pic:spPr>
+                    <a:xfrm>
+                      <a:off x="0" y="0"/>
+                      <a:ext cx="5731510" cy="2432050"/>
+                    </a:xfrm>
+                    <a:prstGeom prst="rect">
+                      <a:avLst/>
+                    </a:prstGeom>
+                  </pic:spPr>
+                </pic:pic>
+              </a:graphicData>
+            </a:graphic>
+          </wp:inline>
+        </w:drawing>
+      </w:r>
+    </w:p>
+    <w:p>
+      <w:pPr>
+        <w:rPr>
+          <w:rFonts w:cs="Arial"/>
+          <w:shd w:val="clear" w:color="auto" w:fill="FFFFFF"/>
+        </w:rPr>
+      </w:pPr>
+      <w:r>
+        <w:rPr>
+          <w:rFonts w:cs="Arial"/>
+          <w:shd w:val="clear" w:color="auto" w:fill="FFFFFF"/>
+        </w:rPr>
+        <w:t>Figure 2.6: InfluxDBSink</w:t>
+      </w:r>
+    </w:p>
+    <w:p>
+      <w:pPr>
+        <w:rPr>
+          <w:rFonts w:cs="Arial"/>
+          <w:shd w:val="clear" w:color="auto" w:fill="FFFFFF"/>
+        </w:rPr>
+      </w:pPr>
+      <w:r>
+        <w:rPr>
+          <w:rFonts w:cs="Arial"/>
+          <w:shd w:val="clear" w:color="auto" w:fill="FFFFFF"/>
+        </w:rPr>
+        <w:t>Finally we could visualize the traffic data time series usign Influx query as shown in Traffic Dashboard figure 2.7 below.</w:t>
+      </w:r>
+    </w:p>
+    <w:p>
+      <w:pPr>
+        <w:rPr>
+          <w:rFonts w:cs="Arial"/>
+          <w:shd w:val="clear" w:color="auto" w:fill="FFFFFF"/>
+        </w:rPr>
+      </w:pPr>
+      <w:r>
+        <w:rPr>
+          <w:rFonts w:cs="Arial"/>
+          <w:noProof/>
+          <w:shd w:val="clear" w:color="auto" w:fill="FFFFFF"/>
+        </w:rPr>
+        <w:drawing>
+          <wp:inline distT="0" distB="0" distL="0" distR="0" wp14:anchorId="79FC117F" wp14:editId="50D5ACA4">
+            <wp:extent cx="5731510" cy="3890645"/>
+            <wp:effectExtent l="0" t="0" r="0" b="0"/>
+            <wp:docPr id="599655144" name="Picture 5"/>
+            <wp:cNvGraphicFramePr>
+              <a:graphicFrameLocks xmlns:a="http://schemas.openxmlformats.org/drawingml/2006/main" noChangeAspect="1"/>
+            </wp:cNvGraphicFramePr>
+            <a:graphic xmlns:a="http://schemas.openxmlformats.org/drawingml/2006/main">
+              <a:graphicData uri="http://schemas.openxmlformats.org/drawingml/2006/picture">
+                <pic:pic xmlns:pic="http://schemas.openxmlformats.org/drawingml/2006/picture">
+                  <pic:nvPicPr>
+                    <pic:cNvPr id="599655144" name="Picture 599655144"/>
+                    <pic:cNvPicPr/>
+                  </pic:nvPicPr>
+                  <pic:blipFill>
+                    <a:blip r:embed="rId19">
+                      <a:extLst>
+                        <a:ext uri="{28A0092B-C50C-407E-A947-70E740481C1C}">
+                          <a14:useLocalDpi xmlns:a14="http://schemas.microsoft.com/office/drawing/2010/main" val="0"/>
+                        </a:ext>
+                      </a:extLst>
+                    </a:blip>
+                    <a:stretch>
+                      <a:fillRect/>
+                    </a:stretch>
+                  </pic:blipFill>
+                  <pic:spPr>
+                    <a:xfrm>
+                      <a:off x="0" y="0"/>
+                      <a:ext cx="5731510" cy="3890645"/>
+                    </a:xfrm>
+                    <a:prstGeom prst="rect">
+                      <a:avLst/>
+                    </a:prstGeom>
+                  </pic:spPr>
+                </pic:pic>
+              </a:graphicData>
+            </a:graphic>
+          </wp:inline>
+        </w:drawing>
+      </w:r>
+    </w:p>
+    <w:p>
+      <w:pPr>
+        <w:rPr>
+          <w:rFonts w:cs="Arial"/>
+          <w:shd w:val="clear" w:color="auto" w:fill="FFFFFF"/>
+        </w:rPr>
+      </w:pPr>
+      <w:r>
+        <w:rPr>
+          <w:rFonts w:cs="Arial"/>
+          <w:shd w:val="clear" w:color="auto" w:fill="FFFFFF"/>
+        </w:rPr>
+        <w:t xml:space="preserve">Figure 2.7: Traffic Dashboard </w:t>
+      </w:r>
+    </w:p>
+    <w:p>
+      <w:pPr>
+        <w:rPr>
+          <w:rFonts w:cs="Arial"/>
+          <w:shd w:val="clear" w:color="auto" w:fill="FFFFFF"/>
+        </w:rPr>
+      </w:pPr>
+    </w:p>
+    <w:p>
+      <w:pPr>
+        <w:rPr>
+          <w:rFonts w:cs="Arial"/>
+          <w:shd w:val="clear" w:color="auto" w:fill="FFFFFF"/>
+        </w:rPr>
+      </w:pPr>
+    </w:p>
+    <w:p>
+      <w:pPr>
+        <w:rPr>
+          <w:rFonts w:cs="Arial"/>
+          <w:shd w:val="clear" w:color="auto" w:fill="FFFFFF"/>
+        </w:rPr>
+      </w:pPr>
+    </w:p>
+    <w:p>
+      <w:pPr>
+        <w:rPr>
+          <w:shd w:val="clear" w:color="auto" w:fill="FFFFFF"/>
+        </w:rPr>
+      </w:pPr>
+    </w:p>
+    <w:p>
+      <w:pPr>
+        <w:rPr>
+          <w:shd w:val="clear" w:color="auto" w:fill="FFFFFF"/>
+        </w:rPr>
+      </w:pPr>
+      <w:r>
+        <w:rPr>
           <w:shd w:val="clear" w:color="auto" w:fill="FFFFFF"/>
         </w:rPr>
         <w:t>Task 4: Graph Database Engineering using Neo4j</w:t>
@@ -2038,16 +2907,12 @@
       <w:pPr>
         <w:rPr>
           <w:rFonts w:cs="Arial"/>
-          <w:sz w:val="17"/>
-          <w:szCs w:val="17"/>
-          <w:shd w:val="clear" w:color="auto" w:fill="FFFFFF"/>
-        </w:rPr>
-      </w:pPr>
-      <w:r>
-        <w:rPr>
-          <w:rFonts w:cs="Arial"/>
-          <w:sz w:val="17"/>
-          <w:szCs w:val="17"/>
+          <w:shd w:val="clear" w:color="auto" w:fill="FFFFFF"/>
+        </w:rPr>
+      </w:pPr>
+      <w:r>
+        <w:rPr>
+          <w:rFonts w:cs="Arial"/>
           <w:shd w:val="clear" w:color="auto" w:fill="FFFFFF"/>
         </w:rPr>
         <w:t>Step 4.1: Neo4j Docker Provisioning</w:t>
@@ -2057,16 +2922,12 @@
       <w:pPr>
         <w:rPr>
           <w:rFonts w:cs="Arial"/>
-          <w:sz w:val="17"/>
-          <w:szCs w:val="17"/>
-          <w:shd w:val="clear" w:color="auto" w:fill="FFFFFF"/>
-        </w:rPr>
-      </w:pPr>
-      <w:r>
-        <w:rPr>
-          <w:rFonts w:cs="Arial"/>
-          <w:sz w:val="17"/>
-          <w:szCs w:val="17"/>
+          <w:shd w:val="clear" w:color="auto" w:fill="FFFFFF"/>
+        </w:rPr>
+      </w:pPr>
+      <w:r>
+        <w:rPr>
+          <w:rFonts w:cs="Arial"/>
           <w:shd w:val="clear" w:color="auto" w:fill="FFFFFF"/>
         </w:rPr>
         <w:t>Figure 4.1 below ilustrates .env configurations and figure 4.2 below is the docker compsoe file</w:t>
@@ -2074,8 +2935,6 @@
       <w:r>
         <w:rPr>
           <w:rFonts w:cs="Arial"/>
-          <w:sz w:val="17"/>
-          <w:szCs w:val="17"/>
           <w:shd w:val="clear" w:color="auto" w:fill="FFFFFF"/>
         </w:rPr>
         <w:t>.</w:t>
@@ -2085,8 +2944,6 @@
       <w:pPr>
         <w:rPr>
           <w:rFonts w:cs="Arial"/>
-          <w:sz w:val="17"/>
-          <w:szCs w:val="17"/>
           <w:shd w:val="clear" w:color="auto" w:fill="FFFFFF"/>
         </w:rPr>
       </w:pPr>
@@ -2094,8 +2951,6 @@
         <w:rPr>
           <w:rFonts w:cs="Arial"/>
           <w:noProof/>
-          <w:sz w:val="17"/>
-          <w:szCs w:val="17"/>
           <w:shd w:val="clear" w:color="auto" w:fill="FFFFFF"/>
         </w:rPr>
         <w:drawing>
@@ -2114,7 +2969,7 @@
                     <pic:cNvPicPr/>
                   </pic:nvPicPr>
                   <pic:blipFill>
-                    <a:blip r:embed="rId13"/>
+                    <a:blip r:embed="rId20"/>
                     <a:stretch>
                       <a:fillRect/>
                     </a:stretch>
@@ -2139,16 +2994,12 @@
       <w:pPr>
         <w:rPr>
           <w:rFonts w:cs="Arial"/>
-          <w:sz w:val="17"/>
-          <w:szCs w:val="17"/>
-          <w:shd w:val="clear" w:color="auto" w:fill="FFFFFF"/>
-        </w:rPr>
-      </w:pPr>
-      <w:r>
-        <w:rPr>
-          <w:rFonts w:cs="Arial"/>
-          <w:sz w:val="17"/>
-          <w:szCs w:val="17"/>
+          <w:shd w:val="clear" w:color="auto" w:fill="FFFFFF"/>
+        </w:rPr>
+      </w:pPr>
+      <w:r>
+        <w:rPr>
+          <w:rFonts w:cs="Arial"/>
           <w:shd w:val="clear" w:color="auto" w:fill="FFFFFF"/>
         </w:rPr>
         <w:t>Figure 4.1: .env</w:t>
@@ -2158,8 +3009,6 @@
       <w:pPr>
         <w:rPr>
           <w:rFonts w:cs="Arial"/>
-          <w:sz w:val="17"/>
-          <w:szCs w:val="17"/>
           <w:shd w:val="clear" w:color="auto" w:fill="FFFFFF"/>
         </w:rPr>
       </w:pPr>
@@ -2169,7 +3018,6 @@
         <w:rPr>
           <w:noProof/>
         </w:rPr>
-        <w:lastRenderedPageBreak/>
         <w:drawing>
           <wp:inline distT="0" distB="0" distL="0" distR="0" wp14:anchorId="3CA22701" wp14:editId="4F8C3A18">
             <wp:extent cx="4157152" cy="4871965"/>
@@ -2186,7 +3034,7 @@
                     <pic:cNvPicPr/>
                   </pic:nvPicPr>
                   <pic:blipFill>
-                    <a:blip r:embed="rId14"/>
+                    <a:blip r:embed="rId21"/>
                     <a:stretch>
                       <a:fillRect/>
                     </a:stretch>
@@ -2224,6 +3072,7 @@
           <w:rFonts w:cs="Arial"/>
           <w:shd w:val="clear" w:color="auto" w:fill="FFFFFF"/>
         </w:rPr>
+        <w:lastRenderedPageBreak/>
         <w:t>Step 4.2: Cypher Graph Ingestion</w:t>
       </w:r>
     </w:p>
@@ -2270,7 +3119,6 @@
           <w:noProof/>
           <w:shd w:val="clear" w:color="auto" w:fill="FFFFFF"/>
         </w:rPr>
-        <w:lastRenderedPageBreak/>
         <w:drawing>
           <wp:inline distT="0" distB="0" distL="0" distR="0" wp14:anchorId="75047DDD" wp14:editId="7D4F1C7F">
             <wp:extent cx="4085590" cy="2447009"/>
@@ -2287,7 +3135,7 @@
                     <pic:cNvPicPr/>
                   </pic:nvPicPr>
                   <pic:blipFill>
-                    <a:blip r:embed="rId15"/>
+                    <a:blip r:embed="rId22"/>
                     <a:stretch>
                       <a:fillRect/>
                     </a:stretch>
@@ -2412,7 +3260,7 @@
                     <pic:cNvPicPr/>
                   </pic:nvPicPr>
                   <pic:blipFill>
-                    <a:blip r:embed="rId16" cstate="print">
+                    <a:blip r:embed="rId23" cstate="print">
                       <a:extLst>
                         <a:ext uri="{28A0092B-C50C-407E-A947-70E740481C1C}">
                           <a14:useLocalDpi xmlns:a14="http://schemas.microsoft.com/office/drawing/2010/main" val="0"/>
@@ -2484,7 +3332,7 @@
                     <pic:cNvPicPr/>
                   </pic:nvPicPr>
                   <pic:blipFill>
-                    <a:blip r:embed="rId17"/>
+                    <a:blip r:embed="rId24"/>
                     <a:stretch>
                       <a:fillRect/>
                     </a:stretch>
@@ -2579,7 +3427,7 @@
                     <pic:cNvPicPr/>
                   </pic:nvPicPr>
                   <pic:blipFill>
-                    <a:blip r:embed="rId18" cstate="print">
+                    <a:blip r:embed="rId25" cstate="print">
                       <a:extLst>
                         <a:ext uri="{28A0092B-C50C-407E-A947-70E740481C1C}">
                           <a14:useLocalDpi xmlns:a14="http://schemas.microsoft.com/office/drawing/2010/main" val="0"/>
@@ -2657,7 +3505,7 @@
                     <pic:cNvPicPr/>
                   </pic:nvPicPr>
                   <pic:blipFill>
-                    <a:blip r:embed="rId19"/>
+                    <a:blip r:embed="rId26"/>
                     <a:stretch>
                       <a:fillRect/>
                     </a:stretch>
@@ -2804,7 +3652,7 @@
                     <pic:cNvPicPr/>
                   </pic:nvPicPr>
                   <pic:blipFill>
-                    <a:blip r:embed="rId20"/>
+                    <a:blip r:embed="rId27"/>
                     <a:stretch>
                       <a:fillRect/>
                     </a:stretch>
@@ -2869,7 +3717,7 @@
                     <pic:cNvPicPr/>
                   </pic:nvPicPr>
                   <pic:blipFill>
-                    <a:blip r:embed="rId21">
+                    <a:blip r:embed="rId28">
                       <a:extLst>
                         <a:ext uri="{28A0092B-C50C-407E-A947-70E740481C1C}">
                           <a14:useLocalDpi xmlns:a14="http://schemas.microsoft.com/office/drawing/2010/main" val="0"/>
@@ -2978,7 +3826,7 @@
                     <pic:cNvPicPr/>
                   </pic:nvPicPr>
                   <pic:blipFill>
-                    <a:blip r:embed="rId22"/>
+                    <a:blip r:embed="rId29"/>
                     <a:stretch>
                       <a:fillRect/>
                     </a:stretch>
@@ -3044,7 +3892,7 @@
                     <pic:cNvPicPr/>
                   </pic:nvPicPr>
                   <pic:blipFill>
-                    <a:blip r:embed="rId23"/>
+                    <a:blip r:embed="rId30"/>
                     <a:stretch>
                       <a:fillRect/>
                     </a:stretch>
@@ -3188,7 +4036,7 @@
                     <pic:cNvPicPr/>
                   </pic:nvPicPr>
                   <pic:blipFill>
-                    <a:blip r:embed="rId24"/>
+                    <a:blip r:embed="rId31"/>
                     <a:stretch>
                       <a:fillRect/>
                     </a:stretch>
@@ -3253,7 +4101,7 @@
                     <pic:cNvPicPr/>
                   </pic:nvPicPr>
                   <pic:blipFill>
-                    <a:blip r:embed="rId25">
+                    <a:blip r:embed="rId32">
                       <a:extLst>
                         <a:ext uri="{28A0092B-C50C-407E-A947-70E740481C1C}">
                           <a14:useLocalDpi xmlns:a14="http://schemas.microsoft.com/office/drawing/2010/main" val="0"/>
@@ -3340,7 +4188,7 @@
                     <pic:cNvPicPr/>
                   </pic:nvPicPr>
                   <pic:blipFill>
-                    <a:blip r:embed="rId26"/>
+                    <a:blip r:embed="rId33"/>
                     <a:stretch>
                       <a:fillRect/>
                     </a:stretch>
@@ -3405,7 +4253,7 @@
                     <pic:cNvPicPr/>
                   </pic:nvPicPr>
                   <pic:blipFill>
-                    <a:blip r:embed="rId27">
+                    <a:blip r:embed="rId34">
                       <a:extLst>
                         <a:ext uri="{28A0092B-C50C-407E-A947-70E740481C1C}">
                           <a14:useLocalDpi xmlns:a14="http://schemas.microsoft.com/office/drawing/2010/main" val="0"/>
@@ -3460,9 +4308,99 @@
 <file path=word/numbering.xml><?xml version="1.0" encoding="utf-8"?>
 <w:numbering xmlns:wpc="http://schemas.microsoft.com/office/word/2010/wordprocessingCanvas" xmlns:cx="http://schemas.microsoft.com/office/drawing/2014/chartex" xmlns:cx1="http://schemas.microsoft.com/office/drawing/2015/9/8/chartex" xmlns:cx2="http://schemas.microsoft.com/office/drawing/2015/10/21/chartex" xmlns:cx3="http://schemas.microsoft.com/office/drawing/2016/5/9/chartex" xmlns:cx4="http://schemas.microsoft.com/office/drawing/2016/5/10/chartex" xmlns:cx5="http://schemas.microsoft.com/office/drawing/2016/5/11/chartex" xmlns:cx6="http://schemas.microsoft.com/office/drawing/2016/5/12/chartex" xmlns:cx7="http://schemas.microsoft.com/office/drawing/2016/5/13/chartex" xmlns:cx8="http://schemas.microsoft.com/office/drawing/2016/5/14/chartex" xmlns:mc="http://schemas.openxmlformats.org/markup-compatibility/2006" xmlns:aink="http://schemas.microsoft.com/office/drawing/2016/ink" xmlns:am3d="http://schemas.microsoft.com/office/drawing/2017/model3d" xmlns:o="urn:schemas-microsoft-com:office:office" xmlns:oel="http://schemas.microsoft.com/office/2019/extlst" xmlns:r="http://schemas.openxmlformats.org/officeDocument/2006/relationships" xmlns:m="http://schemas.openxmlformats.org/officeDocument/2006/math" xmlns:v="urn:schemas-microsoft-com:vml" xmlns:wp14="http://schemas.microsoft.com/office/word/2010/wordprocessingDrawing" xmlns:wp="http://schemas.openxmlformats.org/drawingml/2006/wordprocessingDrawing" xmlns:w10="urn:schemas-microsoft-com:office:word" xmlns:w="http://schemas.openxmlformats.org/wordprocessingml/2006/main" xmlns:w14="http://schemas.microsoft.com/office/word/2010/wordml" xmlns:w15="http://schemas.microsoft.com/office/word/2012/wordml" xmlns:w16cex="http://schemas.microsoft.com/office/word/2018/wordml/cex" xmlns:w16cid="http://schemas.microsoft.com/office/word/2016/wordml/cid" xmlns:w16="http://schemas.microsoft.com/office/word/2018/wordml" xmlns:w16du="http://schemas.microsoft.com/office/word/2023/wordml/word16du" xmlns:w16sdtdh="http://schemas.microsoft.com/office/word/2020/wordml/sdtdatahash" xmlns:w16sdtfl="http://schemas.microsoft.com/office/word/2024/wordml/sdtformatlock" xmlns:w16se="http://schemas.microsoft.com/office/word/2015/wordml/symex" xmlns:wpg="http://schemas.microsoft.com/office/word/2010/wordprocessingGroup" xmlns:wpi="http://schemas.microsoft.com/office/word/2010/wordprocessingInk" xmlns:wne="http://schemas.microsoft.com/office/word/2006/wordml" xmlns:wps="http://schemas.microsoft.com/office/word/2010/wordprocessingShape" mc:Ignorable="w14 w15 w16se w16cid w16 w16cex w16sdtdh w16sdtfl w16du wp14">
   <w:abstractNum w:abstractNumId="0" w15:restartNumberingAfterBreak="0">
-    <w:nsid w:val="2C6961B1"/>
+    <w:nsid w:val="046970AF"/>
     <w:multiLevelType w:val="hybridMultilevel"/>
-    <w:tmpl w:val="3C04E65C"/>
+    <w:tmpl w:val="212CD54E"/>
+    <w:lvl w:ilvl="0" w:tplc="21D69316">
+      <w:start w:val="1"/>
+      <w:numFmt w:val="decimal"/>
+      <w:lvlText w:val="%1."/>
+      <w:lvlJc w:val="left"/>
+      <w:pPr>
+        <w:ind w:left="720" w:hanging="360"/>
+      </w:pPr>
+      <w:rPr>
+        <w:rFonts w:ascii="Arial" w:hAnsi="Arial" w:hint="default"/>
+        <w:sz w:val="21"/>
+      </w:rPr>
+    </w:lvl>
+    <w:lvl w:ilvl="1" w:tplc="08090019" w:tentative="1">
+      <w:start w:val="1"/>
+      <w:numFmt w:val="lowerLetter"/>
+      <w:lvlText w:val="%2."/>
+      <w:lvlJc w:val="left"/>
+      <w:pPr>
+        <w:ind w:left="1440" w:hanging="360"/>
+      </w:pPr>
+    </w:lvl>
+    <w:lvl w:ilvl="2" w:tplc="0809001B" w:tentative="1">
+      <w:start w:val="1"/>
+      <w:numFmt w:val="lowerRoman"/>
+      <w:lvlText w:val="%3."/>
+      <w:lvlJc w:val="right"/>
+      <w:pPr>
+        <w:ind w:left="2160" w:hanging="180"/>
+      </w:pPr>
+    </w:lvl>
+    <w:lvl w:ilvl="3" w:tplc="0809000F" w:tentative="1">
+      <w:start w:val="1"/>
+      <w:numFmt w:val="decimal"/>
+      <w:lvlText w:val="%4."/>
+      <w:lvlJc w:val="left"/>
+      <w:pPr>
+        <w:ind w:left="2880" w:hanging="360"/>
+      </w:pPr>
+    </w:lvl>
+    <w:lvl w:ilvl="4" w:tplc="08090019" w:tentative="1">
+      <w:start w:val="1"/>
+      <w:numFmt w:val="lowerLetter"/>
+      <w:lvlText w:val="%5."/>
+      <w:lvlJc w:val="left"/>
+      <w:pPr>
+        <w:ind w:left="3600" w:hanging="360"/>
+      </w:pPr>
+    </w:lvl>
+    <w:lvl w:ilvl="5" w:tplc="0809001B" w:tentative="1">
+      <w:start w:val="1"/>
+      <w:numFmt w:val="lowerRoman"/>
+      <w:lvlText w:val="%6."/>
+      <w:lvlJc w:val="right"/>
+      <w:pPr>
+        <w:ind w:left="4320" w:hanging="180"/>
+      </w:pPr>
+    </w:lvl>
+    <w:lvl w:ilvl="6" w:tplc="0809000F" w:tentative="1">
+      <w:start w:val="1"/>
+      <w:numFmt w:val="decimal"/>
+      <w:lvlText w:val="%7."/>
+      <w:lvlJc w:val="left"/>
+      <w:pPr>
+        <w:ind w:left="5040" w:hanging="360"/>
+      </w:pPr>
+    </w:lvl>
+    <w:lvl w:ilvl="7" w:tplc="08090019" w:tentative="1">
+      <w:start w:val="1"/>
+      <w:numFmt w:val="lowerLetter"/>
+      <w:lvlText w:val="%8."/>
+      <w:lvlJc w:val="left"/>
+      <w:pPr>
+        <w:ind w:left="5760" w:hanging="360"/>
+      </w:pPr>
+    </w:lvl>
+    <w:lvl w:ilvl="8" w:tplc="0809001B" w:tentative="1">
+      <w:start w:val="1"/>
+      <w:numFmt w:val="lowerRoman"/>
+      <w:lvlText w:val="%9."/>
+      <w:lvlJc w:val="right"/>
+      <w:pPr>
+        <w:ind w:left="6480" w:hanging="180"/>
+      </w:pPr>
+    </w:lvl>
+  </w:abstractNum>
+  <w:abstractNum w:abstractNumId="1" w15:restartNumberingAfterBreak="0">
+    <w:nsid w:val="239D7785"/>
+    <w:multiLevelType w:val="hybridMultilevel"/>
+    <w:tmpl w:val="8E002E88"/>
     <w:lvl w:ilvl="0" w:tplc="0809000F">
       <w:start w:val="1"/>
       <w:numFmt w:val="decimal"/>
@@ -3548,10 +4486,10 @@
       </w:pPr>
     </w:lvl>
   </w:abstractNum>
-  <w:abstractNum w:abstractNumId="1" w15:restartNumberingAfterBreak="0">
-    <w:nsid w:val="63ED423D"/>
+  <w:abstractNum w:abstractNumId="2" w15:restartNumberingAfterBreak="0">
+    <w:nsid w:val="2C6961B1"/>
     <w:multiLevelType w:val="hybridMultilevel"/>
-    <w:tmpl w:val="7E0AEC6C"/>
+    <w:tmpl w:val="3C04E65C"/>
     <w:lvl w:ilvl="0" w:tplc="0809000F">
       <w:start w:val="1"/>
       <w:numFmt w:val="decimal"/>
@@ -3637,11 +4575,199 @@
       </w:pPr>
     </w:lvl>
   </w:abstractNum>
+  <w:abstractNum w:abstractNumId="3" w15:restartNumberingAfterBreak="0">
+    <w:nsid w:val="50367C91"/>
+    <w:multiLevelType w:val="hybridMultilevel"/>
+    <w:tmpl w:val="3300E572"/>
+    <w:lvl w:ilvl="0" w:tplc="21D69316">
+      <w:start w:val="1"/>
+      <w:numFmt w:val="decimal"/>
+      <w:lvlText w:val="%1."/>
+      <w:lvlJc w:val="left"/>
+      <w:pPr>
+        <w:ind w:left="720" w:hanging="360"/>
+      </w:pPr>
+      <w:rPr>
+        <w:rFonts w:ascii="Arial" w:hAnsi="Arial" w:hint="default"/>
+        <w:sz w:val="21"/>
+      </w:rPr>
+    </w:lvl>
+    <w:lvl w:ilvl="1" w:tplc="08090019" w:tentative="1">
+      <w:start w:val="1"/>
+      <w:numFmt w:val="lowerLetter"/>
+      <w:lvlText w:val="%2."/>
+      <w:lvlJc w:val="left"/>
+      <w:pPr>
+        <w:ind w:left="1440" w:hanging="360"/>
+      </w:pPr>
+    </w:lvl>
+    <w:lvl w:ilvl="2" w:tplc="0809001B" w:tentative="1">
+      <w:start w:val="1"/>
+      <w:numFmt w:val="lowerRoman"/>
+      <w:lvlText w:val="%3."/>
+      <w:lvlJc w:val="right"/>
+      <w:pPr>
+        <w:ind w:left="2160" w:hanging="180"/>
+      </w:pPr>
+    </w:lvl>
+    <w:lvl w:ilvl="3" w:tplc="0809000F" w:tentative="1">
+      <w:start w:val="1"/>
+      <w:numFmt w:val="decimal"/>
+      <w:lvlText w:val="%4."/>
+      <w:lvlJc w:val="left"/>
+      <w:pPr>
+        <w:ind w:left="2880" w:hanging="360"/>
+      </w:pPr>
+    </w:lvl>
+    <w:lvl w:ilvl="4" w:tplc="08090019" w:tentative="1">
+      <w:start w:val="1"/>
+      <w:numFmt w:val="lowerLetter"/>
+      <w:lvlText w:val="%5."/>
+      <w:lvlJc w:val="left"/>
+      <w:pPr>
+        <w:ind w:left="3600" w:hanging="360"/>
+      </w:pPr>
+    </w:lvl>
+    <w:lvl w:ilvl="5" w:tplc="0809001B" w:tentative="1">
+      <w:start w:val="1"/>
+      <w:numFmt w:val="lowerRoman"/>
+      <w:lvlText w:val="%6."/>
+      <w:lvlJc w:val="right"/>
+      <w:pPr>
+        <w:ind w:left="4320" w:hanging="180"/>
+      </w:pPr>
+    </w:lvl>
+    <w:lvl w:ilvl="6" w:tplc="0809000F" w:tentative="1">
+      <w:start w:val="1"/>
+      <w:numFmt w:val="decimal"/>
+      <w:lvlText w:val="%7."/>
+      <w:lvlJc w:val="left"/>
+      <w:pPr>
+        <w:ind w:left="5040" w:hanging="360"/>
+      </w:pPr>
+    </w:lvl>
+    <w:lvl w:ilvl="7" w:tplc="08090019" w:tentative="1">
+      <w:start w:val="1"/>
+      <w:numFmt w:val="lowerLetter"/>
+      <w:lvlText w:val="%8."/>
+      <w:lvlJc w:val="left"/>
+      <w:pPr>
+        <w:ind w:left="5760" w:hanging="360"/>
+      </w:pPr>
+    </w:lvl>
+    <w:lvl w:ilvl="8" w:tplc="0809001B" w:tentative="1">
+      <w:start w:val="1"/>
+      <w:numFmt w:val="lowerRoman"/>
+      <w:lvlText w:val="%9."/>
+      <w:lvlJc w:val="right"/>
+      <w:pPr>
+        <w:ind w:left="6480" w:hanging="180"/>
+      </w:pPr>
+    </w:lvl>
+  </w:abstractNum>
+  <w:abstractNum w:abstractNumId="4" w15:restartNumberingAfterBreak="0">
+    <w:nsid w:val="63ED423D"/>
+    <w:multiLevelType w:val="hybridMultilevel"/>
+    <w:tmpl w:val="7E0AEC6C"/>
+    <w:lvl w:ilvl="0" w:tplc="0809000F">
+      <w:start w:val="1"/>
+      <w:numFmt w:val="decimal"/>
+      <w:lvlText w:val="%1."/>
+      <w:lvlJc w:val="left"/>
+      <w:pPr>
+        <w:ind w:left="720" w:hanging="360"/>
+      </w:pPr>
+      <w:rPr>
+        <w:rFonts w:hint="default"/>
+      </w:rPr>
+    </w:lvl>
+    <w:lvl w:ilvl="1" w:tplc="08090019" w:tentative="1">
+      <w:start w:val="1"/>
+      <w:numFmt w:val="lowerLetter"/>
+      <w:lvlText w:val="%2."/>
+      <w:lvlJc w:val="left"/>
+      <w:pPr>
+        <w:ind w:left="1440" w:hanging="360"/>
+      </w:pPr>
+    </w:lvl>
+    <w:lvl w:ilvl="2" w:tplc="0809001B" w:tentative="1">
+      <w:start w:val="1"/>
+      <w:numFmt w:val="lowerRoman"/>
+      <w:lvlText w:val="%3."/>
+      <w:lvlJc w:val="right"/>
+      <w:pPr>
+        <w:ind w:left="2160" w:hanging="180"/>
+      </w:pPr>
+    </w:lvl>
+    <w:lvl w:ilvl="3" w:tplc="0809000F" w:tentative="1">
+      <w:start w:val="1"/>
+      <w:numFmt w:val="decimal"/>
+      <w:lvlText w:val="%4."/>
+      <w:lvlJc w:val="left"/>
+      <w:pPr>
+        <w:ind w:left="2880" w:hanging="360"/>
+      </w:pPr>
+    </w:lvl>
+    <w:lvl w:ilvl="4" w:tplc="08090019" w:tentative="1">
+      <w:start w:val="1"/>
+      <w:numFmt w:val="lowerLetter"/>
+      <w:lvlText w:val="%5."/>
+      <w:lvlJc w:val="left"/>
+      <w:pPr>
+        <w:ind w:left="3600" w:hanging="360"/>
+      </w:pPr>
+    </w:lvl>
+    <w:lvl w:ilvl="5" w:tplc="0809001B" w:tentative="1">
+      <w:start w:val="1"/>
+      <w:numFmt w:val="lowerRoman"/>
+      <w:lvlText w:val="%6."/>
+      <w:lvlJc w:val="right"/>
+      <w:pPr>
+        <w:ind w:left="4320" w:hanging="180"/>
+      </w:pPr>
+    </w:lvl>
+    <w:lvl w:ilvl="6" w:tplc="0809000F" w:tentative="1">
+      <w:start w:val="1"/>
+      <w:numFmt w:val="decimal"/>
+      <w:lvlText w:val="%7."/>
+      <w:lvlJc w:val="left"/>
+      <w:pPr>
+        <w:ind w:left="5040" w:hanging="360"/>
+      </w:pPr>
+    </w:lvl>
+    <w:lvl w:ilvl="7" w:tplc="08090019" w:tentative="1">
+      <w:start w:val="1"/>
+      <w:numFmt w:val="lowerLetter"/>
+      <w:lvlText w:val="%8."/>
+      <w:lvlJc w:val="left"/>
+      <w:pPr>
+        <w:ind w:left="5760" w:hanging="360"/>
+      </w:pPr>
+    </w:lvl>
+    <w:lvl w:ilvl="8" w:tplc="0809001B" w:tentative="1">
+      <w:start w:val="1"/>
+      <w:numFmt w:val="lowerRoman"/>
+      <w:lvlText w:val="%9."/>
+      <w:lvlJc w:val="right"/>
+      <w:pPr>
+        <w:ind w:left="6480" w:hanging="180"/>
+      </w:pPr>
+    </w:lvl>
+  </w:abstractNum>
   <w:num w:numId="1" w16cid:durableId="1388216218">
+    <w:abstractNumId w:val="2"/>
+  </w:num>
+  <w:num w:numId="2" w16cid:durableId="1139372481">
+    <w:abstractNumId w:val="4"/>
+  </w:num>
+  <w:num w:numId="3" w16cid:durableId="469708841">
+    <w:abstractNumId w:val="1"/>
+  </w:num>
+  <w:num w:numId="4" w16cid:durableId="1802528144">
     <w:abstractNumId w:val="0"/>
   </w:num>
-  <w:num w:numId="2" w16cid:durableId="1139372481">
-    <w:abstractNumId w:val="1"/>
+  <w:num w:numId="5" w16cid:durableId="300968148">
+    <w:abstractNumId w:val="3"/>
   </w:num>
 </w:numbering>
 </file>
@@ -4074,7 +5200,6 @@
     <w:next w:val="Normal"/>
     <w:link w:val="Heading2Char"/>
     <w:uiPriority w:val="9"/>
-    <w:semiHidden/>
     <w:unhideWhenUsed/>
     <w:qFormat/>
     <w:rsid w:val="002E6D5B"/>
@@ -4291,7 +5416,6 @@
     <w:basedOn w:val="DefaultParagraphFont"/>
     <w:link w:val="Heading2"/>
     <w:uiPriority w:val="9"/>
-    <w:semiHidden/>
     <w:rsid w:val="002E6D5B"/>
     <w:rPr>
       <w:rFonts w:asciiTheme="majorHAnsi" w:eastAsiaTheme="majorEastAsia" w:hAnsiTheme="majorHAnsi" w:cstheme="majorBidi"/>

--- a/Doc.docx
+++ b/Doc.docx
@@ -2885,13 +2885,102 @@
     </w:p>
     <w:p>
       <w:pPr>
-        <w:rPr>
-          <w:shd w:val="clear" w:color="auto" w:fill="FFFFFF"/>
-        </w:rPr>
-      </w:pPr>
-    </w:p>
-    <w:p>
-      <w:pPr>
+        <w:pStyle w:val="Heading1"/>
+      </w:pPr>
+      <w:r>
+        <w:lastRenderedPageBreak/>
+        <w:t>Task 3: Scalable Data Analytics with Apache Spark</w:t>
+      </w:r>
+    </w:p>
+    <w:p>
+      <w:r>
+        <w:t>Here we have a dataset which maps the hyperlinks pointing between web pages of Berkley and Stanford university domains.</w:t>
+      </w:r>
+    </w:p>
+    <w:p>
+      <w:pPr>
+        <w:pStyle w:val="Heading2"/>
+      </w:pPr>
+      <w:r>
+        <w:rPr>
+          <w:shd w:val="clear" w:color="auto" w:fill="FFFFFF"/>
+        </w:rPr>
+        <w:t>Step 3.1: Spark Container Environment Setup</w:t>
+      </w:r>
+      <w:r>
+        <w:t xml:space="preserve"> </w:t>
+      </w:r>
+    </w:p>
+    <w:p>
+      <w:r>
+        <w:t>Figure 3.1 depicts .env for docker configurations</w:t>
+      </w:r>
+    </w:p>
+    <w:p>
+      <w:pPr>
+        <w:pStyle w:val="Heading2"/>
+      </w:pPr>
+      <w:r>
+        <w:drawing>
+          <wp:inline distT="0" distB="0" distL="0" distR="0" wp14:anchorId="2670741E" wp14:editId="4D40F5AB">
+            <wp:extent cx="2512612" cy="2271677"/>
+            <wp:effectExtent l="0" t="0" r="2540" b="1905"/>
+            <wp:docPr id="210573500" name="Picture 1" descr="A screenshot of a computer program&#10;&#10;AI-generated content may be incorrect."/>
+            <wp:cNvGraphicFramePr>
+              <a:graphicFrameLocks xmlns:a="http://schemas.openxmlformats.org/drawingml/2006/main" noChangeAspect="1"/>
+            </wp:cNvGraphicFramePr>
+            <a:graphic xmlns:a="http://schemas.openxmlformats.org/drawingml/2006/main">
+              <a:graphicData uri="http://schemas.openxmlformats.org/drawingml/2006/picture">
+                <pic:pic xmlns:pic="http://schemas.openxmlformats.org/drawingml/2006/picture">
+                  <pic:nvPicPr>
+                    <pic:cNvPr id="210573500" name="Picture 1" descr="A screenshot of a computer program&#10;&#10;AI-generated content may be incorrect."/>
+                    <pic:cNvPicPr/>
+                  </pic:nvPicPr>
+                  <pic:blipFill>
+                    <a:blip r:embed="rId20"/>
+                    <a:stretch>
+                      <a:fillRect/>
+                    </a:stretch>
+                  </pic:blipFill>
+                  <pic:spPr>
+                    <a:xfrm>
+                      <a:off x="0" y="0"/>
+                      <a:ext cx="2536472" cy="2293249"/>
+                    </a:xfrm>
+                    <a:prstGeom prst="rect">
+                      <a:avLst/>
+                    </a:prstGeom>
+                  </pic:spPr>
+                </pic:pic>
+              </a:graphicData>
+            </a:graphic>
+          </wp:inline>
+        </w:drawing>
+      </w:r>
+      <w:r>
+        <w:t xml:space="preserve"> </w:t>
+      </w:r>
+    </w:p>
+    <w:p>
+      <w:pPr>
+        <w:pStyle w:val="Heading2"/>
+      </w:pPr>
+      <w:r>
+        <w:t>Figure 3.1: .env file for docker config</w:t>
+      </w:r>
+    </w:p>
+    <w:p>
+      <w:pPr>
+        <w:pStyle w:val="Heading2"/>
+      </w:pPr>
+      <w:r>
+        <w:br w:type="page"/>
+      </w:r>
+    </w:p>
+    <w:p/>
+    <w:p>
+      <w:pPr>
+        <w:pStyle w:val="Heading1"/>
         <w:rPr>
           <w:shd w:val="clear" w:color="auto" w:fill="FFFFFF"/>
         </w:rPr>
@@ -2905,14 +2994,13 @@
     </w:p>
     <w:p>
       <w:pPr>
-        <w:rPr>
-          <w:rFonts w:cs="Arial"/>
-          <w:shd w:val="clear" w:color="auto" w:fill="FFFFFF"/>
-        </w:rPr>
-      </w:pPr>
-      <w:r>
-        <w:rPr>
-          <w:rFonts w:cs="Arial"/>
+        <w:pStyle w:val="Heading2"/>
+        <w:rPr>
+          <w:shd w:val="clear" w:color="auto" w:fill="FFFFFF"/>
+        </w:rPr>
+      </w:pPr>
+      <w:r>
+        <w:rPr>
           <w:shd w:val="clear" w:color="auto" w:fill="FFFFFF"/>
         </w:rPr>
         <w:t>Step 4.1: Neo4j Docker Provisioning</w:t>
@@ -2969,7 +3057,7 @@
                     <pic:cNvPicPr/>
                   </pic:nvPicPr>
                   <pic:blipFill>
-                    <a:blip r:embed="rId20"/>
+                    <a:blip r:embed="rId21"/>
                     <a:stretch>
                       <a:fillRect/>
                     </a:stretch>
@@ -3034,7 +3122,7 @@
                     <pic:cNvPicPr/>
                   </pic:nvPicPr>
                   <pic:blipFill>
-                    <a:blip r:embed="rId21"/>
+                    <a:blip r:embed="rId22"/>
                     <a:stretch>
                       <a:fillRect/>
                     </a:stretch>
@@ -3057,22 +3145,21 @@
     </w:p>
     <w:p>
       <w:r>
+        <w:lastRenderedPageBreak/>
         <w:t>Figure 4.2: Docker Compose File</w:t>
       </w:r>
     </w:p>
     <w:p>
       <w:pPr>
-        <w:rPr>
-          <w:rFonts w:cs="Arial"/>
-          <w:shd w:val="clear" w:color="auto" w:fill="FFFFFF"/>
-        </w:rPr>
-      </w:pPr>
-      <w:r>
-        <w:rPr>
-          <w:rFonts w:cs="Arial"/>
-          <w:shd w:val="clear" w:color="auto" w:fill="FFFFFF"/>
-        </w:rPr>
-        <w:lastRenderedPageBreak/>
+        <w:pStyle w:val="Heading2"/>
+        <w:rPr>
+          <w:shd w:val="clear" w:color="auto" w:fill="FFFFFF"/>
+        </w:rPr>
+      </w:pPr>
+      <w:r>
+        <w:rPr>
+          <w:shd w:val="clear" w:color="auto" w:fill="FFFFFF"/>
+        </w:rPr>
         <w:t>Step 4.2: Cypher Graph Ingestion</w:t>
       </w:r>
     </w:p>
@@ -3135,7 +3222,7 @@
                     <pic:cNvPicPr/>
                   </pic:nvPicPr>
                   <pic:blipFill>
-                    <a:blip r:embed="rId22"/>
+                    <a:blip r:embed="rId23"/>
                     <a:stretch>
                       <a:fillRect/>
                     </a:stretch>
@@ -3260,7 +3347,7 @@
                     <pic:cNvPicPr/>
                   </pic:nvPicPr>
                   <pic:blipFill>
-                    <a:blip r:embed="rId23" cstate="print">
+                    <a:blip r:embed="rId24" cstate="print">
                       <a:extLst>
                         <a:ext uri="{28A0092B-C50C-407E-A947-70E740481C1C}">
                           <a14:useLocalDpi xmlns:a14="http://schemas.microsoft.com/office/drawing/2010/main" val="0"/>
@@ -3332,7 +3419,7 @@
                     <pic:cNvPicPr/>
                   </pic:nvPicPr>
                   <pic:blipFill>
-                    <a:blip r:embed="rId24"/>
+                    <a:blip r:embed="rId25"/>
                     <a:stretch>
                       <a:fillRect/>
                     </a:stretch>
@@ -3427,7 +3514,7 @@
                     <pic:cNvPicPr/>
                   </pic:nvPicPr>
                   <pic:blipFill>
-                    <a:blip r:embed="rId25" cstate="print">
+                    <a:blip r:embed="rId26" cstate="print">
                       <a:extLst>
                         <a:ext uri="{28A0092B-C50C-407E-A947-70E740481C1C}">
                           <a14:useLocalDpi xmlns:a14="http://schemas.microsoft.com/office/drawing/2010/main" val="0"/>
@@ -3505,7 +3592,7 @@
                     <pic:cNvPicPr/>
                   </pic:nvPicPr>
                   <pic:blipFill>
-                    <a:blip r:embed="rId26"/>
+                    <a:blip r:embed="rId27"/>
                     <a:stretch>
                       <a:fillRect/>
                     </a:stretch>
@@ -3551,14 +3638,13 @@
     </w:p>
     <w:p>
       <w:pPr>
-        <w:rPr>
-          <w:rFonts w:cs="Arial"/>
-          <w:shd w:val="clear" w:color="auto" w:fill="FFFFFF"/>
-        </w:rPr>
-      </w:pPr>
-      <w:r>
-        <w:rPr>
-          <w:rFonts w:cs="Arial"/>
+        <w:pStyle w:val="Heading2"/>
+        <w:rPr>
+          <w:shd w:val="clear" w:color="auto" w:fill="FFFFFF"/>
+        </w:rPr>
+      </w:pPr>
+      <w:r>
+        <w:rPr>
           <w:shd w:val="clear" w:color="auto" w:fill="FFFFFF"/>
         </w:rPr>
         <w:lastRenderedPageBreak/>
@@ -3652,7 +3738,7 @@
                     <pic:cNvPicPr/>
                   </pic:nvPicPr>
                   <pic:blipFill>
-                    <a:blip r:embed="rId27"/>
+                    <a:blip r:embed="rId28"/>
                     <a:stretch>
                       <a:fillRect/>
                     </a:stretch>
@@ -3717,7 +3803,7 @@
                     <pic:cNvPicPr/>
                   </pic:nvPicPr>
                   <pic:blipFill>
-                    <a:blip r:embed="rId28">
+                    <a:blip r:embed="rId29">
                       <a:extLst>
                         <a:ext uri="{28A0092B-C50C-407E-A947-70E740481C1C}">
                           <a14:useLocalDpi xmlns:a14="http://schemas.microsoft.com/office/drawing/2010/main" val="0"/>
@@ -3826,7 +3912,7 @@
                     <pic:cNvPicPr/>
                   </pic:nvPicPr>
                   <pic:blipFill>
-                    <a:blip r:embed="rId29"/>
+                    <a:blip r:embed="rId30"/>
                     <a:stretch>
                       <a:fillRect/>
                     </a:stretch>
@@ -3892,7 +3978,7 @@
                     <pic:cNvPicPr/>
                   </pic:nvPicPr>
                   <pic:blipFill>
-                    <a:blip r:embed="rId30"/>
+                    <a:blip r:embed="rId31"/>
                     <a:stretch>
                       <a:fillRect/>
                     </a:stretch>
@@ -4036,7 +4122,7 @@
                     <pic:cNvPicPr/>
                   </pic:nvPicPr>
                   <pic:blipFill>
-                    <a:blip r:embed="rId31"/>
+                    <a:blip r:embed="rId32"/>
                     <a:stretch>
                       <a:fillRect/>
                     </a:stretch>
@@ -4101,7 +4187,7 @@
                     <pic:cNvPicPr/>
                   </pic:nvPicPr>
                   <pic:blipFill>
-                    <a:blip r:embed="rId32">
+                    <a:blip r:embed="rId33">
                       <a:extLst>
                         <a:ext uri="{28A0092B-C50C-407E-A947-70E740481C1C}">
                           <a14:useLocalDpi xmlns:a14="http://schemas.microsoft.com/office/drawing/2010/main" val="0"/>
@@ -4188,7 +4274,7 @@
                     <pic:cNvPicPr/>
                   </pic:nvPicPr>
                   <pic:blipFill>
-                    <a:blip r:embed="rId33"/>
+                    <a:blip r:embed="rId34"/>
                     <a:stretch>
                       <a:fillRect/>
                     </a:stretch>
@@ -4253,7 +4339,7 @@
                     <pic:cNvPicPr/>
                   </pic:nvPicPr>
                   <pic:blipFill>
-                    <a:blip r:embed="rId34">
+                    <a:blip r:embed="rId35">
                       <a:extLst>
                         <a:ext uri="{28A0092B-C50C-407E-A947-70E740481C1C}">
                           <a14:useLocalDpi xmlns:a14="http://schemas.microsoft.com/office/drawing/2010/main" val="0"/>

--- a/Doc.docx
+++ b/Doc.docx
@@ -13,108 +13,52 @@
         <w:rPr>
           <w:shd w:val="clear" w:color="auto" w:fill="FFFFFF"/>
         </w:rPr>
-        <w:t>Task 1: Distributed Time-Series Data Management</w:t>
-      </w:r>
-      <w:r>
-        <w:rPr>
-          <w:shd w:val="clear" w:color="auto" w:fill="FFFFFF"/>
-        </w:rPr>
-        <w:t xml:space="preserve"> </w:t>
-      </w:r>
-      <w:r>
-        <w:rPr>
-          <w:shd w:val="clear" w:color="auto" w:fill="FFFFFF"/>
-        </w:rPr>
-        <w:t>using InfluxDB</w:t>
-      </w:r>
-    </w:p>
-    <w:p>
-      <w:pPr>
-        <w:rPr>
-          <w:rFonts w:cs="Arial"/>
-          <w:shd w:val="clear" w:color="auto" w:fill="FFFFFF"/>
-        </w:rPr>
-      </w:pPr>
-      <w:r>
-        <w:rPr>
-          <w:rFonts w:cs="Arial"/>
-          <w:shd w:val="clear" w:color="auto" w:fill="FFFFFF"/>
-        </w:rPr>
-        <w:t xml:space="preserve">Step 1.1 </w:t>
-      </w:r>
-      <w:r>
-        <w:rPr>
-          <w:rFonts w:cs="Arial"/>
-          <w:shd w:val="clear" w:color="auto" w:fill="FFFFFF"/>
-        </w:rPr>
-        <w:t>Containerized Environment Provisioning</w:t>
-      </w:r>
-    </w:p>
-    <w:p>
-      <w:pPr>
-        <w:rPr>
-          <w:rFonts w:cs="Arial"/>
-          <w:shd w:val="clear" w:color="auto" w:fill="FFFFFF"/>
-        </w:rPr>
-      </w:pPr>
-      <w:r>
-        <w:rPr>
-          <w:rFonts w:cs="Arial"/>
-          <w:shd w:val="clear" w:color="auto" w:fill="FFFFFF"/>
-        </w:rPr>
-        <w:t xml:space="preserve">Figure </w:t>
-      </w:r>
-      <w:r>
-        <w:rPr>
-          <w:rFonts w:cs="Arial"/>
-          <w:shd w:val="clear" w:color="auto" w:fill="FFFFFF"/>
-        </w:rPr>
-        <w:t>1</w:t>
-      </w:r>
-      <w:r>
-        <w:rPr>
-          <w:rFonts w:cs="Arial"/>
-          <w:shd w:val="clear" w:color="auto" w:fill="FFFFFF"/>
-        </w:rPr>
-        <w:t xml:space="preserve">.1 below ilustrates .env configurations and figure </w:t>
-      </w:r>
-      <w:r>
-        <w:rPr>
-          <w:rFonts w:cs="Arial"/>
-          <w:shd w:val="clear" w:color="auto" w:fill="FFFFFF"/>
-        </w:rPr>
-        <w:t>1</w:t>
-      </w:r>
-      <w:r>
-        <w:rPr>
-          <w:rFonts w:cs="Arial"/>
-          <w:shd w:val="clear" w:color="auto" w:fill="FFFFFF"/>
-        </w:rPr>
-        <w:t xml:space="preserve">.2 below </w:t>
-      </w:r>
-      <w:r>
-        <w:rPr>
-          <w:rFonts w:cs="Arial"/>
-          <w:shd w:val="clear" w:color="auto" w:fill="FFFFFF"/>
-        </w:rPr>
-        <w:t>depicts the</w:t>
-      </w:r>
-      <w:r>
-        <w:rPr>
-          <w:rFonts w:cs="Arial"/>
-          <w:shd w:val="clear" w:color="auto" w:fill="FFFFFF"/>
-        </w:rPr>
-        <w:t xml:space="preserve"> docker compsoe file</w:t>
-      </w:r>
-    </w:p>
-    <w:p>
-      <w:pPr>
-        <w:rPr>
-          <w:shd w:val="clear" w:color="auto" w:fill="FFFFFF"/>
-        </w:rPr>
-      </w:pPr>
-      <w:r>
-        <w:rPr>
+        <w:t>Task 1: Distributed Time-Series Data Management using InfluxDB</w:t>
+      </w:r>
+    </w:p>
+    <w:p>
+      <w:pPr>
+        <w:pStyle w:val="Heading2"/>
+        <w:rPr>
+          <w:shd w:val="clear" w:color="auto" w:fill="FFFFFF"/>
+        </w:rPr>
+      </w:pPr>
+      <w:r>
+        <w:rPr>
+          <w:shd w:val="clear" w:color="auto" w:fill="FFFFFF"/>
+        </w:rPr>
+        <w:t>Step 1.1 Containerized Environment Provisioning</w:t>
+      </w:r>
+    </w:p>
+    <w:p>
+      <w:pPr>
+        <w:rPr>
+          <w:rFonts w:cs="Arial"/>
+          <w:shd w:val="clear" w:color="auto" w:fill="FFFFFF"/>
+        </w:rPr>
+      </w:pPr>
+      <w:r>
+        <w:rPr>
+          <w:rFonts w:cs="Arial"/>
+          <w:shd w:val="clear" w:color="auto" w:fill="FFFFFF"/>
+        </w:rPr>
+        <w:t>Figure 1.1 below ilustrates .env configurations and figure 1.2 below depicts the docker compsoe file</w:t>
+      </w:r>
+    </w:p>
+    <w:p>
+      <w:pPr>
+        <w:jc w:val="center"/>
+        <w:rPr>
+          <w:sz w:val="20"/>
+          <w:szCs w:val="20"/>
+          <w:shd w:val="clear" w:color="auto" w:fill="FFFFFF"/>
+        </w:rPr>
+      </w:pPr>
+      <w:r>
+        <w:rPr>
+          <w:noProof/>
+          <w:sz w:val="20"/>
+          <w:szCs w:val="20"/>
           <w:shd w:val="clear" w:color="auto" w:fill="FFFFFF"/>
         </w:rPr>
         <w:drawing>
@@ -156,12 +100,17 @@
     </w:p>
     <w:p>
       <w:pPr>
-        <w:rPr>
-          <w:shd w:val="clear" w:color="auto" w:fill="FFFFFF"/>
-        </w:rPr>
-      </w:pPr>
-      <w:r>
-        <w:rPr>
+        <w:jc w:val="center"/>
+        <w:rPr>
+          <w:sz w:val="20"/>
+          <w:szCs w:val="20"/>
+          <w:shd w:val="clear" w:color="auto" w:fill="FFFFFF"/>
+        </w:rPr>
+      </w:pPr>
+      <w:r>
+        <w:rPr>
+          <w:sz w:val="20"/>
+          <w:szCs w:val="20"/>
           <w:shd w:val="clear" w:color="auto" w:fill="FFFFFF"/>
         </w:rPr>
         <w:t>Figure 1.1: .env</w:t>
@@ -169,12 +118,18 @@
     </w:p>
     <w:p>
       <w:pPr>
-        <w:rPr>
-          <w:shd w:val="clear" w:color="auto" w:fill="FFFFFF"/>
-        </w:rPr>
-      </w:pPr>
-      <w:r>
-        <w:rPr>
+        <w:jc w:val="center"/>
+        <w:rPr>
+          <w:sz w:val="20"/>
+          <w:szCs w:val="20"/>
+          <w:shd w:val="clear" w:color="auto" w:fill="FFFFFF"/>
+        </w:rPr>
+      </w:pPr>
+      <w:r>
+        <w:rPr>
+          <w:noProof/>
+          <w:sz w:val="20"/>
+          <w:szCs w:val="20"/>
           <w:shd w:val="clear" w:color="auto" w:fill="FFFFFF"/>
         </w:rPr>
         <w:drawing>
@@ -216,44 +171,31 @@
     </w:p>
     <w:p>
       <w:pPr>
-        <w:rPr>
-          <w:shd w:val="clear" w:color="auto" w:fill="FFFFFF"/>
-        </w:rPr>
-      </w:pPr>
-      <w:r>
-        <w:rPr>
-          <w:shd w:val="clear" w:color="auto" w:fill="FFFFFF"/>
-        </w:rPr>
-        <w:t>Figure 1.</w:t>
-      </w:r>
-      <w:r>
-        <w:rPr>
-          <w:shd w:val="clear" w:color="auto" w:fill="FFFFFF"/>
-        </w:rPr>
-        <w:t>2</w:t>
-      </w:r>
-      <w:r>
-        <w:rPr>
-          <w:shd w:val="clear" w:color="auto" w:fill="FFFFFF"/>
-        </w:rPr>
-        <w:t xml:space="preserve">: </w:t>
-      </w:r>
-      <w:r>
-        <w:rPr>
-          <w:shd w:val="clear" w:color="auto" w:fill="FFFFFF"/>
-        </w:rPr>
-        <w:t>Docekr Compose File</w:t>
-      </w:r>
-    </w:p>
-    <w:p>
-      <w:pPr>
-        <w:rPr>
-          <w:shd w:val="clear" w:color="auto" w:fill="FFFFFF"/>
-        </w:rPr>
-      </w:pPr>
-      <w:r>
-        <w:rPr>
-          <w:rFonts w:cs="Arial"/>
+        <w:jc w:val="center"/>
+        <w:rPr>
+          <w:sz w:val="20"/>
+          <w:szCs w:val="20"/>
+          <w:shd w:val="clear" w:color="auto" w:fill="FFFFFF"/>
+        </w:rPr>
+      </w:pPr>
+      <w:r>
+        <w:rPr>
+          <w:sz w:val="20"/>
+          <w:szCs w:val="20"/>
+          <w:shd w:val="clear" w:color="auto" w:fill="FFFFFF"/>
+        </w:rPr>
+        <w:t>Figure 1.2: Docekr Compose File</w:t>
+      </w:r>
+    </w:p>
+    <w:p>
+      <w:pPr>
+        <w:pStyle w:val="Heading2"/>
+        <w:rPr>
+          <w:shd w:val="clear" w:color="auto" w:fill="FFFFFF"/>
+        </w:rPr>
+      </w:pPr>
+      <w:r>
+        <w:rPr>
           <w:shd w:val="clear" w:color="auto" w:fill="FFFFFF"/>
         </w:rPr>
         <w:t>Step 1.2: Database Schema &amp; Ingestion Scripting</w:t>
@@ -269,72 +211,61 @@
         <w:rPr>
           <w:shd w:val="clear" w:color="auto" w:fill="FFFFFF"/>
         </w:rPr>
-        <w:t>Implementation Highlights</w:t>
-      </w:r>
-    </w:p>
-    <w:p>
-      <w:pPr>
-        <w:rPr>
-          <w:shd w:val="clear" w:color="auto" w:fill="FFFFFF"/>
-        </w:rPr>
-      </w:pPr>
-      <w:r>
-        <w:rPr>
-          <w:shd w:val="clear" w:color="auto" w:fill="FFFFFF"/>
-        </w:rPr>
         <w:t>Python Program</w:t>
       </w:r>
-    </w:p>
-    <w:p>
-      <w:pPr>
-        <w:rPr>
-          <w:shd w:val="clear" w:color="auto" w:fill="FFFFFF"/>
-        </w:rPr>
-      </w:pPr>
-      <w:r>
-        <w:rPr>
-          <w:shd w:val="clear" w:color="auto" w:fill="FFFFFF"/>
-        </w:rPr>
-        <w:t>Clean Architecture (Domain/Data seperation and usecases)</w:t>
-      </w:r>
-    </w:p>
-    <w:p>
-      <w:pPr>
-        <w:rPr>
-          <w:shd w:val="clear" w:color="auto" w:fill="FFFFFF"/>
-        </w:rPr>
-      </w:pPr>
-      <w:r>
-        <w:rPr>
-          <w:shd w:val="clear" w:color="auto" w:fill="FFFFFF"/>
-        </w:rPr>
-        <w:t>Dependency Injection</w:t>
-      </w:r>
-    </w:p>
-    <w:p>
-      <w:pPr>
-        <w:rPr>
-          <w:shd w:val="clear" w:color="auto" w:fill="FFFFFF"/>
-        </w:rPr>
-      </w:pPr>
-      <w:r>
-        <w:rPr>
-          <w:shd w:val="clear" w:color="auto" w:fill="FFFFFF"/>
-        </w:rPr>
-        <w:t>Logger</w:t>
-      </w:r>
-    </w:p>
-    <w:p>
-      <w:pPr>
-        <w:rPr>
-          <w:shd w:val="clear" w:color="auto" w:fill="FFFFFF"/>
-        </w:rPr>
-      </w:pPr>
-      <w:r>
-        <w:rPr>
-          <w:shd w:val="clear" w:color="auto" w:fill="FFFFFF"/>
-        </w:rPr>
-        <w:t>Usecases</w:t>
+      <w:r>
+        <w:rPr>
+          <w:shd w:val="clear" w:color="auto" w:fill="FFFFFF"/>
+        </w:rPr>
+        <w:t xml:space="preserve"> written with c</w:t>
+      </w:r>
+      <w:r>
+        <w:rPr>
+          <w:shd w:val="clear" w:color="auto" w:fill="FFFFFF"/>
+        </w:rPr>
+        <w:t xml:space="preserve">lean </w:t>
+      </w:r>
+      <w:r>
+        <w:rPr>
+          <w:shd w:val="clear" w:color="auto" w:fill="FFFFFF"/>
+        </w:rPr>
+        <w:t>a</w:t>
+      </w:r>
+      <w:r>
+        <w:rPr>
+          <w:shd w:val="clear" w:color="auto" w:fill="FFFFFF"/>
+        </w:rPr>
+        <w:t xml:space="preserve">rchitecture </w:t>
+      </w:r>
+      <w:r>
+        <w:rPr>
+          <w:shd w:val="clear" w:color="auto" w:fill="FFFFFF"/>
+        </w:rPr>
+        <w:t>with d</w:t>
+      </w:r>
+      <w:r>
+        <w:rPr>
+          <w:shd w:val="clear" w:color="auto" w:fill="FFFFFF"/>
+        </w:rPr>
+        <w:t xml:space="preserve">ependency </w:t>
+      </w:r>
+      <w:r>
+        <w:rPr>
+          <w:shd w:val="clear" w:color="auto" w:fill="FFFFFF"/>
+        </w:rPr>
+        <w:t>i</w:t>
+      </w:r>
+      <w:r>
+        <w:rPr>
+          <w:shd w:val="clear" w:color="auto" w:fill="FFFFFF"/>
+        </w:rPr>
+        <w:t>njection</w:t>
+      </w:r>
+      <w:r>
+        <w:rPr>
+          <w:shd w:val="clear" w:color="auto" w:fill="FFFFFF"/>
+        </w:rPr>
+        <w:t>. Following are the usecases</w:t>
       </w:r>
     </w:p>
     <w:p>
@@ -352,7 +283,6 @@
         <w:rPr>
           <w:shd w:val="clear" w:color="auto" w:fill="FFFFFF"/>
         </w:rPr>
-        <w:lastRenderedPageBreak/>
         <w:t>Load Data</w:t>
       </w:r>
     </w:p>
@@ -461,6 +391,7 @@
         <w:rPr>
           <w:shd w:val="clear" w:color="auto" w:fill="FFFFFF"/>
         </w:rPr>
+        <w:lastRenderedPageBreak/>
         <w:t>Write Records</w:t>
       </w:r>
       <w:r>
@@ -498,41 +429,16 @@
         <w:rPr>
           <w:shd w:val="clear" w:color="auto" w:fill="FFFFFF"/>
         </w:rPr>
-        <w:t xml:space="preserve">We write both </w:t>
-      </w:r>
-      <w:r>
-        <w:rPr>
-          <w:shd w:val="clear" w:color="auto" w:fill="FFFFFF"/>
-        </w:rPr>
-        <w:t>szeged_weather</w:t>
-      </w:r>
-      <w:r>
-        <w:rPr>
-          <w:shd w:val="clear" w:color="auto" w:fill="FFFFFF"/>
-        </w:rPr>
-        <w:t xml:space="preserve"> and </w:t>
-      </w:r>
-      <w:r>
-        <w:rPr>
-          <w:shd w:val="clear" w:color="auto" w:fill="FFFFFF"/>
-        </w:rPr>
-        <w:t>weather_data</w:t>
-      </w:r>
-      <w:r>
-        <w:rPr>
-          <w:shd w:val="clear" w:color="auto" w:fill="FFFFFF"/>
-        </w:rPr>
-        <w:t xml:space="preserve"> to same bucket. We destingushed them by measurement as depicted in the code segment in figure 1.3 below.</w:t>
-      </w:r>
-    </w:p>
-    <w:p>
-      <w:pPr>
-        <w:rPr>
-          <w:rFonts w:eastAsia="Times New Roman" w:cs="Menlo"/>
-          <w:color w:val="CCCCCC"/>
-          <w:kern w:val="0"/>
-          <w:lang w:eastAsia="en-GB"/>
-          <w14:ligatures w14:val="none"/>
+        <w:t>We write both szeged_weather and weather_data to same bucket. We destingushed them by measurement as depicted in the code segment in figure 1.3 below.</w:t>
+      </w:r>
+    </w:p>
+    <w:p>
+      <w:pPr>
+        <w:jc w:val="center"/>
+        <w:rPr>
+          <w:sz w:val="20"/>
+          <w:szCs w:val="20"/>
+          <w:shd w:val="clear" w:color="auto" w:fill="FFFFFF"/>
         </w:rPr>
       </w:pPr>
       <w:r>
@@ -540,330 +446,51 @@
           <w:rFonts w:eastAsia="Times New Roman" w:cs="Menlo"/>
           <w:color w:val="9CDCFE"/>
           <w:kern w:val="0"/>
+          <w:sz w:val="20"/>
+          <w:szCs w:val="20"/>
           <w:lang w:eastAsia="en-GB"/>
           <w14:ligatures w14:val="none"/>
         </w:rPr>
-        <w:t>self</w:t>
-      </w:r>
-      <w:r>
-        <w:rPr>
-          <w:rFonts w:eastAsia="Times New Roman" w:cs="Menlo"/>
-          <w:color w:val="CCCCCC"/>
-          <w:kern w:val="0"/>
-          <w:lang w:eastAsia="en-GB"/>
-          <w14:ligatures w14:val="none"/>
-        </w:rPr>
-        <w:t>.</w:t>
-      </w:r>
-      <w:r>
-        <w:rPr>
-          <w:rFonts w:eastAsia="Times New Roman" w:cs="Menlo"/>
-          <w:color w:val="9CDCFE"/>
-          <w:kern w:val="0"/>
-          <w:lang w:eastAsia="en-GB"/>
-          <w14:ligatures w14:val="none"/>
-        </w:rPr>
-        <w:t>measurement_szeged</w:t>
-      </w:r>
-      <w:r>
-        <w:rPr>
-          <w:rFonts w:eastAsia="Times New Roman" w:cs="Menlo"/>
-          <w:color w:val="CCCCCC"/>
-          <w:kern w:val="0"/>
-          <w:lang w:eastAsia="en-GB"/>
-          <w14:ligatures w14:val="none"/>
-        </w:rPr>
-        <w:t xml:space="preserve"> </w:t>
-      </w:r>
-      <w:r>
-        <w:rPr>
-          <w:rFonts w:eastAsia="Times New Roman" w:cs="Menlo"/>
-          <w:color w:val="D4D4D4"/>
-          <w:kern w:val="0"/>
-          <w:lang w:eastAsia="en-GB"/>
-          <w14:ligatures w14:val="none"/>
-        </w:rPr>
-        <w:t>=</w:t>
-      </w:r>
-      <w:r>
-        <w:rPr>
-          <w:rFonts w:eastAsia="Times New Roman" w:cs="Menlo"/>
-          <w:color w:val="CCCCCC"/>
-          <w:kern w:val="0"/>
-          <w:lang w:eastAsia="en-GB"/>
-          <w14:ligatures w14:val="none"/>
-        </w:rPr>
-        <w:t xml:space="preserve"> </w:t>
-      </w:r>
-      <w:r>
-        <w:rPr>
-          <w:rFonts w:eastAsia="Times New Roman" w:cs="Menlo"/>
-          <w:color w:val="4EC9B0"/>
-          <w:kern w:val="0"/>
-          <w:lang w:eastAsia="en-GB"/>
-          <w14:ligatures w14:val="none"/>
-        </w:rPr>
-        <w:t>os</w:t>
-      </w:r>
-      <w:r>
-        <w:rPr>
-          <w:rFonts w:eastAsia="Times New Roman" w:cs="Menlo"/>
-          <w:color w:val="CCCCCC"/>
-          <w:kern w:val="0"/>
-          <w:lang w:eastAsia="en-GB"/>
-          <w14:ligatures w14:val="none"/>
-        </w:rPr>
-        <w:t>.</w:t>
-      </w:r>
-      <w:r>
-        <w:rPr>
-          <w:rFonts w:eastAsia="Times New Roman" w:cs="Menlo"/>
-          <w:color w:val="9CDCFE"/>
-          <w:kern w:val="0"/>
-          <w:lang w:eastAsia="en-GB"/>
-          <w14:ligatures w14:val="none"/>
-        </w:rPr>
-        <w:t>environ</w:t>
-      </w:r>
-      <w:r>
-        <w:rPr>
-          <w:rFonts w:eastAsia="Times New Roman" w:cs="Menlo"/>
-          <w:color w:val="CCCCCC"/>
-          <w:kern w:val="0"/>
-          <w:lang w:eastAsia="en-GB"/>
-          <w14:ligatures w14:val="none"/>
-        </w:rPr>
-        <w:t>.</w:t>
-      </w:r>
-      <w:r>
-        <w:rPr>
-          <w:rFonts w:eastAsia="Times New Roman" w:cs="Menlo"/>
-          <w:color w:val="DCDCAA"/>
-          <w:kern w:val="0"/>
-          <w:lang w:eastAsia="en-GB"/>
-          <w14:ligatures w14:val="none"/>
-        </w:rPr>
-        <w:t>get</w:t>
-      </w:r>
-      <w:r>
-        <w:rPr>
-          <w:rFonts w:eastAsia="Times New Roman" w:cs="Menlo"/>
-          <w:color w:val="CCCCCC"/>
-          <w:kern w:val="0"/>
-          <w:lang w:eastAsia="en-GB"/>
-          <w14:ligatures w14:val="none"/>
-        </w:rPr>
-        <w:t>(</w:t>
-      </w:r>
-      <w:r>
-        <w:rPr>
-          <w:rFonts w:eastAsia="Times New Roman" w:cs="Menlo"/>
-          <w:color w:val="CE9178"/>
-          <w:kern w:val="0"/>
-          <w:lang w:eastAsia="en-GB"/>
-          <w14:ligatures w14:val="none"/>
-        </w:rPr>
-        <w:t>"INFLUXDB_MEASUREMENT_SZEGED"</w:t>
-      </w:r>
-      <w:r>
-        <w:rPr>
-          <w:rFonts w:eastAsia="Times New Roman" w:cs="Menlo"/>
-          <w:color w:val="CCCCCC"/>
-          <w:kern w:val="0"/>
-          <w:lang w:eastAsia="en-GB"/>
-          <w14:ligatures w14:val="none"/>
-        </w:rPr>
-        <w:t xml:space="preserve">, </w:t>
-      </w:r>
-      <w:r>
-        <w:rPr>
-          <w:rFonts w:eastAsia="Times New Roman" w:cs="Menlo"/>
-          <w:color w:val="CE9178"/>
-          <w:kern w:val="0"/>
-          <w:lang w:eastAsia="en-GB"/>
-          <w14:ligatures w14:val="none"/>
-        </w:rPr>
-        <w:t>"szeged_weather"</w:t>
-      </w:r>
-      <w:r>
-        <w:rPr>
-          <w:rFonts w:eastAsia="Times New Roman" w:cs="Menlo"/>
-          <w:color w:val="CCCCCC"/>
-          <w:kern w:val="0"/>
-          <w:lang w:eastAsia="en-GB"/>
-          <w14:ligatures w14:val="none"/>
-        </w:rPr>
-        <w:t xml:space="preserve">) </w:t>
-      </w:r>
-      <w:r>
-        <w:rPr>
-          <w:rFonts w:eastAsia="Times New Roman" w:cs="Menlo"/>
-          <w:color w:val="9CDCFE"/>
-          <w:kern w:val="0"/>
-          <w:lang w:eastAsia="en-GB"/>
-          <w14:ligatures w14:val="none"/>
-        </w:rPr>
-        <w:t>self</w:t>
-      </w:r>
-      <w:r>
-        <w:rPr>
-          <w:rFonts w:eastAsia="Times New Roman" w:cs="Menlo"/>
-          <w:color w:val="CCCCCC"/>
-          <w:kern w:val="0"/>
-          <w:lang w:eastAsia="en-GB"/>
-          <w14:ligatures w14:val="none"/>
-        </w:rPr>
-        <w:t>.</w:t>
-      </w:r>
-      <w:r>
-        <w:rPr>
-          <w:rFonts w:eastAsia="Times New Roman" w:cs="Menlo"/>
-          <w:color w:val="9CDCFE"/>
-          <w:kern w:val="0"/>
-          <w:lang w:eastAsia="en-GB"/>
-          <w14:ligatures w14:val="none"/>
-        </w:rPr>
-        <w:t>measurement_weather</w:t>
-      </w:r>
-      <w:r>
-        <w:rPr>
-          <w:rFonts w:eastAsia="Times New Roman" w:cs="Menlo"/>
-          <w:color w:val="CCCCCC"/>
-          <w:kern w:val="0"/>
-          <w:lang w:eastAsia="en-GB"/>
-          <w14:ligatures w14:val="none"/>
-        </w:rPr>
-        <w:t xml:space="preserve"> </w:t>
-      </w:r>
-      <w:r>
-        <w:rPr>
-          <w:rFonts w:eastAsia="Times New Roman" w:cs="Menlo"/>
-          <w:color w:val="D4D4D4"/>
-          <w:kern w:val="0"/>
-          <w:lang w:eastAsia="en-GB"/>
-          <w14:ligatures w14:val="none"/>
-        </w:rPr>
-        <w:t>=</w:t>
-      </w:r>
-      <w:r>
-        <w:rPr>
-          <w:rFonts w:eastAsia="Times New Roman" w:cs="Menlo"/>
-          <w:color w:val="CCCCCC"/>
-          <w:kern w:val="0"/>
-          <w:lang w:eastAsia="en-GB"/>
-          <w14:ligatures w14:val="none"/>
-        </w:rPr>
-        <w:t xml:space="preserve"> </w:t>
-      </w:r>
-      <w:r>
-        <w:rPr>
-          <w:rFonts w:eastAsia="Times New Roman" w:cs="Menlo"/>
-          <w:color w:val="4EC9B0"/>
-          <w:kern w:val="0"/>
-          <w:lang w:eastAsia="en-GB"/>
-          <w14:ligatures w14:val="none"/>
-        </w:rPr>
-        <w:t>os</w:t>
-      </w:r>
-      <w:r>
-        <w:rPr>
-          <w:rFonts w:eastAsia="Times New Roman" w:cs="Menlo"/>
-          <w:color w:val="CCCCCC"/>
-          <w:kern w:val="0"/>
-          <w:lang w:eastAsia="en-GB"/>
-          <w14:ligatures w14:val="none"/>
-        </w:rPr>
-        <w:t>.</w:t>
-      </w:r>
-      <w:r>
-        <w:rPr>
-          <w:rFonts w:eastAsia="Times New Roman" w:cs="Menlo"/>
-          <w:color w:val="9CDCFE"/>
-          <w:kern w:val="0"/>
-          <w:lang w:eastAsia="en-GB"/>
-          <w14:ligatures w14:val="none"/>
-        </w:rPr>
-        <w:t>environ</w:t>
-      </w:r>
-      <w:r>
-        <w:rPr>
-          <w:rFonts w:eastAsia="Times New Roman" w:cs="Menlo"/>
-          <w:color w:val="CCCCCC"/>
-          <w:kern w:val="0"/>
-          <w:lang w:eastAsia="en-GB"/>
-          <w14:ligatures w14:val="none"/>
-        </w:rPr>
-        <w:t>.</w:t>
-      </w:r>
-      <w:r>
-        <w:rPr>
-          <w:rFonts w:eastAsia="Times New Roman" w:cs="Menlo"/>
-          <w:color w:val="DCDCAA"/>
-          <w:kern w:val="0"/>
-          <w:lang w:eastAsia="en-GB"/>
-          <w14:ligatures w14:val="none"/>
-        </w:rPr>
-        <w:t>get</w:t>
-      </w:r>
-      <w:r>
-        <w:rPr>
-          <w:rFonts w:eastAsia="Times New Roman" w:cs="Menlo"/>
-          <w:color w:val="CCCCCC"/>
-          <w:kern w:val="0"/>
-          <w:lang w:eastAsia="en-GB"/>
-          <w14:ligatures w14:val="none"/>
-        </w:rPr>
-        <w:t>(</w:t>
-      </w:r>
-      <w:r>
-        <w:rPr>
-          <w:rFonts w:eastAsia="Times New Roman" w:cs="Menlo"/>
-          <w:color w:val="CE9178"/>
-          <w:kern w:val="0"/>
-          <w:lang w:eastAsia="en-GB"/>
-          <w14:ligatures w14:val="none"/>
-        </w:rPr>
-        <w:t>"INFLUXDB_MEASUREMENT_WEATHER"</w:t>
-      </w:r>
-      <w:r>
-        <w:rPr>
-          <w:rFonts w:eastAsia="Times New Roman" w:cs="Menlo"/>
-          <w:color w:val="CCCCCC"/>
-          <w:kern w:val="0"/>
-          <w:lang w:eastAsia="en-GB"/>
-          <w14:ligatures w14:val="none"/>
-        </w:rPr>
-        <w:t xml:space="preserve">, </w:t>
-      </w:r>
-      <w:r>
-        <w:rPr>
-          <w:rFonts w:eastAsia="Times New Roman" w:cs="Menlo"/>
-          <w:color w:val="CE9178"/>
-          <w:kern w:val="0"/>
-          <w:lang w:eastAsia="en-GB"/>
-          <w14:ligatures w14:val="none"/>
-        </w:rPr>
-        <w:t>"weather_data"</w:t>
-      </w:r>
-      <w:r>
-        <w:rPr>
-          <w:rFonts w:eastAsia="Times New Roman" w:cs="Menlo"/>
-          <w:color w:val="CCCCCC"/>
-          <w:kern w:val="0"/>
-          <w:lang w:eastAsia="en-GB"/>
-          <w14:ligatures w14:val="none"/>
-        </w:rPr>
-        <w:t>)</w:t>
-      </w:r>
-    </w:p>
-    <w:p>
-      <w:pPr>
-        <w:rPr>
-          <w:shd w:val="clear" w:color="auto" w:fill="FFFFFF"/>
-        </w:rPr>
-      </w:pPr>
-      <w:r>
-        <w:rPr>
+        <w:drawing>
+          <wp:inline distT="0" distB="0" distL="0" distR="0" wp14:anchorId="7F6FEC9D" wp14:editId="3A86B934">
+            <wp:extent cx="5731510" cy="334010"/>
+            <wp:effectExtent l="0" t="0" r="0" b="0"/>
+            <wp:docPr id="247653250" name="Picture 1"/>
+            <wp:cNvGraphicFramePr>
+              <a:graphicFrameLocks xmlns:a="http://schemas.openxmlformats.org/drawingml/2006/main" noChangeAspect="1"/>
+            </wp:cNvGraphicFramePr>
+            <a:graphic xmlns:a="http://schemas.openxmlformats.org/drawingml/2006/main">
+              <a:graphicData uri="http://schemas.openxmlformats.org/drawingml/2006/picture">
+                <pic:pic xmlns:pic="http://schemas.openxmlformats.org/drawingml/2006/picture">
+                  <pic:nvPicPr>
+                    <pic:cNvPr id="247653250" name=""/>
+                    <pic:cNvPicPr/>
+                  </pic:nvPicPr>
+                  <pic:blipFill>
+                    <a:blip r:embed="rId7"/>
+                    <a:stretch>
+                      <a:fillRect/>
+                    </a:stretch>
+                  </pic:blipFill>
+                  <pic:spPr>
+                    <a:xfrm>
+                      <a:off x="0" y="0"/>
+                      <a:ext cx="5731510" cy="334010"/>
+                    </a:xfrm>
+                    <a:prstGeom prst="rect">
+                      <a:avLst/>
+                    </a:prstGeom>
+                  </pic:spPr>
+                </pic:pic>
+              </a:graphicData>
+            </a:graphic>
+          </wp:inline>
+        </w:drawing>
+      </w:r>
+      <w:r>
+        <w:rPr>
+          <w:sz w:val="20"/>
+          <w:szCs w:val="20"/>
           <w:shd w:val="clear" w:color="auto" w:fill="FFFFFF"/>
         </w:rPr>
         <w:t>Figure 1.3: Measurements to distiguish Points</w:t>
@@ -871,6 +498,7 @@
     </w:p>
     <w:p>
       <w:pPr>
+        <w:pStyle w:val="Heading3"/>
         <w:rPr>
           <w:shd w:val="clear" w:color="auto" w:fill="FFFFFF"/>
         </w:rPr>
@@ -892,13 +520,7 @@
         <w:rPr>
           <w:shd w:val="clear" w:color="auto" w:fill="FFFFFF"/>
         </w:rPr>
-        <w:t xml:space="preserve">python3 src/main.py </w:t>
-      </w:r>
-      <w:r>
-        <w:rPr>
-          <w:shd w:val="clear" w:color="auto" w:fill="FFFFFF"/>
-        </w:rPr>
-        <w:t>&lt;PARAM&gt;</w:t>
+        <w:t>python3 src/main.py &lt;PARAM&gt;</w:t>
       </w:r>
     </w:p>
     <w:tbl>
@@ -982,13 +604,7 @@
               <w:rPr>
                 <w:shd w:val="clear" w:color="auto" w:fill="FFFFFF"/>
               </w:rPr>
-              <w:t xml:space="preserve">Drop Bucket configured in .env  </w:t>
-            </w:r>
-            <w:r>
-              <w:rPr>
-                <w:shd w:val="clear" w:color="auto" w:fill="FFFFFF"/>
-              </w:rPr>
-              <w:t>INFLUXDB_BUCKET</w:t>
+              <w:t>Drop Bucket configured in .env  INFLUXDB_BUCKET</w:t>
             </w:r>
           </w:p>
         </w:tc>
@@ -1070,13 +686,7 @@
               <w:rPr>
                 <w:shd w:val="clear" w:color="auto" w:fill="FFFFFF"/>
               </w:rPr>
-              <w:t>weatherHistory.csv</w:t>
-            </w:r>
-            <w:r>
-              <w:rPr>
-                <w:shd w:val="clear" w:color="auto" w:fill="FFFFFF"/>
-              </w:rPr>
-              <w:t xml:space="preserve"> </w:t>
+              <w:t xml:space="preserve">weatherHistory.csv </w:t>
             </w:r>
             <w:r>
               <w:rPr>
@@ -1132,19 +742,7 @@
               <w:rPr>
                 <w:shd w:val="clear" w:color="auto" w:fill="FFFFFF"/>
               </w:rPr>
-              <w:t>Write Project 1 - Weather Dataset.csv</w:t>
-            </w:r>
-            <w:r>
-              <w:rPr>
-                <w:shd w:val="clear" w:color="auto" w:fill="FFFFFF"/>
-              </w:rPr>
-              <w:t xml:space="preserve"> </w:t>
-            </w:r>
-            <w:r>
-              <w:rPr>
-                <w:shd w:val="clear" w:color="auto" w:fill="FFFFFF"/>
-              </w:rPr>
-              <w:t xml:space="preserve">as 1000 batches </w:t>
+              <w:t xml:space="preserve">Write Project 1 - Weather Dataset.csv as 1000 batches </w:t>
             </w:r>
           </w:p>
         </w:tc>
@@ -1152,12 +750,17 @@
     </w:tbl>
     <w:p>
       <w:pPr>
-        <w:rPr>
-          <w:shd w:val="clear" w:color="auto" w:fill="FFFFFF"/>
-        </w:rPr>
-      </w:pPr>
-      <w:r>
-        <w:rPr>
+        <w:jc w:val="center"/>
+        <w:rPr>
+          <w:sz w:val="20"/>
+          <w:szCs w:val="20"/>
+          <w:shd w:val="clear" w:color="auto" w:fill="FFFFFF"/>
+        </w:rPr>
+      </w:pPr>
+      <w:r>
+        <w:rPr>
+          <w:sz w:val="20"/>
+          <w:szCs w:val="20"/>
           <w:shd w:val="clear" w:color="auto" w:fill="FFFFFF"/>
         </w:rPr>
         <w:t>Table 1.1 : Program execution</w:t>
@@ -1173,17 +776,31 @@
         <w:rPr>
           <w:shd w:val="clear" w:color="auto" w:fill="FFFFFF"/>
         </w:rPr>
-        <w:t>Maintain the Historial TimeStamp</w:t>
-      </w:r>
-    </w:p>
-    <w:p>
-      <w:pPr>
-        <w:rPr>
-          <w:shd w:val="clear" w:color="auto" w:fill="FFFFFF"/>
-        </w:rPr>
-      </w:pPr>
-      <w:r>
-        <w:rPr>
+        <w:t xml:space="preserve">Maintain the </w:t>
+      </w:r>
+      <w:r>
+        <w:rPr>
+          <w:shd w:val="clear" w:color="auto" w:fill="FFFFFF"/>
+        </w:rPr>
+        <w:t>Historical</w:t>
+      </w:r>
+      <w:r>
+        <w:rPr>
+          <w:shd w:val="clear" w:color="auto" w:fill="FFFFFF"/>
+        </w:rPr>
+        <w:t xml:space="preserve"> TimeStamp</w:t>
+      </w:r>
+    </w:p>
+    <w:p>
+      <w:pPr>
+        <w:jc w:val="center"/>
+        <w:rPr>
+          <w:shd w:val="clear" w:color="auto" w:fill="FFFFFF"/>
+        </w:rPr>
+      </w:pPr>
+      <w:r>
+        <w:rPr>
+          <w:noProof/>
           <w:shd w:val="clear" w:color="auto" w:fill="FFFFFF"/>
         </w:rPr>
         <w:drawing>
@@ -1202,7 +819,7 @@
                     <pic:cNvPicPr/>
                   </pic:nvPicPr>
                   <pic:blipFill>
-                    <a:blip r:embed="rId7"/>
+                    <a:blip r:embed="rId8"/>
                     <a:stretch>
                       <a:fillRect/>
                     </a:stretch>
@@ -1225,12 +842,17 @@
     </w:p>
     <w:p>
       <w:pPr>
-        <w:rPr>
-          <w:shd w:val="clear" w:color="auto" w:fill="FFFFFF"/>
-        </w:rPr>
-      </w:pPr>
-      <w:r>
-        <w:rPr>
+        <w:jc w:val="center"/>
+        <w:rPr>
+          <w:sz w:val="20"/>
+          <w:szCs w:val="20"/>
+          <w:shd w:val="clear" w:color="auto" w:fill="FFFFFF"/>
+        </w:rPr>
+      </w:pPr>
+      <w:r>
+        <w:rPr>
+          <w:sz w:val="20"/>
+          <w:szCs w:val="20"/>
           <w:shd w:val="clear" w:color="auto" w:fill="FFFFFF"/>
         </w:rPr>
         <w:t>Figure 1.4: Keep Historial Timestamp</w:t>
@@ -1238,14 +860,13 @@
     </w:p>
     <w:p>
       <w:pPr>
-        <w:rPr>
-          <w:rFonts w:cs="Arial"/>
-          <w:shd w:val="clear" w:color="auto" w:fill="FFFFFF"/>
-        </w:rPr>
-      </w:pPr>
-      <w:r>
-        <w:rPr>
-          <w:rFonts w:cs="Arial"/>
+        <w:pStyle w:val="Heading2"/>
+        <w:rPr>
+          <w:shd w:val="clear" w:color="auto" w:fill="FFFFFF"/>
+        </w:rPr>
+      </w:pPr>
+      <w:r>
+        <w:rPr>
           <w:shd w:val="clear" w:color="auto" w:fill="FFFFFF"/>
         </w:rPr>
         <w:t>Step 1.3: Flux Time-Series Analytical Querying</w:t>
@@ -1263,79 +884,51 @@
           <w:rFonts w:cs="Arial"/>
           <w:shd w:val="clear" w:color="auto" w:fill="FFFFFF"/>
         </w:rPr>
-        <w:t>Window Aggregation to compute sliding</w:t>
-      </w:r>
-      <w:r>
-        <w:rPr>
-          <w:rFonts w:cs="Arial"/>
-          <w:shd w:val="clear" w:color="auto" w:fill="FFFFFF"/>
-        </w:rPr>
-        <w:t xml:space="preserve"> </w:t>
-      </w:r>
-      <w:r>
-        <w:rPr>
-          <w:rFonts w:cs="Arial"/>
-          <w:shd w:val="clear" w:color="auto" w:fill="FFFFFF"/>
-        </w:rPr>
-        <w:t>hourly averages across an extended observation span</w:t>
-      </w:r>
-    </w:p>
-    <w:p>
-      <w:pPr>
-        <w:rPr>
-          <w:rFonts w:cs="Arial"/>
-          <w:shd w:val="clear" w:color="auto" w:fill="FFFFFF"/>
-        </w:rPr>
-      </w:pPr>
-      <w:r>
-        <w:rPr>
-          <w:rFonts w:cs="Arial"/>
-          <w:shd w:val="clear" w:color="auto" w:fill="FFFFFF"/>
-        </w:rPr>
-        <w:t xml:space="preserve">Here we </w:t>
-      </w:r>
-      <w:r>
-        <w:rPr>
-          <w:rFonts w:cs="Arial"/>
-          <w:shd w:val="clear" w:color="auto" w:fill="FFFFFF"/>
-        </w:rPr>
-        <w:t>group all data points into 1</w:t>
-      </w:r>
-      <w:r>
-        <w:rPr>
-          <w:rFonts w:cs="Arial"/>
-          <w:shd w:val="clear" w:color="auto" w:fill="FFFFFF"/>
-        </w:rPr>
-        <w:t xml:space="preserve"> </w:t>
-      </w:r>
-      <w:r>
-        <w:rPr>
-          <w:rFonts w:cs="Arial"/>
-          <w:shd w:val="clear" w:color="auto" w:fill="FFFFFF"/>
-        </w:rPr>
-        <w:t>hour windows and computes the mean temperature for each window.</w:t>
-      </w:r>
-      <w:r>
-        <w:rPr>
-          <w:rFonts w:cs="Arial"/>
-          <w:shd w:val="clear" w:color="auto" w:fill="FFFFFF"/>
-        </w:rPr>
-        <w:t xml:space="preserve"> And we get a time series of hourly temperatures for Szeged from 2016 January to December. Figure 1.5 depictes the related InFlux query.</w:t>
-      </w:r>
-    </w:p>
-    <w:p>
-      <w:pPr>
-        <w:rPr>
-          <w:rFonts w:cs="Arial"/>
-          <w:shd w:val="clear" w:color="auto" w:fill="FFFFFF"/>
-        </w:rPr>
-      </w:pPr>
-      <w:r>
-        <w:rPr>
-          <w:rFonts w:cs="Arial"/>
-          <w:shd w:val="clear" w:color="auto" w:fill="FFFFFF"/>
-        </w:rPr>
-        <w:lastRenderedPageBreak/>
+        <w:t>Window Aggregation to compute sliding hourly averages across an extended observation span</w:t>
+      </w:r>
+    </w:p>
+    <w:p>
+      <w:pPr>
+        <w:rPr>
+          <w:rFonts w:cs="Arial"/>
+          <w:shd w:val="clear" w:color="auto" w:fill="FFFFFF"/>
+        </w:rPr>
+      </w:pPr>
+      <w:r>
+        <w:rPr>
+          <w:rFonts w:cs="Arial"/>
+          <w:shd w:val="clear" w:color="auto" w:fill="FFFFFF"/>
+        </w:rPr>
+        <w:t xml:space="preserve">Here we group all data points into 1 hour windows and computes the mean temperature for each window. And we get a time series of hourly temperatures for Szeged from 2016 January to December. Figure 1.5 </w:t>
+      </w:r>
+      <w:r>
+        <w:rPr>
+          <w:rFonts w:cs="Arial"/>
+          <w:shd w:val="clear" w:color="auto" w:fill="FFFFFF"/>
+        </w:rPr>
+        <w:t xml:space="preserve">below </w:t>
+      </w:r>
+      <w:r>
+        <w:rPr>
+          <w:rFonts w:cs="Arial"/>
+          <w:shd w:val="clear" w:color="auto" w:fill="FFFFFF"/>
+        </w:rPr>
+        <w:t>depictes the related InFlux query.</w:t>
+      </w:r>
+    </w:p>
+    <w:p>
+      <w:pPr>
+        <w:rPr>
+          <w:rFonts w:cs="Arial"/>
+          <w:shd w:val="clear" w:color="auto" w:fill="FFFFFF"/>
+        </w:rPr>
+      </w:pPr>
+      <w:r>
+        <w:rPr>
+          <w:rFonts w:cs="Arial"/>
+          <w:noProof/>
+          <w:shd w:val="clear" w:color="auto" w:fill="FFFFFF"/>
+        </w:rPr>
         <w:drawing>
           <wp:inline distT="0" distB="0" distL="0" distR="0" wp14:anchorId="257214E9" wp14:editId="633002FC">
             <wp:extent cx="5731510" cy="1603375"/>
@@ -1352,7 +945,7 @@
                     <pic:cNvPicPr/>
                   </pic:nvPicPr>
                   <pic:blipFill>
-                    <a:blip r:embed="rId8"/>
+                    <a:blip r:embed="rId9"/>
                     <a:stretch>
                       <a:fillRect/>
                     </a:stretch>
@@ -1375,60 +968,74 @@
     </w:p>
     <w:p>
       <w:pPr>
-        <w:rPr>
-          <w:shd w:val="clear" w:color="auto" w:fill="FFFFFF"/>
-        </w:rPr>
-      </w:pPr>
-      <w:r>
-        <w:rPr>
-          <w:shd w:val="clear" w:color="auto" w:fill="FFFFFF"/>
-        </w:rPr>
-        <w:t>Anomaly Isolation filters to</w:t>
-      </w:r>
-      <w:r>
-        <w:rPr>
-          <w:shd w:val="clear" w:color="auto" w:fill="FFFFFF"/>
-        </w:rPr>
-        <w:t xml:space="preserve"> </w:t>
-      </w:r>
-      <w:r>
-        <w:rPr>
-          <w:shd w:val="clear" w:color="auto" w:fill="FFFFFF"/>
-        </w:rPr>
-        <w:t>capture observations exceeding two standard deviations from the dataset mean</w:t>
-      </w:r>
-    </w:p>
-    <w:p>
-      <w:pPr>
-        <w:rPr>
-          <w:shd w:val="clear" w:color="auto" w:fill="FFFFFF"/>
-        </w:rPr>
-      </w:pPr>
-      <w:r>
-        <w:rPr>
-          <w:shd w:val="clear" w:color="auto" w:fill="FFFFFF"/>
-        </w:rPr>
-        <w:t>Figure 1.6 depicts the related Influx Query.</w:t>
-      </w:r>
-    </w:p>
-    <w:p>
-      <w:pPr>
-        <w:rPr>
-          <w:rFonts w:cs="Arial"/>
-          <w:shd w:val="clear" w:color="auto" w:fill="FFFFFF"/>
-        </w:rPr>
-      </w:pPr>
-    </w:p>
-    <w:p>
-      <w:pPr>
-        <w:rPr>
-          <w:rFonts w:cs="Arial"/>
-          <w:shd w:val="clear" w:color="auto" w:fill="FFFFFF"/>
-        </w:rPr>
-      </w:pPr>
-      <w:r>
-        <w:rPr>
-          <w:rFonts w:cs="Arial"/>
+        <w:jc w:val="center"/>
+        <w:rPr>
+          <w:rFonts w:cs="Arial"/>
+          <w:sz w:val="20"/>
+          <w:szCs w:val="20"/>
+          <w:shd w:val="clear" w:color="auto" w:fill="FFFFFF"/>
+        </w:rPr>
+      </w:pPr>
+      <w:r>
+        <w:rPr>
+          <w:rFonts w:cs="Arial"/>
+          <w:sz w:val="20"/>
+          <w:szCs w:val="20"/>
+          <w:shd w:val="clear" w:color="auto" w:fill="FFFFFF"/>
+        </w:rPr>
+        <w:t>Figure 1.5: Flux time-series query</w:t>
+      </w:r>
+    </w:p>
+    <w:p>
+      <w:pPr>
+        <w:rPr>
+          <w:rFonts w:cs="Arial"/>
+          <w:shd w:val="clear" w:color="auto" w:fill="FFFFFF"/>
+        </w:rPr>
+      </w:pPr>
+      <w:r>
+        <w:rPr>
+          <w:shd w:val="clear" w:color="auto" w:fill="FFFFFF"/>
+        </w:rPr>
+        <w:lastRenderedPageBreak/>
+        <w:t>Anomaly Isolation filters to capture observations exceeding two standard deviations from the dataset mean</w:t>
+      </w:r>
+      <w:r>
+        <w:rPr>
+          <w:shd w:val="clear" w:color="auto" w:fill="FFFFFF"/>
+        </w:rPr>
+        <w:t xml:space="preserve">. </w:t>
+      </w:r>
+      <w:r>
+        <w:rPr>
+          <w:shd w:val="clear" w:color="auto" w:fill="FFFFFF"/>
+        </w:rPr>
+        <w:t>Figure 1.6</w:t>
+      </w:r>
+      <w:r>
+        <w:rPr>
+          <w:shd w:val="clear" w:color="auto" w:fill="FFFFFF"/>
+        </w:rPr>
+        <w:t xml:space="preserve"> below</w:t>
+      </w:r>
+      <w:r>
+        <w:rPr>
+          <w:shd w:val="clear" w:color="auto" w:fill="FFFFFF"/>
+        </w:rPr>
+        <w:t xml:space="preserve"> depicts the related Influx Query.</w:t>
+      </w:r>
+    </w:p>
+    <w:p>
+      <w:pPr>
+        <w:rPr>
+          <w:rFonts w:cs="Arial"/>
+          <w:shd w:val="clear" w:color="auto" w:fill="FFFFFF"/>
+        </w:rPr>
+      </w:pPr>
+      <w:r>
+        <w:rPr>
+          <w:rFonts w:cs="Arial"/>
+          <w:noProof/>
           <w:shd w:val="clear" w:color="auto" w:fill="FFFFFF"/>
         </w:rPr>
         <w:drawing>
@@ -1447,7 +1054,7 @@
                     <pic:cNvPicPr/>
                   </pic:nvPicPr>
                   <pic:blipFill>
-                    <a:blip r:embed="rId9"/>
+                    <a:blip r:embed="rId10"/>
                     <a:stretch>
                       <a:fillRect/>
                     </a:stretch>
@@ -1470,15 +1077,20 @@
     </w:p>
     <w:p>
       <w:pPr>
-        <w:rPr>
-          <w:shd w:val="clear" w:color="auto" w:fill="FFFFFF"/>
-        </w:rPr>
-      </w:pPr>
-      <w:r>
-        <w:rPr>
-          <w:shd w:val="clear" w:color="auto" w:fill="FFFFFF"/>
-        </w:rPr>
-        <w:t>Figure 1.6: Influx query for anomaly isolation exceeding two Std deviation from mean</w:t>
+        <w:jc w:val="center"/>
+        <w:rPr>
+          <w:sz w:val="20"/>
+          <w:szCs w:val="20"/>
+          <w:shd w:val="clear" w:color="auto" w:fill="FFFFFF"/>
+        </w:rPr>
+      </w:pPr>
+      <w:r>
+        <w:rPr>
+          <w:sz w:val="20"/>
+          <w:szCs w:val="20"/>
+          <w:shd w:val="clear" w:color="auto" w:fill="FFFFFF"/>
+        </w:rPr>
+        <w:t>Figure 1.6: Influx query for anomaly isolation</w:t>
       </w:r>
     </w:p>
     <w:p>
@@ -1497,21 +1109,6 @@
     <w:p>
       <w:pPr>
         <w:rPr>
-          <w:rFonts w:cs="Arial"/>
-          <w:shd w:val="clear" w:color="auto" w:fill="FFFFFF"/>
-        </w:rPr>
-      </w:pPr>
-    </w:p>
-    <w:p>
-      <w:pPr>
-        <w:rPr>
-          <w:shd w:val="clear" w:color="auto" w:fill="FFFFFF"/>
-        </w:rPr>
-      </w:pPr>
-    </w:p>
-    <w:p>
-      <w:pPr>
-        <w:rPr>
           <w:shd w:val="clear" w:color="auto" w:fill="FFFFFF"/>
         </w:rPr>
       </w:pPr>
@@ -1520,7 +1117,6 @@
           <w:noProof/>
           <w:shd w:val="clear" w:color="auto" w:fill="FFFFFF"/>
         </w:rPr>
-        <w:lastRenderedPageBreak/>
         <w:drawing>
           <wp:inline distT="0" distB="0" distL="0" distR="0" wp14:anchorId="7F14E863" wp14:editId="32A94D02">
             <wp:extent cx="5731510" cy="3777615"/>
@@ -1537,7 +1133,7 @@
                     <pic:cNvPicPr/>
                   </pic:nvPicPr>
                   <pic:blipFill>
-                    <a:blip r:embed="rId10">
+                    <a:blip r:embed="rId11">
                       <a:extLst>
                         <a:ext uri="{28A0092B-C50C-407E-A947-70E740481C1C}">
                           <a14:useLocalDpi xmlns:a14="http://schemas.microsoft.com/office/drawing/2010/main" val="0"/>
@@ -1566,12 +1162,17 @@
     </w:p>
     <w:p>
       <w:pPr>
-        <w:rPr>
-          <w:shd w:val="clear" w:color="auto" w:fill="FFFFFF"/>
-        </w:rPr>
-      </w:pPr>
-      <w:r>
-        <w:rPr>
+        <w:jc w:val="center"/>
+        <w:rPr>
+          <w:sz w:val="20"/>
+          <w:szCs w:val="20"/>
+          <w:shd w:val="clear" w:color="auto" w:fill="FFFFFF"/>
+        </w:rPr>
+      </w:pPr>
+      <w:r>
+        <w:rPr>
+          <w:sz w:val="20"/>
+          <w:szCs w:val="20"/>
           <w:shd w:val="clear" w:color="auto" w:fill="FFFFFF"/>
         </w:rPr>
         <w:t>Figure 1.7: Dashboard Visualization</w:t>
@@ -1600,29 +1201,25 @@
         <w:rPr>
           <w:shd w:val="clear" w:color="auto" w:fill="FFFFFF"/>
         </w:rPr>
-        <w:t>Figure 1.8 depcts the downsamplig task runs everyday 1hour after midnight and get daily average data and write to separate bucket named “</w:t>
-      </w:r>
-      <w:r>
-        <w:rPr>
-          <w:shd w:val="clear" w:color="auto" w:fill="FFFFFF"/>
-        </w:rPr>
-        <w:t>weather_data_downsampled</w:t>
-      </w:r>
-      <w:r>
-        <w:rPr>
-          <w:shd w:val="clear" w:color="auto" w:fill="FFFFFF"/>
-        </w:rPr>
-        <w:t>”, the bucket has 30 day retention policy as shown in figure 1.9 (&gt;30 days automatically get deleted).</w:t>
-      </w:r>
-    </w:p>
-    <w:p>
-      <w:pPr>
-        <w:rPr>
-          <w:shd w:val="clear" w:color="auto" w:fill="FFFFFF"/>
-        </w:rPr>
-      </w:pPr>
-      <w:r>
-        <w:rPr>
+        <w:t xml:space="preserve">Figure 1.8 depcts the downsamplig task runs everyday 1hour after midnight and get daily average data and write to separate bucket named “weather_data_downsampled”, </w:t>
+      </w:r>
+      <w:r>
+        <w:rPr>
+          <w:shd w:val="clear" w:color="auto" w:fill="FFFFFF"/>
+        </w:rPr>
+        <w:lastRenderedPageBreak/>
+        <w:t>the bucket has 30 day retention policy as shown in figure 1.9 (&gt;30 days automatically get deleted).</w:t>
+      </w:r>
+    </w:p>
+    <w:p>
+      <w:pPr>
+        <w:rPr>
+          <w:shd w:val="clear" w:color="auto" w:fill="FFFFFF"/>
+        </w:rPr>
+      </w:pPr>
+      <w:r>
+        <w:rPr>
+          <w:noProof/>
           <w:shd w:val="clear" w:color="auto" w:fill="FFFFFF"/>
         </w:rPr>
         <w:drawing>
@@ -1641,7 +1238,7 @@
                     <pic:cNvPicPr/>
                   </pic:nvPicPr>
                   <pic:blipFill>
-                    <a:blip r:embed="rId11"/>
+                    <a:blip r:embed="rId12"/>
                     <a:stretch>
                       <a:fillRect/>
                     </a:stretch>
@@ -1664,12 +1261,17 @@
     </w:p>
     <w:p>
       <w:pPr>
-        <w:rPr>
-          <w:shd w:val="clear" w:color="auto" w:fill="FFFFFF"/>
-        </w:rPr>
-      </w:pPr>
-      <w:r>
-        <w:rPr>
+        <w:jc w:val="center"/>
+        <w:rPr>
+          <w:sz w:val="20"/>
+          <w:szCs w:val="20"/>
+          <w:shd w:val="clear" w:color="auto" w:fill="FFFFFF"/>
+        </w:rPr>
+      </w:pPr>
+      <w:r>
+        <w:rPr>
+          <w:sz w:val="20"/>
+          <w:szCs w:val="20"/>
           <w:shd w:val="clear" w:color="auto" w:fill="FFFFFF"/>
         </w:rPr>
         <w:t>Figure 1.8: Sheduled Task</w:t>
@@ -1677,16 +1279,20 @@
     </w:p>
     <w:p>
       <w:pPr>
-        <w:rPr>
+        <w:jc w:val="center"/>
+        <w:rPr>
+          <w:sz w:val="20"/>
+          <w:szCs w:val="20"/>
           <w:shd w:val="clear" w:color="auto" w:fill="FFFFFF"/>
         </w:rPr>
       </w:pPr>
       <w:r>
         <w:rPr>
           <w:noProof/>
-          <w:shd w:val="clear" w:color="auto" w:fill="FFFFFF"/>
-        </w:rPr>
-        <w:lastRenderedPageBreak/>
+          <w:sz w:val="20"/>
+          <w:szCs w:val="20"/>
+          <w:shd w:val="clear" w:color="auto" w:fill="FFFFFF"/>
+        </w:rPr>
         <w:drawing>
           <wp:inline distT="0" distB="0" distL="0" distR="0" wp14:anchorId="6D0FD0E3" wp14:editId="7B73AEE5">
             <wp:extent cx="4127500" cy="1371600"/>
@@ -1703,7 +1309,7 @@
                     <pic:cNvPicPr/>
                   </pic:nvPicPr>
                   <pic:blipFill>
-                    <a:blip r:embed="rId12">
+                    <a:blip r:embed="rId13">
                       <a:extLst>
                         <a:ext uri="{28A0092B-C50C-407E-A947-70E740481C1C}">
                           <a14:useLocalDpi xmlns:a14="http://schemas.microsoft.com/office/drawing/2010/main" val="0"/>
@@ -1732,12 +1338,17 @@
     </w:p>
     <w:p>
       <w:pPr>
-        <w:rPr>
-          <w:shd w:val="clear" w:color="auto" w:fill="FFFFFF"/>
-        </w:rPr>
-      </w:pPr>
-      <w:r>
-        <w:rPr>
+        <w:jc w:val="center"/>
+        <w:rPr>
+          <w:sz w:val="20"/>
+          <w:szCs w:val="20"/>
+          <w:shd w:val="clear" w:color="auto" w:fill="FFFFFF"/>
+        </w:rPr>
+      </w:pPr>
+      <w:r>
+        <w:rPr>
+          <w:sz w:val="20"/>
+          <w:szCs w:val="20"/>
           <w:shd w:val="clear" w:color="auto" w:fill="FFFFFF"/>
         </w:rPr>
         <w:t>Figure 1.9: Retention period 30 days</w:t>
@@ -1836,14 +1447,7 @@
           <w:rFonts w:cs="Arial"/>
           <w:shd w:val="clear" w:color="auto" w:fill="FFFFFF"/>
         </w:rPr>
-        <w:t xml:space="preserve">Flink Processing and </w:t>
-      </w:r>
-      <w:r>
-        <w:rPr>
-          <w:rFonts w:cs="Arial"/>
-          <w:shd w:val="clear" w:color="auto" w:fill="FFFFFF"/>
-        </w:rPr>
-        <w:t>Sink to InfluxDB</w:t>
+        <w:t>Flink Processing and Sink to InfluxDB</w:t>
       </w:r>
     </w:p>
     <w:p>
@@ -1954,14 +1558,20 @@
     </w:p>
     <w:p>
       <w:pPr>
-        <w:rPr>
-          <w:rFonts w:cs="Arial"/>
-          <w:shd w:val="clear" w:color="auto" w:fill="FFFFFF"/>
-        </w:rPr>
-      </w:pPr>
-      <w:r>
-        <w:rPr>
-          <w:rFonts w:cs="Arial"/>
+        <w:jc w:val="center"/>
+        <w:rPr>
+          <w:rFonts w:cs="Arial"/>
+          <w:sz w:val="20"/>
+          <w:szCs w:val="20"/>
+          <w:shd w:val="clear" w:color="auto" w:fill="FFFFFF"/>
+        </w:rPr>
+      </w:pPr>
+      <w:r>
+        <w:rPr>
+          <w:rFonts w:cs="Arial"/>
+          <w:noProof/>
+          <w:sz w:val="20"/>
+          <w:szCs w:val="20"/>
           <w:shd w:val="clear" w:color="auto" w:fill="FFFFFF"/>
         </w:rPr>
         <w:drawing>
@@ -1980,7 +1590,7 @@
                     <pic:cNvPicPr/>
                   </pic:nvPicPr>
                   <pic:blipFill>
-                    <a:blip r:embed="rId13"/>
+                    <a:blip r:embed="rId14"/>
                     <a:stretch>
                       <a:fillRect/>
                     </a:stretch>
@@ -2003,14 +1613,19 @@
     </w:p>
     <w:p>
       <w:pPr>
-        <w:rPr>
-          <w:rFonts w:cs="Arial"/>
-          <w:shd w:val="clear" w:color="auto" w:fill="FFFFFF"/>
-        </w:rPr>
-      </w:pPr>
-      <w:r>
-        <w:rPr>
-          <w:rFonts w:cs="Arial"/>
+        <w:jc w:val="center"/>
+        <w:rPr>
+          <w:rFonts w:cs="Arial"/>
+          <w:sz w:val="20"/>
+          <w:szCs w:val="20"/>
+          <w:shd w:val="clear" w:color="auto" w:fill="FFFFFF"/>
+        </w:rPr>
+      </w:pPr>
+      <w:r>
+        <w:rPr>
+          <w:rFonts w:cs="Arial"/>
+          <w:sz w:val="20"/>
+          <w:szCs w:val="20"/>
           <w:shd w:val="clear" w:color="auto" w:fill="FFFFFF"/>
         </w:rPr>
         <w:t>Figure 2.1: .env config for docker and programs</w:t>
@@ -2018,14 +1633,20 @@
     </w:p>
     <w:p>
       <w:pPr>
-        <w:rPr>
-          <w:rFonts w:cs="Arial"/>
-          <w:shd w:val="clear" w:color="auto" w:fill="FFFFFF"/>
-        </w:rPr>
-      </w:pPr>
-      <w:r>
-        <w:rPr>
-          <w:rFonts w:cs="Arial"/>
+        <w:jc w:val="center"/>
+        <w:rPr>
+          <w:rFonts w:cs="Arial"/>
+          <w:sz w:val="20"/>
+          <w:szCs w:val="20"/>
+          <w:shd w:val="clear" w:color="auto" w:fill="FFFFFF"/>
+        </w:rPr>
+      </w:pPr>
+      <w:r>
+        <w:rPr>
+          <w:rFonts w:cs="Arial"/>
+          <w:noProof/>
+          <w:sz w:val="20"/>
+          <w:szCs w:val="20"/>
           <w:shd w:val="clear" w:color="auto" w:fill="FFFFFF"/>
         </w:rPr>
         <w:drawing>
@@ -2044,7 +1665,7 @@
                     <pic:cNvPicPr/>
                   </pic:nvPicPr>
                   <pic:blipFill>
-                    <a:blip r:embed="rId14"/>
+                    <a:blip r:embed="rId15"/>
                     <a:stretch>
                       <a:fillRect/>
                     </a:stretch>
@@ -2067,14 +1688,19 @@
     </w:p>
     <w:p>
       <w:pPr>
-        <w:rPr>
-          <w:rFonts w:cs="Arial"/>
-          <w:shd w:val="clear" w:color="auto" w:fill="FFFFFF"/>
-        </w:rPr>
-      </w:pPr>
-      <w:r>
-        <w:rPr>
-          <w:rFonts w:cs="Arial"/>
+        <w:jc w:val="center"/>
+        <w:rPr>
+          <w:rFonts w:cs="Arial"/>
+          <w:sz w:val="20"/>
+          <w:szCs w:val="20"/>
+          <w:shd w:val="clear" w:color="auto" w:fill="FFFFFF"/>
+        </w:rPr>
+      </w:pPr>
+      <w:r>
+        <w:rPr>
+          <w:rFonts w:cs="Arial"/>
+          <w:sz w:val="20"/>
+          <w:szCs w:val="20"/>
           <w:shd w:val="clear" w:color="auto" w:fill="FFFFFF"/>
         </w:rPr>
         <w:t>Figure 2.2: Docker Container</w:t>
@@ -2298,14 +1924,20 @@
     </w:p>
     <w:p>
       <w:pPr>
-        <w:rPr>
-          <w:rFonts w:cs="Arial"/>
-          <w:shd w:val="clear" w:color="auto" w:fill="FFFFFF"/>
-        </w:rPr>
-      </w:pPr>
-      <w:r>
-        <w:rPr>
-          <w:rFonts w:cs="Arial"/>
+        <w:jc w:val="center"/>
+        <w:rPr>
+          <w:rFonts w:cs="Arial"/>
+          <w:sz w:val="20"/>
+          <w:szCs w:val="20"/>
+          <w:shd w:val="clear" w:color="auto" w:fill="FFFFFF"/>
+        </w:rPr>
+      </w:pPr>
+      <w:r>
+        <w:rPr>
+          <w:rFonts w:cs="Arial"/>
+          <w:noProof/>
+          <w:sz w:val="20"/>
+          <w:szCs w:val="20"/>
           <w:shd w:val="clear" w:color="auto" w:fill="FFFFFF"/>
         </w:rPr>
         <w:drawing>
@@ -2324,7 +1956,7 @@
                     <pic:cNvPicPr/>
                   </pic:nvPicPr>
                   <pic:blipFill>
-                    <a:blip r:embed="rId15"/>
+                    <a:blip r:embed="rId16"/>
                     <a:stretch>
                       <a:fillRect/>
                     </a:stretch>
@@ -2347,14 +1979,19 @@
     </w:p>
     <w:p>
       <w:pPr>
-        <w:rPr>
-          <w:rFonts w:cs="Arial"/>
-          <w:shd w:val="clear" w:color="auto" w:fill="FFFFFF"/>
-        </w:rPr>
-      </w:pPr>
-      <w:r>
-        <w:rPr>
-          <w:rFonts w:cs="Arial"/>
+        <w:jc w:val="center"/>
+        <w:rPr>
+          <w:rFonts w:cs="Arial"/>
+          <w:sz w:val="20"/>
+          <w:szCs w:val="20"/>
+          <w:shd w:val="clear" w:color="auto" w:fill="FFFFFF"/>
+        </w:rPr>
+      </w:pPr>
+      <w:r>
+        <w:rPr>
+          <w:rFonts w:cs="Arial"/>
+          <w:sz w:val="20"/>
+          <w:szCs w:val="20"/>
           <w:shd w:val="clear" w:color="auto" w:fill="FFFFFF"/>
         </w:rPr>
         <w:t>Figure 2.3: Parsing Telemetry api data</w:t>
@@ -2407,14 +2044,13 @@
     </w:p>
     <w:p>
       <w:pPr>
-        <w:rPr>
-          <w:rFonts w:cs="Arial"/>
-          <w:shd w:val="clear" w:color="auto" w:fill="FFFFFF"/>
-        </w:rPr>
-      </w:pPr>
-      <w:r>
-        <w:rPr>
-          <w:rFonts w:cs="Arial"/>
+        <w:pStyle w:val="Heading3"/>
+        <w:rPr>
+          <w:shd w:val="clear" w:color="auto" w:fill="FFFFFF"/>
+        </w:rPr>
+      </w:pPr>
+      <w:r>
+        <w:rPr>
           <w:shd w:val="clear" w:color="auto" w:fill="FFFFFF"/>
         </w:rPr>
         <w:t>Watermark Strategy and Timing</w:t>
@@ -2466,14 +2102,20 @@
     </w:p>
     <w:p>
       <w:pPr>
-        <w:rPr>
-          <w:rFonts w:cs="Arial"/>
-          <w:shd w:val="clear" w:color="auto" w:fill="FFFFFF"/>
-        </w:rPr>
-      </w:pPr>
-      <w:r>
-        <w:rPr>
-          <w:rFonts w:cs="Arial"/>
+        <w:jc w:val="center"/>
+        <w:rPr>
+          <w:rFonts w:cs="Arial"/>
+          <w:sz w:val="20"/>
+          <w:szCs w:val="20"/>
+          <w:shd w:val="clear" w:color="auto" w:fill="FFFFFF"/>
+        </w:rPr>
+      </w:pPr>
+      <w:r>
+        <w:rPr>
+          <w:rFonts w:cs="Arial"/>
+          <w:noProof/>
+          <w:sz w:val="20"/>
+          <w:szCs w:val="20"/>
           <w:shd w:val="clear" w:color="auto" w:fill="FFFFFF"/>
         </w:rPr>
         <w:lastRenderedPageBreak/>
@@ -2493,7 +2135,7 @@
                     <pic:cNvPicPr/>
                   </pic:nvPicPr>
                   <pic:blipFill>
-                    <a:blip r:embed="rId16"/>
+                    <a:blip r:embed="rId17"/>
                     <a:stretch>
                       <a:fillRect/>
                     </a:stretch>
@@ -2516,14 +2158,19 @@
     </w:p>
     <w:p>
       <w:pPr>
-        <w:rPr>
-          <w:rFonts w:cs="Arial"/>
-          <w:shd w:val="clear" w:color="auto" w:fill="FFFFFF"/>
-        </w:rPr>
-      </w:pPr>
-      <w:r>
-        <w:rPr>
-          <w:rFonts w:cs="Arial"/>
+        <w:jc w:val="center"/>
+        <w:rPr>
+          <w:rFonts w:cs="Arial"/>
+          <w:sz w:val="20"/>
+          <w:szCs w:val="20"/>
+          <w:shd w:val="clear" w:color="auto" w:fill="FFFFFF"/>
+        </w:rPr>
+      </w:pPr>
+      <w:r>
+        <w:rPr>
+          <w:rFonts w:cs="Arial"/>
+          <w:sz w:val="20"/>
+          <w:szCs w:val="20"/>
           <w:shd w:val="clear" w:color="auto" w:fill="FFFFFF"/>
         </w:rPr>
         <w:t>Figure 2.4: Watermark strategy and Windowing</w:t>
@@ -2531,14 +2178,13 @@
     </w:p>
     <w:p>
       <w:pPr>
-        <w:rPr>
-          <w:rFonts w:cs="Arial"/>
-          <w:shd w:val="clear" w:color="auto" w:fill="FFFFFF"/>
-        </w:rPr>
-      </w:pPr>
-      <w:r>
-        <w:rPr>
-          <w:rFonts w:cs="Arial"/>
+        <w:pStyle w:val="Heading3"/>
+        <w:rPr>
+          <w:shd w:val="clear" w:color="auto" w:fill="FFFFFF"/>
+        </w:rPr>
+      </w:pPr>
+      <w:r>
+        <w:rPr>
           <w:shd w:val="clear" w:color="auto" w:fill="FFFFFF"/>
         </w:rPr>
         <w:t>Deploying to Flink</w:t>
@@ -2589,8 +2235,11 @@
     </w:p>
     <w:p>
       <w:pPr>
-        <w:rPr>
-          <w:rFonts w:cs="Arial"/>
+        <w:jc w:val="center"/>
+        <w:rPr>
+          <w:rFonts w:cs="Arial"/>
+          <w:sz w:val="20"/>
+          <w:szCs w:val="20"/>
           <w:shd w:val="clear" w:color="auto" w:fill="FFFFFF"/>
         </w:rPr>
       </w:pPr>
@@ -2598,6 +2247,8 @@
         <w:rPr>
           <w:rFonts w:cs="Arial"/>
           <w:noProof/>
+          <w:sz w:val="20"/>
+          <w:szCs w:val="20"/>
           <w:shd w:val="clear" w:color="auto" w:fill="FFFFFF"/>
         </w:rPr>
         <w:drawing>
@@ -2616,7 +2267,7 @@
                     <pic:cNvPicPr/>
                   </pic:nvPicPr>
                   <pic:blipFill>
-                    <a:blip r:embed="rId17">
+                    <a:blip r:embed="rId18">
                       <a:extLst>
                         <a:ext uri="{28A0092B-C50C-407E-A947-70E740481C1C}">
                           <a14:useLocalDpi xmlns:a14="http://schemas.microsoft.com/office/drawing/2010/main" val="0"/>
@@ -2645,14 +2296,19 @@
     </w:p>
     <w:p>
       <w:pPr>
-        <w:rPr>
-          <w:rFonts w:cs="Arial"/>
-          <w:shd w:val="clear" w:color="auto" w:fill="FFFFFF"/>
-        </w:rPr>
-      </w:pPr>
-      <w:r>
-        <w:rPr>
-          <w:rFonts w:cs="Arial"/>
+        <w:jc w:val="center"/>
+        <w:rPr>
+          <w:rFonts w:cs="Arial"/>
+          <w:sz w:val="20"/>
+          <w:szCs w:val="20"/>
+          <w:shd w:val="clear" w:color="auto" w:fill="FFFFFF"/>
+        </w:rPr>
+      </w:pPr>
+      <w:r>
+        <w:rPr>
+          <w:rFonts w:cs="Arial"/>
+          <w:sz w:val="20"/>
+          <w:szCs w:val="20"/>
           <w:shd w:val="clear" w:color="auto" w:fill="FFFFFF"/>
         </w:rPr>
         <w:t>Figure 2.5: Gradle Task for execute Flink Processing with Job Manager</w:t>
@@ -2698,13 +2354,37 @@
           <w:rFonts w:cs="Arial"/>
           <w:shd w:val="clear" w:color="auto" w:fill="FFFFFF"/>
         </w:rPr>
-        <w:t xml:space="preserve"> as whown in figure 2.6</w:t>
-      </w:r>
-    </w:p>
-    <w:p>
-      <w:pPr>
-        <w:rPr>
-          <w:rFonts w:cs="Arial"/>
+        <w:t xml:space="preserve"> as </w:t>
+      </w:r>
+      <w:r>
+        <w:rPr>
+          <w:rFonts w:cs="Arial"/>
+          <w:shd w:val="clear" w:color="auto" w:fill="FFFFFF"/>
+        </w:rPr>
+        <w:t>shown</w:t>
+      </w:r>
+      <w:r>
+        <w:rPr>
+          <w:rFonts w:cs="Arial"/>
+          <w:shd w:val="clear" w:color="auto" w:fill="FFFFFF"/>
+        </w:rPr>
+        <w:t xml:space="preserve"> in figure 2.6</w:t>
+      </w:r>
+      <w:r>
+        <w:rPr>
+          <w:rFonts w:cs="Arial"/>
+          <w:shd w:val="clear" w:color="auto" w:fill="FFFFFF"/>
+        </w:rPr>
+        <w:t xml:space="preserve"> below.</w:t>
+      </w:r>
+    </w:p>
+    <w:p>
+      <w:pPr>
+        <w:jc w:val="center"/>
+        <w:rPr>
+          <w:rFonts w:cs="Arial"/>
+          <w:sz w:val="20"/>
+          <w:szCs w:val="20"/>
           <w:shd w:val="clear" w:color="auto" w:fill="FFFFFF"/>
         </w:rPr>
       </w:pPr>
@@ -2712,6 +2392,8 @@
         <w:rPr>
           <w:rFonts w:cs="Arial"/>
           <w:noProof/>
+          <w:sz w:val="20"/>
+          <w:szCs w:val="20"/>
           <w:shd w:val="clear" w:color="auto" w:fill="FFFFFF"/>
         </w:rPr>
         <w:lastRenderedPageBreak/>
@@ -2731,7 +2413,7 @@
                     <pic:cNvPicPr/>
                   </pic:nvPicPr>
                   <pic:blipFill>
-                    <a:blip r:embed="rId18">
+                    <a:blip r:embed="rId19">
                       <a:extLst>
                         <a:ext uri="{28A0092B-C50C-407E-A947-70E740481C1C}">
                           <a14:useLocalDpi xmlns:a14="http://schemas.microsoft.com/office/drawing/2010/main" val="0"/>
@@ -2760,14 +2442,19 @@
     </w:p>
     <w:p>
       <w:pPr>
-        <w:rPr>
-          <w:rFonts w:cs="Arial"/>
-          <w:shd w:val="clear" w:color="auto" w:fill="FFFFFF"/>
-        </w:rPr>
-      </w:pPr>
-      <w:r>
-        <w:rPr>
-          <w:rFonts w:cs="Arial"/>
+        <w:jc w:val="center"/>
+        <w:rPr>
+          <w:rFonts w:cs="Arial"/>
+          <w:sz w:val="20"/>
+          <w:szCs w:val="20"/>
+          <w:shd w:val="clear" w:color="auto" w:fill="FFFFFF"/>
+        </w:rPr>
+      </w:pPr>
+      <w:r>
+        <w:rPr>
+          <w:rFonts w:cs="Arial"/>
+          <w:sz w:val="20"/>
+          <w:szCs w:val="20"/>
           <w:shd w:val="clear" w:color="auto" w:fill="FFFFFF"/>
         </w:rPr>
         <w:t>Figure 2.6: InfluxDBSink</w:t>
@@ -2790,8 +2477,11 @@
     </w:p>
     <w:p>
       <w:pPr>
-        <w:rPr>
-          <w:rFonts w:cs="Arial"/>
+        <w:jc w:val="center"/>
+        <w:rPr>
+          <w:rFonts w:cs="Arial"/>
+          <w:sz w:val="20"/>
+          <w:szCs w:val="20"/>
           <w:shd w:val="clear" w:color="auto" w:fill="FFFFFF"/>
         </w:rPr>
       </w:pPr>
@@ -2799,6 +2489,8 @@
         <w:rPr>
           <w:rFonts w:cs="Arial"/>
           <w:noProof/>
+          <w:sz w:val="20"/>
+          <w:szCs w:val="20"/>
           <w:shd w:val="clear" w:color="auto" w:fill="FFFFFF"/>
         </w:rPr>
         <w:drawing>
@@ -2817,7 +2509,7 @@
                     <pic:cNvPicPr/>
                   </pic:nvPicPr>
                   <pic:blipFill>
-                    <a:blip r:embed="rId19">
+                    <a:blip r:embed="rId20">
                       <a:extLst>
                         <a:ext uri="{28A0092B-C50C-407E-A947-70E740481C1C}">
                           <a14:useLocalDpi xmlns:a14="http://schemas.microsoft.com/office/drawing/2010/main" val="0"/>
@@ -2846,17 +2538,22 @@
     </w:p>
     <w:p>
       <w:pPr>
-        <w:rPr>
-          <w:rFonts w:cs="Arial"/>
-          <w:shd w:val="clear" w:color="auto" w:fill="FFFFFF"/>
-        </w:rPr>
-      </w:pPr>
-      <w:r>
-        <w:rPr>
-          <w:rFonts w:cs="Arial"/>
-          <w:shd w:val="clear" w:color="auto" w:fill="FFFFFF"/>
-        </w:rPr>
-        <w:t xml:space="preserve">Figure 2.7: Traffic Dashboard </w:t>
+        <w:jc w:val="center"/>
+        <w:rPr>
+          <w:rFonts w:cs="Arial"/>
+          <w:sz w:val="20"/>
+          <w:szCs w:val="20"/>
+          <w:shd w:val="clear" w:color="auto" w:fill="FFFFFF"/>
+        </w:rPr>
+      </w:pPr>
+      <w:r>
+        <w:rPr>
+          <w:rFonts w:cs="Arial"/>
+          <w:sz w:val="20"/>
+          <w:szCs w:val="20"/>
+          <w:shd w:val="clear" w:color="auto" w:fill="FFFFFF"/>
+        </w:rPr>
+        <w:t>Figure 2.7: Traffic Dashboard</w:t>
       </w:r>
     </w:p>
     <w:p>
@@ -2919,8 +2616,18 @@
     <w:p>
       <w:pPr>
         <w:pStyle w:val="Heading2"/>
-      </w:pPr>
-      <w:r>
+        <w:jc w:val="center"/>
+        <w:rPr>
+          <w:sz w:val="20"/>
+          <w:szCs w:val="20"/>
+        </w:rPr>
+      </w:pPr>
+      <w:r>
+        <w:rPr>
+          <w:noProof/>
+          <w:sz w:val="20"/>
+          <w:szCs w:val="20"/>
+        </w:rPr>
         <w:drawing>
           <wp:inline distT="0" distB="0" distL="0" distR="0" wp14:anchorId="2670741E" wp14:editId="4D40F5AB">
             <wp:extent cx="2512612" cy="2271677"/>
@@ -2937,7 +2644,7 @@
                     <pic:cNvPicPr/>
                   </pic:nvPicPr>
                   <pic:blipFill>
-                    <a:blip r:embed="rId20"/>
+                    <a:blip r:embed="rId21"/>
                     <a:stretch>
                       <a:fillRect/>
                     </a:stretch>
@@ -2957,8 +2664,21 @@
           </wp:inline>
         </w:drawing>
       </w:r>
-      <w:r>
-        <w:t xml:space="preserve"> </w:t>
+    </w:p>
+    <w:p>
+      <w:pPr>
+        <w:jc w:val="center"/>
+        <w:rPr>
+          <w:sz w:val="20"/>
+          <w:szCs w:val="20"/>
+        </w:rPr>
+      </w:pPr>
+      <w:r>
+        <w:rPr>
+          <w:sz w:val="20"/>
+          <w:szCs w:val="20"/>
+        </w:rPr>
+        <w:t>Figure 3.1: .env file for docker config</w:t>
       </w:r>
     </w:p>
     <w:p>
@@ -2966,35 +2686,27 @@
         <w:pStyle w:val="Heading2"/>
       </w:pPr>
       <w:r>
-        <w:t>Figure 3.1: .env file for docker config</w:t>
+        <w:br w:type="page"/>
+      </w:r>
+    </w:p>
+    <w:p/>
+    <w:p>
+      <w:pPr>
+        <w:pStyle w:val="Heading1"/>
+        <w:rPr>
+          <w:shd w:val="clear" w:color="auto" w:fill="FFFFFF"/>
+        </w:rPr>
+      </w:pPr>
+      <w:r>
+        <w:rPr>
+          <w:shd w:val="clear" w:color="auto" w:fill="FFFFFF"/>
+        </w:rPr>
+        <w:t>Task 4: Graph Database Engineering using Neo4j</w:t>
       </w:r>
     </w:p>
     <w:p>
       <w:pPr>
         <w:pStyle w:val="Heading2"/>
-      </w:pPr>
-      <w:r>
-        <w:br w:type="page"/>
-      </w:r>
-    </w:p>
-    <w:p/>
-    <w:p>
-      <w:pPr>
-        <w:pStyle w:val="Heading1"/>
-        <w:rPr>
-          <w:shd w:val="clear" w:color="auto" w:fill="FFFFFF"/>
-        </w:rPr>
-      </w:pPr>
-      <w:r>
-        <w:rPr>
-          <w:shd w:val="clear" w:color="auto" w:fill="FFFFFF"/>
-        </w:rPr>
-        <w:t>Task 4: Graph Database Engineering using Neo4j</w:t>
-      </w:r>
-    </w:p>
-    <w:p>
-      <w:pPr>
-        <w:pStyle w:val="Heading2"/>
         <w:rPr>
           <w:shd w:val="clear" w:color="auto" w:fill="FFFFFF"/>
         </w:rPr>
@@ -3030,8 +2742,11 @@
     </w:p>
     <w:p>
       <w:pPr>
-        <w:rPr>
-          <w:rFonts w:cs="Arial"/>
+        <w:jc w:val="center"/>
+        <w:rPr>
+          <w:rFonts w:cs="Arial"/>
+          <w:sz w:val="20"/>
+          <w:szCs w:val="20"/>
           <w:shd w:val="clear" w:color="auto" w:fill="FFFFFF"/>
         </w:rPr>
       </w:pPr>
@@ -3039,6 +2754,8 @@
         <w:rPr>
           <w:rFonts w:cs="Arial"/>
           <w:noProof/>
+          <w:sz w:val="20"/>
+          <w:szCs w:val="20"/>
           <w:shd w:val="clear" w:color="auto" w:fill="FFFFFF"/>
         </w:rPr>
         <w:drawing>
@@ -3057,7 +2774,7 @@
                     <pic:cNvPicPr/>
                   </pic:nvPicPr>
                   <pic:blipFill>
-                    <a:blip r:embed="rId21"/>
+                    <a:blip r:embed="rId22"/>
                     <a:stretch>
                       <a:fillRect/>
                     </a:stretch>
@@ -3080,14 +2797,19 @@
     </w:p>
     <w:p>
       <w:pPr>
-        <w:rPr>
-          <w:rFonts w:cs="Arial"/>
-          <w:shd w:val="clear" w:color="auto" w:fill="FFFFFF"/>
-        </w:rPr>
-      </w:pPr>
-      <w:r>
-        <w:rPr>
-          <w:rFonts w:cs="Arial"/>
+        <w:jc w:val="center"/>
+        <w:rPr>
+          <w:rFonts w:cs="Arial"/>
+          <w:sz w:val="20"/>
+          <w:szCs w:val="20"/>
+          <w:shd w:val="clear" w:color="auto" w:fill="FFFFFF"/>
+        </w:rPr>
+      </w:pPr>
+      <w:r>
+        <w:rPr>
+          <w:rFonts w:cs="Arial"/>
+          <w:sz w:val="20"/>
+          <w:szCs w:val="20"/>
           <w:shd w:val="clear" w:color="auto" w:fill="FFFFFF"/>
         </w:rPr>
         <w:t>Figure 4.1: .env</w:t>
@@ -3102,14 +2824,23 @@
       </w:pPr>
     </w:p>
     <w:p>
+      <w:pPr>
+        <w:jc w:val="center"/>
+        <w:rPr>
+          <w:sz w:val="20"/>
+          <w:szCs w:val="20"/>
+        </w:rPr>
+      </w:pPr>
       <w:r>
         <w:rPr>
           <w:noProof/>
+          <w:sz w:val="20"/>
+          <w:szCs w:val="20"/>
         </w:rPr>
         <w:drawing>
-          <wp:inline distT="0" distB="0" distL="0" distR="0" wp14:anchorId="3CA22701" wp14:editId="4F8C3A18">
-            <wp:extent cx="4157152" cy="4871965"/>
-            <wp:effectExtent l="0" t="0" r="0" b="5080"/>
+          <wp:inline distT="0" distB="0" distL="0" distR="0" wp14:anchorId="3CA22701" wp14:editId="56ADEAD0">
+            <wp:extent cx="4063117" cy="4761761"/>
+            <wp:effectExtent l="0" t="0" r="1270" b="1270"/>
             <wp:docPr id="562692764" name="Picture 1" descr="A screen shot of a computer program&#10;&#10;AI-generated content may be incorrect."/>
             <wp:cNvGraphicFramePr>
               <a:graphicFrameLocks xmlns:a="http://schemas.openxmlformats.org/drawingml/2006/main" noChangeAspect="1"/>
@@ -3122,7 +2853,7 @@
                     <pic:cNvPicPr/>
                   </pic:nvPicPr>
                   <pic:blipFill>
-                    <a:blip r:embed="rId22"/>
+                    <a:blip r:embed="rId23"/>
                     <a:stretch>
                       <a:fillRect/>
                     </a:stretch>
@@ -3130,7 +2861,7 @@
                   <pic:spPr>
                     <a:xfrm>
                       <a:off x="0" y="0"/>
-                      <a:ext cx="4188410" cy="4908598"/>
+                      <a:ext cx="4096996" cy="4801465"/>
                     </a:xfrm>
                     <a:prstGeom prst="rect">
                       <a:avLst/>
@@ -3144,35 +2875,45 @@
       </w:r>
     </w:p>
     <w:p>
-      <w:r>
+      <w:pPr>
+        <w:jc w:val="center"/>
+        <w:rPr>
+          <w:sz w:val="20"/>
+          <w:szCs w:val="20"/>
+        </w:rPr>
+      </w:pPr>
+      <w:r>
+        <w:rPr>
+          <w:sz w:val="20"/>
+          <w:szCs w:val="20"/>
+        </w:rPr>
+        <w:t>Figure 4.2: Docker Compose File</w:t>
+      </w:r>
+    </w:p>
+    <w:p>
+      <w:pPr>
+        <w:pStyle w:val="Heading2"/>
+        <w:rPr>
+          <w:shd w:val="clear" w:color="auto" w:fill="FFFFFF"/>
+        </w:rPr>
+      </w:pPr>
+      <w:r>
+        <w:rPr>
+          <w:shd w:val="clear" w:color="auto" w:fill="FFFFFF"/>
+        </w:rPr>
         <w:lastRenderedPageBreak/>
-        <w:t>Figure 4.2: Docker Compose File</w:t>
-      </w:r>
-    </w:p>
-    <w:p>
-      <w:pPr>
-        <w:pStyle w:val="Heading2"/>
-        <w:rPr>
-          <w:shd w:val="clear" w:color="auto" w:fill="FFFFFF"/>
-        </w:rPr>
-      </w:pPr>
-      <w:r>
-        <w:rPr>
-          <w:shd w:val="clear" w:color="auto" w:fill="FFFFFF"/>
-        </w:rPr>
         <w:t>Step 4.2: Cypher Graph Ingestion</w:t>
       </w:r>
     </w:p>
     <w:p>
       <w:pPr>
-        <w:rPr>
-          <w:rFonts w:cs="Arial"/>
-          <w:shd w:val="clear" w:color="auto" w:fill="FFFFFF"/>
-        </w:rPr>
-      </w:pPr>
-      <w:r>
-        <w:rPr>
-          <w:rFonts w:cs="Arial"/>
+        <w:pStyle w:val="Heading3"/>
+        <w:rPr>
+          <w:shd w:val="clear" w:color="auto" w:fill="FFFFFF"/>
+        </w:rPr>
+      </w:pPr>
+      <w:r>
+        <w:rPr>
           <w:shd w:val="clear" w:color="auto" w:fill="FFFFFF"/>
         </w:rPr>
         <w:t>Data Extraction</w:t>
@@ -3195,8 +2936,11 @@
     </w:p>
     <w:p>
       <w:pPr>
-        <w:rPr>
-          <w:rFonts w:cs="Arial"/>
+        <w:jc w:val="center"/>
+        <w:rPr>
+          <w:rFonts w:cs="Arial"/>
+          <w:sz w:val="20"/>
+          <w:szCs w:val="20"/>
           <w:shd w:val="clear" w:color="auto" w:fill="FFFFFF"/>
         </w:rPr>
       </w:pPr>
@@ -3204,6 +2948,8 @@
         <w:rPr>
           <w:rFonts w:cs="Arial"/>
           <w:noProof/>
+          <w:sz w:val="20"/>
+          <w:szCs w:val="20"/>
           <w:shd w:val="clear" w:color="auto" w:fill="FFFFFF"/>
         </w:rPr>
         <w:drawing>
@@ -3222,7 +2968,7 @@
                     <pic:cNvPicPr/>
                   </pic:nvPicPr>
                   <pic:blipFill>
-                    <a:blip r:embed="rId23"/>
+                    <a:blip r:embed="rId24"/>
                     <a:stretch>
                       <a:fillRect/>
                     </a:stretch>
@@ -3245,14 +2991,19 @@
     </w:p>
     <w:p>
       <w:pPr>
-        <w:rPr>
-          <w:rFonts w:cs="Arial"/>
-          <w:shd w:val="clear" w:color="auto" w:fill="FFFFFF"/>
-        </w:rPr>
-      </w:pPr>
-      <w:r>
-        <w:rPr>
-          <w:rFonts w:cs="Arial"/>
+        <w:jc w:val="center"/>
+        <w:rPr>
+          <w:rFonts w:cs="Arial"/>
+          <w:sz w:val="20"/>
+          <w:szCs w:val="20"/>
+          <w:shd w:val="clear" w:color="auto" w:fill="FFFFFF"/>
+        </w:rPr>
+      </w:pPr>
+      <w:r>
+        <w:rPr>
+          <w:rFonts w:cs="Arial"/>
+          <w:sz w:val="20"/>
+          <w:szCs w:val="20"/>
           <w:shd w:val="clear" w:color="auto" w:fill="FFFFFF"/>
         </w:rPr>
         <w:t>Fifure 4.3: Data Extraction</w:t>
@@ -3260,14 +3011,13 @@
     </w:p>
     <w:p>
       <w:pPr>
-        <w:rPr>
-          <w:rFonts w:cs="Arial"/>
-          <w:shd w:val="clear" w:color="auto" w:fill="FFFFFF"/>
-        </w:rPr>
-      </w:pPr>
-      <w:r>
-        <w:rPr>
-          <w:rFonts w:cs="Arial"/>
+        <w:pStyle w:val="Heading3"/>
+        <w:rPr>
+          <w:shd w:val="clear" w:color="auto" w:fill="FFFFFF"/>
+        </w:rPr>
+      </w:pPr>
+      <w:r>
+        <w:rPr>
           <w:shd w:val="clear" w:color="auto" w:fill="FFFFFF"/>
         </w:rPr>
         <w:t>Import Logics</w:t>
@@ -3290,14 +3040,13 @@
     </w:p>
     <w:p>
       <w:pPr>
-        <w:rPr>
-          <w:rFonts w:cs="Arial"/>
-          <w:shd w:val="clear" w:color="auto" w:fill="FFFFFF"/>
-        </w:rPr>
-      </w:pPr>
-      <w:r>
-        <w:rPr>
-          <w:rFonts w:cs="Arial"/>
+        <w:pStyle w:val="Heading3"/>
+        <w:rPr>
+          <w:shd w:val="clear" w:color="auto" w:fill="FFFFFF"/>
+        </w:rPr>
+      </w:pPr>
+      <w:r>
+        <w:rPr>
           <w:shd w:val="clear" w:color="auto" w:fill="FFFFFF"/>
         </w:rPr>
         <w:t>Create Nodes</w:t>
@@ -3320,8 +3069,11 @@
     </w:p>
     <w:p>
       <w:pPr>
-        <w:rPr>
-          <w:rFonts w:cs="Arial"/>
+        <w:jc w:val="center"/>
+        <w:rPr>
+          <w:rFonts w:cs="Arial"/>
+          <w:sz w:val="20"/>
+          <w:szCs w:val="20"/>
           <w:shd w:val="clear" w:color="auto" w:fill="FFFFFF"/>
         </w:rPr>
       </w:pPr>
@@ -3329,6 +3081,8 @@
         <w:rPr>
           <w:rFonts w:cs="Arial"/>
           <w:noProof/>
+          <w:sz w:val="20"/>
+          <w:szCs w:val="20"/>
           <w:shd w:val="clear" w:color="auto" w:fill="FFFFFF"/>
         </w:rPr>
         <w:drawing>
@@ -3347,7 +3101,7 @@
                     <pic:cNvPicPr/>
                   </pic:nvPicPr>
                   <pic:blipFill>
-                    <a:blip r:embed="rId24" cstate="print">
+                    <a:blip r:embed="rId25" cstate="print">
                       <a:extLst>
                         <a:ext uri="{28A0092B-C50C-407E-A947-70E740481C1C}">
                           <a14:useLocalDpi xmlns:a14="http://schemas.microsoft.com/office/drawing/2010/main" val="0"/>
@@ -3376,14 +3130,19 @@
     </w:p>
     <w:p>
       <w:pPr>
-        <w:rPr>
-          <w:rFonts w:cs="Arial"/>
-          <w:shd w:val="clear" w:color="auto" w:fill="FFFFFF"/>
-        </w:rPr>
-      </w:pPr>
-      <w:r>
-        <w:rPr>
-          <w:rFonts w:cs="Arial"/>
+        <w:jc w:val="center"/>
+        <w:rPr>
+          <w:rFonts w:cs="Arial"/>
+          <w:sz w:val="20"/>
+          <w:szCs w:val="20"/>
+          <w:shd w:val="clear" w:color="auto" w:fill="FFFFFF"/>
+        </w:rPr>
+      </w:pPr>
+      <w:r>
+        <w:rPr>
+          <w:rFonts w:cs="Arial"/>
+          <w:sz w:val="20"/>
+          <w:szCs w:val="20"/>
           <w:shd w:val="clear" w:color="auto" w:fill="FFFFFF"/>
         </w:rPr>
         <w:t>Figure 4.4: Patent Nodes</w:t>
@@ -3391,8 +3150,11 @@
     </w:p>
     <w:p>
       <w:pPr>
-        <w:rPr>
-          <w:rFonts w:cs="Arial"/>
+        <w:jc w:val="center"/>
+        <w:rPr>
+          <w:rFonts w:cs="Arial"/>
+          <w:sz w:val="20"/>
+          <w:szCs w:val="20"/>
           <w:shd w:val="clear" w:color="auto" w:fill="FFFFFF"/>
         </w:rPr>
       </w:pPr>
@@ -3400,6 +3162,8 @@
         <w:rPr>
           <w:rFonts w:cs="Arial"/>
           <w:noProof/>
+          <w:sz w:val="20"/>
+          <w:szCs w:val="20"/>
           <w:shd w:val="clear" w:color="auto" w:fill="FFFFFF"/>
         </w:rPr>
         <w:lastRenderedPageBreak/>
@@ -3419,7 +3183,7 @@
                     <pic:cNvPicPr/>
                   </pic:nvPicPr>
                   <pic:blipFill>
-                    <a:blip r:embed="rId25"/>
+                    <a:blip r:embed="rId26"/>
                     <a:stretch>
                       <a:fillRect/>
                     </a:stretch>
@@ -3442,14 +3206,19 @@
     </w:p>
     <w:p>
       <w:pPr>
-        <w:rPr>
-          <w:rFonts w:cs="Arial"/>
-          <w:shd w:val="clear" w:color="auto" w:fill="FFFFFF"/>
-        </w:rPr>
-      </w:pPr>
-      <w:r>
-        <w:rPr>
-          <w:rFonts w:cs="Arial"/>
+        <w:jc w:val="center"/>
+        <w:rPr>
+          <w:rFonts w:cs="Arial"/>
+          <w:sz w:val="20"/>
+          <w:szCs w:val="20"/>
+          <w:shd w:val="clear" w:color="auto" w:fill="FFFFFF"/>
+        </w:rPr>
+      </w:pPr>
+      <w:r>
+        <w:rPr>
+          <w:rFonts w:cs="Arial"/>
+          <w:sz w:val="20"/>
+          <w:szCs w:val="20"/>
           <w:shd w:val="clear" w:color="auto" w:fill="FFFFFF"/>
         </w:rPr>
         <w:t>Figure 4.5: Cypher Text for creating the nodes</w:t>
@@ -3457,14 +3226,13 @@
     </w:p>
     <w:p>
       <w:pPr>
-        <w:rPr>
-          <w:rFonts w:cs="Arial"/>
-          <w:shd w:val="clear" w:color="auto" w:fill="FFFFFF"/>
-        </w:rPr>
-      </w:pPr>
-      <w:r>
-        <w:rPr>
-          <w:rFonts w:cs="Arial"/>
+        <w:pStyle w:val="Heading3"/>
+        <w:rPr>
+          <w:shd w:val="clear" w:color="auto" w:fill="FFFFFF"/>
+        </w:rPr>
+      </w:pPr>
+      <w:r>
+        <w:rPr>
           <w:shd w:val="clear" w:color="auto" w:fill="FFFFFF"/>
         </w:rPr>
         <w:t>Create Links</w:t>
@@ -3487,8 +3255,11 @@
     </w:p>
     <w:p>
       <w:pPr>
-        <w:rPr>
-          <w:rFonts w:cs="Arial"/>
+        <w:jc w:val="center"/>
+        <w:rPr>
+          <w:rFonts w:cs="Arial"/>
+          <w:sz w:val="20"/>
+          <w:szCs w:val="20"/>
           <w:shd w:val="clear" w:color="auto" w:fill="FFFFFF"/>
         </w:rPr>
       </w:pPr>
@@ -3496,6 +3267,8 @@
         <w:rPr>
           <w:rFonts w:cs="Arial"/>
           <w:noProof/>
+          <w:sz w:val="20"/>
+          <w:szCs w:val="20"/>
           <w:shd w:val="clear" w:color="auto" w:fill="FFFFFF"/>
         </w:rPr>
         <w:drawing>
@@ -3514,7 +3287,7 @@
                     <pic:cNvPicPr/>
                   </pic:nvPicPr>
                   <pic:blipFill>
-                    <a:blip r:embed="rId26" cstate="print">
+                    <a:blip r:embed="rId27" cstate="print">
                       <a:extLst>
                         <a:ext uri="{28A0092B-C50C-407E-A947-70E740481C1C}">
                           <a14:useLocalDpi xmlns:a14="http://schemas.microsoft.com/office/drawing/2010/main" val="0"/>
@@ -3543,14 +3316,19 @@
     </w:p>
     <w:p>
       <w:pPr>
-        <w:rPr>
-          <w:rFonts w:cs="Arial"/>
-          <w:shd w:val="clear" w:color="auto" w:fill="FFFFFF"/>
-        </w:rPr>
-      </w:pPr>
-      <w:r>
-        <w:rPr>
-          <w:rFonts w:cs="Arial"/>
+        <w:jc w:val="center"/>
+        <w:rPr>
+          <w:rFonts w:cs="Arial"/>
+          <w:sz w:val="20"/>
+          <w:szCs w:val="20"/>
+          <w:shd w:val="clear" w:color="auto" w:fill="FFFFFF"/>
+        </w:rPr>
+      </w:pPr>
+      <w:r>
+        <w:rPr>
+          <w:rFonts w:cs="Arial"/>
+          <w:sz w:val="20"/>
+          <w:szCs w:val="20"/>
           <w:shd w:val="clear" w:color="auto" w:fill="FFFFFF"/>
         </w:rPr>
         <w:t xml:space="preserve">Figure 4.6: Patent Reference </w:t>
@@ -3558,6 +3336,8 @@
       <w:r>
         <w:rPr>
           <w:rFonts w:cs="Arial"/>
+          <w:sz w:val="20"/>
+          <w:szCs w:val="20"/>
           <w:shd w:val="clear" w:color="auto" w:fill="FFFFFF"/>
         </w:rPr>
         <w:t>drawing</w:t>
@@ -3565,8 +3345,11 @@
     </w:p>
     <w:p>
       <w:pPr>
-        <w:rPr>
-          <w:rFonts w:cs="Arial"/>
+        <w:jc w:val="center"/>
+        <w:rPr>
+          <w:rFonts w:cs="Arial"/>
+          <w:sz w:val="20"/>
+          <w:szCs w:val="20"/>
           <w:shd w:val="clear" w:color="auto" w:fill="FFFFFF"/>
         </w:rPr>
       </w:pPr>
@@ -3574,6 +3357,8 @@
         <w:rPr>
           <w:rFonts w:cs="Arial"/>
           <w:noProof/>
+          <w:sz w:val="20"/>
+          <w:szCs w:val="20"/>
           <w:shd w:val="clear" w:color="auto" w:fill="FFFFFF"/>
         </w:rPr>
         <w:drawing>
@@ -3592,7 +3377,7 @@
                     <pic:cNvPicPr/>
                   </pic:nvPicPr>
                   <pic:blipFill>
-                    <a:blip r:embed="rId27"/>
+                    <a:blip r:embed="rId28"/>
                     <a:stretch>
                       <a:fillRect/>
                     </a:stretch>
@@ -3615,14 +3400,19 @@
     </w:p>
     <w:p>
       <w:pPr>
-        <w:rPr>
-          <w:rFonts w:cs="Arial"/>
-          <w:shd w:val="clear" w:color="auto" w:fill="FFFFFF"/>
-        </w:rPr>
-      </w:pPr>
-      <w:r>
-        <w:rPr>
-          <w:rFonts w:cs="Arial"/>
+        <w:jc w:val="center"/>
+        <w:rPr>
+          <w:rFonts w:cs="Arial"/>
+          <w:sz w:val="20"/>
+          <w:szCs w:val="20"/>
+          <w:shd w:val="clear" w:color="auto" w:fill="FFFFFF"/>
+        </w:rPr>
+      </w:pPr>
+      <w:r>
+        <w:rPr>
+          <w:rFonts w:cs="Arial"/>
+          <w:sz w:val="20"/>
+          <w:szCs w:val="20"/>
           <w:shd w:val="clear" w:color="auto" w:fill="FFFFFF"/>
         </w:rPr>
         <w:t>Figure 4.7: Cypher script for creating the patent node links</w:t>
@@ -3711,8 +3501,11 @@
     </w:p>
     <w:p>
       <w:pPr>
-        <w:rPr>
-          <w:rFonts w:cs="Arial"/>
+        <w:jc w:val="center"/>
+        <w:rPr>
+          <w:rFonts w:cs="Arial"/>
+          <w:sz w:val="20"/>
+          <w:szCs w:val="20"/>
           <w:shd w:val="clear" w:color="auto" w:fill="FFFFFF"/>
         </w:rPr>
       </w:pPr>
@@ -3720,6 +3513,8 @@
         <w:rPr>
           <w:rFonts w:cs="Arial"/>
           <w:noProof/>
+          <w:sz w:val="20"/>
+          <w:szCs w:val="20"/>
           <w:shd w:val="clear" w:color="auto" w:fill="FFFFFF"/>
         </w:rPr>
         <w:drawing>
@@ -3738,7 +3533,7 @@
                     <pic:cNvPicPr/>
                   </pic:nvPicPr>
                   <pic:blipFill>
-                    <a:blip r:embed="rId28"/>
+                    <a:blip r:embed="rId29"/>
                     <a:stretch>
                       <a:fillRect/>
                     </a:stretch>
@@ -3761,14 +3556,19 @@
     </w:p>
     <w:p>
       <w:pPr>
-        <w:rPr>
-          <w:rFonts w:cs="Arial"/>
-          <w:shd w:val="clear" w:color="auto" w:fill="FFFFFF"/>
-        </w:rPr>
-      </w:pPr>
-      <w:r>
-        <w:rPr>
-          <w:rFonts w:cs="Arial"/>
+        <w:jc w:val="center"/>
+        <w:rPr>
+          <w:rFonts w:cs="Arial"/>
+          <w:sz w:val="20"/>
+          <w:szCs w:val="20"/>
+          <w:shd w:val="clear" w:color="auto" w:fill="FFFFFF"/>
+        </w:rPr>
+      </w:pPr>
+      <w:r>
+        <w:rPr>
+          <w:rFonts w:cs="Arial"/>
+          <w:sz w:val="20"/>
+          <w:szCs w:val="20"/>
           <w:shd w:val="clear" w:color="auto" w:fill="FFFFFF"/>
         </w:rPr>
         <w:t>Figure 4.8: Cypher scripts to find all referenced patents</w:t>
@@ -3776,8 +3576,11 @@
     </w:p>
     <w:p>
       <w:pPr>
-        <w:rPr>
-          <w:rFonts w:cs="Arial"/>
+        <w:jc w:val="center"/>
+        <w:rPr>
+          <w:rFonts w:cs="Arial"/>
+          <w:sz w:val="20"/>
+          <w:szCs w:val="20"/>
           <w:shd w:val="clear" w:color="auto" w:fill="FFFFFF"/>
         </w:rPr>
       </w:pPr>
@@ -3785,6 +3588,8 @@
         <w:rPr>
           <w:rFonts w:cs="Arial"/>
           <w:noProof/>
+          <w:sz w:val="20"/>
+          <w:szCs w:val="20"/>
           <w:shd w:val="clear" w:color="auto" w:fill="FFFFFF"/>
         </w:rPr>
         <w:drawing>
@@ -3803,7 +3608,7 @@
                     <pic:cNvPicPr/>
                   </pic:nvPicPr>
                   <pic:blipFill>
-                    <a:blip r:embed="rId29">
+                    <a:blip r:embed="rId30">
                       <a:extLst>
                         <a:ext uri="{28A0092B-C50C-407E-A947-70E740481C1C}">
                           <a14:useLocalDpi xmlns:a14="http://schemas.microsoft.com/office/drawing/2010/main" val="0"/>
@@ -3832,14 +3637,19 @@
     </w:p>
     <w:p>
       <w:pPr>
-        <w:rPr>
-          <w:rFonts w:cs="Arial"/>
-          <w:shd w:val="clear" w:color="auto" w:fill="FFFFFF"/>
-        </w:rPr>
-      </w:pPr>
-      <w:r>
-        <w:rPr>
-          <w:rFonts w:cs="Arial"/>
+        <w:jc w:val="center"/>
+        <w:rPr>
+          <w:rFonts w:cs="Arial"/>
+          <w:sz w:val="20"/>
+          <w:szCs w:val="20"/>
+          <w:shd w:val="clear" w:color="auto" w:fill="FFFFFF"/>
+        </w:rPr>
+      </w:pPr>
+      <w:r>
+        <w:rPr>
+          <w:rFonts w:cs="Arial"/>
+          <w:sz w:val="20"/>
+          <w:szCs w:val="20"/>
           <w:shd w:val="clear" w:color="auto" w:fill="FFFFFF"/>
         </w:rPr>
         <w:t>Figure 4.9: Find all referenced parents</w:t>
@@ -3855,17 +3665,22 @@
     </w:p>
     <w:p>
       <w:pPr>
-        <w:rPr>
-          <w:rFonts w:cs="Arial"/>
-          <w:shd w:val="clear" w:color="auto" w:fill="FFFFFF"/>
-        </w:rPr>
-      </w:pPr>
-      <w:r>
-        <w:rPr>
-          <w:rFonts w:cs="Arial"/>
-          <w:shd w:val="clear" w:color="auto" w:fill="FFFFFF"/>
-        </w:rPr>
-        <w:t>top-tier patent records</w:t>
+        <w:pStyle w:val="Heading3"/>
+        <w:rPr>
+          <w:shd w:val="clear" w:color="auto" w:fill="FFFFFF"/>
+        </w:rPr>
+      </w:pPr>
+      <w:r>
+        <w:rPr>
+          <w:shd w:val="clear" w:color="auto" w:fill="FFFFFF"/>
+        </w:rPr>
+        <w:t>T</w:t>
+      </w:r>
+      <w:r>
+        <w:rPr>
+          <w:shd w:val="clear" w:color="auto" w:fill="FFFFFF"/>
+        </w:rPr>
+        <w:t>op-tier patent records</w:t>
       </w:r>
     </w:p>
     <w:p>
@@ -3885,8 +3700,11 @@
     </w:p>
     <w:p>
       <w:pPr>
-        <w:rPr>
-          <w:rFonts w:cs="Arial"/>
+        <w:jc w:val="center"/>
+        <w:rPr>
+          <w:rFonts w:cs="Arial"/>
+          <w:sz w:val="20"/>
+          <w:szCs w:val="20"/>
           <w:shd w:val="clear" w:color="auto" w:fill="FFFFFF"/>
         </w:rPr>
       </w:pPr>
@@ -3894,6 +3712,8 @@
         <w:rPr>
           <w:rFonts w:cs="Arial"/>
           <w:noProof/>
+          <w:sz w:val="20"/>
+          <w:szCs w:val="20"/>
           <w:shd w:val="clear" w:color="auto" w:fill="FFFFFF"/>
         </w:rPr>
         <w:drawing>
@@ -3912,7 +3732,7 @@
                     <pic:cNvPicPr/>
                   </pic:nvPicPr>
                   <pic:blipFill>
-                    <a:blip r:embed="rId30"/>
+                    <a:blip r:embed="rId31"/>
                     <a:stretch>
                       <a:fillRect/>
                     </a:stretch>
@@ -3935,14 +3755,19 @@
     </w:p>
     <w:p>
       <w:pPr>
-        <w:rPr>
-          <w:rFonts w:cs="Arial"/>
-          <w:shd w:val="clear" w:color="auto" w:fill="FFFFFF"/>
-        </w:rPr>
-      </w:pPr>
-      <w:r>
-        <w:rPr>
-          <w:rFonts w:cs="Arial"/>
+        <w:jc w:val="center"/>
+        <w:rPr>
+          <w:rFonts w:cs="Arial"/>
+          <w:sz w:val="20"/>
+          <w:szCs w:val="20"/>
+          <w:shd w:val="clear" w:color="auto" w:fill="FFFFFF"/>
+        </w:rPr>
+      </w:pPr>
+      <w:r>
+        <w:rPr>
+          <w:rFonts w:cs="Arial"/>
+          <w:sz w:val="20"/>
+          <w:szCs w:val="20"/>
           <w:shd w:val="clear" w:color="auto" w:fill="FFFFFF"/>
         </w:rPr>
         <w:t>Figure 4.10: Cypher script to find top 5 referenced patents</w:t>
@@ -3950,8 +3775,11 @@
     </w:p>
     <w:p>
       <w:pPr>
-        <w:rPr>
-          <w:rFonts w:cs="Arial"/>
+        <w:jc w:val="center"/>
+        <w:rPr>
+          <w:rFonts w:cs="Arial"/>
+          <w:sz w:val="20"/>
+          <w:szCs w:val="20"/>
           <w:shd w:val="clear" w:color="auto" w:fill="FFFFFF"/>
         </w:rPr>
       </w:pPr>
@@ -3959,6 +3787,8 @@
         <w:rPr>
           <w:rFonts w:cs="Arial"/>
           <w:noProof/>
+          <w:sz w:val="20"/>
+          <w:szCs w:val="20"/>
           <w:shd w:val="clear" w:color="auto" w:fill="FFFFFF"/>
         </w:rPr>
         <w:lastRenderedPageBreak/>
@@ -3978,7 +3808,7 @@
                     <pic:cNvPicPr/>
                   </pic:nvPicPr>
                   <pic:blipFill>
-                    <a:blip r:embed="rId31"/>
+                    <a:blip r:embed="rId32"/>
                     <a:stretch>
                       <a:fillRect/>
                     </a:stretch>
@@ -4001,14 +3831,19 @@
     </w:p>
     <w:p>
       <w:pPr>
-        <w:rPr>
-          <w:rFonts w:cs="Arial"/>
-          <w:shd w:val="clear" w:color="auto" w:fill="FFFFFF"/>
-        </w:rPr>
-      </w:pPr>
-      <w:r>
-        <w:rPr>
-          <w:rFonts w:cs="Arial"/>
+        <w:jc w:val="center"/>
+        <w:rPr>
+          <w:rFonts w:cs="Arial"/>
+          <w:sz w:val="20"/>
+          <w:szCs w:val="20"/>
+          <w:shd w:val="clear" w:color="auto" w:fill="FFFFFF"/>
+        </w:rPr>
+      </w:pPr>
+      <w:r>
+        <w:rPr>
+          <w:rFonts w:cs="Arial"/>
+          <w:sz w:val="20"/>
+          <w:szCs w:val="20"/>
           <w:shd w:val="clear" w:color="auto" w:fill="FFFFFF"/>
         </w:rPr>
         <w:t>Figure 4.11: Top 5 cited patents</w:t>
@@ -4095,8 +3930,11 @@
     </w:p>
     <w:p>
       <w:pPr>
-        <w:rPr>
-          <w:rFonts w:cs="Arial"/>
+        <w:jc w:val="center"/>
+        <w:rPr>
+          <w:rFonts w:cs="Arial"/>
+          <w:sz w:val="20"/>
+          <w:szCs w:val="20"/>
           <w:shd w:val="clear" w:color="auto" w:fill="FFFFFF"/>
         </w:rPr>
       </w:pPr>
@@ -4104,12 +3942,14 @@
         <w:rPr>
           <w:rFonts w:cs="Arial"/>
           <w:noProof/>
+          <w:sz w:val="20"/>
+          <w:szCs w:val="20"/>
           <w:shd w:val="clear" w:color="auto" w:fill="FFFFFF"/>
         </w:rPr>
         <w:drawing>
-          <wp:inline distT="0" distB="0" distL="0" distR="0" wp14:anchorId="7A5DC05B" wp14:editId="7390F031">
-            <wp:extent cx="5359400" cy="2768600"/>
-            <wp:effectExtent l="0" t="0" r="0" b="0"/>
+          <wp:inline distT="0" distB="0" distL="0" distR="0" wp14:anchorId="7A5DC05B" wp14:editId="626EB3C2">
+            <wp:extent cx="4397071" cy="2271473"/>
+            <wp:effectExtent l="0" t="0" r="0" b="1905"/>
             <wp:docPr id="83065915" name="Picture 1" descr="A screen shot of a computer program&#10;&#10;AI-generated content may be incorrect."/>
             <wp:cNvGraphicFramePr>
               <a:graphicFrameLocks xmlns:a="http://schemas.openxmlformats.org/drawingml/2006/main" noChangeAspect="1"/>
@@ -4122,7 +3962,7 @@
                     <pic:cNvPicPr/>
                   </pic:nvPicPr>
                   <pic:blipFill>
-                    <a:blip r:embed="rId32"/>
+                    <a:blip r:embed="rId33"/>
                     <a:stretch>
                       <a:fillRect/>
                     </a:stretch>
@@ -4130,7 +3970,7 @@
                   <pic:spPr>
                     <a:xfrm>
                       <a:off x="0" y="0"/>
-                      <a:ext cx="5359400" cy="2768600"/>
+                      <a:ext cx="4446208" cy="2296856"/>
                     </a:xfrm>
                     <a:prstGeom prst="rect">
                       <a:avLst/>
@@ -4145,14 +3985,19 @@
     </w:p>
     <w:p>
       <w:pPr>
-        <w:rPr>
-          <w:rFonts w:cs="Arial"/>
-          <w:shd w:val="clear" w:color="auto" w:fill="FFFFFF"/>
-        </w:rPr>
-      </w:pPr>
-      <w:r>
-        <w:rPr>
-          <w:rFonts w:cs="Arial"/>
+        <w:jc w:val="center"/>
+        <w:rPr>
+          <w:rFonts w:cs="Arial"/>
+          <w:sz w:val="20"/>
+          <w:szCs w:val="20"/>
+          <w:shd w:val="clear" w:color="auto" w:fill="FFFFFF"/>
+        </w:rPr>
+      </w:pPr>
+      <w:r>
+        <w:rPr>
+          <w:rFonts w:cs="Arial"/>
+          <w:sz w:val="20"/>
+          <w:szCs w:val="20"/>
           <w:shd w:val="clear" w:color="auto" w:fill="FFFFFF"/>
         </w:rPr>
         <w:t>Figure 4.12: Find links with 3 hops</w:t>
@@ -4160,8 +4005,11 @@
     </w:p>
     <w:p>
       <w:pPr>
-        <w:rPr>
-          <w:rFonts w:cs="Arial"/>
+        <w:jc w:val="center"/>
+        <w:rPr>
+          <w:rFonts w:cs="Arial"/>
+          <w:sz w:val="20"/>
+          <w:szCs w:val="20"/>
           <w:shd w:val="clear" w:color="auto" w:fill="FFFFFF"/>
         </w:rPr>
       </w:pPr>
@@ -4169,6 +4017,8 @@
         <w:rPr>
           <w:rFonts w:cs="Arial"/>
           <w:noProof/>
+          <w:sz w:val="20"/>
+          <w:szCs w:val="20"/>
           <w:shd w:val="clear" w:color="auto" w:fill="FFFFFF"/>
         </w:rPr>
         <w:drawing>
@@ -4187,7 +4037,7 @@
                     <pic:cNvPicPr/>
                   </pic:nvPicPr>
                   <pic:blipFill>
-                    <a:blip r:embed="rId33">
+                    <a:blip r:embed="rId34">
                       <a:extLst>
                         <a:ext uri="{28A0092B-C50C-407E-A947-70E740481C1C}">
                           <a14:useLocalDpi xmlns:a14="http://schemas.microsoft.com/office/drawing/2010/main" val="0"/>
@@ -4216,48 +4066,58 @@
     </w:p>
     <w:p>
       <w:pPr>
-        <w:rPr>
-          <w:rFonts w:cs="Arial"/>
-          <w:shd w:val="clear" w:color="auto" w:fill="FFFFFF"/>
-        </w:rPr>
-      </w:pPr>
-      <w:r>
-        <w:rPr>
-          <w:rFonts w:cs="Arial"/>
+        <w:jc w:val="center"/>
+        <w:rPr>
+          <w:rFonts w:cs="Arial"/>
+          <w:sz w:val="20"/>
+          <w:szCs w:val="20"/>
+          <w:shd w:val="clear" w:color="auto" w:fill="FFFFFF"/>
+        </w:rPr>
+      </w:pPr>
+      <w:r>
+        <w:rPr>
+          <w:rFonts w:cs="Arial"/>
+          <w:sz w:val="20"/>
+          <w:szCs w:val="20"/>
+          <w:shd w:val="clear" w:color="auto" w:fill="FFFFFF"/>
+        </w:rPr>
+        <w:t>Figure 4.13: Patents links upto 3 hops</w:t>
+      </w:r>
+    </w:p>
+    <w:p>
+      <w:pPr>
+        <w:rPr>
+          <w:rFonts w:cs="Arial"/>
+          <w:shd w:val="clear" w:color="auto" w:fill="FFFFFF"/>
+        </w:rPr>
+      </w:pPr>
+      <w:r>
+        <w:rPr>
+          <w:rFonts w:cs="Arial"/>
+          <w:shd w:val="clear" w:color="auto" w:fill="FFFFFF"/>
+        </w:rPr>
+        <w:t>Shortest Path diplay Between nodes 2807431 and 3176316 searching upto depth of 5 hops.</w:t>
+      </w:r>
+    </w:p>
+    <w:p>
+      <w:pPr>
+        <w:jc w:val="center"/>
+        <w:rPr>
+          <w:rFonts w:cs="Arial"/>
+          <w:sz w:val="20"/>
+          <w:szCs w:val="20"/>
+          <w:shd w:val="clear" w:color="auto" w:fill="FFFFFF"/>
+        </w:rPr>
+      </w:pPr>
+      <w:r>
+        <w:rPr>
+          <w:rFonts w:cs="Arial"/>
+          <w:noProof/>
+          <w:sz w:val="20"/>
+          <w:szCs w:val="20"/>
           <w:shd w:val="clear" w:color="auto" w:fill="FFFFFF"/>
         </w:rPr>
         <w:lastRenderedPageBreak/>
-        <w:t>Figure 4.13: Patents links upto 3 hops</w:t>
-      </w:r>
-    </w:p>
-    <w:p>
-      <w:pPr>
-        <w:rPr>
-          <w:rFonts w:cs="Arial"/>
-          <w:shd w:val="clear" w:color="auto" w:fill="FFFFFF"/>
-        </w:rPr>
-      </w:pPr>
-      <w:r>
-        <w:rPr>
-          <w:rFonts w:cs="Arial"/>
-          <w:shd w:val="clear" w:color="auto" w:fill="FFFFFF"/>
-        </w:rPr>
-        <w:t>Shortest Path diplay Between nodes 2807431 and 3176316 searching upto depth of 5 hops.</w:t>
-      </w:r>
-    </w:p>
-    <w:p>
-      <w:pPr>
-        <w:rPr>
-          <w:rFonts w:cs="Arial"/>
-          <w:shd w:val="clear" w:color="auto" w:fill="FFFFFF"/>
-        </w:rPr>
-      </w:pPr>
-      <w:r>
-        <w:rPr>
-          <w:rFonts w:cs="Arial"/>
-          <w:noProof/>
-          <w:shd w:val="clear" w:color="auto" w:fill="FFFFFF"/>
-        </w:rPr>
         <w:drawing>
           <wp:inline distT="0" distB="0" distL="0" distR="0" wp14:anchorId="65DC9F26" wp14:editId="71BBB476">
             <wp:extent cx="5731510" cy="1372870"/>
@@ -4274,7 +4134,7 @@
                     <pic:cNvPicPr/>
                   </pic:nvPicPr>
                   <pic:blipFill>
-                    <a:blip r:embed="rId34"/>
+                    <a:blip r:embed="rId35"/>
                     <a:stretch>
                       <a:fillRect/>
                     </a:stretch>
@@ -4297,14 +4157,19 @@
     </w:p>
     <w:p>
       <w:pPr>
-        <w:rPr>
-          <w:rFonts w:cs="Arial"/>
-          <w:shd w:val="clear" w:color="auto" w:fill="FFFFFF"/>
-        </w:rPr>
-      </w:pPr>
-      <w:r>
-        <w:rPr>
-          <w:rFonts w:cs="Arial"/>
+        <w:jc w:val="center"/>
+        <w:rPr>
+          <w:rFonts w:cs="Arial"/>
+          <w:sz w:val="20"/>
+          <w:szCs w:val="20"/>
+          <w:shd w:val="clear" w:color="auto" w:fill="FFFFFF"/>
+        </w:rPr>
+      </w:pPr>
+      <w:r>
+        <w:rPr>
+          <w:rFonts w:cs="Arial"/>
+          <w:sz w:val="20"/>
+          <w:szCs w:val="20"/>
           <w:shd w:val="clear" w:color="auto" w:fill="FFFFFF"/>
         </w:rPr>
         <w:t>Figure 4.14: Find shortest paths between 2 nodes</w:t>
@@ -4312,8 +4177,11 @@
     </w:p>
     <w:p>
       <w:pPr>
-        <w:rPr>
-          <w:rFonts w:cs="Arial"/>
+        <w:jc w:val="center"/>
+        <w:rPr>
+          <w:rFonts w:cs="Arial"/>
+          <w:sz w:val="20"/>
+          <w:szCs w:val="20"/>
           <w:shd w:val="clear" w:color="auto" w:fill="FFFFFF"/>
         </w:rPr>
       </w:pPr>
@@ -4321,6 +4189,8 @@
         <w:rPr>
           <w:rFonts w:cs="Arial"/>
           <w:noProof/>
+          <w:sz w:val="20"/>
+          <w:szCs w:val="20"/>
           <w:shd w:val="clear" w:color="auto" w:fill="FFFFFF"/>
         </w:rPr>
         <w:drawing>
@@ -4339,7 +4209,7 @@
                     <pic:cNvPicPr/>
                   </pic:nvPicPr>
                   <pic:blipFill>
-                    <a:blip r:embed="rId35">
+                    <a:blip r:embed="rId36">
                       <a:extLst>
                         <a:ext uri="{28A0092B-C50C-407E-A947-70E740481C1C}">
                           <a14:useLocalDpi xmlns:a14="http://schemas.microsoft.com/office/drawing/2010/main" val="0"/>
@@ -4368,14 +4238,19 @@
     </w:p>
     <w:p>
       <w:pPr>
-        <w:rPr>
-          <w:rFonts w:cs="Arial"/>
-          <w:shd w:val="clear" w:color="auto" w:fill="FFFFFF"/>
-        </w:rPr>
-      </w:pPr>
-      <w:r>
-        <w:rPr>
-          <w:rFonts w:cs="Arial"/>
+        <w:jc w:val="center"/>
+        <w:rPr>
+          <w:rFonts w:cs="Arial"/>
+          <w:sz w:val="20"/>
+          <w:szCs w:val="20"/>
+          <w:shd w:val="clear" w:color="auto" w:fill="FFFFFF"/>
+        </w:rPr>
+      </w:pPr>
+      <w:r>
+        <w:rPr>
+          <w:rFonts w:cs="Arial"/>
+          <w:sz w:val="20"/>
+          <w:szCs w:val="20"/>
           <w:shd w:val="clear" w:color="auto" w:fill="FFFFFF"/>
         </w:rPr>
         <w:t>Figure 4.15: Node Graph of shortest path drawn</w:t>
@@ -5308,7 +5183,6 @@
     <w:next w:val="Normal"/>
     <w:link w:val="Heading3Char"/>
     <w:uiPriority w:val="9"/>
-    <w:semiHidden/>
     <w:unhideWhenUsed/>
     <w:qFormat/>
     <w:rsid w:val="002E6D5B"/>
@@ -5515,7 +5389,6 @@
     <w:basedOn w:val="DefaultParagraphFont"/>
     <w:link w:val="Heading3"/>
     <w:uiPriority w:val="9"/>
-    <w:semiHidden/>
     <w:rsid w:val="002E6D5B"/>
     <w:rPr>
       <w:rFonts w:eastAsiaTheme="majorEastAsia" w:cstheme="majorBidi"/>

--- a/Doc.docx
+++ b/Doc.docx
@@ -444,6 +444,7 @@
       <w:r>
         <w:rPr>
           <w:rFonts w:eastAsia="Times New Roman" w:cs="Menlo"/>
+          <w:noProof/>
           <w:color w:val="9CDCFE"/>
           <w:kern w:val="0"/>
           <w:sz w:val="20"/>
@@ -4256,6 +4257,669 @@
         <w:t>Figure 4.15: Node Graph of shortest path drawn</w:t>
       </w:r>
     </w:p>
+    <w:p>
+      <w:pPr>
+        <w:rPr>
+          <w:rFonts w:cs="Arial"/>
+          <w:sz w:val="20"/>
+          <w:szCs w:val="20"/>
+          <w:shd w:val="clear" w:color="auto" w:fill="FFFFFF"/>
+        </w:rPr>
+      </w:pPr>
+      <w:r>
+        <w:rPr>
+          <w:rFonts w:cs="Arial"/>
+          <w:sz w:val="20"/>
+          <w:szCs w:val="20"/>
+          <w:shd w:val="clear" w:color="auto" w:fill="FFFFFF"/>
+        </w:rPr>
+        <w:br w:type="page"/>
+      </w:r>
+    </w:p>
+    <w:p>
+      <w:pPr>
+        <w:pStyle w:val="Heading1"/>
+      </w:pPr>
+      <w:r>
+        <w:lastRenderedPageBreak/>
+        <w:t>Task 5: Theoretical Foundations &amp; Future Engineering Trends</w:t>
+      </w:r>
+    </w:p>
+    <w:p>
+      <w:pPr>
+        <w:pStyle w:val="Heading2"/>
+      </w:pPr>
+      <w:r>
+        <w:t>Part 5.1: Enterprise Data Governance Frameworks</w:t>
+      </w:r>
+    </w:p>
+    <w:p>
+      <w:pPr>
+        <w:pStyle w:val="Heading3"/>
+        <w:rPr>
+          <w:rFonts w:ascii="Segoe UI" w:hAnsi="Segoe UI" w:cs="Segoe UI"/>
+          <w:color w:val="1F2328"/>
+          <w:sz w:val="30"/>
+          <w:szCs w:val="30"/>
+        </w:rPr>
+      </w:pPr>
+      <w:r>
+        <w:rPr>
+          <w:rFonts w:ascii="Segoe UI" w:hAnsi="Segoe UI" w:cs="Segoe UI"/>
+          <w:color w:val="1F2328"/>
+          <w:sz w:val="30"/>
+          <w:szCs w:val="30"/>
+        </w:rPr>
+        <w:t>Introduction</w:t>
+      </w:r>
+    </w:p>
+    <w:p>
+      <w:pPr>
+        <w:jc w:val="both"/>
+        <w:rPr>
+          <w:rFonts w:cs="Arial"/>
+          <w:sz w:val="20"/>
+          <w:szCs w:val="20"/>
+          <w:shd w:val="clear" w:color="auto" w:fill="FFFFFF"/>
+        </w:rPr>
+      </w:pPr>
+      <w:r>
+        <w:rPr>
+          <w:rFonts w:cs="Arial"/>
+          <w:sz w:val="20"/>
+          <w:szCs w:val="20"/>
+          <w:shd w:val="clear" w:color="auto" w:fill="FFFFFF"/>
+        </w:rPr>
+        <w:t xml:space="preserve">Modern data governance shifting from strict </w:t>
+      </w:r>
+      <w:r>
+        <w:rPr>
+          <w:rFonts w:cs="Arial"/>
+          <w:sz w:val="20"/>
+          <w:szCs w:val="20"/>
+          <w:shd w:val="clear" w:color="auto" w:fill="FFFFFF"/>
+        </w:rPr>
+        <w:t xml:space="preserve">set of </w:t>
+      </w:r>
+      <w:r>
+        <w:rPr>
+          <w:rFonts w:cs="Arial"/>
+          <w:sz w:val="20"/>
+          <w:szCs w:val="20"/>
+          <w:shd w:val="clear" w:color="auto" w:fill="FFFFFF"/>
+        </w:rPr>
+        <w:t xml:space="preserve">rules to </w:t>
+      </w:r>
+      <w:r>
+        <w:rPr>
+          <w:rFonts w:cs="Arial"/>
+          <w:sz w:val="20"/>
+          <w:szCs w:val="20"/>
+          <w:shd w:val="clear" w:color="auto" w:fill="FFFFFF"/>
+        </w:rPr>
+        <w:t xml:space="preserve">more </w:t>
+      </w:r>
+      <w:r>
+        <w:rPr>
+          <w:rFonts w:cs="Arial"/>
+          <w:sz w:val="20"/>
+          <w:szCs w:val="20"/>
+          <w:shd w:val="clear" w:color="auto" w:fill="FFFFFF"/>
+        </w:rPr>
+        <w:t>flexible</w:t>
+      </w:r>
+      <w:r>
+        <w:rPr>
+          <w:rFonts w:cs="Arial"/>
+          <w:sz w:val="20"/>
+          <w:szCs w:val="20"/>
+          <w:shd w:val="clear" w:color="auto" w:fill="FFFFFF"/>
+        </w:rPr>
+        <w:t xml:space="preserve"> and</w:t>
+      </w:r>
+      <w:r>
+        <w:rPr>
+          <w:rFonts w:cs="Arial"/>
+          <w:sz w:val="20"/>
+          <w:szCs w:val="20"/>
+          <w:shd w:val="clear" w:color="auto" w:fill="FFFFFF"/>
+        </w:rPr>
+        <w:t xml:space="preserve"> risk</w:t>
+      </w:r>
+      <w:r>
+        <w:rPr>
+          <w:rFonts w:cs="Arial"/>
+          <w:sz w:val="20"/>
+          <w:szCs w:val="20"/>
+          <w:shd w:val="clear" w:color="auto" w:fill="FFFFFF"/>
+        </w:rPr>
+        <w:t xml:space="preserve"> </w:t>
+      </w:r>
+      <w:r>
+        <w:rPr>
+          <w:rFonts w:cs="Arial"/>
+          <w:sz w:val="20"/>
+          <w:szCs w:val="20"/>
+          <w:shd w:val="clear" w:color="auto" w:fill="FFFFFF"/>
+        </w:rPr>
+        <w:t xml:space="preserve">focused strategies </w:t>
+      </w:r>
+      <w:r>
+        <w:rPr>
+          <w:rFonts w:cs="Arial"/>
+          <w:sz w:val="20"/>
+          <w:szCs w:val="20"/>
+          <w:shd w:val="clear" w:color="auto" w:fill="FFFFFF"/>
+        </w:rPr>
+        <w:t>backed</w:t>
+      </w:r>
+      <w:r>
+        <w:rPr>
+          <w:rFonts w:cs="Arial"/>
+          <w:sz w:val="20"/>
+          <w:szCs w:val="20"/>
+          <w:shd w:val="clear" w:color="auto" w:fill="FFFFFF"/>
+        </w:rPr>
+        <w:t xml:space="preserve"> by technology</w:t>
+      </w:r>
+      <w:r>
+        <w:rPr>
+          <w:rFonts w:cs="Arial"/>
+          <w:sz w:val="20"/>
+          <w:szCs w:val="20"/>
+          <w:shd w:val="clear" w:color="auto" w:fill="FFFFFF"/>
+        </w:rPr>
+        <w:t xml:space="preserve"> advancements. Here it more focuss on managing the data accross entire lifecycle rather than individual level. To find, evaualte, address and track potential data threats following four step risk cycle is used.</w:t>
+      </w:r>
+    </w:p>
+    <w:p>
+      <w:pPr>
+        <w:pStyle w:val="ListParagraph"/>
+        <w:numPr>
+          <w:ilvl w:val="0"/>
+          <w:numId w:val="6"/>
+        </w:numPr>
+        <w:jc w:val="both"/>
+        <w:rPr>
+          <w:rFonts w:cs="Arial"/>
+          <w:sz w:val="20"/>
+          <w:szCs w:val="20"/>
+          <w:shd w:val="clear" w:color="auto" w:fill="FFFFFF"/>
+        </w:rPr>
+      </w:pPr>
+      <w:r>
+        <w:rPr>
+          <w:rFonts w:cs="Arial"/>
+          <w:sz w:val="20"/>
+          <w:szCs w:val="20"/>
+          <w:shd w:val="clear" w:color="auto" w:fill="FFFFFF"/>
+        </w:rPr>
+        <w:t>Continous Finding</w:t>
+      </w:r>
+    </w:p>
+    <w:p>
+      <w:pPr>
+        <w:pStyle w:val="ListParagraph"/>
+        <w:numPr>
+          <w:ilvl w:val="0"/>
+          <w:numId w:val="6"/>
+        </w:numPr>
+        <w:jc w:val="both"/>
+        <w:rPr>
+          <w:rFonts w:cs="Arial"/>
+          <w:sz w:val="20"/>
+          <w:szCs w:val="20"/>
+          <w:shd w:val="clear" w:color="auto" w:fill="FFFFFF"/>
+        </w:rPr>
+      </w:pPr>
+      <w:r>
+        <w:rPr>
+          <w:rFonts w:cs="Arial"/>
+          <w:sz w:val="20"/>
+          <w:szCs w:val="20"/>
+          <w:shd w:val="clear" w:color="auto" w:fill="FFFFFF"/>
+        </w:rPr>
+        <w:t>Assessment</w:t>
+      </w:r>
+    </w:p>
+    <w:p>
+      <w:pPr>
+        <w:pStyle w:val="ListParagraph"/>
+        <w:numPr>
+          <w:ilvl w:val="0"/>
+          <w:numId w:val="6"/>
+        </w:numPr>
+        <w:jc w:val="both"/>
+        <w:rPr>
+          <w:rFonts w:cs="Arial"/>
+          <w:sz w:val="20"/>
+          <w:szCs w:val="20"/>
+          <w:shd w:val="clear" w:color="auto" w:fill="FFFFFF"/>
+        </w:rPr>
+      </w:pPr>
+      <w:r>
+        <w:rPr>
+          <w:rFonts w:cs="Arial"/>
+          <w:sz w:val="20"/>
+          <w:szCs w:val="20"/>
+          <w:shd w:val="clear" w:color="auto" w:fill="FFFFFF"/>
+        </w:rPr>
+        <w:t>Management</w:t>
+      </w:r>
+    </w:p>
+    <w:p>
+      <w:pPr>
+        <w:pStyle w:val="ListParagraph"/>
+        <w:numPr>
+          <w:ilvl w:val="0"/>
+          <w:numId w:val="6"/>
+        </w:numPr>
+        <w:jc w:val="both"/>
+        <w:rPr>
+          <w:rFonts w:cs="Arial"/>
+          <w:sz w:val="20"/>
+          <w:szCs w:val="20"/>
+          <w:shd w:val="clear" w:color="auto" w:fill="FFFFFF"/>
+        </w:rPr>
+      </w:pPr>
+      <w:r>
+        <w:rPr>
+          <w:rFonts w:cs="Arial"/>
+          <w:sz w:val="20"/>
+          <w:szCs w:val="20"/>
+          <w:shd w:val="clear" w:color="auto" w:fill="FFFFFF"/>
+        </w:rPr>
+        <w:t>Minitoring</w:t>
+      </w:r>
+    </w:p>
+    <w:p>
+      <w:pPr>
+        <w:jc w:val="both"/>
+        <w:rPr>
+          <w:rFonts w:cs="Arial"/>
+          <w:sz w:val="20"/>
+          <w:szCs w:val="20"/>
+          <w:shd w:val="clear" w:color="auto" w:fill="FFFFFF"/>
+        </w:rPr>
+      </w:pPr>
+      <w:r>
+        <w:rPr>
+          <w:rFonts w:cs="Arial"/>
+          <w:sz w:val="20"/>
+          <w:szCs w:val="20"/>
+          <w:shd w:val="clear" w:color="auto" w:fill="FFFFFF"/>
+        </w:rPr>
+        <w:t>The data protection need to be incoperated from grounds up instead of adding it later.</w:t>
+      </w:r>
+    </w:p>
+    <w:p>
+      <w:pPr>
+        <w:pStyle w:val="Heading3"/>
+        <w:rPr>
+          <w:shd w:val="clear" w:color="auto" w:fill="FFFFFF"/>
+        </w:rPr>
+      </w:pPr>
+      <w:r>
+        <w:rPr>
+          <w:shd w:val="clear" w:color="auto" w:fill="FFFFFF"/>
+        </w:rPr>
+        <w:t>Centralized vs. Distributed Architectural Patterns</w:t>
+      </w:r>
+    </w:p>
+    <w:p>
+      <w:r>
+        <w:t xml:space="preserve">Table </w:t>
+      </w:r>
+      <w:r>
+        <w:t>5.1</w:t>
+      </w:r>
+      <w:r>
+        <w:t xml:space="preserve"> compares and contrasts the functional limitations of centralized and distributed architectural patterns.</w:t>
+      </w:r>
+    </w:p>
+    <w:tbl>
+      <w:tblPr>
+        <w:tblStyle w:val="TableGrid"/>
+        <w:tblW w:w="13457" w:type="dxa"/>
+        <w:tblLook w:val="04A0" w:firstRow="1" w:lastRow="0" w:firstColumn="1" w:lastColumn="0" w:noHBand="0" w:noVBand="1"/>
+      </w:tblPr>
+      <w:tblGrid>
+        <w:gridCol w:w="1629"/>
+        <w:gridCol w:w="4651"/>
+        <w:gridCol w:w="7177"/>
+      </w:tblGrid>
+      <w:tr>
+        <w:tc>
+          <w:tcPr>
+            <w:tcW w:w="1555" w:type="dxa"/>
+          </w:tcPr>
+          <w:p/>
+        </w:tc>
+        <w:tc>
+          <w:tcPr>
+            <w:tcW w:w="4677" w:type="dxa"/>
+          </w:tcPr>
+          <w:p>
+            <w:r>
+              <w:t>Centralized( Traditional)</w:t>
+            </w:r>
+          </w:p>
+        </w:tc>
+        <w:tc>
+          <w:tcPr>
+            <w:tcW w:w="7225" w:type="dxa"/>
+          </w:tcPr>
+          <w:p>
+            <w:r>
+              <w:t>Distributed (Modern)</w:t>
+            </w:r>
+          </w:p>
+        </w:tc>
+      </w:tr>
+      <w:tr>
+        <w:tc>
+          <w:tcPr>
+            <w:tcW w:w="1555" w:type="dxa"/>
+          </w:tcPr>
+          <w:p>
+            <w:r>
+              <w:t>Movement</w:t>
+            </w:r>
+          </w:p>
+        </w:tc>
+        <w:tc>
+          <w:tcPr>
+            <w:tcW w:w="4677" w:type="dxa"/>
+          </w:tcPr>
+          <w:p>
+            <w:r>
+              <w:t>Cop</w:t>
+            </w:r>
+            <w:r>
+              <w:t xml:space="preserve">y </w:t>
+            </w:r>
+            <w:r>
+              <w:t xml:space="preserve">data into </w:t>
+            </w:r>
+            <w:r>
+              <w:t xml:space="preserve">to </w:t>
+            </w:r>
+            <w:r>
+              <w:t>a central storage</w:t>
+            </w:r>
+          </w:p>
+        </w:tc>
+        <w:tc>
+          <w:tcPr>
+            <w:tcW w:w="7225" w:type="dxa"/>
+          </w:tcPr>
+          <w:p>
+            <w:r>
+              <w:t>Zero copying</w:t>
+            </w:r>
+          </w:p>
+        </w:tc>
+      </w:tr>
+      <w:tr>
+        <w:tc>
+          <w:tcPr>
+            <w:tcW w:w="1555" w:type="dxa"/>
+          </w:tcPr>
+          <w:p>
+            <w:r>
+              <w:t>Frsheness</w:t>
+            </w:r>
+          </w:p>
+        </w:tc>
+        <w:tc>
+          <w:tcPr>
+            <w:tcW w:w="4677" w:type="dxa"/>
+          </w:tcPr>
+          <w:p>
+            <w:r>
+              <w:t>Batch updates and delayed</w:t>
+            </w:r>
+          </w:p>
+        </w:tc>
+        <w:tc>
+          <w:tcPr>
+            <w:tcW w:w="7225" w:type="dxa"/>
+          </w:tcPr>
+          <w:p>
+            <w:r>
+              <w:t>Real time access to latest data</w:t>
+            </w:r>
+          </w:p>
+        </w:tc>
+      </w:tr>
+      <w:tr>
+        <w:tc>
+          <w:tcPr>
+            <w:tcW w:w="1555" w:type="dxa"/>
+          </w:tcPr>
+          <w:p>
+            <w:r>
+              <w:t>Cost</w:t>
+            </w:r>
+          </w:p>
+        </w:tc>
+        <w:tc>
+          <w:tcPr>
+            <w:tcW w:w="4677" w:type="dxa"/>
+          </w:tcPr>
+          <w:p>
+            <w:r>
+              <w:t>High cost with duplciation</w:t>
+            </w:r>
+          </w:p>
+        </w:tc>
+        <w:tc>
+          <w:tcPr>
+            <w:tcW w:w="7225" w:type="dxa"/>
+          </w:tcPr>
+          <w:p>
+            <w:r>
+              <w:t>Low cost with no redundant data</w:t>
+            </w:r>
+          </w:p>
+        </w:tc>
+      </w:tr>
+      <w:tr>
+        <w:tc>
+          <w:tcPr>
+            <w:tcW w:w="1555" w:type="dxa"/>
+          </w:tcPr>
+          <w:p>
+            <w:r>
+              <w:t>Maintainance</w:t>
+            </w:r>
+          </w:p>
+        </w:tc>
+        <w:tc>
+          <w:tcPr>
+            <w:tcW w:w="4677" w:type="dxa"/>
+          </w:tcPr>
+          <w:p>
+            <w:r>
+              <w:t>Pipeline are fragile</w:t>
+            </w:r>
+          </w:p>
+        </w:tc>
+        <w:tc>
+          <w:tcPr>
+            <w:tcW w:w="7225" w:type="dxa"/>
+          </w:tcPr>
+          <w:p>
+            <w:r>
+              <w:t>Fewer moving parts and agile</w:t>
+            </w:r>
+          </w:p>
+        </w:tc>
+      </w:tr>
+      <w:tr>
+        <w:tc>
+          <w:tcPr>
+            <w:tcW w:w="1555" w:type="dxa"/>
+          </w:tcPr>
+          <w:p>
+            <w:r>
+              <w:t>Security</w:t>
+            </w:r>
+          </w:p>
+        </w:tc>
+        <w:tc>
+          <w:tcPr>
+            <w:tcW w:w="4677" w:type="dxa"/>
+          </w:tcPr>
+          <w:p>
+            <w:r>
+              <w:t>Apply separate across each storage</w:t>
+            </w:r>
+          </w:p>
+        </w:tc>
+        <w:tc>
+          <w:tcPr>
+            <w:tcW w:w="7225" w:type="dxa"/>
+          </w:tcPr>
+          <w:p>
+            <w:r>
+              <w:t>Apply centrally across all resources</w:t>
+            </w:r>
+          </w:p>
+        </w:tc>
+      </w:tr>
+    </w:tbl>
+    <w:p/>
+    <w:p>
+      <w:pPr>
+        <w:pStyle w:val="Heading3"/>
+      </w:pPr>
+      <w:r>
+        <w:t>G</w:t>
+      </w:r>
+      <w:r>
+        <w:t>overn the lifecycle of big data pipelines</w:t>
+      </w:r>
+    </w:p>
+    <w:p>
+      <w:pPr>
+        <w:pStyle w:val="Heading4"/>
+      </w:pPr>
+      <w:r>
+        <w:t>GDPR</w:t>
+      </w:r>
+      <w:r>
+        <w:t xml:space="preserve">  - </w:t>
+      </w:r>
+      <w:r>
+        <w:t>General Data Protection Regulation</w:t>
+      </w:r>
+    </w:p>
+    <w:p>
+      <w:r>
+        <w:t>GDPR imposes strict obligations on handling EU citizen</w:t>
+      </w:r>
+      <w:r>
+        <w:t>s</w:t>
+      </w:r>
+      <w:r>
+        <w:t xml:space="preserve"> data</w:t>
+      </w:r>
+      <w:r>
+        <w:t xml:space="preserve">. </w:t>
+      </w:r>
+      <w:r>
+        <w:t>Compliance requires adherence to principles like lawfulness, purpose limitation, data minimization, accuracy, storage limitation, integrity, and accountability</w:t>
+      </w:r>
+      <w:r>
+        <w:t>.</w:t>
+      </w:r>
+    </w:p>
+    <w:p>
+      <w:pPr>
+        <w:pStyle w:val="Heading4"/>
+      </w:pPr>
+      <w:r>
+        <w:t xml:space="preserve">The </w:t>
+      </w:r>
+      <w:r>
+        <w:t>O</w:t>
+      </w:r>
+      <w:r>
+        <w:t>perationalRole of Metadata Catalog Systems</w:t>
+      </w:r>
+    </w:p>
+    <w:p>
+      <w:r>
+        <w:t xml:space="preserve">Metadata systems and data mapping tools are </w:t>
+      </w:r>
+      <w:r>
+        <w:t>used</w:t>
+      </w:r>
+      <w:r>
+        <w:t xml:space="preserve"> for identifying </w:t>
+      </w:r>
+      <w:r>
+        <w:t xml:space="preserve">where the </w:t>
+      </w:r>
+      <w:r>
+        <w:t xml:space="preserve">sensitive data </w:t>
+      </w:r>
+      <w:r>
+        <w:t xml:space="preserve">get </w:t>
+      </w:r>
+      <w:r>
+        <w:t xml:space="preserve"> </w:t>
+      </w:r>
+      <w:r>
+        <w:t xml:space="preserve">stored </w:t>
+      </w:r>
+      <w:r>
+        <w:t xml:space="preserve">and </w:t>
+      </w:r>
+      <w:r>
+        <w:t>finding</w:t>
+      </w:r>
+      <w:r>
+        <w:t xml:space="preserve"> potential risks.</w:t>
+      </w:r>
+      <w:r>
+        <w:t xml:space="preserve"> </w:t>
+      </w:r>
+      <w:r>
+        <w:t>Automated Data Lineage &amp; Access Controls</w:t>
+      </w:r>
+      <w:r>
+        <w:t xml:space="preserve"> allows </w:t>
+      </w:r>
+      <w:r>
+        <w:rPr>
+          <w:rFonts w:ascii="Segoe UI" w:hAnsi="Segoe UI" w:cs="Segoe UI"/>
+          <w:color w:val="1F2328"/>
+          <w:shd w:val="clear" w:color="auto" w:fill="FFFFFF"/>
+        </w:rPr>
+        <w:t xml:space="preserve">governance and authorization verified </w:t>
+      </w:r>
+      <w:r>
+        <w:rPr>
+          <w:rFonts w:ascii="Segoe UI" w:hAnsi="Segoe UI" w:cs="Segoe UI"/>
+          <w:color w:val="1F2328"/>
+          <w:shd w:val="clear" w:color="auto" w:fill="FFFFFF"/>
+        </w:rPr>
+        <w:t>automatically in real time when someone quiries data.</w:t>
+      </w:r>
+    </w:p>
+    <w:p/>
+    <w:p>
+      <w:pPr>
+        <w:pStyle w:val="Heading2"/>
+      </w:pPr>
+      <w:r>
+        <w:lastRenderedPageBreak/>
+        <w:t>Part 5.2: Emerging Frontiers – Quantum Computing &amp; LLM-Driven Loop Engineering</w:t>
+      </w:r>
+    </w:p>
+    <w:p/>
     <w:sectPr>
       <w:pgSz w:w="11906" w:h="16838"/>
       <w:pgMar w:top="1440" w:right="1440" w:bottom="1440" w:left="1440" w:header="708" w:footer="708" w:gutter="0"/>
@@ -4627,9 +5291,9 @@
     </w:lvl>
   </w:abstractNum>
   <w:abstractNum w:abstractNumId="4" w15:restartNumberingAfterBreak="0">
-    <w:nsid w:val="63ED423D"/>
+    <w:nsid w:val="50A934DC"/>
     <w:multiLevelType w:val="hybridMultilevel"/>
-    <w:tmpl w:val="7E0AEC6C"/>
+    <w:tmpl w:val="8DA8E13A"/>
     <w:lvl w:ilvl="0" w:tplc="0809000F">
       <w:start w:val="1"/>
       <w:numFmt w:val="decimal"/>
@@ -4715,11 +5379,100 @@
       </w:pPr>
     </w:lvl>
   </w:abstractNum>
+  <w:abstractNum w:abstractNumId="5" w15:restartNumberingAfterBreak="0">
+    <w:nsid w:val="63ED423D"/>
+    <w:multiLevelType w:val="hybridMultilevel"/>
+    <w:tmpl w:val="7E0AEC6C"/>
+    <w:lvl w:ilvl="0" w:tplc="0809000F">
+      <w:start w:val="1"/>
+      <w:numFmt w:val="decimal"/>
+      <w:lvlText w:val="%1."/>
+      <w:lvlJc w:val="left"/>
+      <w:pPr>
+        <w:ind w:left="720" w:hanging="360"/>
+      </w:pPr>
+      <w:rPr>
+        <w:rFonts w:hint="default"/>
+      </w:rPr>
+    </w:lvl>
+    <w:lvl w:ilvl="1" w:tplc="08090019" w:tentative="1">
+      <w:start w:val="1"/>
+      <w:numFmt w:val="lowerLetter"/>
+      <w:lvlText w:val="%2."/>
+      <w:lvlJc w:val="left"/>
+      <w:pPr>
+        <w:ind w:left="1440" w:hanging="360"/>
+      </w:pPr>
+    </w:lvl>
+    <w:lvl w:ilvl="2" w:tplc="0809001B" w:tentative="1">
+      <w:start w:val="1"/>
+      <w:numFmt w:val="lowerRoman"/>
+      <w:lvlText w:val="%3."/>
+      <w:lvlJc w:val="right"/>
+      <w:pPr>
+        <w:ind w:left="2160" w:hanging="180"/>
+      </w:pPr>
+    </w:lvl>
+    <w:lvl w:ilvl="3" w:tplc="0809000F" w:tentative="1">
+      <w:start w:val="1"/>
+      <w:numFmt w:val="decimal"/>
+      <w:lvlText w:val="%4."/>
+      <w:lvlJc w:val="left"/>
+      <w:pPr>
+        <w:ind w:left="2880" w:hanging="360"/>
+      </w:pPr>
+    </w:lvl>
+    <w:lvl w:ilvl="4" w:tplc="08090019" w:tentative="1">
+      <w:start w:val="1"/>
+      <w:numFmt w:val="lowerLetter"/>
+      <w:lvlText w:val="%5."/>
+      <w:lvlJc w:val="left"/>
+      <w:pPr>
+        <w:ind w:left="3600" w:hanging="360"/>
+      </w:pPr>
+    </w:lvl>
+    <w:lvl w:ilvl="5" w:tplc="0809001B" w:tentative="1">
+      <w:start w:val="1"/>
+      <w:numFmt w:val="lowerRoman"/>
+      <w:lvlText w:val="%6."/>
+      <w:lvlJc w:val="right"/>
+      <w:pPr>
+        <w:ind w:left="4320" w:hanging="180"/>
+      </w:pPr>
+    </w:lvl>
+    <w:lvl w:ilvl="6" w:tplc="0809000F" w:tentative="1">
+      <w:start w:val="1"/>
+      <w:numFmt w:val="decimal"/>
+      <w:lvlText w:val="%7."/>
+      <w:lvlJc w:val="left"/>
+      <w:pPr>
+        <w:ind w:left="5040" w:hanging="360"/>
+      </w:pPr>
+    </w:lvl>
+    <w:lvl w:ilvl="7" w:tplc="08090019" w:tentative="1">
+      <w:start w:val="1"/>
+      <w:numFmt w:val="lowerLetter"/>
+      <w:lvlText w:val="%8."/>
+      <w:lvlJc w:val="left"/>
+      <w:pPr>
+        <w:ind w:left="5760" w:hanging="360"/>
+      </w:pPr>
+    </w:lvl>
+    <w:lvl w:ilvl="8" w:tplc="0809001B" w:tentative="1">
+      <w:start w:val="1"/>
+      <w:numFmt w:val="lowerRoman"/>
+      <w:lvlText w:val="%9."/>
+      <w:lvlJc w:val="right"/>
+      <w:pPr>
+        <w:ind w:left="6480" w:hanging="180"/>
+      </w:pPr>
+    </w:lvl>
+  </w:abstractNum>
   <w:num w:numId="1" w16cid:durableId="1388216218">
     <w:abstractNumId w:val="2"/>
   </w:num>
   <w:num w:numId="2" w16cid:durableId="1139372481">
-    <w:abstractNumId w:val="4"/>
+    <w:abstractNumId w:val="5"/>
   </w:num>
   <w:num w:numId="3" w16cid:durableId="469708841">
     <w:abstractNumId w:val="1"/>
@@ -4729,6 +5482,9 @@
   </w:num>
   <w:num w:numId="5" w16cid:durableId="300968148">
     <w:abstractNumId w:val="3"/>
+  </w:num>
+  <w:num w:numId="6" w16cid:durableId="577179306">
+    <w:abstractNumId w:val="4"/>
   </w:num>
 </w:numbering>
 </file>
@@ -5205,7 +5961,6 @@
     <w:next w:val="Normal"/>
     <w:link w:val="Heading4Char"/>
     <w:uiPriority w:val="9"/>
-    <w:semiHidden/>
     <w:unhideWhenUsed/>
     <w:qFormat/>
     <w:rsid w:val="002E6D5B"/>
@@ -5402,7 +6157,6 @@
     <w:basedOn w:val="DefaultParagraphFont"/>
     <w:link w:val="Heading4"/>
     <w:uiPriority w:val="9"/>
-    <w:semiHidden/>
     <w:rsid w:val="002E6D5B"/>
     <w:rPr>
       <w:rFonts w:eastAsiaTheme="majorEastAsia" w:cstheme="majorBidi"/>
